--- a/WebContent/docx/BRCA12基因+同源重组修复缺陷评分（HRD score）报告-基智远.docx
+++ b/WebContent/docx/BRCA12基因+同源重组修复缺陷评分（HRD score）报告-基智远.docx
@@ -17,7 +17,7 @@
           <w:lang w:eastAsia="zh-CN"/>
         </w:rPr>
         <w:drawing>
-          <wp:anchor distT="0" distB="0" distL="114300" distR="114300" simplePos="0" relativeHeight="251661312" behindDoc="0" locked="0" layoutInCell="1" allowOverlap="1">
+          <wp:anchor distT="0" distB="0" distL="114300" distR="114300" simplePos="0" relativeHeight="251660288" behindDoc="0" locked="0" layoutInCell="1" allowOverlap="1">
             <wp:simplePos x="0" y="0"/>
             <wp:positionH relativeFrom="column">
               <wp:posOffset>-619125</wp:posOffset>
@@ -42,7 +42,7 @@
                     </pic:cNvPicPr>
                   </pic:nvPicPr>
                   <pic:blipFill>
-                    <a:blip r:embed="rId8"/>
+                    <a:blip r:embed="rId9"/>
                     <a:stretch>
                       <a:fillRect/>
                     </a:stretch>
@@ -3096,11 +3096,11 @@
             </w:rPr>
             <w:fldChar w:fldCharType="end"/>
           </w:r>
-          <w:bookmarkStart w:id="0" w:name="_Toc24178_WPSOffice_Level1"/>
+          <w:bookmarkStart w:id="0" w:name="_Toc30143_WPSOffice_Level1"/>
           <w:bookmarkStart w:id="1" w:name="_Toc21669"/>
-          <w:bookmarkStart w:id="2" w:name="_Toc30143_WPSOffice_Level1"/>
+          <w:bookmarkStart w:id="2" w:name="_Toc21009_WPSOffice_Level1"/>
           <w:bookmarkStart w:id="3" w:name="_Toc13806"/>
-          <w:bookmarkStart w:id="4" w:name="_Toc21009_WPSOffice_Level1"/>
+          <w:bookmarkStart w:id="4" w:name="_Toc24178_WPSOffice_Level1"/>
         </w:p>
       </w:sdtContent>
     </w:sdt>
@@ -3174,6 +3174,12 @@
             <w:insideH w:val="single" w:color="A4A4A4" w:sz="4" w:space="0"/>
             <w:insideV w:val="single" w:color="A4A4A4" w:sz="4" w:space="0"/>
           </w:tblBorders>
+          <w:tblCellMar>
+            <w:top w:w="0" w:type="dxa"/>
+            <w:left w:w="108" w:type="dxa"/>
+            <w:bottom w:w="0" w:type="dxa"/>
+            <w:right w:w="108" w:type="dxa"/>
+          </w:tblCellMar>
         </w:tblPrEx>
         <w:trPr>
           <w:trHeight w:val="397" w:hRule="atLeast"/>
@@ -3707,11 +3713,11 @@
         </w:rPr>
       </w:pPr>
       <w:bookmarkStart w:id="7" w:name="_Toc11015_WPSOffice_Level1"/>
-      <w:bookmarkStart w:id="8" w:name="_Toc18062_WPSOffice_Level1"/>
-      <w:bookmarkStart w:id="9" w:name="_Toc7021_WPSOffice_Level1"/>
-      <w:bookmarkStart w:id="10" w:name="_Toc30875"/>
-      <w:bookmarkStart w:id="11" w:name="_Toc14153"/>
-      <w:bookmarkStart w:id="12" w:name="_Toc17451"/>
+      <w:bookmarkStart w:id="8" w:name="_Toc17451"/>
+      <w:bookmarkStart w:id="9" w:name="_Toc18062_WPSOffice_Level1"/>
+      <w:bookmarkStart w:id="10" w:name="_Toc14153"/>
+      <w:bookmarkStart w:id="11" w:name="_Toc30875"/>
+      <w:bookmarkStart w:id="12" w:name="_Toc7021_WPSOffice_Level1"/>
       <w:bookmarkStart w:id="13" w:name="_Toc3823"/>
       <w:r>
         <w:rPr>
@@ -3896,12 +3902,12 @@
           <w:szCs w:val="32"/>
         </w:rPr>
       </w:pPr>
-      <w:bookmarkStart w:id="14" w:name="_Toc23369_WPSOffice_Level1"/>
-      <w:bookmarkStart w:id="15" w:name="_Toc25920"/>
-      <w:bookmarkStart w:id="16" w:name="_Toc18058"/>
-      <w:bookmarkStart w:id="17" w:name="_Toc6221_WPSOffice_Level1"/>
-      <w:bookmarkStart w:id="18" w:name="_Toc9759"/>
-      <w:bookmarkStart w:id="19" w:name="_Toc19763"/>
+      <w:bookmarkStart w:id="14" w:name="_Toc18058"/>
+      <w:bookmarkStart w:id="15" w:name="_Toc23369_WPSOffice_Level1"/>
+      <w:bookmarkStart w:id="16" w:name="_Toc6221_WPSOffice_Level1"/>
+      <w:bookmarkStart w:id="17" w:name="_Toc25920"/>
+      <w:bookmarkStart w:id="18" w:name="_Toc19763"/>
+      <w:bookmarkStart w:id="19" w:name="_Toc9759"/>
       <w:bookmarkStart w:id="20" w:name="_Toc534807930"/>
       <w:r>
         <w:rPr>
@@ -3956,9 +3962,9 @@
           <w:lang w:eastAsia="zh-CN"/>
         </w:rPr>
       </w:pPr>
-      <w:bookmarkStart w:id="21" w:name="_Toc31543"/>
+      <w:bookmarkStart w:id="21" w:name="_Toc149837254"/>
       <w:bookmarkStart w:id="22" w:name="_Toc14306"/>
-      <w:bookmarkStart w:id="23" w:name="_Toc149837254"/>
+      <w:bookmarkStart w:id="23" w:name="_Toc31543"/>
       <w:r>
         <w:rPr>
           <w:rFonts w:hint="eastAsia"/>
@@ -5593,18 +5599,18 @@
         <mc:AlternateContent>
           <mc:Choice Requires="wpg">
             <w:drawing>
-              <wp:anchor distT="0" distB="0" distL="114300" distR="114300" simplePos="0" relativeHeight="251662336" behindDoc="0" locked="0" layoutInCell="1" allowOverlap="1">
+              <wp:anchor distT="0" distB="0" distL="114300" distR="114300" simplePos="0" relativeHeight="251664384" behindDoc="0" locked="0" layoutInCell="1" allowOverlap="1">
                 <wp:simplePos x="0" y="0"/>
                 <wp:positionH relativeFrom="column">
-                  <wp:posOffset>2806700</wp:posOffset>
+                  <wp:posOffset>2775585</wp:posOffset>
                 </wp:positionH>
                 <wp:positionV relativeFrom="paragraph">
-                  <wp:posOffset>33020</wp:posOffset>
+                  <wp:posOffset>80010</wp:posOffset>
                 </wp:positionV>
-                <wp:extent cx="2906395" cy="466090"/>
-                <wp:effectExtent l="0" t="0" r="4445" b="6985"/>
+                <wp:extent cx="2571115" cy="410210"/>
+                <wp:effectExtent l="0" t="0" r="4445" b="1270"/>
                 <wp:wrapNone/>
-                <wp:docPr id="53" name="组合 6"/>
+                <wp:docPr id="35" name="组合 16"/>
                 <wp:cNvGraphicFramePr/>
                 <a:graphic xmlns:a="http://schemas.openxmlformats.org/drawingml/2006/main">
                   <a:graphicData uri="http://schemas.microsoft.com/office/word/2010/wordprocessingGroup">
@@ -5612,53 +5618,15 @@
                       <wpg:cNvGrpSpPr/>
                       <wpg:grpSpPr>
                         <a:xfrm rot="0">
-                          <a:off x="3454400" y="8937625"/>
-                          <a:ext cx="2906395" cy="466090"/>
-                          <a:chOff x="10964" y="4438"/>
-                          <a:chExt cx="4577" cy="734"/>
+                          <a:off x="3423285" y="4040505"/>
+                          <a:ext cx="2571115" cy="410210"/>
+                          <a:chOff x="17956" y="38313"/>
+                          <a:chExt cx="4049" cy="646"/>
                         </a:xfrm>
                       </wpg:grpSpPr>
                       <pic:pic xmlns:pic="http://schemas.openxmlformats.org/drawingml/2006/picture">
                         <pic:nvPicPr>
-                          <pic:cNvPr id="30" name="图片 30" descr="微信图片_20220215110121"/>
-                          <pic:cNvPicPr>
-                            <a:picLocks noChangeAspect="1"/>
-                          </pic:cNvPicPr>
-                        </pic:nvPicPr>
-                        <pic:blipFill>
-                          <a:blip r:embed="rId9">
-                            <a:clrChange>
-                              <a:clrFrom>
-                                <a:srgbClr val="A09D98">
-                                  <a:alpha val="100000"/>
-                                </a:srgbClr>
-                              </a:clrFrom>
-                              <a:clrTo>
-                                <a:srgbClr val="A09D98">
-                                  <a:alpha val="100000"/>
-                                  <a:alpha val="0"/>
-                                </a:srgbClr>
-                              </a:clrTo>
-                            </a:clrChange>
-                            <a:biLevel thresh="50000"/>
-                          </a:blip>
-                          <a:stretch>
-                            <a:fillRect/>
-                          </a:stretch>
-                        </pic:blipFill>
-                        <pic:spPr>
-                          <a:xfrm>
-                            <a:off x="10964" y="4458"/>
-                            <a:ext cx="1234" cy="715"/>
-                          </a:xfrm>
-                          <a:prstGeom prst="rect">
-                            <a:avLst/>
-                          </a:prstGeom>
-                        </pic:spPr>
-                      </pic:pic>
-                      <pic:pic xmlns:pic="http://schemas.openxmlformats.org/drawingml/2006/picture">
-                        <pic:nvPicPr>
-                          <pic:cNvPr id="21" name="图片 34" descr="晓敏"/>
+                          <pic:cNvPr id="12" name="图片 29" descr="IMG_256"/>
                           <pic:cNvPicPr>
                             <a:picLocks noChangeAspect="1"/>
                           </pic:cNvPicPr>
@@ -5667,32 +5635,58 @@
                           <a:blip r:embed="rId10">
                             <a:clrChange>
                               <a:clrFrom>
-                                <a:srgbClr val="949FA1"/>
+                                <a:srgbClr val="FFFFFF">
+                                  <a:alpha val="100000"/>
+                                </a:srgbClr>
                               </a:clrFrom>
                               <a:clrTo>
-                                <a:srgbClr val="949FA1">
+                                <a:srgbClr val="FFFFFF">
+                                  <a:alpha val="100000"/>
                                   <a:alpha val="0"/>
                                 </a:srgbClr>
                               </a:clrTo>
                             </a:clrChange>
                           </a:blip>
-                          <a:srcRect l="34062" t="26445" r="34097" b="9325"/>
                           <a:stretch>
                             <a:fillRect/>
                           </a:stretch>
                         </pic:blipFill>
                         <pic:spPr>
-                          <a:xfrm rot="16200000">
-                            <a:off x="14524" y="3981"/>
-                            <a:ext cx="560" cy="1475"/>
+                          <a:xfrm>
+                            <a:off x="21031" y="38313"/>
+                            <a:ext cx="975" cy="570"/>
                           </a:xfrm>
                           <a:prstGeom prst="rect">
                             <a:avLst/>
                           </a:prstGeom>
                           <a:noFill/>
-                          <a:ln>
+                          <a:ln w="9525">
                             <a:noFill/>
                           </a:ln>
+                        </pic:spPr>
+                      </pic:pic>
+                      <pic:pic xmlns:pic="http://schemas.openxmlformats.org/drawingml/2006/picture">
+                        <pic:nvPicPr>
+                          <pic:cNvPr id="15" name="图片 15" descr="c9514d16fd70679bf0495aeebb03c72d_compress"/>
+                          <pic:cNvPicPr>
+                            <a:picLocks noChangeAspect="1"/>
+                          </pic:cNvPicPr>
+                        </pic:nvPicPr>
+                        <pic:blipFill>
+                          <a:blip r:embed="rId11"/>
+                          <a:srcRect l="21003" t="56913" r="27176" b="26386"/>
+                          <a:stretch>
+                            <a:fillRect/>
+                          </a:stretch>
+                        </pic:blipFill>
+                        <pic:spPr>
+                          <a:xfrm>
+                            <a:off x="17956" y="38485"/>
+                            <a:ext cx="1550" cy="475"/>
+                          </a:xfrm>
+                          <a:prstGeom prst="rect">
+                            <a:avLst/>
+                          </a:prstGeom>
                         </pic:spPr>
                       </pic:pic>
                     </wpg:wgp>
@@ -5703,18 +5697,18 @@
           </mc:Choice>
           <mc:Fallback>
             <w:pict>
-              <v:group id="组合 6" o:spid="_x0000_s1026" o:spt="203" style="position:absolute;left:0pt;margin-left:221pt;margin-top:2.6pt;height:36.7pt;width:228.85pt;z-index:251662336;mso-width-relative:page;mso-height-relative:page;" coordorigin="10964,4438" coordsize="4577,734" o:gfxdata="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">
+              <v:group id="组合 16" o:spid="_x0000_s1026" o:spt="203" style="position:absolute;left:0pt;margin-left:218.55pt;margin-top:6.3pt;height:32.3pt;width:202.45pt;z-index:251664384;mso-width-relative:page;mso-height-relative:page;" coordorigin="17956,38313" coordsize="4049,646" o:gfxdata="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">
                 <o:lock v:ext="edit" aspectratio="f"/>
-                <v:shape id="_x0000_s1026" o:spid="_x0000_s1026" o:spt="75" alt="微信图片_20220215110121" type="#_x0000_t75" style="position:absolute;left:10964;top:4458;height:715;width:1234;" filled="f" o:preferrelative="t" stroked="f" coordsize="21600,21600" o:gfxdata="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">
+                <v:shape id="图片 29" o:spid="_x0000_s1026" o:spt="75" alt="IMG_256" type="#_x0000_t75" style="position:absolute;left:21031;top:38313;height:570;width:975;" filled="f" o:preferrelative="t" stroked="f" coordsize="21600,21600" o:gfxdata="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">
                   <v:fill on="f" focussize="0,0"/>
                   <v:stroke on="f"/>
-                  <v:imagedata r:id="rId9" grayscale="t" bilevel="t" chromakey="#A09D98" o:title=""/>
+                  <v:imagedata r:id="rId10" chromakey="#FFFFFF" o:title=""/>
                   <o:lock v:ext="edit" aspectratio="t"/>
                 </v:shape>
-                <v:shape id="图片 34" o:spid="_x0000_s1026" o:spt="75" alt="晓敏" type="#_x0000_t75" style="position:absolute;left:14524;top:3981;height:1475;width:560;rotation:-5898240f;" filled="f" o:preferrelative="t" stroked="f" coordsize="21600,21600" o:gfxdata="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">
+                <v:shape id="_x0000_s1026" o:spid="_x0000_s1026" o:spt="75" alt="c9514d16fd70679bf0495aeebb03c72d_compress" type="#_x0000_t75" style="position:absolute;left:17956;top:38485;height:475;width:1550;" filled="f" o:preferrelative="t" stroked="f" coordsize="21600,21600" o:gfxdata="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">
                   <v:fill on="f" focussize="0,0"/>
                   <v:stroke on="f"/>
-                  <v:imagedata r:id="rId10" cropleft="22323f" croptop="17331f" cropright="22346f" cropbottom="6111f" chromakey="#949FA1" o:title=""/>
+                  <v:imagedata r:id="rId11" cropleft="13765f" croptop="37299f" cropright="17810f" cropbottom="17292f" o:title=""/>
                   <o:lock v:ext="edit" aspectratio="t"/>
                 </v:shape>
               </v:group>
@@ -5863,6 +5857,14 @@
         </w:tc>
       </w:tr>
       <w:tr>
+        <w:tblPrEx>
+          <w:tblCellMar>
+            <w:top w:w="0" w:type="dxa"/>
+            <w:left w:w="0" w:type="dxa"/>
+            <w:bottom w:w="0" w:type="dxa"/>
+            <w:right w:w="0" w:type="dxa"/>
+          </w:tblCellMar>
+        </w:tblPrEx>
         <w:trPr>
           <w:trHeight w:val="457" w:hRule="exact"/>
           <w:jc w:val="right"/>
@@ -6079,8 +6081,9 @@
     <w:p>
       <w:pPr>
         <w:rPr>
+          <w:rFonts w:hint="default"/>
           <w:sz w:val="24"/>
-          <w:lang w:eastAsia="zh-CN"/>
+          <w:lang w:val="en-US" w:eastAsia="zh-CN"/>
         </w:rPr>
       </w:pPr>
     </w:p>
@@ -6088,6 +6091,1519 @@
       <w:pPr>
         <w:rPr>
           <w:sz w:val="24"/>
+          <w:lang w:eastAsia="zh-CN"/>
+        </w:rPr>
+      </w:pPr>
+      <w:r>
+        <w:rPr>
+          <w:sz w:val="24"/>
+        </w:rPr>
+        <mc:AlternateContent>
+          <mc:Choice Requires="wpg">
+            <w:drawing>
+              <wp:anchor distT="0" distB="0" distL="114300" distR="114300" simplePos="0" relativeHeight="251661312" behindDoc="0" locked="0" layoutInCell="1" allowOverlap="1">
+                <wp:simplePos x="0" y="0"/>
+                <wp:positionH relativeFrom="column">
+                  <wp:posOffset>2775585</wp:posOffset>
+                </wp:positionH>
+                <wp:positionV relativeFrom="paragraph">
+                  <wp:posOffset>88900</wp:posOffset>
+                </wp:positionV>
+                <wp:extent cx="2675255" cy="361950"/>
+                <wp:effectExtent l="0" t="0" r="0" b="3810"/>
+                <wp:wrapNone/>
+                <wp:docPr id="37" name="组合 30"/>
+                <wp:cNvGraphicFramePr/>
+                <a:graphic xmlns:a="http://schemas.openxmlformats.org/drawingml/2006/main">
+                  <a:graphicData uri="http://schemas.microsoft.com/office/word/2010/wordprocessingGroup">
+                    <wpg:wgp>
+                      <wpg:cNvGrpSpPr/>
+                      <wpg:grpSpPr>
+                        <a:xfrm rot="0">
+                          <a:off x="3423285" y="5173345"/>
+                          <a:ext cx="2675255" cy="361950"/>
+                          <a:chOff x="17956" y="40098"/>
+                          <a:chExt cx="4213" cy="570"/>
+                        </a:xfrm>
+                      </wpg:grpSpPr>
+                      <pic:pic xmlns:pic="http://schemas.openxmlformats.org/drawingml/2006/picture">
+                        <pic:nvPicPr>
+                          <pic:cNvPr id="7" name="图片 1" descr="24f613a0-66be-430b-9e80-270d3393fac5"/>
+                          <pic:cNvPicPr>
+                            <a:picLocks noChangeAspect="1"/>
+                          </pic:cNvPicPr>
+                        </pic:nvPicPr>
+                        <pic:blipFill>
+                          <a:blip r:embed="rId12"/>
+                          <a:srcRect l="43292" t="26660" r="21693" b="24394"/>
+                          <a:stretch>
+                            <a:fillRect/>
+                          </a:stretch>
+                        </pic:blipFill>
+                        <pic:spPr>
+                          <a:xfrm rot="16200000">
+                            <a:off x="18366" y="39740"/>
+                            <a:ext cx="506" cy="1327"/>
+                          </a:xfrm>
+                          <a:prstGeom prst="rect">
+                            <a:avLst/>
+                          </a:prstGeom>
+                        </pic:spPr>
+                      </pic:pic>
+                      <pic:pic xmlns:pic="http://schemas.openxmlformats.org/drawingml/2006/picture">
+                        <pic:nvPicPr>
+                          <pic:cNvPr id="29" name="图片 29" descr="IMG_256"/>
+                          <pic:cNvPicPr>
+                            <a:picLocks noChangeAspect="1"/>
+                          </pic:cNvPicPr>
+                        </pic:nvPicPr>
+                        <pic:blipFill>
+                          <a:blip r:embed="rId10">
+                            <a:clrChange>
+                              <a:clrFrom>
+                                <a:srgbClr val="FFFFFF">
+                                  <a:alpha val="100000"/>
+                                </a:srgbClr>
+                              </a:clrFrom>
+                              <a:clrTo>
+                                <a:srgbClr val="FFFFFF">
+                                  <a:alpha val="100000"/>
+                                  <a:alpha val="0"/>
+                                </a:srgbClr>
+                              </a:clrTo>
+                            </a:clrChange>
+                          </a:blip>
+                          <a:stretch>
+                            <a:fillRect/>
+                          </a:stretch>
+                        </pic:blipFill>
+                        <pic:spPr>
+                          <a:xfrm>
+                            <a:off x="21195" y="40098"/>
+                            <a:ext cx="975" cy="570"/>
+                          </a:xfrm>
+                          <a:prstGeom prst="rect">
+                            <a:avLst/>
+                          </a:prstGeom>
+                          <a:noFill/>
+                          <a:ln w="9525">
+                            <a:noFill/>
+                          </a:ln>
+                        </pic:spPr>
+                      </pic:pic>
+                    </wpg:wgp>
+                  </a:graphicData>
+                </a:graphic>
+              </wp:anchor>
+            </w:drawing>
+          </mc:Choice>
+          <mc:Fallback>
+            <w:pict>
+              <v:group id="组合 30" o:spid="_x0000_s1026" o:spt="203" style="position:absolute;left:0pt;margin-left:218.55pt;margin-top:7pt;height:28.5pt;width:210.65pt;z-index:251661312;mso-width-relative:page;mso-height-relative:page;" coordorigin="17956,40098" coordsize="4213,570" o:gfxdata="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">
+                <o:lock v:ext="edit" aspectratio="f"/>
+                <v:shape id="图片 1" o:spid="_x0000_s1026" o:spt="75" alt="24f613a0-66be-430b-9e80-270d3393fac5" type="#_x0000_t75" style="position:absolute;left:18366;top:39740;height:1327;width:506;rotation:-5898240f;" filled="f" o:preferrelative="t" stroked="f" coordsize="21600,21600" o:gfxdata="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">
+                  <v:fill on="f" focussize="0,0"/>
+                  <v:stroke on="f"/>
+                  <v:imagedata r:id="rId12" cropleft="28372f" croptop="17472f" cropright="14217f" cropbottom="15987f" o:title=""/>
+                  <o:lock v:ext="edit" aspectratio="t"/>
+                </v:shape>
+                <v:shape id="_x0000_s1026" o:spid="_x0000_s1026" o:spt="75" alt="IMG_256" type="#_x0000_t75" style="position:absolute;left:21195;top:40098;height:570;width:975;" filled="f" o:preferrelative="t" stroked="f" coordsize="21600,21600" o:gfxdata="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">
+                  <v:fill on="f" focussize="0,0"/>
+                  <v:stroke on="f"/>
+                  <v:imagedata r:id="rId10" chromakey="#FFFFFF" o:title=""/>
+                  <o:lock v:ext="edit" aspectratio="t"/>
+                </v:shape>
+              </v:group>
+            </w:pict>
+          </mc:Fallback>
+        </mc:AlternateContent>
+      </w:r>
+    </w:p>
+    <w:tbl>
+      <w:tblPr>
+        <w:tblStyle w:val="34"/>
+        <w:tblW w:w="6772" w:type="dxa"/>
+        <w:jc w:val="right"/>
+        <w:tblLayout w:type="fixed"/>
+        <w:tblCellMar>
+          <w:top w:w="0" w:type="dxa"/>
+          <w:left w:w="0" w:type="dxa"/>
+          <w:bottom w:w="0" w:type="dxa"/>
+          <w:right w:w="0" w:type="dxa"/>
+        </w:tblCellMar>
+      </w:tblPr>
+      <w:tblGrid>
+        <w:gridCol w:w="1272"/>
+        <w:gridCol w:w="2040"/>
+        <w:gridCol w:w="1166"/>
+        <w:gridCol w:w="2294"/>
+      </w:tblGrid>
+      <w:tr>
+        <w:tblPrEx>
+          <w:tblCellMar>
+            <w:top w:w="0" w:type="dxa"/>
+            <w:left w:w="0" w:type="dxa"/>
+            <w:bottom w:w="0" w:type="dxa"/>
+            <w:right w:w="0" w:type="dxa"/>
+          </w:tblCellMar>
+        </w:tblPrEx>
+        <w:trPr>
+          <w:trHeight w:val="441" w:hRule="exact"/>
+          <w:jc w:val="right"/>
+        </w:trPr>
+        <w:tc>
+          <w:tcPr>
+            <w:tcW w:w="1272" w:type="dxa"/>
+            <w:vAlign w:val="center"/>
+          </w:tcPr>
+          <w:p>
+            <w:pPr>
+              <w:pStyle w:val="20"/>
+              <w:spacing w:before="13"/>
+              <w:ind w:left="13" w:right="95"/>
+              <w:jc w:val="both"/>
+              <w:rPr>
+                <w:rFonts w:ascii="Times New Roman" w:hAnsi="Times New Roman" w:cs="Times New Roman"/>
+                <w:b/>
+                <w:sz w:val="24"/>
+                <w:szCs w:val="24"/>
+              </w:rPr>
+            </w:pPr>
+            <w:r>
+              <w:rPr>
+                <w:rFonts w:ascii="Times New Roman" w:hAnsi="Times New Roman" w:cs="Times New Roman"/>
+                <w:b/>
+                <w:sz w:val="24"/>
+                <w:szCs w:val="24"/>
+              </w:rPr>
+              <w:t>检测人：</w:t>
+            </w:r>
+          </w:p>
+        </w:tc>
+        <w:tc>
+          <w:tcPr>
+            <w:tcW w:w="2040" w:type="dxa"/>
+            <w:vAlign w:val="center"/>
+          </w:tcPr>
+          <w:p>
+            <w:pPr>
+              <w:pStyle w:val="20"/>
+              <w:spacing w:before="13"/>
+              <w:jc w:val="both"/>
+              <w:rPr>
+                <w:rFonts w:ascii="Times New Roman" w:hAnsi="Times New Roman" w:cs="Times New Roman"/>
+                <w:b/>
+                <w:sz w:val="24"/>
+                <w:szCs w:val="24"/>
+              </w:rPr>
+            </w:pPr>
+          </w:p>
+        </w:tc>
+        <w:tc>
+          <w:tcPr>
+            <w:tcW w:w="1166" w:type="dxa"/>
+            <w:vAlign w:val="center"/>
+          </w:tcPr>
+          <w:p>
+            <w:pPr>
+              <w:pStyle w:val="20"/>
+              <w:spacing w:before="13"/>
+              <w:jc w:val="both"/>
+              <w:rPr>
+                <w:rFonts w:ascii="Times New Roman" w:hAnsi="Times New Roman" w:cs="Times New Roman"/>
+                <w:b/>
+                <w:sz w:val="24"/>
+                <w:szCs w:val="24"/>
+              </w:rPr>
+            </w:pPr>
+            <w:r>
+              <w:rPr>
+                <w:rFonts w:ascii="Times New Roman" w:hAnsi="Times New Roman" w:cs="Times New Roman"/>
+                <w:b/>
+                <w:sz w:val="24"/>
+                <w:szCs w:val="24"/>
+              </w:rPr>
+              <w:t>复核人</w:t>
+            </w:r>
+            <w:r>
+              <w:rPr>
+                <w:rFonts w:ascii="Times New Roman" w:hAnsi="Times New Roman" w:cs="Times New Roman"/>
+                <w:b/>
+                <w:sz w:val="24"/>
+                <w:szCs w:val="24"/>
+                <w:lang w:eastAsia="zh-CN"/>
+              </w:rPr>
+              <w:t>：</w:t>
+            </w:r>
+          </w:p>
+        </w:tc>
+        <w:tc>
+          <w:tcPr>
+            <w:tcW w:w="2294" w:type="dxa"/>
+            <w:vAlign w:val="center"/>
+          </w:tcPr>
+          <w:p>
+            <w:pPr>
+              <w:pStyle w:val="20"/>
+              <w:spacing w:before="13"/>
+              <w:ind w:right="15"/>
+              <w:jc w:val="both"/>
+              <w:rPr>
+                <w:rFonts w:ascii="Times New Roman" w:hAnsi="Times New Roman" w:cs="Times New Roman"/>
+                <w:b/>
+                <w:sz w:val="24"/>
+                <w:szCs w:val="24"/>
+              </w:rPr>
+            </w:pPr>
+          </w:p>
+        </w:tc>
+      </w:tr>
+      <w:tr>
+        <w:tblPrEx>
+          <w:tblCellMar>
+            <w:top w:w="0" w:type="dxa"/>
+            <w:left w:w="0" w:type="dxa"/>
+            <w:bottom w:w="0" w:type="dxa"/>
+            <w:right w:w="0" w:type="dxa"/>
+          </w:tblCellMar>
+        </w:tblPrEx>
+        <w:trPr>
+          <w:trHeight w:val="457" w:hRule="exact"/>
+          <w:jc w:val="right"/>
+        </w:trPr>
+        <w:tc>
+          <w:tcPr>
+            <w:tcW w:w="1272" w:type="dxa"/>
+            <w:vAlign w:val="center"/>
+          </w:tcPr>
+          <w:p>
+            <w:pPr>
+              <w:pStyle w:val="20"/>
+              <w:spacing w:line="341" w:lineRule="exact"/>
+              <w:ind w:left="13" w:right="165"/>
+              <w:jc w:val="both"/>
+              <w:rPr>
+                <w:rFonts w:ascii="Times New Roman" w:hAnsi="Times New Roman" w:cs="Times New Roman"/>
+                <w:b/>
+                <w:sz w:val="24"/>
+                <w:szCs w:val="24"/>
+              </w:rPr>
+            </w:pPr>
+            <w:r>
+              <w:rPr>
+                <w:rFonts w:ascii="Times New Roman" w:hAnsi="Times New Roman" w:cs="Times New Roman"/>
+                <w:b/>
+                <w:sz w:val="24"/>
+                <w:szCs w:val="24"/>
+              </w:rPr>
+              <w:t>日</w:t>
+            </w:r>
+            <w:r>
+              <w:rPr>
+                <w:rFonts w:ascii="Times New Roman" w:hAnsi="Times New Roman" w:cs="Times New Roman"/>
+                <w:b/>
+                <w:sz w:val="24"/>
+                <w:szCs w:val="24"/>
+                <w:lang w:eastAsia="zh-CN"/>
+              </w:rPr>
+              <w:t xml:space="preserve">  </w:t>
+            </w:r>
+            <w:r>
+              <w:rPr>
+                <w:rFonts w:ascii="Times New Roman" w:hAnsi="Times New Roman" w:cs="Times New Roman"/>
+                <w:b/>
+                <w:sz w:val="24"/>
+                <w:szCs w:val="24"/>
+              </w:rPr>
+              <w:t>期：</w:t>
+            </w:r>
+          </w:p>
+        </w:tc>
+        <w:tc>
+          <w:tcPr>
+            <w:tcW w:w="2040" w:type="dxa"/>
+            <w:vAlign w:val="center"/>
+          </w:tcPr>
+          <w:p>
+            <w:pPr>
+              <w:pStyle w:val="20"/>
+              <w:spacing w:line="363" w:lineRule="exact"/>
+              <w:jc w:val="both"/>
+              <w:rPr>
+                <w:rFonts w:ascii="Times New Roman" w:hAnsi="Times New Roman" w:cs="Times New Roman"/>
+                <w:sz w:val="24"/>
+                <w:szCs w:val="24"/>
+              </w:rPr>
+            </w:pPr>
+            <w:r>
+              <w:rPr>
+                <w:rFonts w:ascii="Times New Roman" w:hAnsi="Times New Roman" w:cs="Times New Roman"/>
+                <w:kern w:val="2"/>
+                <w:sz w:val="24"/>
+                <w:szCs w:val="24"/>
+                <w:lang w:eastAsia="zh-CN"/>
+              </w:rPr>
+              <w:t>{{ reportdate }}</w:t>
+            </w:r>
+          </w:p>
+        </w:tc>
+        <w:tc>
+          <w:tcPr>
+            <w:tcW w:w="1166" w:type="dxa"/>
+            <w:vAlign w:val="center"/>
+          </w:tcPr>
+          <w:p>
+            <w:pPr>
+              <w:pStyle w:val="20"/>
+              <w:spacing w:line="341" w:lineRule="exact"/>
+              <w:jc w:val="both"/>
+              <w:rPr>
+                <w:rFonts w:ascii="Times New Roman" w:hAnsi="Times New Roman" w:cs="Times New Roman"/>
+                <w:b/>
+                <w:sz w:val="24"/>
+                <w:szCs w:val="24"/>
+              </w:rPr>
+            </w:pPr>
+            <w:r>
+              <w:rPr>
+                <w:rFonts w:ascii="Times New Roman" w:hAnsi="Times New Roman" w:cs="Times New Roman"/>
+                <w:b/>
+                <w:sz w:val="24"/>
+                <w:szCs w:val="24"/>
+              </w:rPr>
+              <w:t>日</w:t>
+            </w:r>
+            <w:r>
+              <w:rPr>
+                <w:rFonts w:ascii="Times New Roman" w:hAnsi="Times New Roman" w:cs="Times New Roman"/>
+                <w:b/>
+                <w:sz w:val="24"/>
+                <w:szCs w:val="24"/>
+                <w:lang w:eastAsia="zh-CN"/>
+              </w:rPr>
+              <w:t xml:space="preserve">  </w:t>
+            </w:r>
+            <w:r>
+              <w:rPr>
+                <w:rFonts w:ascii="Times New Roman" w:hAnsi="Times New Roman" w:cs="Times New Roman"/>
+                <w:b/>
+                <w:sz w:val="24"/>
+                <w:szCs w:val="24"/>
+              </w:rPr>
+              <w:t>期：</w:t>
+            </w:r>
+          </w:p>
+        </w:tc>
+        <w:tc>
+          <w:tcPr>
+            <w:tcW w:w="2294" w:type="dxa"/>
+            <w:vAlign w:val="center"/>
+          </w:tcPr>
+          <w:p>
+            <w:pPr>
+              <w:pStyle w:val="20"/>
+              <w:spacing w:line="363" w:lineRule="exact"/>
+              <w:ind w:right="15"/>
+              <w:jc w:val="both"/>
+              <w:rPr>
+                <w:rFonts w:ascii="Times New Roman" w:hAnsi="Times New Roman" w:cs="Times New Roman"/>
+                <w:sz w:val="24"/>
+                <w:szCs w:val="24"/>
+              </w:rPr>
+            </w:pPr>
+            <w:r>
+              <w:rPr>
+                <w:rFonts w:ascii="Times New Roman" w:hAnsi="Times New Roman" w:cs="Times New Roman"/>
+                <w:kern w:val="2"/>
+                <w:sz w:val="24"/>
+                <w:szCs w:val="24"/>
+                <w:lang w:eastAsia="zh-CN"/>
+              </w:rPr>
+              <w:t>{{ reportdate }}</w:t>
+            </w:r>
+          </w:p>
+        </w:tc>
+      </w:tr>
+    </w:tbl>
+    <w:p>
+      <w:pPr>
+        <w:rPr>
+          <w:rFonts w:ascii="Times New Roman" w:hAnsi="Times New Roman" w:eastAsia="微软雅黑" w:cs="Times New Roman"/>
+          <w:sz w:val="24"/>
+          <w:szCs w:val="24"/>
+          <w:lang w:eastAsia="zh-CN"/>
+        </w:rPr>
+      </w:pPr>
+      <w:r>
+        <w:rPr>
+          <w:rFonts w:hint="eastAsia" w:ascii="Times New Roman" w:hAnsi="Times New Roman" w:eastAsia="微软雅黑" w:cs="Times New Roman"/>
+          <w:sz w:val="24"/>
+          <w:szCs w:val="24"/>
+          <w:lang w:eastAsia="zh-CN"/>
+        </w:rPr>
+        <w:t xml:space="preserve">{% endif %}{% if testedby == </w:t>
+      </w:r>
+      <w:r>
+        <w:rPr>
+          <w:rFonts w:ascii="Times New Roman" w:hAnsi="Times New Roman" w:eastAsia="微软雅黑" w:cs="Times New Roman"/>
+          <w:sz w:val="24"/>
+          <w:szCs w:val="24"/>
+          <w:lang w:eastAsia="zh-CN"/>
+        </w:rPr>
+        <w:t>“</w:t>
+      </w:r>
+      <w:r>
+        <w:rPr>
+          <w:rFonts w:hint="eastAsia" w:ascii="Times New Roman" w:hAnsi="Times New Roman" w:eastAsia="微软雅黑" w:cs="Times New Roman"/>
+          <w:sz w:val="24"/>
+          <w:szCs w:val="24"/>
+          <w:lang w:eastAsia="zh-CN"/>
+        </w:rPr>
+        <w:t>3</w:t>
+      </w:r>
+      <w:r>
+        <w:rPr>
+          <w:rFonts w:ascii="Times New Roman" w:hAnsi="Times New Roman" w:eastAsia="微软雅黑" w:cs="Times New Roman"/>
+          <w:sz w:val="24"/>
+          <w:szCs w:val="24"/>
+          <w:lang w:eastAsia="zh-CN"/>
+        </w:rPr>
+        <w:t>”</w:t>
+      </w:r>
+      <w:r>
+        <w:rPr>
+          <w:rFonts w:hint="eastAsia" w:ascii="Times New Roman" w:hAnsi="Times New Roman" w:eastAsia="微软雅黑" w:cs="Times New Roman"/>
+          <w:sz w:val="24"/>
+          <w:szCs w:val="24"/>
+          <w:lang w:eastAsia="zh-CN"/>
+        </w:rPr>
+        <w:t xml:space="preserve"> %}</w:t>
+      </w:r>
+    </w:p>
+    <w:p>
+      <w:pPr>
+        <w:rPr>
+          <w:rFonts w:ascii="Times New Roman" w:hAnsi="Times New Roman" w:eastAsia="微软雅黑" w:cs="Times New Roman"/>
+          <w:sz w:val="24"/>
+          <w:szCs w:val="24"/>
+          <w:lang w:eastAsia="zh-CN"/>
+        </w:rPr>
+      </w:pPr>
+    </w:p>
+    <w:p>
+      <w:pPr>
+        <w:rPr>
+          <w:sz w:val="24"/>
+          <w:lang w:eastAsia="zh-CN"/>
+        </w:rPr>
+      </w:pPr>
+      <w:r>
+        <w:rPr>
+          <w:sz w:val="24"/>
+        </w:rPr>
+        <mc:AlternateContent>
+          <mc:Choice Requires="wpg">
+            <w:drawing>
+              <wp:anchor distT="0" distB="0" distL="114300" distR="114300" simplePos="0" relativeHeight="251662336" behindDoc="0" locked="0" layoutInCell="1" allowOverlap="1">
+                <wp:simplePos x="0" y="0"/>
+                <wp:positionH relativeFrom="column">
+                  <wp:posOffset>2715895</wp:posOffset>
+                </wp:positionH>
+                <wp:positionV relativeFrom="paragraph">
+                  <wp:posOffset>79375</wp:posOffset>
+                </wp:positionV>
+                <wp:extent cx="2672080" cy="414020"/>
+                <wp:effectExtent l="0" t="0" r="10160" b="12700"/>
+                <wp:wrapNone/>
+                <wp:docPr id="39" name="组合 23"/>
+                <wp:cNvGraphicFramePr/>
+                <a:graphic xmlns:a="http://schemas.openxmlformats.org/drawingml/2006/main">
+                  <a:graphicData uri="http://schemas.microsoft.com/office/word/2010/wordprocessingGroup">
+                    <wpg:wgp>
+                      <wpg:cNvGrpSpPr/>
+                      <wpg:grpSpPr>
+                        <a:xfrm rot="0">
+                          <a:off x="3363595" y="6282055"/>
+                          <a:ext cx="2672080" cy="414020"/>
+                          <a:chOff x="17862" y="41843"/>
+                          <a:chExt cx="4208" cy="652"/>
+                        </a:xfrm>
+                      </wpg:grpSpPr>
+                      <pic:pic xmlns:pic="http://schemas.openxmlformats.org/drawingml/2006/picture">
+                        <pic:nvPicPr>
+                          <pic:cNvPr id="22" name="图片 59" descr="图片1"/>
+                          <pic:cNvPicPr>
+                            <a:picLocks noChangeAspect="1"/>
+                          </pic:cNvPicPr>
+                        </pic:nvPicPr>
+                        <pic:blipFill>
+                          <a:blip r:embed="rId13">
+                            <a:biLevel thresh="50000"/>
+                          </a:blip>
+                          <a:srcRect l="7865" t="11797" r="5322" b="19074"/>
+                          <a:stretch>
+                            <a:fillRect/>
+                          </a:stretch>
+                        </pic:blipFill>
+                        <pic:spPr>
+                          <a:xfrm>
+                            <a:off x="17862" y="41869"/>
+                            <a:ext cx="1468" cy="627"/>
+                          </a:xfrm>
+                          <a:prstGeom prst="rect">
+                            <a:avLst/>
+                          </a:prstGeom>
+                          <a:noFill/>
+                        </pic:spPr>
+                      </pic:pic>
+                      <pic:pic xmlns:pic="http://schemas.openxmlformats.org/drawingml/2006/picture">
+                        <pic:nvPicPr>
+                          <pic:cNvPr id="21" name="图片 29" descr="IMG_256"/>
+                          <pic:cNvPicPr>
+                            <a:picLocks noChangeAspect="1"/>
+                          </pic:cNvPicPr>
+                        </pic:nvPicPr>
+                        <pic:blipFill>
+                          <a:blip r:embed="rId10">
+                            <a:clrChange>
+                              <a:clrFrom>
+                                <a:srgbClr val="FFFFFF">
+                                  <a:alpha val="100000"/>
+                                </a:srgbClr>
+                              </a:clrFrom>
+                              <a:clrTo>
+                                <a:srgbClr val="FFFFFF">
+                                  <a:alpha val="100000"/>
+                                  <a:alpha val="0"/>
+                                </a:srgbClr>
+                              </a:clrTo>
+                            </a:clrChange>
+                          </a:blip>
+                          <a:stretch>
+                            <a:fillRect/>
+                          </a:stretch>
+                        </pic:blipFill>
+                        <pic:spPr>
+                          <a:xfrm>
+                            <a:off x="21096" y="41843"/>
+                            <a:ext cx="975" cy="570"/>
+                          </a:xfrm>
+                          <a:prstGeom prst="rect">
+                            <a:avLst/>
+                          </a:prstGeom>
+                          <a:noFill/>
+                          <a:ln w="9525">
+                            <a:noFill/>
+                          </a:ln>
+                        </pic:spPr>
+                      </pic:pic>
+                    </wpg:wgp>
+                  </a:graphicData>
+                </a:graphic>
+              </wp:anchor>
+            </w:drawing>
+          </mc:Choice>
+          <mc:Fallback>
+            <w:pict>
+              <v:group id="组合 23" o:spid="_x0000_s1026" o:spt="203" style="position:absolute;left:0pt;margin-left:213.85pt;margin-top:6.25pt;height:32.6pt;width:210.4pt;z-index:251662336;mso-width-relative:page;mso-height-relative:page;" coordorigin="17862,41843" coordsize="4208,652" o:gfxdata="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">
+                <o:lock v:ext="edit" aspectratio="f"/>
+                <v:shape id="图片 59" o:spid="_x0000_s1026" o:spt="75" alt="图片1" type="#_x0000_t75" style="position:absolute;left:17862;top:41869;height:627;width:1468;" filled="f" o:preferrelative="t" stroked="f" coordsize="21600,21600" o:gfxdata="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">
+                  <v:fill on="f" focussize="0,0"/>
+                  <v:stroke on="f"/>
+                  <v:imagedata r:id="rId13" cropleft="5154f" croptop="7731f" cropright="3488f" cropbottom="12500f" grayscale="t" bilevel="t" o:title=""/>
+                  <o:lock v:ext="edit" aspectratio="t"/>
+                </v:shape>
+                <v:shape id="图片 29" o:spid="_x0000_s1026" o:spt="75" alt="IMG_256" type="#_x0000_t75" style="position:absolute;left:21096;top:41843;height:570;width:975;" filled="f" o:preferrelative="t" stroked="f" coordsize="21600,21600" o:gfxdata="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">
+                  <v:fill on="f" focussize="0,0"/>
+                  <v:stroke on="f"/>
+                  <v:imagedata r:id="rId10" chromakey="#FFFFFF" o:title=""/>
+                  <o:lock v:ext="edit" aspectratio="t"/>
+                </v:shape>
+              </v:group>
+            </w:pict>
+          </mc:Fallback>
+        </mc:AlternateContent>
+      </w:r>
+    </w:p>
+    <w:tbl>
+      <w:tblPr>
+        <w:tblStyle w:val="34"/>
+        <w:tblW w:w="6772" w:type="dxa"/>
+        <w:jc w:val="right"/>
+        <w:tblLayout w:type="fixed"/>
+        <w:tblCellMar>
+          <w:top w:w="0" w:type="dxa"/>
+          <w:left w:w="0" w:type="dxa"/>
+          <w:bottom w:w="0" w:type="dxa"/>
+          <w:right w:w="0" w:type="dxa"/>
+        </w:tblCellMar>
+      </w:tblPr>
+      <w:tblGrid>
+        <w:gridCol w:w="1272"/>
+        <w:gridCol w:w="2040"/>
+        <w:gridCol w:w="1166"/>
+        <w:gridCol w:w="2294"/>
+      </w:tblGrid>
+      <w:tr>
+        <w:tblPrEx>
+          <w:tblCellMar>
+            <w:top w:w="0" w:type="dxa"/>
+            <w:left w:w="0" w:type="dxa"/>
+            <w:bottom w:w="0" w:type="dxa"/>
+            <w:right w:w="0" w:type="dxa"/>
+          </w:tblCellMar>
+        </w:tblPrEx>
+        <w:trPr>
+          <w:trHeight w:val="441" w:hRule="exact"/>
+          <w:jc w:val="right"/>
+        </w:trPr>
+        <w:tc>
+          <w:tcPr>
+            <w:tcW w:w="1272" w:type="dxa"/>
+            <w:vAlign w:val="center"/>
+          </w:tcPr>
+          <w:p>
+            <w:pPr>
+              <w:pStyle w:val="20"/>
+              <w:spacing w:before="13"/>
+              <w:ind w:left="13" w:right="95"/>
+              <w:jc w:val="both"/>
+              <w:rPr>
+                <w:rFonts w:ascii="Times New Roman" w:hAnsi="Times New Roman" w:cs="Times New Roman"/>
+                <w:b/>
+                <w:sz w:val="24"/>
+                <w:szCs w:val="24"/>
+              </w:rPr>
+            </w:pPr>
+            <w:r>
+              <w:rPr>
+                <w:rFonts w:ascii="Times New Roman" w:hAnsi="Times New Roman" w:cs="Times New Roman"/>
+                <w:b/>
+                <w:sz w:val="24"/>
+                <w:szCs w:val="24"/>
+              </w:rPr>
+              <w:t>检测人：</w:t>
+            </w:r>
+          </w:p>
+        </w:tc>
+        <w:tc>
+          <w:tcPr>
+            <w:tcW w:w="2040" w:type="dxa"/>
+            <w:vAlign w:val="center"/>
+          </w:tcPr>
+          <w:p>
+            <w:pPr>
+              <w:pStyle w:val="20"/>
+              <w:spacing w:before="13"/>
+              <w:jc w:val="both"/>
+              <w:rPr>
+                <w:rFonts w:ascii="Times New Roman" w:hAnsi="Times New Roman" w:cs="Times New Roman"/>
+                <w:b/>
+                <w:sz w:val="24"/>
+                <w:szCs w:val="24"/>
+              </w:rPr>
+            </w:pPr>
+          </w:p>
+        </w:tc>
+        <w:tc>
+          <w:tcPr>
+            <w:tcW w:w="1166" w:type="dxa"/>
+            <w:vAlign w:val="center"/>
+          </w:tcPr>
+          <w:p>
+            <w:pPr>
+              <w:pStyle w:val="20"/>
+              <w:spacing w:before="13"/>
+              <w:jc w:val="both"/>
+              <w:rPr>
+                <w:rFonts w:ascii="Times New Roman" w:hAnsi="Times New Roman" w:cs="Times New Roman"/>
+                <w:b/>
+                <w:sz w:val="24"/>
+                <w:szCs w:val="24"/>
+              </w:rPr>
+            </w:pPr>
+            <w:r>
+              <w:rPr>
+                <w:rFonts w:ascii="Times New Roman" w:hAnsi="Times New Roman" w:cs="Times New Roman"/>
+                <w:b/>
+                <w:sz w:val="24"/>
+                <w:szCs w:val="24"/>
+              </w:rPr>
+              <w:t>复核人</w:t>
+            </w:r>
+            <w:r>
+              <w:rPr>
+                <w:rFonts w:ascii="Times New Roman" w:hAnsi="Times New Roman" w:cs="Times New Roman"/>
+                <w:b/>
+                <w:sz w:val="24"/>
+                <w:szCs w:val="24"/>
+                <w:lang w:eastAsia="zh-CN"/>
+              </w:rPr>
+              <w:t>：</w:t>
+            </w:r>
+          </w:p>
+        </w:tc>
+        <w:tc>
+          <w:tcPr>
+            <w:tcW w:w="2294" w:type="dxa"/>
+            <w:vAlign w:val="center"/>
+          </w:tcPr>
+          <w:p>
+            <w:pPr>
+              <w:pStyle w:val="20"/>
+              <w:spacing w:before="13"/>
+              <w:ind w:right="15"/>
+              <w:jc w:val="both"/>
+              <w:rPr>
+                <w:rFonts w:ascii="Times New Roman" w:hAnsi="Times New Roman" w:cs="Times New Roman"/>
+                <w:b/>
+                <w:sz w:val="24"/>
+                <w:szCs w:val="24"/>
+              </w:rPr>
+            </w:pPr>
+          </w:p>
+        </w:tc>
+      </w:tr>
+      <w:tr>
+        <w:tblPrEx>
+          <w:tblCellMar>
+            <w:top w:w="0" w:type="dxa"/>
+            <w:left w:w="0" w:type="dxa"/>
+            <w:bottom w:w="0" w:type="dxa"/>
+            <w:right w:w="0" w:type="dxa"/>
+          </w:tblCellMar>
+        </w:tblPrEx>
+        <w:trPr>
+          <w:trHeight w:val="457" w:hRule="exact"/>
+          <w:jc w:val="right"/>
+        </w:trPr>
+        <w:tc>
+          <w:tcPr>
+            <w:tcW w:w="1272" w:type="dxa"/>
+            <w:vAlign w:val="center"/>
+          </w:tcPr>
+          <w:p>
+            <w:pPr>
+              <w:pStyle w:val="20"/>
+              <w:spacing w:line="341" w:lineRule="exact"/>
+              <w:ind w:left="13" w:right="165"/>
+              <w:jc w:val="both"/>
+              <w:rPr>
+                <w:rFonts w:ascii="Times New Roman" w:hAnsi="Times New Roman" w:cs="Times New Roman"/>
+                <w:b/>
+                <w:sz w:val="24"/>
+                <w:szCs w:val="24"/>
+              </w:rPr>
+            </w:pPr>
+            <w:r>
+              <w:rPr>
+                <w:rFonts w:ascii="Times New Roman" w:hAnsi="Times New Roman" w:cs="Times New Roman"/>
+                <w:b/>
+                <w:sz w:val="24"/>
+                <w:szCs w:val="24"/>
+              </w:rPr>
+              <w:t>日</w:t>
+            </w:r>
+            <w:r>
+              <w:rPr>
+                <w:rFonts w:ascii="Times New Roman" w:hAnsi="Times New Roman" w:cs="Times New Roman"/>
+                <w:b/>
+                <w:sz w:val="24"/>
+                <w:szCs w:val="24"/>
+                <w:lang w:eastAsia="zh-CN"/>
+              </w:rPr>
+              <w:t xml:space="preserve">  </w:t>
+            </w:r>
+            <w:r>
+              <w:rPr>
+                <w:rFonts w:ascii="Times New Roman" w:hAnsi="Times New Roman" w:cs="Times New Roman"/>
+                <w:b/>
+                <w:sz w:val="24"/>
+                <w:szCs w:val="24"/>
+              </w:rPr>
+              <w:t>期：</w:t>
+            </w:r>
+          </w:p>
+        </w:tc>
+        <w:tc>
+          <w:tcPr>
+            <w:tcW w:w="2040" w:type="dxa"/>
+            <w:vAlign w:val="center"/>
+          </w:tcPr>
+          <w:p>
+            <w:pPr>
+              <w:pStyle w:val="20"/>
+              <w:spacing w:line="363" w:lineRule="exact"/>
+              <w:jc w:val="both"/>
+              <w:rPr>
+                <w:rFonts w:ascii="Times New Roman" w:hAnsi="Times New Roman" w:cs="Times New Roman"/>
+                <w:sz w:val="24"/>
+                <w:szCs w:val="24"/>
+              </w:rPr>
+            </w:pPr>
+            <w:r>
+              <w:rPr>
+                <w:rFonts w:ascii="Times New Roman" w:hAnsi="Times New Roman" w:cs="Times New Roman"/>
+                <w:kern w:val="2"/>
+                <w:sz w:val="24"/>
+                <w:szCs w:val="24"/>
+                <w:lang w:eastAsia="zh-CN"/>
+              </w:rPr>
+              <w:t>{{ reportdate }}</w:t>
+            </w:r>
+          </w:p>
+        </w:tc>
+        <w:tc>
+          <w:tcPr>
+            <w:tcW w:w="1166" w:type="dxa"/>
+            <w:vAlign w:val="center"/>
+          </w:tcPr>
+          <w:p>
+            <w:pPr>
+              <w:pStyle w:val="20"/>
+              <w:spacing w:line="341" w:lineRule="exact"/>
+              <w:jc w:val="both"/>
+              <w:rPr>
+                <w:rFonts w:ascii="Times New Roman" w:hAnsi="Times New Roman" w:cs="Times New Roman"/>
+                <w:b/>
+                <w:sz w:val="24"/>
+                <w:szCs w:val="24"/>
+              </w:rPr>
+            </w:pPr>
+            <w:r>
+              <w:rPr>
+                <w:rFonts w:ascii="Times New Roman" w:hAnsi="Times New Roman" w:cs="Times New Roman"/>
+                <w:b/>
+                <w:sz w:val="24"/>
+                <w:szCs w:val="24"/>
+              </w:rPr>
+              <w:t>日</w:t>
+            </w:r>
+            <w:r>
+              <w:rPr>
+                <w:rFonts w:ascii="Times New Roman" w:hAnsi="Times New Roman" w:cs="Times New Roman"/>
+                <w:b/>
+                <w:sz w:val="24"/>
+                <w:szCs w:val="24"/>
+                <w:lang w:eastAsia="zh-CN"/>
+              </w:rPr>
+              <w:t xml:space="preserve">  </w:t>
+            </w:r>
+            <w:r>
+              <w:rPr>
+                <w:rFonts w:ascii="Times New Roman" w:hAnsi="Times New Roman" w:cs="Times New Roman"/>
+                <w:b/>
+                <w:sz w:val="24"/>
+                <w:szCs w:val="24"/>
+              </w:rPr>
+              <w:t>期：</w:t>
+            </w:r>
+          </w:p>
+        </w:tc>
+        <w:tc>
+          <w:tcPr>
+            <w:tcW w:w="2294" w:type="dxa"/>
+            <w:vAlign w:val="center"/>
+          </w:tcPr>
+          <w:p>
+            <w:pPr>
+              <w:pStyle w:val="20"/>
+              <w:spacing w:line="363" w:lineRule="exact"/>
+              <w:ind w:right="15"/>
+              <w:jc w:val="both"/>
+              <w:rPr>
+                <w:rFonts w:ascii="Times New Roman" w:hAnsi="Times New Roman" w:cs="Times New Roman"/>
+                <w:sz w:val="24"/>
+                <w:szCs w:val="24"/>
+              </w:rPr>
+            </w:pPr>
+            <w:r>
+              <w:rPr>
+                <w:rFonts w:ascii="Times New Roman" w:hAnsi="Times New Roman" w:cs="Times New Roman"/>
+                <w:kern w:val="2"/>
+                <w:sz w:val="24"/>
+                <w:szCs w:val="24"/>
+                <w:lang w:eastAsia="zh-CN"/>
+              </w:rPr>
+              <w:t>{{ reportdate }}</w:t>
+            </w:r>
+          </w:p>
+        </w:tc>
+      </w:tr>
+    </w:tbl>
+    <w:p>
+      <w:pPr>
+        <w:rPr>
+          <w:rFonts w:ascii="Times New Roman" w:hAnsi="Times New Roman" w:eastAsia="微软雅黑" w:cs="Times New Roman"/>
+          <w:sz w:val="24"/>
+          <w:szCs w:val="24"/>
+          <w:lang w:eastAsia="zh-CN"/>
+        </w:rPr>
+      </w:pPr>
+      <w:r>
+        <w:rPr>
+          <w:rFonts w:hint="eastAsia" w:ascii="Times New Roman" w:hAnsi="Times New Roman" w:eastAsia="微软雅黑" w:cs="Times New Roman"/>
+          <w:sz w:val="24"/>
+          <w:szCs w:val="24"/>
+          <w:lang w:eastAsia="zh-CN"/>
+        </w:rPr>
+        <w:t xml:space="preserve">{% endif %}{% if testedby == </w:t>
+      </w:r>
+      <w:r>
+        <w:rPr>
+          <w:rFonts w:ascii="Times New Roman" w:hAnsi="Times New Roman" w:eastAsia="微软雅黑" w:cs="Times New Roman"/>
+          <w:sz w:val="24"/>
+          <w:szCs w:val="24"/>
+          <w:lang w:eastAsia="zh-CN"/>
+        </w:rPr>
+        <w:t>“</w:t>
+      </w:r>
+      <w:r>
+        <w:rPr>
+          <w:rFonts w:hint="eastAsia" w:ascii="Times New Roman" w:hAnsi="Times New Roman" w:eastAsia="微软雅黑" w:cs="Times New Roman"/>
+          <w:sz w:val="24"/>
+          <w:szCs w:val="24"/>
+          <w:lang w:eastAsia="zh-CN"/>
+        </w:rPr>
+        <w:t>4</w:t>
+      </w:r>
+      <w:r>
+        <w:rPr>
+          <w:rFonts w:ascii="Times New Roman" w:hAnsi="Times New Roman" w:eastAsia="微软雅黑" w:cs="Times New Roman"/>
+          <w:sz w:val="24"/>
+          <w:szCs w:val="24"/>
+          <w:lang w:eastAsia="zh-CN"/>
+        </w:rPr>
+        <w:t>”</w:t>
+      </w:r>
+      <w:r>
+        <w:rPr>
+          <w:rFonts w:hint="eastAsia" w:ascii="Times New Roman" w:hAnsi="Times New Roman" w:eastAsia="微软雅黑" w:cs="Times New Roman"/>
+          <w:sz w:val="24"/>
+          <w:szCs w:val="24"/>
+          <w:lang w:eastAsia="zh-CN"/>
+        </w:rPr>
+        <w:t xml:space="preserve"> %}</w:t>
+      </w:r>
+    </w:p>
+    <w:p>
+      <w:pPr>
+        <w:rPr>
+          <w:rFonts w:ascii="Times New Roman" w:hAnsi="Times New Roman" w:eastAsia="微软雅黑" w:cs="Times New Roman"/>
+          <w:sz w:val="24"/>
+          <w:szCs w:val="24"/>
+          <w:lang w:eastAsia="zh-CN"/>
+        </w:rPr>
+      </w:pPr>
+    </w:p>
+    <w:p>
+      <w:pPr>
+        <w:rPr>
+          <w:rFonts w:ascii="Times New Roman" w:hAnsi="Times New Roman" w:eastAsia="微软雅黑" w:cs="Times New Roman"/>
+          <w:sz w:val="24"/>
+          <w:szCs w:val="24"/>
+          <w:lang w:eastAsia="zh-CN"/>
+        </w:rPr>
+      </w:pPr>
+      <w:r>
+        <w:rPr>
+          <w:sz w:val="24"/>
+        </w:rPr>
+        <mc:AlternateContent>
+          <mc:Choice Requires="wpg">
+            <w:drawing>
+              <wp:anchor distT="0" distB="0" distL="114300" distR="114300" simplePos="0" relativeHeight="251663360" behindDoc="0" locked="0" layoutInCell="1" allowOverlap="1">
+                <wp:simplePos x="0" y="0"/>
+                <wp:positionH relativeFrom="column">
+                  <wp:posOffset>2788285</wp:posOffset>
+                </wp:positionH>
+                <wp:positionV relativeFrom="paragraph">
+                  <wp:posOffset>85090</wp:posOffset>
+                </wp:positionV>
+                <wp:extent cx="2889885" cy="397510"/>
+                <wp:effectExtent l="0" t="0" r="5715" b="13970"/>
+                <wp:wrapNone/>
+                <wp:docPr id="41" name="组合 27"/>
+                <wp:cNvGraphicFramePr/>
+                <a:graphic xmlns:a="http://schemas.openxmlformats.org/drawingml/2006/main">
+                  <a:graphicData uri="http://schemas.microsoft.com/office/word/2010/wordprocessingGroup">
+                    <wpg:wgp>
+                      <wpg:cNvGrpSpPr/>
+                      <wpg:grpSpPr>
+                        <a:xfrm rot="0">
+                          <a:off x="3435985" y="7406005"/>
+                          <a:ext cx="2889885" cy="397510"/>
+                          <a:chOff x="17976" y="43614"/>
+                          <a:chExt cx="4551" cy="626"/>
+                        </a:xfrm>
+                      </wpg:grpSpPr>
+                      <pic:pic xmlns:pic="http://schemas.openxmlformats.org/drawingml/2006/picture">
+                        <pic:nvPicPr>
+                          <pic:cNvPr id="11" name="图片 29" descr="IMG_256"/>
+                          <pic:cNvPicPr>
+                            <a:picLocks noChangeAspect="1"/>
+                          </pic:cNvPicPr>
+                        </pic:nvPicPr>
+                        <pic:blipFill>
+                          <a:blip r:embed="rId10">
+                            <a:clrChange>
+                              <a:clrFrom>
+                                <a:srgbClr val="FFFFFF">
+                                  <a:alpha val="100000"/>
+                                </a:srgbClr>
+                              </a:clrFrom>
+                              <a:clrTo>
+                                <a:srgbClr val="FFFFFF">
+                                  <a:alpha val="100000"/>
+                                  <a:alpha val="0"/>
+                                </a:srgbClr>
+                              </a:clrTo>
+                            </a:clrChange>
+                          </a:blip>
+                          <a:stretch>
+                            <a:fillRect/>
+                          </a:stretch>
+                        </pic:blipFill>
+                        <pic:spPr>
+                          <a:xfrm>
+                            <a:off x="17976" y="43615"/>
+                            <a:ext cx="975" cy="570"/>
+                          </a:xfrm>
+                          <a:prstGeom prst="rect">
+                            <a:avLst/>
+                          </a:prstGeom>
+                          <a:noFill/>
+                          <a:ln w="9525">
+                            <a:noFill/>
+                          </a:ln>
+                        </pic:spPr>
+                      </pic:pic>
+                      <pic:pic xmlns:pic="http://schemas.openxmlformats.org/drawingml/2006/picture">
+                        <pic:nvPicPr>
+                          <pic:cNvPr id="26" name="图片 59" descr="图片1"/>
+                          <pic:cNvPicPr>
+                            <a:picLocks noChangeAspect="1"/>
+                          </pic:cNvPicPr>
+                        </pic:nvPicPr>
+                        <pic:blipFill>
+                          <a:blip r:embed="rId13">
+                            <a:biLevel thresh="50000"/>
+                          </a:blip>
+                          <a:srcRect l="7865" t="11797" r="5322" b="19074"/>
+                          <a:stretch>
+                            <a:fillRect/>
+                          </a:stretch>
+                        </pic:blipFill>
+                        <pic:spPr>
+                          <a:xfrm>
+                            <a:off x="21059" y="43614"/>
+                            <a:ext cx="1468" cy="627"/>
+                          </a:xfrm>
+                          <a:prstGeom prst="rect">
+                            <a:avLst/>
+                          </a:prstGeom>
+                          <a:noFill/>
+                        </pic:spPr>
+                      </pic:pic>
+                    </wpg:wgp>
+                  </a:graphicData>
+                </a:graphic>
+              </wp:anchor>
+            </w:drawing>
+          </mc:Choice>
+          <mc:Fallback>
+            <w:pict>
+              <v:group id="组合 27" o:spid="_x0000_s1026" o:spt="203" style="position:absolute;left:0pt;margin-left:219.55pt;margin-top:6.7pt;height:31.3pt;width:227.55pt;z-index:251663360;mso-width-relative:page;mso-height-relative:page;" coordorigin="17976,43614" coordsize="4551,626" o:gfxdata="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">
+                <o:lock v:ext="edit" aspectratio="f"/>
+                <v:shape id="图片 29" o:spid="_x0000_s1026" o:spt="75" alt="IMG_256" type="#_x0000_t75" style="position:absolute;left:17976;top:43615;height:570;width:975;" filled="f" o:preferrelative="t" stroked="f" coordsize="21600,21600" o:gfxdata="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">
+                  <v:fill on="f" focussize="0,0"/>
+                  <v:stroke on="f"/>
+                  <v:imagedata r:id="rId10" chromakey="#FFFFFF" o:title=""/>
+                  <o:lock v:ext="edit" aspectratio="t"/>
+                </v:shape>
+                <v:shape id="图片 59" o:spid="_x0000_s1026" o:spt="75" alt="图片1" type="#_x0000_t75" style="position:absolute;left:21059;top:43614;height:627;width:1468;" filled="f" o:preferrelative="t" stroked="f" coordsize="21600,21600" o:gfxdata="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">
+                  <v:fill on="f" focussize="0,0"/>
+                  <v:stroke on="f"/>
+                  <v:imagedata r:id="rId13" cropleft="5154f" croptop="7731f" cropright="3488f" cropbottom="12500f" grayscale="t" bilevel="t" o:title=""/>
+                  <o:lock v:ext="edit" aspectratio="t"/>
+                </v:shape>
+              </v:group>
+            </w:pict>
+          </mc:Fallback>
+        </mc:AlternateContent>
+      </w:r>
+    </w:p>
+    <w:tbl>
+      <w:tblPr>
+        <w:tblStyle w:val="34"/>
+        <w:tblW w:w="6772" w:type="dxa"/>
+        <w:jc w:val="right"/>
+        <w:tblLayout w:type="fixed"/>
+        <w:tblCellMar>
+          <w:top w:w="0" w:type="dxa"/>
+          <w:left w:w="0" w:type="dxa"/>
+          <w:bottom w:w="0" w:type="dxa"/>
+          <w:right w:w="0" w:type="dxa"/>
+        </w:tblCellMar>
+      </w:tblPr>
+      <w:tblGrid>
+        <w:gridCol w:w="1272"/>
+        <w:gridCol w:w="2040"/>
+        <w:gridCol w:w="1166"/>
+        <w:gridCol w:w="2294"/>
+      </w:tblGrid>
+      <w:tr>
+        <w:tblPrEx>
+          <w:tblCellMar>
+            <w:top w:w="0" w:type="dxa"/>
+            <w:left w:w="0" w:type="dxa"/>
+            <w:bottom w:w="0" w:type="dxa"/>
+            <w:right w:w="0" w:type="dxa"/>
+          </w:tblCellMar>
+        </w:tblPrEx>
+        <w:trPr>
+          <w:trHeight w:val="441" w:hRule="exact"/>
+          <w:jc w:val="right"/>
+        </w:trPr>
+        <w:tc>
+          <w:tcPr>
+            <w:tcW w:w="1272" w:type="dxa"/>
+            <w:vAlign w:val="center"/>
+          </w:tcPr>
+          <w:p>
+            <w:pPr>
+              <w:pStyle w:val="20"/>
+              <w:spacing w:before="13"/>
+              <w:ind w:left="13" w:right="95"/>
+              <w:jc w:val="both"/>
+              <w:rPr>
+                <w:rFonts w:ascii="Times New Roman" w:hAnsi="Times New Roman" w:cs="Times New Roman"/>
+                <w:b/>
+                <w:sz w:val="24"/>
+                <w:szCs w:val="24"/>
+              </w:rPr>
+            </w:pPr>
+            <w:r>
+              <w:rPr>
+                <w:rFonts w:ascii="Times New Roman" w:hAnsi="Times New Roman" w:cs="Times New Roman"/>
+                <w:b/>
+                <w:sz w:val="24"/>
+                <w:szCs w:val="24"/>
+              </w:rPr>
+              <w:t>检测人：</w:t>
+            </w:r>
+          </w:p>
+        </w:tc>
+        <w:tc>
+          <w:tcPr>
+            <w:tcW w:w="2040" w:type="dxa"/>
+            <w:vAlign w:val="center"/>
+          </w:tcPr>
+          <w:p>
+            <w:pPr>
+              <w:pStyle w:val="20"/>
+              <w:spacing w:before="13"/>
+              <w:jc w:val="both"/>
+              <w:rPr>
+                <w:rFonts w:ascii="Times New Roman" w:hAnsi="Times New Roman" w:cs="Times New Roman"/>
+                <w:b/>
+                <w:sz w:val="24"/>
+                <w:szCs w:val="24"/>
+              </w:rPr>
+            </w:pPr>
+          </w:p>
+        </w:tc>
+        <w:tc>
+          <w:tcPr>
+            <w:tcW w:w="1166" w:type="dxa"/>
+            <w:vAlign w:val="center"/>
+          </w:tcPr>
+          <w:p>
+            <w:pPr>
+              <w:pStyle w:val="20"/>
+              <w:spacing w:before="13"/>
+              <w:jc w:val="both"/>
+              <w:rPr>
+                <w:rFonts w:ascii="Times New Roman" w:hAnsi="Times New Roman" w:cs="Times New Roman"/>
+                <w:b/>
+                <w:sz w:val="24"/>
+                <w:szCs w:val="24"/>
+              </w:rPr>
+            </w:pPr>
+            <w:r>
+              <w:rPr>
+                <w:rFonts w:ascii="Times New Roman" w:hAnsi="Times New Roman" w:cs="Times New Roman"/>
+                <w:b/>
+                <w:sz w:val="24"/>
+                <w:szCs w:val="24"/>
+              </w:rPr>
+              <w:t>复核人</w:t>
+            </w:r>
+            <w:r>
+              <w:rPr>
+                <w:rFonts w:ascii="Times New Roman" w:hAnsi="Times New Roman" w:cs="Times New Roman"/>
+                <w:b/>
+                <w:sz w:val="24"/>
+                <w:szCs w:val="24"/>
+                <w:lang w:eastAsia="zh-CN"/>
+              </w:rPr>
+              <w:t>：</w:t>
+            </w:r>
+          </w:p>
+        </w:tc>
+        <w:tc>
+          <w:tcPr>
+            <w:tcW w:w="2294" w:type="dxa"/>
+            <w:vAlign w:val="center"/>
+          </w:tcPr>
+          <w:p>
+            <w:pPr>
+              <w:pStyle w:val="20"/>
+              <w:spacing w:before="13"/>
+              <w:ind w:right="15"/>
+              <w:jc w:val="both"/>
+              <w:rPr>
+                <w:rFonts w:ascii="Times New Roman" w:hAnsi="Times New Roman" w:cs="Times New Roman"/>
+                <w:b/>
+                <w:sz w:val="24"/>
+                <w:szCs w:val="24"/>
+              </w:rPr>
+            </w:pPr>
+          </w:p>
+        </w:tc>
+      </w:tr>
+      <w:tr>
+        <w:tblPrEx>
+          <w:tblCellMar>
+            <w:top w:w="0" w:type="dxa"/>
+            <w:left w:w="0" w:type="dxa"/>
+            <w:bottom w:w="0" w:type="dxa"/>
+            <w:right w:w="0" w:type="dxa"/>
+          </w:tblCellMar>
+        </w:tblPrEx>
+        <w:trPr>
+          <w:trHeight w:val="457" w:hRule="exact"/>
+          <w:jc w:val="right"/>
+        </w:trPr>
+        <w:tc>
+          <w:tcPr>
+            <w:tcW w:w="1272" w:type="dxa"/>
+            <w:vAlign w:val="center"/>
+          </w:tcPr>
+          <w:p>
+            <w:pPr>
+              <w:pStyle w:val="20"/>
+              <w:spacing w:line="341" w:lineRule="exact"/>
+              <w:ind w:left="13" w:right="165"/>
+              <w:jc w:val="both"/>
+              <w:rPr>
+                <w:rFonts w:ascii="Times New Roman" w:hAnsi="Times New Roman" w:cs="Times New Roman"/>
+                <w:b/>
+                <w:sz w:val="24"/>
+                <w:szCs w:val="24"/>
+              </w:rPr>
+            </w:pPr>
+            <w:r>
+              <w:rPr>
+                <w:rFonts w:ascii="Times New Roman" w:hAnsi="Times New Roman" w:cs="Times New Roman"/>
+                <w:b/>
+                <w:sz w:val="24"/>
+                <w:szCs w:val="24"/>
+              </w:rPr>
+              <w:t>日</w:t>
+            </w:r>
+            <w:r>
+              <w:rPr>
+                <w:rFonts w:ascii="Times New Roman" w:hAnsi="Times New Roman" w:cs="Times New Roman"/>
+                <w:b/>
+                <w:sz w:val="24"/>
+                <w:szCs w:val="24"/>
+                <w:lang w:eastAsia="zh-CN"/>
+              </w:rPr>
+              <w:t xml:space="preserve">  </w:t>
+            </w:r>
+            <w:r>
+              <w:rPr>
+                <w:rFonts w:ascii="Times New Roman" w:hAnsi="Times New Roman" w:cs="Times New Roman"/>
+                <w:b/>
+                <w:sz w:val="24"/>
+                <w:szCs w:val="24"/>
+              </w:rPr>
+              <w:t>期：</w:t>
+            </w:r>
+          </w:p>
+        </w:tc>
+        <w:tc>
+          <w:tcPr>
+            <w:tcW w:w="2040" w:type="dxa"/>
+            <w:vAlign w:val="center"/>
+          </w:tcPr>
+          <w:p>
+            <w:pPr>
+              <w:pStyle w:val="20"/>
+              <w:spacing w:line="363" w:lineRule="exact"/>
+              <w:jc w:val="both"/>
+              <w:rPr>
+                <w:rFonts w:ascii="Times New Roman" w:hAnsi="Times New Roman" w:cs="Times New Roman"/>
+                <w:sz w:val="24"/>
+                <w:szCs w:val="24"/>
+              </w:rPr>
+            </w:pPr>
+            <w:r>
+              <w:rPr>
+                <w:rFonts w:ascii="Times New Roman" w:hAnsi="Times New Roman" w:cs="Times New Roman"/>
+                <w:kern w:val="2"/>
+                <w:sz w:val="24"/>
+                <w:szCs w:val="24"/>
+                <w:lang w:eastAsia="zh-CN"/>
+              </w:rPr>
+              <w:t>{{ reportdate }}</w:t>
+            </w:r>
+          </w:p>
+        </w:tc>
+        <w:tc>
+          <w:tcPr>
+            <w:tcW w:w="1166" w:type="dxa"/>
+            <w:vAlign w:val="center"/>
+          </w:tcPr>
+          <w:p>
+            <w:pPr>
+              <w:pStyle w:val="20"/>
+              <w:spacing w:line="341" w:lineRule="exact"/>
+              <w:jc w:val="both"/>
+              <w:rPr>
+                <w:rFonts w:ascii="Times New Roman" w:hAnsi="Times New Roman" w:cs="Times New Roman"/>
+                <w:b/>
+                <w:sz w:val="24"/>
+                <w:szCs w:val="24"/>
+              </w:rPr>
+            </w:pPr>
+            <w:r>
+              <w:rPr>
+                <w:rFonts w:ascii="Times New Roman" w:hAnsi="Times New Roman" w:cs="Times New Roman"/>
+                <w:b/>
+                <w:sz w:val="24"/>
+                <w:szCs w:val="24"/>
+              </w:rPr>
+              <w:t>日</w:t>
+            </w:r>
+            <w:r>
+              <w:rPr>
+                <w:rFonts w:ascii="Times New Roman" w:hAnsi="Times New Roman" w:cs="Times New Roman"/>
+                <w:b/>
+                <w:sz w:val="24"/>
+                <w:szCs w:val="24"/>
+                <w:lang w:eastAsia="zh-CN"/>
+              </w:rPr>
+              <w:t xml:space="preserve">  </w:t>
+            </w:r>
+            <w:r>
+              <w:rPr>
+                <w:rFonts w:ascii="Times New Roman" w:hAnsi="Times New Roman" w:cs="Times New Roman"/>
+                <w:b/>
+                <w:sz w:val="24"/>
+                <w:szCs w:val="24"/>
+              </w:rPr>
+              <w:t>期：</w:t>
+            </w:r>
+          </w:p>
+        </w:tc>
+        <w:tc>
+          <w:tcPr>
+            <w:tcW w:w="2294" w:type="dxa"/>
+            <w:vAlign w:val="center"/>
+          </w:tcPr>
+          <w:p>
+            <w:pPr>
+              <w:pStyle w:val="20"/>
+              <w:spacing w:line="363" w:lineRule="exact"/>
+              <w:ind w:right="15"/>
+              <w:jc w:val="both"/>
+              <w:rPr>
+                <w:rFonts w:ascii="Times New Roman" w:hAnsi="Times New Roman" w:cs="Times New Roman"/>
+                <w:sz w:val="24"/>
+                <w:szCs w:val="24"/>
+              </w:rPr>
+            </w:pPr>
+            <w:r>
+              <w:rPr>
+                <w:rFonts w:ascii="Times New Roman" w:hAnsi="Times New Roman" w:cs="Times New Roman"/>
+                <w:kern w:val="2"/>
+                <w:sz w:val="24"/>
+                <w:szCs w:val="24"/>
+                <w:lang w:eastAsia="zh-CN"/>
+              </w:rPr>
+              <w:t>{{ reportdate }}</w:t>
+            </w:r>
+          </w:p>
+        </w:tc>
+      </w:tr>
+    </w:tbl>
+    <w:p>
+      <w:pPr>
+        <w:rPr>
+          <w:rFonts w:ascii="Times New Roman" w:hAnsi="Times New Roman" w:eastAsia="微软雅黑" w:cs="Times New Roman"/>
+          <w:sz w:val="24"/>
+          <w:szCs w:val="24"/>
+          <w:lang w:eastAsia="zh-CN"/>
+        </w:rPr>
+      </w:pPr>
+      <w:r>
+        <w:rPr>
+          <w:rFonts w:hint="eastAsia" w:ascii="Times New Roman" w:hAnsi="Times New Roman" w:eastAsia="微软雅黑" w:cs="Times New Roman"/>
+          <w:sz w:val="24"/>
+          <w:szCs w:val="24"/>
+          <w:lang w:eastAsia="zh-CN"/>
+        </w:rPr>
+        <w:t xml:space="preserve">{% endif %}{% if testedby == </w:t>
+      </w:r>
+      <w:r>
+        <w:rPr>
+          <w:rFonts w:ascii="Times New Roman" w:hAnsi="Times New Roman" w:eastAsia="微软雅黑" w:cs="Times New Roman"/>
+          <w:sz w:val="24"/>
+          <w:szCs w:val="24"/>
+          <w:lang w:eastAsia="zh-CN"/>
+        </w:rPr>
+        <w:t>“</w:t>
+      </w:r>
+      <w:r>
+        <w:rPr>
+          <w:rFonts w:hint="eastAsia" w:ascii="Times New Roman" w:hAnsi="Times New Roman" w:eastAsia="微软雅黑" w:cs="Times New Roman"/>
+          <w:sz w:val="24"/>
+          <w:szCs w:val="24"/>
+          <w:lang w:eastAsia="zh-CN"/>
+        </w:rPr>
+        <w:t>5</w:t>
+      </w:r>
+      <w:r>
+        <w:rPr>
+          <w:rFonts w:ascii="Times New Roman" w:hAnsi="Times New Roman" w:eastAsia="微软雅黑" w:cs="Times New Roman"/>
+          <w:sz w:val="24"/>
+          <w:szCs w:val="24"/>
+          <w:lang w:eastAsia="zh-CN"/>
+        </w:rPr>
+        <w:t>”</w:t>
+      </w:r>
+      <w:r>
+        <w:rPr>
+          <w:rFonts w:hint="eastAsia" w:ascii="Times New Roman" w:hAnsi="Times New Roman" w:eastAsia="微软雅黑" w:cs="Times New Roman"/>
+          <w:sz w:val="24"/>
+          <w:szCs w:val="24"/>
+          <w:lang w:eastAsia="zh-CN"/>
+        </w:rPr>
+        <w:t xml:space="preserve"> %}</w:t>
+      </w:r>
+    </w:p>
+    <w:p>
+      <w:pPr>
+        <w:rPr>
+          <w:lang w:eastAsia="zh-CN"/>
+        </w:rPr>
+      </w:pPr>
+    </w:p>
+    <w:p>
+      <w:pPr>
+        <w:rPr>
           <w:lang w:eastAsia="zh-CN"/>
         </w:rPr>
       </w:pPr>
@@ -6432,7 +7948,7 @@
           <w:szCs w:val="24"/>
           <w:lang w:eastAsia="zh-CN"/>
         </w:rPr>
-        <w:t>3</w:t>
+        <w:t>6</w:t>
       </w:r>
       <w:r>
         <w:rPr>
@@ -6462,639 +7978,6 @@
           <w:lang w:eastAsia="zh-CN"/>
         </w:rPr>
       </w:pPr>
-    </w:p>
-    <w:p>
-      <w:pPr>
-        <w:rPr>
-          <w:sz w:val="24"/>
-          <w:lang w:eastAsia="zh-CN"/>
-        </w:rPr>
-      </w:pPr>
-      <w:r>
-        <w:rPr>
-          <w:sz w:val="24"/>
-        </w:rPr>
-        <mc:AlternateContent>
-          <mc:Choice Requires="wpg">
-            <w:drawing>
-              <wp:anchor distT="0" distB="0" distL="114300" distR="114300" simplePos="0" relativeHeight="251663360" behindDoc="0" locked="0" layoutInCell="1" allowOverlap="1">
-                <wp:simplePos x="0" y="0"/>
-                <wp:positionH relativeFrom="column">
-                  <wp:posOffset>2757805</wp:posOffset>
-                </wp:positionH>
-                <wp:positionV relativeFrom="paragraph">
-                  <wp:posOffset>28575</wp:posOffset>
-                </wp:positionV>
-                <wp:extent cx="2872105" cy="453390"/>
-                <wp:effectExtent l="0" t="0" r="8255" b="3810"/>
-                <wp:wrapNone/>
-                <wp:docPr id="4" name="组合 15"/>
-                <wp:cNvGraphicFramePr/>
-                <a:graphic xmlns:a="http://schemas.openxmlformats.org/drawingml/2006/main">
-                  <a:graphicData uri="http://schemas.microsoft.com/office/word/2010/wordprocessingGroup">
-                    <wpg:wgp>
-                      <wpg:cNvGrpSpPr/>
-                      <wpg:grpSpPr>
-                        <a:xfrm rot="0">
-                          <a:off x="3405505" y="1805305"/>
-                          <a:ext cx="2872105" cy="453390"/>
-                          <a:chOff x="12357" y="7666"/>
-                          <a:chExt cx="4523" cy="714"/>
-                        </a:xfrm>
-                      </wpg:grpSpPr>
-                      <pic:pic xmlns:pic="http://schemas.openxmlformats.org/drawingml/2006/picture">
-                        <pic:nvPicPr>
-                          <pic:cNvPr id="22" name="图片 59" descr="图片1"/>
-                          <pic:cNvPicPr>
-                            <a:picLocks noChangeAspect="1"/>
-                          </pic:cNvPicPr>
-                        </pic:nvPicPr>
-                        <pic:blipFill>
-                          <a:blip r:embed="rId11">
-                            <a:biLevel thresh="50000"/>
-                          </a:blip>
-                          <a:srcRect l="7865" t="11797" r="5322" b="19074"/>
-                          <a:stretch>
-                            <a:fillRect/>
-                          </a:stretch>
-                        </pic:blipFill>
-                        <pic:spPr>
-                          <a:xfrm>
-                            <a:off x="12357" y="7738"/>
-                            <a:ext cx="1468" cy="627"/>
-                          </a:xfrm>
-                          <a:prstGeom prst="rect">
-                            <a:avLst/>
-                          </a:prstGeom>
-                          <a:noFill/>
-                        </pic:spPr>
-                      </pic:pic>
-                      <pic:pic xmlns:pic="http://schemas.openxmlformats.org/drawingml/2006/picture">
-                        <pic:nvPicPr>
-                          <pic:cNvPr id="6" name="图片 14" descr="微信图片_20220215110121"/>
-                          <pic:cNvPicPr>
-                            <a:picLocks noChangeAspect="1"/>
-                          </pic:cNvPicPr>
-                        </pic:nvPicPr>
-                        <pic:blipFill>
-                          <a:blip r:embed="rId9">
-                            <a:clrChange>
-                              <a:clrFrom>
-                                <a:srgbClr val="A09D98">
-                                  <a:alpha val="100000"/>
-                                </a:srgbClr>
-                              </a:clrFrom>
-                              <a:clrTo>
-                                <a:srgbClr val="A09D98">
-                                  <a:alpha val="100000"/>
-                                  <a:alpha val="0"/>
-                                </a:srgbClr>
-                              </a:clrTo>
-                            </a:clrChange>
-                            <a:biLevel thresh="50000"/>
-                          </a:blip>
-                          <a:stretch>
-                            <a:fillRect/>
-                          </a:stretch>
-                        </pic:blipFill>
-                        <pic:spPr>
-                          <a:xfrm>
-                            <a:off x="15646" y="7666"/>
-                            <a:ext cx="1234" cy="715"/>
-                          </a:xfrm>
-                          <a:prstGeom prst="rect">
-                            <a:avLst/>
-                          </a:prstGeom>
-                        </pic:spPr>
-                      </pic:pic>
-                    </wpg:wgp>
-                  </a:graphicData>
-                </a:graphic>
-              </wp:anchor>
-            </w:drawing>
-          </mc:Choice>
-          <mc:Fallback>
-            <w:pict>
-              <v:group id="组合 15" o:spid="_x0000_s1026" o:spt="203" style="position:absolute;left:0pt;margin-left:217.15pt;margin-top:2.25pt;height:35.7pt;width:226.15pt;z-index:251663360;mso-width-relative:page;mso-height-relative:page;" coordorigin="12357,7666" coordsize="4523,714" o:gfxdata="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">
-                <o:lock v:ext="edit" aspectratio="f"/>
-                <v:shape id="图片 59" o:spid="_x0000_s1026" o:spt="75" alt="图片1" type="#_x0000_t75" style="position:absolute;left:12357;top:7738;height:627;width:1468;" filled="f" o:preferrelative="t" stroked="f" coordsize="21600,21600" o:gfxdata="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">
-                  <v:fill on="f" focussize="0,0"/>
-                  <v:stroke on="f"/>
-                  <v:imagedata r:id="rId11" cropleft="5154f" croptop="7731f" cropright="3488f" cropbottom="12500f" grayscale="t" bilevel="t" o:title=""/>
-                  <o:lock v:ext="edit" aspectratio="t"/>
-                </v:shape>
-                <v:shape id="图片 14" o:spid="_x0000_s1026" o:spt="75" alt="微信图片_20220215110121" type="#_x0000_t75" style="position:absolute;left:15646;top:7666;height:715;width:1234;" filled="f" o:preferrelative="t" stroked="f" coordsize="21600,21600" o:gfxdata="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">
-                  <v:fill on="f" focussize="0,0"/>
-                  <v:stroke on="f"/>
-                  <v:imagedata r:id="rId9" grayscale="t" bilevel="t" chromakey="#A09D98" o:title=""/>
-                  <o:lock v:ext="edit" aspectratio="t"/>
-                </v:shape>
-              </v:group>
-            </w:pict>
-          </mc:Fallback>
-        </mc:AlternateContent>
-      </w:r>
-    </w:p>
-    <w:tbl>
-      <w:tblPr>
-        <w:tblStyle w:val="34"/>
-        <w:tblW w:w="6772" w:type="dxa"/>
-        <w:jc w:val="right"/>
-        <w:tblLayout w:type="fixed"/>
-        <w:tblCellMar>
-          <w:top w:w="0" w:type="dxa"/>
-          <w:left w:w="0" w:type="dxa"/>
-          <w:bottom w:w="0" w:type="dxa"/>
-          <w:right w:w="0" w:type="dxa"/>
-        </w:tblCellMar>
-      </w:tblPr>
-      <w:tblGrid>
-        <w:gridCol w:w="1272"/>
-        <w:gridCol w:w="2040"/>
-        <w:gridCol w:w="1166"/>
-        <w:gridCol w:w="2294"/>
-      </w:tblGrid>
-      <w:tr>
-        <w:trPr>
-          <w:trHeight w:val="441" w:hRule="exact"/>
-          <w:jc w:val="right"/>
-        </w:trPr>
-        <w:tc>
-          <w:tcPr>
-            <w:tcW w:w="1272" w:type="dxa"/>
-            <w:vAlign w:val="center"/>
-          </w:tcPr>
-          <w:p>
-            <w:pPr>
-              <w:pStyle w:val="20"/>
-              <w:spacing w:before="13"/>
-              <w:ind w:left="13" w:right="95"/>
-              <w:jc w:val="both"/>
-              <w:rPr>
-                <w:rFonts w:ascii="Times New Roman" w:hAnsi="Times New Roman" w:cs="Times New Roman"/>
-                <w:b/>
-                <w:sz w:val="24"/>
-                <w:szCs w:val="24"/>
-              </w:rPr>
-            </w:pPr>
-            <w:r>
-              <w:rPr>
-                <w:rFonts w:ascii="Times New Roman" w:hAnsi="Times New Roman" w:cs="Times New Roman"/>
-                <w:b/>
-                <w:sz w:val="24"/>
-                <w:szCs w:val="24"/>
-              </w:rPr>
-              <w:t>检测人：</w:t>
-            </w:r>
-          </w:p>
-        </w:tc>
-        <w:tc>
-          <w:tcPr>
-            <w:tcW w:w="2040" w:type="dxa"/>
-            <w:vAlign w:val="center"/>
-          </w:tcPr>
-          <w:p>
-            <w:pPr>
-              <w:pStyle w:val="20"/>
-              <w:spacing w:before="13"/>
-              <w:jc w:val="both"/>
-              <w:rPr>
-                <w:rFonts w:ascii="Times New Roman" w:hAnsi="Times New Roman" w:cs="Times New Roman"/>
-                <w:b/>
-                <w:sz w:val="24"/>
-                <w:szCs w:val="24"/>
-              </w:rPr>
-            </w:pPr>
-          </w:p>
-        </w:tc>
-        <w:tc>
-          <w:tcPr>
-            <w:tcW w:w="1166" w:type="dxa"/>
-            <w:vAlign w:val="center"/>
-          </w:tcPr>
-          <w:p>
-            <w:pPr>
-              <w:pStyle w:val="20"/>
-              <w:spacing w:before="13"/>
-              <w:jc w:val="both"/>
-              <w:rPr>
-                <w:rFonts w:ascii="Times New Roman" w:hAnsi="Times New Roman" w:cs="Times New Roman"/>
-                <w:b/>
-                <w:sz w:val="24"/>
-                <w:szCs w:val="24"/>
-              </w:rPr>
-            </w:pPr>
-            <w:r>
-              <w:rPr>
-                <w:rFonts w:ascii="Times New Roman" w:hAnsi="Times New Roman" w:cs="Times New Roman"/>
-                <w:b/>
-                <w:sz w:val="24"/>
-                <w:szCs w:val="24"/>
-              </w:rPr>
-              <w:t>复核人</w:t>
-            </w:r>
-            <w:r>
-              <w:rPr>
-                <w:rFonts w:ascii="Times New Roman" w:hAnsi="Times New Roman" w:cs="Times New Roman"/>
-                <w:b/>
-                <w:sz w:val="24"/>
-                <w:szCs w:val="24"/>
-                <w:lang w:eastAsia="zh-CN"/>
-              </w:rPr>
-              <w:t>：</w:t>
-            </w:r>
-          </w:p>
-        </w:tc>
-        <w:tc>
-          <w:tcPr>
-            <w:tcW w:w="2294" w:type="dxa"/>
-            <w:vAlign w:val="center"/>
-          </w:tcPr>
-          <w:p>
-            <w:pPr>
-              <w:pStyle w:val="20"/>
-              <w:spacing w:before="13"/>
-              <w:ind w:right="15"/>
-              <w:jc w:val="both"/>
-              <w:rPr>
-                <w:rFonts w:ascii="Times New Roman" w:hAnsi="Times New Roman" w:cs="Times New Roman"/>
-                <w:b/>
-                <w:sz w:val="24"/>
-                <w:szCs w:val="24"/>
-              </w:rPr>
-            </w:pPr>
-          </w:p>
-        </w:tc>
-      </w:tr>
-      <w:tr>
-        <w:tblPrEx>
-          <w:tblCellMar>
-            <w:top w:w="0" w:type="dxa"/>
-            <w:left w:w="0" w:type="dxa"/>
-            <w:bottom w:w="0" w:type="dxa"/>
-            <w:right w:w="0" w:type="dxa"/>
-          </w:tblCellMar>
-        </w:tblPrEx>
-        <w:trPr>
-          <w:trHeight w:val="457" w:hRule="exact"/>
-          <w:jc w:val="right"/>
-        </w:trPr>
-        <w:tc>
-          <w:tcPr>
-            <w:tcW w:w="1272" w:type="dxa"/>
-            <w:vAlign w:val="center"/>
-          </w:tcPr>
-          <w:p>
-            <w:pPr>
-              <w:pStyle w:val="20"/>
-              <w:spacing w:line="341" w:lineRule="exact"/>
-              <w:ind w:left="13" w:right="165"/>
-              <w:jc w:val="both"/>
-              <w:rPr>
-                <w:rFonts w:ascii="Times New Roman" w:hAnsi="Times New Roman" w:cs="Times New Roman"/>
-                <w:b/>
-                <w:sz w:val="24"/>
-                <w:szCs w:val="24"/>
-              </w:rPr>
-            </w:pPr>
-            <w:r>
-              <w:rPr>
-                <w:rFonts w:ascii="Times New Roman" w:hAnsi="Times New Roman" w:cs="Times New Roman"/>
-                <w:b/>
-                <w:sz w:val="24"/>
-                <w:szCs w:val="24"/>
-              </w:rPr>
-              <w:t>日</w:t>
-            </w:r>
-            <w:r>
-              <w:rPr>
-                <w:rFonts w:ascii="Times New Roman" w:hAnsi="Times New Roman" w:cs="Times New Roman"/>
-                <w:b/>
-                <w:sz w:val="24"/>
-                <w:szCs w:val="24"/>
-                <w:lang w:eastAsia="zh-CN"/>
-              </w:rPr>
-              <w:t xml:space="preserve">  </w:t>
-            </w:r>
-            <w:r>
-              <w:rPr>
-                <w:rFonts w:ascii="Times New Roman" w:hAnsi="Times New Roman" w:cs="Times New Roman"/>
-                <w:b/>
-                <w:sz w:val="24"/>
-                <w:szCs w:val="24"/>
-              </w:rPr>
-              <w:t>期：</w:t>
-            </w:r>
-          </w:p>
-        </w:tc>
-        <w:tc>
-          <w:tcPr>
-            <w:tcW w:w="2040" w:type="dxa"/>
-            <w:vAlign w:val="center"/>
-          </w:tcPr>
-          <w:p>
-            <w:pPr>
-              <w:pStyle w:val="20"/>
-              <w:spacing w:line="363" w:lineRule="exact"/>
-              <w:jc w:val="both"/>
-              <w:rPr>
-                <w:rFonts w:ascii="Times New Roman" w:hAnsi="Times New Roman" w:cs="Times New Roman"/>
-                <w:sz w:val="24"/>
-                <w:szCs w:val="24"/>
-              </w:rPr>
-            </w:pPr>
-            <w:r>
-              <w:rPr>
-                <w:rFonts w:ascii="Times New Roman" w:hAnsi="Times New Roman" w:cs="Times New Roman"/>
-                <w:kern w:val="2"/>
-                <w:sz w:val="24"/>
-                <w:szCs w:val="24"/>
-                <w:lang w:eastAsia="zh-CN"/>
-              </w:rPr>
-              <w:t>{{ reportdate }}</w:t>
-            </w:r>
-          </w:p>
-        </w:tc>
-        <w:tc>
-          <w:tcPr>
-            <w:tcW w:w="1166" w:type="dxa"/>
-            <w:vAlign w:val="center"/>
-          </w:tcPr>
-          <w:p>
-            <w:pPr>
-              <w:pStyle w:val="20"/>
-              <w:spacing w:line="341" w:lineRule="exact"/>
-              <w:jc w:val="both"/>
-              <w:rPr>
-                <w:rFonts w:ascii="Times New Roman" w:hAnsi="Times New Roman" w:cs="Times New Roman"/>
-                <w:b/>
-                <w:sz w:val="24"/>
-                <w:szCs w:val="24"/>
-              </w:rPr>
-            </w:pPr>
-            <w:r>
-              <w:rPr>
-                <w:rFonts w:ascii="Times New Roman" w:hAnsi="Times New Roman" w:cs="Times New Roman"/>
-                <w:b/>
-                <w:sz w:val="24"/>
-                <w:szCs w:val="24"/>
-              </w:rPr>
-              <w:t>日</w:t>
-            </w:r>
-            <w:r>
-              <w:rPr>
-                <w:rFonts w:ascii="Times New Roman" w:hAnsi="Times New Roman" w:cs="Times New Roman"/>
-                <w:b/>
-                <w:sz w:val="24"/>
-                <w:szCs w:val="24"/>
-                <w:lang w:eastAsia="zh-CN"/>
-              </w:rPr>
-              <w:t xml:space="preserve">  </w:t>
-            </w:r>
-            <w:r>
-              <w:rPr>
-                <w:rFonts w:ascii="Times New Roman" w:hAnsi="Times New Roman" w:cs="Times New Roman"/>
-                <w:b/>
-                <w:sz w:val="24"/>
-                <w:szCs w:val="24"/>
-              </w:rPr>
-              <w:t>期：</w:t>
-            </w:r>
-          </w:p>
-        </w:tc>
-        <w:tc>
-          <w:tcPr>
-            <w:tcW w:w="2294" w:type="dxa"/>
-            <w:vAlign w:val="center"/>
-          </w:tcPr>
-          <w:p>
-            <w:pPr>
-              <w:pStyle w:val="20"/>
-              <w:spacing w:line="363" w:lineRule="exact"/>
-              <w:ind w:right="15"/>
-              <w:jc w:val="both"/>
-              <w:rPr>
-                <w:rFonts w:ascii="Times New Roman" w:hAnsi="Times New Roman" w:cs="Times New Roman"/>
-                <w:sz w:val="24"/>
-                <w:szCs w:val="24"/>
-              </w:rPr>
-            </w:pPr>
-            <w:r>
-              <w:rPr>
-                <w:rFonts w:ascii="Times New Roman" w:hAnsi="Times New Roman" w:cs="Times New Roman"/>
-                <w:kern w:val="2"/>
-                <w:sz w:val="24"/>
-                <w:szCs w:val="24"/>
-                <w:lang w:eastAsia="zh-CN"/>
-              </w:rPr>
-              <w:t>{{ reportdate }}</w:t>
-            </w:r>
-          </w:p>
-        </w:tc>
-      </w:tr>
-    </w:tbl>
-    <w:p>
-      <w:pPr>
-        <w:rPr>
-          <w:rFonts w:ascii="Times New Roman" w:hAnsi="Times New Roman" w:eastAsia="微软雅黑" w:cs="Times New Roman"/>
-          <w:sz w:val="24"/>
-          <w:szCs w:val="24"/>
-          <w:lang w:eastAsia="zh-CN"/>
-        </w:rPr>
-      </w:pPr>
-      <w:r>
-        <w:rPr>
-          <w:rFonts w:hint="eastAsia" w:ascii="Times New Roman" w:hAnsi="Times New Roman" w:eastAsia="微软雅黑" w:cs="Times New Roman"/>
-          <w:sz w:val="24"/>
-          <w:szCs w:val="24"/>
-          <w:lang w:eastAsia="zh-CN"/>
-        </w:rPr>
-        <w:t xml:space="preserve">{% endif %}{% if testedby == </w:t>
-      </w:r>
-      <w:r>
-        <w:rPr>
-          <w:rFonts w:ascii="Times New Roman" w:hAnsi="Times New Roman" w:eastAsia="微软雅黑" w:cs="Times New Roman"/>
-          <w:sz w:val="24"/>
-          <w:szCs w:val="24"/>
-          <w:lang w:eastAsia="zh-CN"/>
-        </w:rPr>
-        <w:t>“</w:t>
-      </w:r>
-      <w:r>
-        <w:rPr>
-          <w:rFonts w:hint="eastAsia" w:ascii="Times New Roman" w:hAnsi="Times New Roman" w:eastAsia="微软雅黑" w:cs="Times New Roman"/>
-          <w:sz w:val="24"/>
-          <w:szCs w:val="24"/>
-          <w:lang w:eastAsia="zh-CN"/>
-        </w:rPr>
-        <w:t>4</w:t>
-      </w:r>
-      <w:r>
-        <w:rPr>
-          <w:rFonts w:ascii="Times New Roman" w:hAnsi="Times New Roman" w:eastAsia="微软雅黑" w:cs="Times New Roman"/>
-          <w:sz w:val="24"/>
-          <w:szCs w:val="24"/>
-          <w:lang w:eastAsia="zh-CN"/>
-        </w:rPr>
-        <w:t>”</w:t>
-      </w:r>
-      <w:r>
-        <w:rPr>
-          <w:rFonts w:hint="eastAsia" w:ascii="Times New Roman" w:hAnsi="Times New Roman" w:eastAsia="微软雅黑" w:cs="Times New Roman"/>
-          <w:sz w:val="24"/>
-          <w:szCs w:val="24"/>
-          <w:lang w:eastAsia="zh-CN"/>
-        </w:rPr>
-        <w:t xml:space="preserve"> %}</w:t>
-      </w:r>
-    </w:p>
-    <w:p>
-      <w:pPr>
-        <w:rPr>
-          <w:rFonts w:ascii="Times New Roman" w:hAnsi="Times New Roman" w:eastAsia="微软雅黑" w:cs="Times New Roman"/>
-          <w:sz w:val="24"/>
-          <w:szCs w:val="24"/>
-          <w:lang w:eastAsia="zh-CN"/>
-        </w:rPr>
-      </w:pPr>
-      <w:r>
-        <w:rPr>
-          <w:sz w:val="24"/>
-        </w:rPr>
-        <mc:AlternateContent>
-          <mc:Choice Requires="wpg">
-            <w:drawing>
-              <wp:anchor distT="0" distB="0" distL="114300" distR="114300" simplePos="0" relativeHeight="251664384" behindDoc="0" locked="0" layoutInCell="1" allowOverlap="1">
-                <wp:simplePos x="0" y="0"/>
-                <wp:positionH relativeFrom="column">
-                  <wp:posOffset>2788285</wp:posOffset>
-                </wp:positionH>
-                <wp:positionV relativeFrom="paragraph">
-                  <wp:posOffset>174625</wp:posOffset>
-                </wp:positionV>
-                <wp:extent cx="2803525" cy="453390"/>
-                <wp:effectExtent l="0" t="0" r="635" b="3810"/>
-                <wp:wrapNone/>
-                <wp:docPr id="73" name="组合 22"/>
-                <wp:cNvGraphicFramePr/>
-                <a:graphic xmlns:a="http://schemas.openxmlformats.org/drawingml/2006/main">
-                  <a:graphicData uri="http://schemas.microsoft.com/office/word/2010/wordprocessingGroup">
-                    <wpg:wgp>
-                      <wpg:cNvGrpSpPr/>
-                      <wpg:grpSpPr>
-                        <a:xfrm rot="0">
-                          <a:off x="3435985" y="2894330"/>
-                          <a:ext cx="2803525" cy="453390"/>
-                          <a:chOff x="12525" y="9562"/>
-                          <a:chExt cx="4415" cy="714"/>
-                        </a:xfrm>
-                      </wpg:grpSpPr>
-                      <pic:pic xmlns:pic="http://schemas.openxmlformats.org/drawingml/2006/picture">
-                        <pic:nvPicPr>
-                          <pic:cNvPr id="9" name="图片 29" descr="IMG_256"/>
-                          <pic:cNvPicPr>
-                            <a:picLocks noChangeAspect="1"/>
-                          </pic:cNvPicPr>
-                        </pic:nvPicPr>
-                        <pic:blipFill>
-                          <a:blip r:embed="rId12">
-                            <a:clrChange>
-                              <a:clrFrom>
-                                <a:srgbClr val="FFFFFF">
-                                  <a:alpha val="100000"/>
-                                </a:srgbClr>
-                              </a:clrFrom>
-                              <a:clrTo>
-                                <a:srgbClr val="FFFFFF">
-                                  <a:alpha val="100000"/>
-                                  <a:alpha val="0"/>
-                                </a:srgbClr>
-                              </a:clrTo>
-                            </a:clrChange>
-                          </a:blip>
-                          <a:stretch>
-                            <a:fillRect/>
-                          </a:stretch>
-                        </pic:blipFill>
-                        <pic:spPr>
-                          <a:xfrm>
-                            <a:off x="12525" y="9698"/>
-                            <a:ext cx="975" cy="570"/>
-                          </a:xfrm>
-                          <a:prstGeom prst="rect">
-                            <a:avLst/>
-                          </a:prstGeom>
-                          <a:noFill/>
-                          <a:ln w="9525">
-                            <a:noFill/>
-                          </a:ln>
-                        </pic:spPr>
-                      </pic:pic>
-                      <pic:pic xmlns:pic="http://schemas.openxmlformats.org/drawingml/2006/picture">
-                        <pic:nvPicPr>
-                          <pic:cNvPr id="29" name="图片 20" descr="微信图片_20220215110121"/>
-                          <pic:cNvPicPr>
-                            <a:picLocks noChangeAspect="1"/>
-                          </pic:cNvPicPr>
-                        </pic:nvPicPr>
-                        <pic:blipFill>
-                          <a:blip r:embed="rId9">
-                            <a:clrChange>
-                              <a:clrFrom>
-                                <a:srgbClr val="A09D98">
-                                  <a:alpha val="100000"/>
-                                </a:srgbClr>
-                              </a:clrFrom>
-                              <a:clrTo>
-                                <a:srgbClr val="A09D98">
-                                  <a:alpha val="100000"/>
-                                  <a:alpha val="0"/>
-                                </a:srgbClr>
-                              </a:clrTo>
-                            </a:clrChange>
-                            <a:biLevel thresh="50000"/>
-                          </a:blip>
-                          <a:stretch>
-                            <a:fillRect/>
-                          </a:stretch>
-                        </pic:blipFill>
-                        <pic:spPr>
-                          <a:xfrm>
-                            <a:off x="15706" y="9562"/>
-                            <a:ext cx="1234" cy="715"/>
-                          </a:xfrm>
-                          <a:prstGeom prst="rect">
-                            <a:avLst/>
-                          </a:prstGeom>
-                        </pic:spPr>
-                      </pic:pic>
-                    </wpg:wgp>
-                  </a:graphicData>
-                </a:graphic>
-              </wp:anchor>
-            </w:drawing>
-          </mc:Choice>
-          <mc:Fallback>
-            <w:pict>
-              <v:group id="组合 22" o:spid="_x0000_s1026" o:spt="203" style="position:absolute;left:0pt;margin-left:219.55pt;margin-top:13.75pt;height:35.7pt;width:220.75pt;z-index:251664384;mso-width-relative:page;mso-height-relative:page;" coordorigin="12525,9562" coordsize="4415,714" o:gfxdata="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">
-                <o:lock v:ext="edit" aspectratio="f"/>
-                <v:shape id="图片 29" o:spid="_x0000_s1026" o:spt="75" alt="IMG_256" type="#_x0000_t75" style="position:absolute;left:12525;top:9698;height:570;width:975;" filled="f" o:preferrelative="t" stroked="f" coordsize="21600,21600" o:gfxdata="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">
-                  <v:fill on="f" focussize="0,0"/>
-                  <v:stroke on="f"/>
-                  <v:imagedata r:id="rId12" chromakey="#FFFFFF" o:title=""/>
-                  <o:lock v:ext="edit" aspectratio="t"/>
-                </v:shape>
-                <v:shape id="图片 20" o:spid="_x0000_s1026" o:spt="75" alt="微信图片_20220215110121" type="#_x0000_t75" style="position:absolute;left:15706;top:9562;height:715;width:1234;" filled="f" o:preferrelative="t" stroked="f" coordsize="21600,21600" o:gfxdata="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">
-                  <v:fill on="f" focussize="0,0"/>
-                  <v:stroke on="f"/>
-                  <v:imagedata r:id="rId9" grayscale="t" bilevel="t" chromakey="#A09D98" o:title=""/>
-                  <o:lock v:ext="edit" aspectratio="t"/>
-                </v:shape>
-              </v:group>
-            </w:pict>
-          </mc:Fallback>
-        </mc:AlternateContent>
-      </w:r>
     </w:p>
     <w:p>
       <w:pPr>
@@ -7414,762 +8297,6 @@
     </w:tbl>
     <w:p>
       <w:pPr>
-        <w:rPr>
-          <w:rFonts w:ascii="Times New Roman" w:hAnsi="Times New Roman" w:eastAsia="微软雅黑" w:cs="Times New Roman"/>
-          <w:sz w:val="24"/>
-          <w:szCs w:val="24"/>
-          <w:lang w:eastAsia="zh-CN"/>
-        </w:rPr>
-      </w:pPr>
-      <w:r>
-        <w:rPr>
-          <w:rFonts w:hint="eastAsia" w:ascii="Times New Roman" w:hAnsi="Times New Roman" w:eastAsia="微软雅黑" w:cs="Times New Roman"/>
-          <w:sz w:val="24"/>
-          <w:szCs w:val="24"/>
-          <w:lang w:eastAsia="zh-CN"/>
-        </w:rPr>
-        <w:t xml:space="preserve">{% endif %}{% if testedby == </w:t>
-      </w:r>
-      <w:r>
-        <w:rPr>
-          <w:rFonts w:ascii="Times New Roman" w:hAnsi="Times New Roman" w:eastAsia="微软雅黑" w:cs="Times New Roman"/>
-          <w:sz w:val="24"/>
-          <w:szCs w:val="24"/>
-          <w:lang w:eastAsia="zh-CN"/>
-        </w:rPr>
-        <w:t>“</w:t>
-      </w:r>
-      <w:r>
-        <w:rPr>
-          <w:rFonts w:hint="eastAsia" w:ascii="Times New Roman" w:hAnsi="Times New Roman" w:eastAsia="微软雅黑" w:cs="Times New Roman"/>
-          <w:sz w:val="24"/>
-          <w:szCs w:val="24"/>
-          <w:lang w:eastAsia="zh-CN"/>
-        </w:rPr>
-        <w:t>5</w:t>
-      </w:r>
-      <w:r>
-        <w:rPr>
-          <w:rFonts w:ascii="Times New Roman" w:hAnsi="Times New Roman" w:eastAsia="微软雅黑" w:cs="Times New Roman"/>
-          <w:sz w:val="24"/>
-          <w:szCs w:val="24"/>
-          <w:lang w:eastAsia="zh-CN"/>
-        </w:rPr>
-        <w:t>”</w:t>
-      </w:r>
-      <w:r>
-        <w:rPr>
-          <w:rFonts w:hint="eastAsia" w:ascii="Times New Roman" w:hAnsi="Times New Roman" w:eastAsia="微软雅黑" w:cs="Times New Roman"/>
-          <w:sz w:val="24"/>
-          <w:szCs w:val="24"/>
-          <w:lang w:eastAsia="zh-CN"/>
-        </w:rPr>
-        <w:t xml:space="preserve"> %}</w:t>
-      </w:r>
-    </w:p>
-    <w:p>
-      <w:pPr>
-        <w:rPr>
-          <w:lang w:eastAsia="zh-CN"/>
-        </w:rPr>
-      </w:pPr>
-    </w:p>
-    <w:p>
-      <w:pPr>
-        <w:rPr>
-          <w:lang w:eastAsia="zh-CN"/>
-        </w:rPr>
-      </w:pPr>
-    </w:p>
-    <w:tbl>
-      <w:tblPr>
-        <w:tblStyle w:val="34"/>
-        <w:tblW w:w="6772" w:type="dxa"/>
-        <w:jc w:val="right"/>
-        <w:tblLayout w:type="fixed"/>
-        <w:tblCellMar>
-          <w:top w:w="0" w:type="dxa"/>
-          <w:left w:w="0" w:type="dxa"/>
-          <w:bottom w:w="0" w:type="dxa"/>
-          <w:right w:w="0" w:type="dxa"/>
-        </w:tblCellMar>
-      </w:tblPr>
-      <w:tblGrid>
-        <w:gridCol w:w="1272"/>
-        <w:gridCol w:w="2040"/>
-        <w:gridCol w:w="1166"/>
-        <w:gridCol w:w="2294"/>
-      </w:tblGrid>
-      <w:tr>
-        <w:tblPrEx>
-          <w:tblCellMar>
-            <w:top w:w="0" w:type="dxa"/>
-            <w:left w:w="0" w:type="dxa"/>
-            <w:bottom w:w="0" w:type="dxa"/>
-            <w:right w:w="0" w:type="dxa"/>
-          </w:tblCellMar>
-        </w:tblPrEx>
-        <w:trPr>
-          <w:trHeight w:val="441" w:hRule="exact"/>
-          <w:jc w:val="right"/>
-        </w:trPr>
-        <w:tc>
-          <w:tcPr>
-            <w:tcW w:w="1272" w:type="dxa"/>
-            <w:vAlign w:val="center"/>
-          </w:tcPr>
-          <w:p>
-            <w:pPr>
-              <w:pStyle w:val="20"/>
-              <w:spacing w:before="13"/>
-              <w:ind w:left="13" w:right="95"/>
-              <w:jc w:val="both"/>
-              <w:rPr>
-                <w:rFonts w:ascii="Times New Roman" w:hAnsi="Times New Roman" w:cs="Times New Roman"/>
-                <w:b/>
-                <w:sz w:val="24"/>
-                <w:szCs w:val="24"/>
-              </w:rPr>
-            </w:pPr>
-            <w:r>
-              <w:rPr>
-                <w:rFonts w:ascii="Times New Roman" w:hAnsi="Times New Roman" w:cs="Times New Roman"/>
-                <w:b/>
-                <w:sz w:val="24"/>
-                <w:szCs w:val="24"/>
-              </w:rPr>
-              <w:t>检测人：</w:t>
-            </w:r>
-          </w:p>
-        </w:tc>
-        <w:tc>
-          <w:tcPr>
-            <w:tcW w:w="2040" w:type="dxa"/>
-            <w:vAlign w:val="center"/>
-          </w:tcPr>
-          <w:p>
-            <w:pPr>
-              <w:pStyle w:val="20"/>
-              <w:spacing w:before="13"/>
-              <w:jc w:val="both"/>
-              <w:rPr>
-                <w:rFonts w:ascii="Times New Roman" w:hAnsi="Times New Roman" w:cs="Times New Roman"/>
-                <w:b/>
-                <w:sz w:val="24"/>
-                <w:szCs w:val="24"/>
-              </w:rPr>
-            </w:pPr>
-          </w:p>
-        </w:tc>
-        <w:tc>
-          <w:tcPr>
-            <w:tcW w:w="1166" w:type="dxa"/>
-            <w:vAlign w:val="center"/>
-          </w:tcPr>
-          <w:p>
-            <w:pPr>
-              <w:pStyle w:val="20"/>
-              <w:spacing w:before="13"/>
-              <w:jc w:val="both"/>
-              <w:rPr>
-                <w:rFonts w:ascii="Times New Roman" w:hAnsi="Times New Roman" w:cs="Times New Roman"/>
-                <w:b/>
-                <w:sz w:val="24"/>
-                <w:szCs w:val="24"/>
-              </w:rPr>
-            </w:pPr>
-            <w:r>
-              <w:rPr>
-                <w:rFonts w:ascii="Times New Roman" w:hAnsi="Times New Roman" w:cs="Times New Roman"/>
-                <w:b/>
-                <w:sz w:val="24"/>
-                <w:szCs w:val="24"/>
-              </w:rPr>
-              <w:t>复核人</w:t>
-            </w:r>
-            <w:r>
-              <w:rPr>
-                <w:rFonts w:ascii="Times New Roman" w:hAnsi="Times New Roman" w:cs="Times New Roman"/>
-                <w:b/>
-                <w:sz w:val="24"/>
-                <w:szCs w:val="24"/>
-                <w:lang w:eastAsia="zh-CN"/>
-              </w:rPr>
-              <w:t>：</w:t>
-            </w:r>
-          </w:p>
-        </w:tc>
-        <w:tc>
-          <w:tcPr>
-            <w:tcW w:w="2294" w:type="dxa"/>
-            <w:vAlign w:val="center"/>
-          </w:tcPr>
-          <w:p>
-            <w:pPr>
-              <w:pStyle w:val="20"/>
-              <w:spacing w:before="13"/>
-              <w:ind w:right="15"/>
-              <w:jc w:val="both"/>
-              <w:rPr>
-                <w:rFonts w:ascii="Times New Roman" w:hAnsi="Times New Roman" w:cs="Times New Roman"/>
-                <w:b/>
-                <w:sz w:val="24"/>
-                <w:szCs w:val="24"/>
-              </w:rPr>
-            </w:pPr>
-          </w:p>
-        </w:tc>
-      </w:tr>
-      <w:tr>
-        <w:tblPrEx>
-          <w:tblCellMar>
-            <w:top w:w="0" w:type="dxa"/>
-            <w:left w:w="0" w:type="dxa"/>
-            <w:bottom w:w="0" w:type="dxa"/>
-            <w:right w:w="0" w:type="dxa"/>
-          </w:tblCellMar>
-        </w:tblPrEx>
-        <w:trPr>
-          <w:trHeight w:val="457" w:hRule="exact"/>
-          <w:jc w:val="right"/>
-        </w:trPr>
-        <w:tc>
-          <w:tcPr>
-            <w:tcW w:w="1272" w:type="dxa"/>
-            <w:vAlign w:val="center"/>
-          </w:tcPr>
-          <w:p>
-            <w:pPr>
-              <w:pStyle w:val="20"/>
-              <w:spacing w:line="341" w:lineRule="exact"/>
-              <w:ind w:left="13" w:right="165"/>
-              <w:jc w:val="both"/>
-              <w:rPr>
-                <w:rFonts w:ascii="Times New Roman" w:hAnsi="Times New Roman" w:cs="Times New Roman"/>
-                <w:b/>
-                <w:sz w:val="24"/>
-                <w:szCs w:val="24"/>
-              </w:rPr>
-            </w:pPr>
-            <w:r>
-              <w:rPr>
-                <w:rFonts w:ascii="Times New Roman" w:hAnsi="Times New Roman" w:cs="Times New Roman"/>
-                <w:b/>
-                <w:sz w:val="24"/>
-                <w:szCs w:val="24"/>
-              </w:rPr>
-              <w:t>日</w:t>
-            </w:r>
-            <w:r>
-              <w:rPr>
-                <w:rFonts w:ascii="Times New Roman" w:hAnsi="Times New Roman" w:cs="Times New Roman"/>
-                <w:b/>
-                <w:sz w:val="24"/>
-                <w:szCs w:val="24"/>
-                <w:lang w:eastAsia="zh-CN"/>
-              </w:rPr>
-              <w:t xml:space="preserve">  </w:t>
-            </w:r>
-            <w:r>
-              <w:rPr>
-                <w:rFonts w:ascii="Times New Roman" w:hAnsi="Times New Roman" w:cs="Times New Roman"/>
-                <w:b/>
-                <w:sz w:val="24"/>
-                <w:szCs w:val="24"/>
-              </w:rPr>
-              <w:t>期：</w:t>
-            </w:r>
-          </w:p>
-        </w:tc>
-        <w:tc>
-          <w:tcPr>
-            <w:tcW w:w="2040" w:type="dxa"/>
-            <w:vAlign w:val="center"/>
-          </w:tcPr>
-          <w:p>
-            <w:pPr>
-              <w:pStyle w:val="20"/>
-              <w:spacing w:line="363" w:lineRule="exact"/>
-              <w:jc w:val="both"/>
-              <w:rPr>
-                <w:rFonts w:ascii="Times New Roman" w:hAnsi="Times New Roman" w:cs="Times New Roman"/>
-                <w:sz w:val="24"/>
-                <w:szCs w:val="24"/>
-              </w:rPr>
-            </w:pPr>
-            <w:r>
-              <w:rPr>
-                <w:rFonts w:ascii="Times New Roman" w:hAnsi="Times New Roman" w:cs="Times New Roman"/>
-                <w:kern w:val="2"/>
-                <w:sz w:val="24"/>
-                <w:szCs w:val="24"/>
-                <w:lang w:eastAsia="zh-CN"/>
-              </w:rPr>
-              <w:t>{{ reportdate }}</w:t>
-            </w:r>
-          </w:p>
-        </w:tc>
-        <w:tc>
-          <w:tcPr>
-            <w:tcW w:w="1166" w:type="dxa"/>
-            <w:vAlign w:val="center"/>
-          </w:tcPr>
-          <w:p>
-            <w:pPr>
-              <w:pStyle w:val="20"/>
-              <w:spacing w:line="341" w:lineRule="exact"/>
-              <w:jc w:val="both"/>
-              <w:rPr>
-                <w:rFonts w:ascii="Times New Roman" w:hAnsi="Times New Roman" w:cs="Times New Roman"/>
-                <w:b/>
-                <w:sz w:val="24"/>
-                <w:szCs w:val="24"/>
-              </w:rPr>
-            </w:pPr>
-            <w:r>
-              <w:rPr>
-                <w:rFonts w:ascii="Times New Roman" w:hAnsi="Times New Roman" w:cs="Times New Roman"/>
-                <w:b/>
-                <w:sz w:val="24"/>
-                <w:szCs w:val="24"/>
-              </w:rPr>
-              <w:t>日</w:t>
-            </w:r>
-            <w:r>
-              <w:rPr>
-                <w:rFonts w:ascii="Times New Roman" w:hAnsi="Times New Roman" w:cs="Times New Roman"/>
-                <w:b/>
-                <w:sz w:val="24"/>
-                <w:szCs w:val="24"/>
-                <w:lang w:eastAsia="zh-CN"/>
-              </w:rPr>
-              <w:t xml:space="preserve">  </w:t>
-            </w:r>
-            <w:r>
-              <w:rPr>
-                <w:rFonts w:ascii="Times New Roman" w:hAnsi="Times New Roman" w:cs="Times New Roman"/>
-                <w:b/>
-                <w:sz w:val="24"/>
-                <w:szCs w:val="24"/>
-              </w:rPr>
-              <w:t>期：</w:t>
-            </w:r>
-          </w:p>
-        </w:tc>
-        <w:tc>
-          <w:tcPr>
-            <w:tcW w:w="2294" w:type="dxa"/>
-            <w:vAlign w:val="center"/>
-          </w:tcPr>
-          <w:p>
-            <w:pPr>
-              <w:pStyle w:val="20"/>
-              <w:spacing w:line="363" w:lineRule="exact"/>
-              <w:ind w:right="15"/>
-              <w:jc w:val="both"/>
-              <w:rPr>
-                <w:rFonts w:ascii="Times New Roman" w:hAnsi="Times New Roman" w:cs="Times New Roman"/>
-                <w:sz w:val="24"/>
-                <w:szCs w:val="24"/>
-              </w:rPr>
-            </w:pPr>
-            <w:r>
-              <w:rPr>
-                <w:rFonts w:ascii="Times New Roman" w:hAnsi="Times New Roman" w:cs="Times New Roman"/>
-                <w:kern w:val="2"/>
-                <w:sz w:val="24"/>
-                <w:szCs w:val="24"/>
-                <w:lang w:eastAsia="zh-CN"/>
-              </w:rPr>
-              <w:t>{{ reportdate }}</w:t>
-            </w:r>
-          </w:p>
-        </w:tc>
-      </w:tr>
-    </w:tbl>
-    <w:p>
-      <w:pPr>
-        <w:rPr>
-          <w:rFonts w:ascii="Times New Roman" w:hAnsi="Times New Roman" w:eastAsia="微软雅黑" w:cs="Times New Roman"/>
-          <w:sz w:val="24"/>
-          <w:szCs w:val="24"/>
-          <w:lang w:eastAsia="zh-CN"/>
-        </w:rPr>
-      </w:pPr>
-      <w:r>
-        <w:rPr>
-          <w:rFonts w:hint="eastAsia" w:ascii="Times New Roman" w:hAnsi="Times New Roman" w:eastAsia="微软雅黑" w:cs="Times New Roman"/>
-          <w:sz w:val="24"/>
-          <w:szCs w:val="24"/>
-          <w:lang w:eastAsia="zh-CN"/>
-        </w:rPr>
-        <w:t xml:space="preserve">{% endif %}{% if testedby == </w:t>
-      </w:r>
-      <w:r>
-        <w:rPr>
-          <w:rFonts w:ascii="Times New Roman" w:hAnsi="Times New Roman" w:eastAsia="微软雅黑" w:cs="Times New Roman"/>
-          <w:sz w:val="24"/>
-          <w:szCs w:val="24"/>
-          <w:lang w:eastAsia="zh-CN"/>
-        </w:rPr>
-        <w:t>“</w:t>
-      </w:r>
-      <w:r>
-        <w:rPr>
-          <w:rFonts w:hint="eastAsia" w:ascii="Times New Roman" w:hAnsi="Times New Roman" w:eastAsia="微软雅黑" w:cs="Times New Roman"/>
-          <w:sz w:val="24"/>
-          <w:szCs w:val="24"/>
-          <w:lang w:eastAsia="zh-CN"/>
-        </w:rPr>
-        <w:t>6</w:t>
-      </w:r>
-      <w:r>
-        <w:rPr>
-          <w:rFonts w:ascii="Times New Roman" w:hAnsi="Times New Roman" w:eastAsia="微软雅黑" w:cs="Times New Roman"/>
-          <w:sz w:val="24"/>
-          <w:szCs w:val="24"/>
-          <w:lang w:eastAsia="zh-CN"/>
-        </w:rPr>
-        <w:t>”</w:t>
-      </w:r>
-      <w:r>
-        <w:rPr>
-          <w:rFonts w:hint="eastAsia" w:ascii="Times New Roman" w:hAnsi="Times New Roman" w:eastAsia="微软雅黑" w:cs="Times New Roman"/>
-          <w:sz w:val="24"/>
-          <w:szCs w:val="24"/>
-          <w:lang w:eastAsia="zh-CN"/>
-        </w:rPr>
-        <w:t xml:space="preserve"> %}</w:t>
-      </w:r>
-    </w:p>
-    <w:p>
-      <w:pPr>
-        <w:rPr>
-          <w:rFonts w:ascii="Times New Roman" w:hAnsi="Times New Roman" w:eastAsia="微软雅黑" w:cs="Times New Roman"/>
-          <w:sz w:val="24"/>
-          <w:szCs w:val="24"/>
-          <w:lang w:eastAsia="zh-CN"/>
-        </w:rPr>
-      </w:pPr>
-    </w:p>
-    <w:p>
-      <w:pPr>
-        <w:rPr>
-          <w:rFonts w:ascii="Times New Roman" w:hAnsi="Times New Roman" w:eastAsia="微软雅黑" w:cs="Times New Roman"/>
-          <w:sz w:val="24"/>
-          <w:szCs w:val="24"/>
-          <w:lang w:eastAsia="zh-CN"/>
-        </w:rPr>
-      </w:pPr>
-    </w:p>
-    <w:tbl>
-      <w:tblPr>
-        <w:tblStyle w:val="34"/>
-        <w:tblW w:w="6772" w:type="dxa"/>
-        <w:jc w:val="right"/>
-        <w:tblLayout w:type="fixed"/>
-        <w:tblCellMar>
-          <w:top w:w="0" w:type="dxa"/>
-          <w:left w:w="0" w:type="dxa"/>
-          <w:bottom w:w="0" w:type="dxa"/>
-          <w:right w:w="0" w:type="dxa"/>
-        </w:tblCellMar>
-      </w:tblPr>
-      <w:tblGrid>
-        <w:gridCol w:w="1272"/>
-        <w:gridCol w:w="2040"/>
-        <w:gridCol w:w="1166"/>
-        <w:gridCol w:w="2294"/>
-      </w:tblGrid>
-      <w:tr>
-        <w:tblPrEx>
-          <w:tblCellMar>
-            <w:top w:w="0" w:type="dxa"/>
-            <w:left w:w="0" w:type="dxa"/>
-            <w:bottom w:w="0" w:type="dxa"/>
-            <w:right w:w="0" w:type="dxa"/>
-          </w:tblCellMar>
-        </w:tblPrEx>
-        <w:trPr>
-          <w:trHeight w:val="441" w:hRule="exact"/>
-          <w:jc w:val="right"/>
-        </w:trPr>
-        <w:tc>
-          <w:tcPr>
-            <w:tcW w:w="1272" w:type="dxa"/>
-            <w:vAlign w:val="center"/>
-          </w:tcPr>
-          <w:p>
-            <w:pPr>
-              <w:pStyle w:val="20"/>
-              <w:spacing w:before="13"/>
-              <w:ind w:left="13" w:right="95"/>
-              <w:jc w:val="both"/>
-              <w:rPr>
-                <w:rFonts w:ascii="Times New Roman" w:hAnsi="Times New Roman" w:cs="Times New Roman"/>
-                <w:b/>
-                <w:sz w:val="24"/>
-                <w:szCs w:val="24"/>
-              </w:rPr>
-            </w:pPr>
-            <w:r>
-              <w:rPr>
-                <w:rFonts w:ascii="Times New Roman" w:hAnsi="Times New Roman" w:cs="Times New Roman"/>
-                <w:b/>
-                <w:sz w:val="24"/>
-                <w:szCs w:val="24"/>
-              </w:rPr>
-              <w:t>检测人：</w:t>
-            </w:r>
-          </w:p>
-        </w:tc>
-        <w:tc>
-          <w:tcPr>
-            <w:tcW w:w="2040" w:type="dxa"/>
-            <w:vAlign w:val="center"/>
-          </w:tcPr>
-          <w:p>
-            <w:pPr>
-              <w:pStyle w:val="20"/>
-              <w:spacing w:before="13"/>
-              <w:jc w:val="both"/>
-              <w:rPr>
-                <w:rFonts w:ascii="Times New Roman" w:hAnsi="Times New Roman" w:cs="Times New Roman"/>
-                <w:b/>
-                <w:sz w:val="24"/>
-                <w:szCs w:val="24"/>
-              </w:rPr>
-            </w:pPr>
-          </w:p>
-        </w:tc>
-        <w:tc>
-          <w:tcPr>
-            <w:tcW w:w="1166" w:type="dxa"/>
-            <w:vAlign w:val="center"/>
-          </w:tcPr>
-          <w:p>
-            <w:pPr>
-              <w:pStyle w:val="20"/>
-              <w:spacing w:before="13"/>
-              <w:jc w:val="both"/>
-              <w:rPr>
-                <w:rFonts w:ascii="Times New Roman" w:hAnsi="Times New Roman" w:cs="Times New Roman"/>
-                <w:b/>
-                <w:sz w:val="24"/>
-                <w:szCs w:val="24"/>
-              </w:rPr>
-            </w:pPr>
-            <w:r>
-              <w:rPr>
-                <w:rFonts w:ascii="Times New Roman" w:hAnsi="Times New Roman" w:cs="Times New Roman"/>
-                <w:b/>
-                <w:sz w:val="24"/>
-                <w:szCs w:val="24"/>
-              </w:rPr>
-              <w:t>复核人</w:t>
-            </w:r>
-            <w:r>
-              <w:rPr>
-                <w:rFonts w:ascii="Times New Roman" w:hAnsi="Times New Roman" w:cs="Times New Roman"/>
-                <w:b/>
-                <w:sz w:val="24"/>
-                <w:szCs w:val="24"/>
-                <w:lang w:eastAsia="zh-CN"/>
-              </w:rPr>
-              <w:t>：</w:t>
-            </w:r>
-          </w:p>
-        </w:tc>
-        <w:tc>
-          <w:tcPr>
-            <w:tcW w:w="2294" w:type="dxa"/>
-            <w:vAlign w:val="center"/>
-          </w:tcPr>
-          <w:p>
-            <w:pPr>
-              <w:pStyle w:val="20"/>
-              <w:spacing w:before="13"/>
-              <w:ind w:right="15"/>
-              <w:jc w:val="both"/>
-              <w:rPr>
-                <w:rFonts w:ascii="Times New Roman" w:hAnsi="Times New Roman" w:cs="Times New Roman"/>
-                <w:b/>
-                <w:sz w:val="24"/>
-                <w:szCs w:val="24"/>
-              </w:rPr>
-            </w:pPr>
-          </w:p>
-        </w:tc>
-      </w:tr>
-      <w:tr>
-        <w:tblPrEx>
-          <w:tblCellMar>
-            <w:top w:w="0" w:type="dxa"/>
-            <w:left w:w="0" w:type="dxa"/>
-            <w:bottom w:w="0" w:type="dxa"/>
-            <w:right w:w="0" w:type="dxa"/>
-          </w:tblCellMar>
-        </w:tblPrEx>
-        <w:trPr>
-          <w:trHeight w:val="457" w:hRule="exact"/>
-          <w:jc w:val="right"/>
-        </w:trPr>
-        <w:tc>
-          <w:tcPr>
-            <w:tcW w:w="1272" w:type="dxa"/>
-            <w:vAlign w:val="center"/>
-          </w:tcPr>
-          <w:p>
-            <w:pPr>
-              <w:pStyle w:val="20"/>
-              <w:spacing w:line="341" w:lineRule="exact"/>
-              <w:ind w:left="13" w:right="165"/>
-              <w:jc w:val="both"/>
-              <w:rPr>
-                <w:rFonts w:ascii="Times New Roman" w:hAnsi="Times New Roman" w:cs="Times New Roman"/>
-                <w:b/>
-                <w:sz w:val="24"/>
-                <w:szCs w:val="24"/>
-              </w:rPr>
-            </w:pPr>
-            <w:r>
-              <w:rPr>
-                <w:rFonts w:ascii="Times New Roman" w:hAnsi="Times New Roman" w:cs="Times New Roman"/>
-                <w:b/>
-                <w:sz w:val="24"/>
-                <w:szCs w:val="24"/>
-              </w:rPr>
-              <w:t>日</w:t>
-            </w:r>
-            <w:r>
-              <w:rPr>
-                <w:rFonts w:ascii="Times New Roman" w:hAnsi="Times New Roman" w:cs="Times New Roman"/>
-                <w:b/>
-                <w:sz w:val="24"/>
-                <w:szCs w:val="24"/>
-                <w:lang w:eastAsia="zh-CN"/>
-              </w:rPr>
-              <w:t xml:space="preserve">  </w:t>
-            </w:r>
-            <w:r>
-              <w:rPr>
-                <w:rFonts w:ascii="Times New Roman" w:hAnsi="Times New Roman" w:cs="Times New Roman"/>
-                <w:b/>
-                <w:sz w:val="24"/>
-                <w:szCs w:val="24"/>
-              </w:rPr>
-              <w:t>期：</w:t>
-            </w:r>
-          </w:p>
-        </w:tc>
-        <w:tc>
-          <w:tcPr>
-            <w:tcW w:w="2040" w:type="dxa"/>
-            <w:vAlign w:val="center"/>
-          </w:tcPr>
-          <w:p>
-            <w:pPr>
-              <w:pStyle w:val="20"/>
-              <w:spacing w:line="363" w:lineRule="exact"/>
-              <w:jc w:val="both"/>
-              <w:rPr>
-                <w:rFonts w:ascii="Times New Roman" w:hAnsi="Times New Roman" w:cs="Times New Roman"/>
-                <w:sz w:val="24"/>
-                <w:szCs w:val="24"/>
-              </w:rPr>
-            </w:pPr>
-            <w:r>
-              <w:rPr>
-                <w:rFonts w:ascii="Times New Roman" w:hAnsi="Times New Roman" w:cs="Times New Roman"/>
-                <w:kern w:val="2"/>
-                <w:sz w:val="24"/>
-                <w:szCs w:val="24"/>
-                <w:lang w:eastAsia="zh-CN"/>
-              </w:rPr>
-              <w:t>{{ reportdate }}</w:t>
-            </w:r>
-          </w:p>
-        </w:tc>
-        <w:tc>
-          <w:tcPr>
-            <w:tcW w:w="1166" w:type="dxa"/>
-            <w:vAlign w:val="center"/>
-          </w:tcPr>
-          <w:p>
-            <w:pPr>
-              <w:pStyle w:val="20"/>
-              <w:spacing w:line="341" w:lineRule="exact"/>
-              <w:jc w:val="both"/>
-              <w:rPr>
-                <w:rFonts w:ascii="Times New Roman" w:hAnsi="Times New Roman" w:cs="Times New Roman"/>
-                <w:b/>
-                <w:sz w:val="24"/>
-                <w:szCs w:val="24"/>
-              </w:rPr>
-            </w:pPr>
-            <w:r>
-              <w:rPr>
-                <w:rFonts w:ascii="Times New Roman" w:hAnsi="Times New Roman" w:cs="Times New Roman"/>
-                <w:b/>
-                <w:sz w:val="24"/>
-                <w:szCs w:val="24"/>
-              </w:rPr>
-              <w:t>日</w:t>
-            </w:r>
-            <w:r>
-              <w:rPr>
-                <w:rFonts w:ascii="Times New Roman" w:hAnsi="Times New Roman" w:cs="Times New Roman"/>
-                <w:b/>
-                <w:sz w:val="24"/>
-                <w:szCs w:val="24"/>
-                <w:lang w:eastAsia="zh-CN"/>
-              </w:rPr>
-              <w:t xml:space="preserve">  </w:t>
-            </w:r>
-            <w:r>
-              <w:rPr>
-                <w:rFonts w:ascii="Times New Roman" w:hAnsi="Times New Roman" w:cs="Times New Roman"/>
-                <w:b/>
-                <w:sz w:val="24"/>
-                <w:szCs w:val="24"/>
-              </w:rPr>
-              <w:t>期：</w:t>
-            </w:r>
-          </w:p>
-        </w:tc>
-        <w:tc>
-          <w:tcPr>
-            <w:tcW w:w="2294" w:type="dxa"/>
-            <w:vAlign w:val="center"/>
-          </w:tcPr>
-          <w:p>
-            <w:pPr>
-              <w:pStyle w:val="20"/>
-              <w:spacing w:line="363" w:lineRule="exact"/>
-              <w:ind w:right="15"/>
-              <w:jc w:val="both"/>
-              <w:rPr>
-                <w:rFonts w:ascii="Times New Roman" w:hAnsi="Times New Roman" w:cs="Times New Roman"/>
-                <w:sz w:val="24"/>
-                <w:szCs w:val="24"/>
-              </w:rPr>
-            </w:pPr>
-            <w:r>
-              <w:rPr>
-                <w:rFonts w:ascii="Times New Roman" w:hAnsi="Times New Roman" w:cs="Times New Roman"/>
-                <w:kern w:val="2"/>
-                <w:sz w:val="24"/>
-                <w:szCs w:val="24"/>
-                <w:lang w:eastAsia="zh-CN"/>
-              </w:rPr>
-              <w:t>{{ reportdate }}</w:t>
-            </w:r>
-          </w:p>
-        </w:tc>
-      </w:tr>
-    </w:tbl>
-    <w:p>
-      <w:pPr>
         <w:keepNext w:val="0"/>
         <w:keepLines w:val="0"/>
         <w:pageBreakBefore w:val="0"/>
@@ -8260,12 +8387,12 @@
           <w:szCs w:val="32"/>
         </w:rPr>
       </w:pPr>
-      <w:bookmarkStart w:id="24" w:name="_Toc22132"/>
-      <w:bookmarkStart w:id="25" w:name="_Toc2781"/>
-      <w:bookmarkStart w:id="26" w:name="_Toc20136_WPSOffice_Level1"/>
-      <w:bookmarkStart w:id="27" w:name="_Toc30269"/>
-      <w:bookmarkStart w:id="28" w:name="_Toc21428"/>
-      <w:bookmarkStart w:id="29" w:name="_Toc19898_WPSOffice_Level1"/>
+      <w:bookmarkStart w:id="24" w:name="_Toc2781"/>
+      <w:bookmarkStart w:id="25" w:name="_Toc22132"/>
+      <w:bookmarkStart w:id="26" w:name="_Toc30269"/>
+      <w:bookmarkStart w:id="27" w:name="_Toc19898_WPSOffice_Level1"/>
+      <w:bookmarkStart w:id="28" w:name="_Toc20136_WPSOffice_Level1"/>
+      <w:bookmarkStart w:id="29" w:name="_Toc21428"/>
       <w:r>
         <w:rPr>
           <w:rFonts w:hint="eastAsia"/>
@@ -8300,17 +8427,17 @@
         </w:rPr>
       </w:pPr>
       <w:bookmarkStart w:id="30" w:name="_Toc107825551"/>
-      <w:bookmarkStart w:id="31" w:name="_Toc29923"/>
+      <w:bookmarkStart w:id="31" w:name="_Toc23872"/>
       <w:bookmarkStart w:id="32" w:name="_Toc17240"/>
       <w:bookmarkStart w:id="33" w:name="_Toc166848188"/>
-      <w:bookmarkStart w:id="34" w:name="_Toc23872"/>
+      <w:bookmarkStart w:id="34" w:name="_Toc29923"/>
       <w:bookmarkStart w:id="35" w:name="_Toc149837258"/>
       <w:bookmarkStart w:id="36" w:name="_Toc12516"/>
       <w:bookmarkStart w:id="37" w:name="_Toc23846_WPSOffice_Level1"/>
       <w:bookmarkStart w:id="38" w:name="_Toc32443_WPSOffice_Level1"/>
       <w:bookmarkStart w:id="39" w:name="_Toc25727"/>
-      <w:bookmarkStart w:id="40" w:name="_Toc23903"/>
-      <w:bookmarkStart w:id="41" w:name="_Toc4331_WPSOffice_Level1"/>
+      <w:bookmarkStart w:id="40" w:name="_Toc4331_WPSOffice_Level1"/>
+      <w:bookmarkStart w:id="41" w:name="_Toc23903"/>
       <w:r>
         <w:rPr>
           <w:rFonts w:hint="eastAsia"/>
@@ -9027,6 +9154,12 @@
             <w:insideH w:val="single" w:color="0070C0" w:sz="4" w:space="0"/>
             <w:insideV w:val="single" w:color="0070C0" w:sz="4" w:space="0"/>
           </w:tblBorders>
+          <w:tblCellMar>
+            <w:top w:w="0" w:type="dxa"/>
+            <w:left w:w="0" w:type="dxa"/>
+            <w:bottom w:w="0" w:type="dxa"/>
+            <w:right w:w="0" w:type="dxa"/>
+          </w:tblCellMar>
         </w:tblPrEx>
         <w:trPr>
           <w:trHeight w:val="510" w:hRule="atLeast"/>
@@ -13264,9 +13397,9 @@
           <w:color w:val="0070C0"/>
         </w:rPr>
       </w:pPr>
-      <w:bookmarkStart w:id="43" w:name="_Toc149837259"/>
-      <w:bookmarkStart w:id="44" w:name="_Toc23435"/>
-      <w:bookmarkStart w:id="45" w:name="_Toc1270"/>
+      <w:bookmarkStart w:id="43" w:name="_Toc23435"/>
+      <w:bookmarkStart w:id="44" w:name="_Toc1270"/>
+      <w:bookmarkStart w:id="45" w:name="_Toc149837259"/>
       <w:r>
         <w:rPr>
           <w:rFonts w:hint="eastAsia"/>
@@ -17714,12 +17847,12 @@
           <w:lang w:eastAsia="zh-CN"/>
         </w:rPr>
       </w:pPr>
-      <w:bookmarkStart w:id="46" w:name="_Toc26335"/>
-      <w:bookmarkStart w:id="47" w:name="_Toc106719764"/>
-      <w:bookmarkStart w:id="48" w:name="_Toc20034"/>
-      <w:bookmarkStart w:id="49" w:name="_Toc10223"/>
-      <w:bookmarkStart w:id="50" w:name="_Toc7657"/>
-      <w:bookmarkStart w:id="51" w:name="_Toc29277"/>
+      <w:bookmarkStart w:id="46" w:name="_Toc106719764"/>
+      <w:bookmarkStart w:id="47" w:name="_Toc10223"/>
+      <w:bookmarkStart w:id="48" w:name="_Toc7657"/>
+      <w:bookmarkStart w:id="49" w:name="_Toc20034"/>
+      <w:bookmarkStart w:id="50" w:name="_Toc29277"/>
+      <w:bookmarkStart w:id="51" w:name="_Toc26335"/>
       <w:r>
         <w:rPr>
           <w:rFonts w:hint="eastAsia"/>
@@ -17797,6 +17930,12 @@
             <w:insideH w:val="single" w:color="0070C0" w:sz="4" w:space="0"/>
             <w:insideV w:val="single" w:color="0070C0" w:sz="4" w:space="0"/>
           </w:tblBorders>
+          <w:tblCellMar>
+            <w:top w:w="0" w:type="dxa"/>
+            <w:left w:w="108" w:type="dxa"/>
+            <w:bottom w:w="0" w:type="dxa"/>
+            <w:right w:w="108" w:type="dxa"/>
+          </w:tblCellMar>
         </w:tblPrEx>
         <w:trPr>
           <w:jc w:val="center"/>
@@ -20722,8 +20861,8 @@
           <w:szCs w:val="32"/>
         </w:rPr>
       </w:pPr>
-      <w:bookmarkStart w:id="52" w:name="_Toc934"/>
-      <w:bookmarkStart w:id="53" w:name="_Toc4421"/>
+      <w:bookmarkStart w:id="52" w:name="_Toc4421"/>
+      <w:bookmarkStart w:id="53" w:name="_Toc934"/>
       <w:r>
         <w:rPr>
           <w:rFonts w:hint="eastAsia"/>
@@ -20757,17 +20896,17 @@
         </w:rPr>
       </w:pPr>
       <w:bookmarkStart w:id="54" w:name="_Toc107330125"/>
-      <w:bookmarkStart w:id="55" w:name="_Toc166848193"/>
-      <w:bookmarkStart w:id="56" w:name="_Toc25310"/>
-      <w:bookmarkStart w:id="57" w:name="_Toc10233"/>
+      <w:bookmarkStart w:id="55" w:name="_Toc26107"/>
+      <w:bookmarkStart w:id="56" w:name="_Toc10233"/>
+      <w:bookmarkStart w:id="57" w:name="_Toc21881"/>
       <w:bookmarkStart w:id="58" w:name="_Toc107825556"/>
-      <w:bookmarkStart w:id="59" w:name="_Toc26107"/>
-      <w:bookmarkStart w:id="60" w:name="_Toc21881"/>
+      <w:bookmarkStart w:id="59" w:name="_Toc25310"/>
+      <w:bookmarkStart w:id="60" w:name="_Toc166848193"/>
       <w:bookmarkStart w:id="61" w:name="_Toc21764_WPSOffice_Level1"/>
       <w:bookmarkStart w:id="62" w:name="_Toc1707_WPSOffice_Level1"/>
       <w:bookmarkStart w:id="63" w:name="_Toc28240"/>
-      <w:bookmarkStart w:id="64" w:name="_Toc13196_WPSOffice_Level1"/>
-      <w:bookmarkStart w:id="65" w:name="_Toc27302"/>
+      <w:bookmarkStart w:id="64" w:name="_Toc27302"/>
+      <w:bookmarkStart w:id="65" w:name="_Toc13196_WPSOffice_Level1"/>
       <w:r>
         <w:rPr>
           <w:rFonts w:hint="eastAsia"/>
@@ -21026,8 +21165,8 @@
           <w:lang w:eastAsia="zh-CN"/>
         </w:rPr>
       </w:pPr>
-      <w:bookmarkStart w:id="66" w:name="_Toc289"/>
-      <w:bookmarkStart w:id="67" w:name="_Toc17537"/>
+      <w:bookmarkStart w:id="66" w:name="_Toc17537"/>
+      <w:bookmarkStart w:id="67" w:name="_Toc289"/>
       <w:r>
         <w:rPr>
           <w:rFonts w:hint="eastAsia" w:ascii="Times New Roman" w:hAnsi="Times New Roman" w:eastAsia="微软雅黑" w:cs="Times New Roman"/>
@@ -25891,11 +26030,11 @@
           <w:lang w:eastAsia="zh-CN"/>
         </w:rPr>
       </w:pPr>
-      <w:bookmarkStart w:id="70" w:name="_Toc23606"/>
-      <w:bookmarkStart w:id="71" w:name="_Toc32443_WPSOffice_Level2"/>
-      <w:bookmarkStart w:id="72" w:name="_Toc21615"/>
-      <w:bookmarkStart w:id="73" w:name="_Toc32302"/>
-      <w:bookmarkStart w:id="74" w:name="_Toc4331_WPSOffice_Level2"/>
+      <w:bookmarkStart w:id="70" w:name="_Toc32302"/>
+      <w:bookmarkStart w:id="71" w:name="_Toc4331_WPSOffice_Level2"/>
+      <w:bookmarkStart w:id="72" w:name="_Toc32443_WPSOffice_Level2"/>
+      <w:bookmarkStart w:id="73" w:name="_Toc21615"/>
+      <w:bookmarkStart w:id="74" w:name="_Toc23606"/>
       <w:bookmarkStart w:id="75" w:name="_Toc21349"/>
       <w:bookmarkStart w:id="76" w:name="_Toc149837264"/>
       <w:r>
@@ -38419,17 +38558,17 @@
           <w:lang w:eastAsia="zh-CN"/>
         </w:rPr>
       </w:pPr>
-      <w:bookmarkStart w:id="82" w:name="_Toc14255_WPSOffice_Level1"/>
-      <w:bookmarkStart w:id="83" w:name="_Toc15840_WPSOffice_Level1"/>
-      <w:bookmarkStart w:id="84" w:name="_Toc25043"/>
-      <w:bookmarkStart w:id="85" w:name="_Toc19066"/>
-      <w:bookmarkStart w:id="86" w:name="_Toc9066"/>
-      <w:bookmarkStart w:id="87" w:name="_Toc24085_WPSOffice_Level1"/>
-      <w:bookmarkStart w:id="88" w:name="_Toc3674"/>
+      <w:bookmarkStart w:id="82" w:name="_Toc24085_WPSOffice_Level1"/>
+      <w:bookmarkStart w:id="83" w:name="_Toc9066"/>
+      <w:bookmarkStart w:id="84" w:name="_Toc19066"/>
+      <w:bookmarkStart w:id="85" w:name="_Toc14255_WPSOffice_Level1"/>
+      <w:bookmarkStart w:id="86" w:name="_Toc3674"/>
+      <w:bookmarkStart w:id="87" w:name="_Toc25043"/>
+      <w:bookmarkStart w:id="88" w:name="_Toc15840_WPSOffice_Level1"/>
       <w:bookmarkStart w:id="89" w:name="_Hlk33190413"/>
       <w:bookmarkStart w:id="90" w:name="_Toc18699"/>
-      <w:bookmarkStart w:id="91" w:name="_Toc11193_WPSOffice_Level1"/>
-      <w:bookmarkStart w:id="92" w:name="_Toc28810_WPSOffice_Level1"/>
+      <w:bookmarkStart w:id="91" w:name="_Toc28810_WPSOffice_Level1"/>
+      <w:bookmarkStart w:id="92" w:name="_Toc11193_WPSOffice_Level1"/>
       <w:bookmarkStart w:id="93" w:name="_Toc11896_WPSOffice_Level1"/>
       <w:r>
         <w:rPr>
@@ -42032,11 +42171,11 @@
           <w:lang w:eastAsia="zh-CN"/>
         </w:rPr>
       </w:pPr>
-      <w:bookmarkStart w:id="98" w:name="_Toc29387"/>
-      <w:bookmarkStart w:id="99" w:name="_Toc1901"/>
-      <w:bookmarkStart w:id="100" w:name="_Toc107825565"/>
+      <w:bookmarkStart w:id="98" w:name="_Toc1901"/>
+      <w:bookmarkStart w:id="99" w:name="_Toc19415"/>
+      <w:bookmarkStart w:id="100" w:name="_Toc29387"/>
       <w:bookmarkStart w:id="101" w:name="_Toc166848199"/>
-      <w:bookmarkStart w:id="102" w:name="_Toc19415"/>
+      <w:bookmarkStart w:id="102" w:name="_Toc107825565"/>
       <w:bookmarkStart w:id="103" w:name="_Toc14221"/>
       <w:r>
         <w:rPr>
@@ -42822,10 +42961,10 @@
         </w:rPr>
       </w:pPr>
       <w:bookmarkStart w:id="104" w:name="_Toc107825566"/>
-      <w:bookmarkStart w:id="105" w:name="_Toc166848200"/>
-      <w:bookmarkStart w:id="106" w:name="_Toc22197"/>
+      <w:bookmarkStart w:id="105" w:name="_Toc11974"/>
+      <w:bookmarkStart w:id="106" w:name="_Toc166848200"/>
       <w:bookmarkStart w:id="107" w:name="_Toc32501"/>
-      <w:bookmarkStart w:id="108" w:name="_Toc11974"/>
+      <w:bookmarkStart w:id="108" w:name="_Toc22197"/>
       <w:r>
         <w:rPr>
           <w:rFonts w:hint="eastAsia"/>
@@ -42943,7 +43082,7 @@
                     </pic:cNvPicPr>
                   </pic:nvPicPr>
                   <pic:blipFill>
-                    <a:blip r:embed="rId13"/>
+                    <a:blip r:embed="rId14"/>
                     <a:stretch>
                       <a:fillRect/>
                     </a:stretch>
@@ -44100,15 +44239,15 @@
           <w:lang w:eastAsia="zh-CN"/>
         </w:rPr>
       </w:pPr>
-      <w:bookmarkStart w:id="110" w:name="_Toc5400"/>
-      <w:bookmarkStart w:id="111" w:name="_Toc29283"/>
-      <w:bookmarkStart w:id="112" w:name="_Toc27291"/>
-      <w:bookmarkStart w:id="113" w:name="_Toc13238"/>
-      <w:bookmarkStart w:id="114" w:name="_Toc4680"/>
-      <w:bookmarkStart w:id="115" w:name="_Toc3846"/>
-      <w:bookmarkStart w:id="116" w:name="_Toc32060"/>
-      <w:bookmarkStart w:id="117" w:name="_Toc5114"/>
-      <w:bookmarkStart w:id="118" w:name="_Toc29484"/>
+      <w:bookmarkStart w:id="110" w:name="_Toc4680"/>
+      <w:bookmarkStart w:id="111" w:name="_Toc3846"/>
+      <w:bookmarkStart w:id="112" w:name="_Toc13238"/>
+      <w:bookmarkStart w:id="113" w:name="_Toc5400"/>
+      <w:bookmarkStart w:id="114" w:name="_Toc29283"/>
+      <w:bookmarkStart w:id="115" w:name="_Toc32060"/>
+      <w:bookmarkStart w:id="116" w:name="_Toc29484"/>
+      <w:bookmarkStart w:id="117" w:name="_Toc27291"/>
+      <w:bookmarkStart w:id="118" w:name="_Toc5114"/>
       <w:r>
         <w:rPr>
           <w:rFonts w:ascii="Times New Roman" w:hAnsi="Times New Roman" w:eastAsia="微软雅黑" w:cs="Times New Roman"/>
@@ -44324,14 +44463,14 @@
         </w:rPr>
       </w:pPr>
       <w:bookmarkStart w:id="119" w:name="_Toc10299"/>
-      <w:bookmarkStart w:id="120" w:name="_Toc32349"/>
-      <w:bookmarkStart w:id="121" w:name="_Toc22196"/>
-      <w:bookmarkStart w:id="122" w:name="_Toc1891"/>
-      <w:bookmarkStart w:id="123" w:name="_Toc5838"/>
-      <w:bookmarkStart w:id="124" w:name="_Toc21034"/>
-      <w:bookmarkStart w:id="125" w:name="_Toc783"/>
-      <w:bookmarkStart w:id="126" w:name="_Toc126"/>
-      <w:bookmarkStart w:id="127" w:name="_Toc2976"/>
+      <w:bookmarkStart w:id="120" w:name="_Toc126"/>
+      <w:bookmarkStart w:id="121" w:name="_Toc5838"/>
+      <w:bookmarkStart w:id="122" w:name="_Toc21034"/>
+      <w:bookmarkStart w:id="123" w:name="_Toc22196"/>
+      <w:bookmarkStart w:id="124" w:name="_Toc783"/>
+      <w:bookmarkStart w:id="125" w:name="_Toc32349"/>
+      <w:bookmarkStart w:id="126" w:name="_Toc2976"/>
+      <w:bookmarkStart w:id="127" w:name="_Toc1891"/>
       <w:r>
         <w:rPr>
           <w:rFonts w:ascii="Times New Roman" w:hAnsi="Times New Roman" w:eastAsia="微软雅黑" w:cs="Times New Roman"/>
@@ -44505,7 +44644,6 @@
         </w:rPr>
         <w:t xml:space="preserve"> </w:t>
       </w:r>
-      <w:bookmarkStart w:id="128" w:name="_GoBack"/>
       <w:r>
         <w:rPr>
           <w:rFonts w:hint="eastAsia" w:ascii="Times New Roman" w:hAnsi="Times New Roman" w:eastAsia="微软雅黑" w:cs="Times New Roman"/>
@@ -44513,7 +44651,6 @@
         </w:rPr>
         <w:t>家</w:t>
       </w:r>
-      <w:bookmarkEnd w:id="128"/>
       <w:r>
         <w:rPr>
           <w:rFonts w:hint="eastAsia" w:ascii="Times New Roman" w:hAnsi="Times New Roman" w:eastAsia="微软雅黑" w:cs="Times New Roman"/>
@@ -44615,26 +44752,26 @@
           <w:sz w:val="22"/>
         </w:rPr>
       </w:pPr>
-      <w:r>
-        <w:rPr>
-          <w:rFonts w:ascii="Times New Roman" w:hAnsi="Times New Roman" w:eastAsia="微软雅黑" w:cs="Times New Roman"/>
-          <w:color w:val="001C4A"/>
-          <w:sz w:val="15"/>
+      <w:bookmarkStart w:id="128" w:name="_GoBack"/>
+      <w:r>
+        <w:rPr>
+          <w:rFonts w:ascii="Times New Roman" w:hAnsi="Times New Roman" w:eastAsia="等线"/>
+          <w:sz w:val="22"/>
           <w:lang w:eastAsia="zh-CN"/>
         </w:rPr>
         <w:drawing>
-          <wp:anchor distT="0" distB="0" distL="114300" distR="114300" simplePos="0" relativeHeight="251660288" behindDoc="0" locked="0" layoutInCell="1" allowOverlap="1">
+          <wp:anchor distT="0" distB="0" distL="114300" distR="114300" simplePos="0" relativeHeight="251665408" behindDoc="0" locked="0" layoutInCell="1" allowOverlap="1">
             <wp:simplePos x="0" y="0"/>
             <wp:positionH relativeFrom="column">
-              <wp:posOffset>-647700</wp:posOffset>
+              <wp:posOffset>-655320</wp:posOffset>
             </wp:positionH>
             <wp:positionV relativeFrom="paragraph">
-              <wp:posOffset>-631190</wp:posOffset>
+              <wp:posOffset>-655955</wp:posOffset>
             </wp:positionV>
-            <wp:extent cx="7560945" cy="10690860"/>
-            <wp:effectExtent l="0" t="0" r="1905" b="5715"/>
+            <wp:extent cx="7564120" cy="10699115"/>
+            <wp:effectExtent l="0" t="0" r="10160" b="14605"/>
             <wp:wrapNone/>
-            <wp:docPr id="41104356" name="图片 2"/>
+            <wp:docPr id="6" name="图片 6" descr="6c64ff75c49ad23cdf6155d2581daf7"/>
             <wp:cNvGraphicFramePr>
               <a:graphicFrameLocks xmlns:a="http://schemas.openxmlformats.org/drawingml/2006/main" noChangeAspect="1"/>
             </wp:cNvGraphicFramePr>
@@ -44642,20 +44779,13 @@
               <a:graphicData uri="http://schemas.openxmlformats.org/drawingml/2006/picture">
                 <pic:pic xmlns:pic="http://schemas.openxmlformats.org/drawingml/2006/picture">
                   <pic:nvPicPr>
-                    <pic:cNvPr id="41104356" name="图片 2"/>
+                    <pic:cNvPr id="6" name="图片 6" descr="6c64ff75c49ad23cdf6155d2581daf7"/>
                     <pic:cNvPicPr>
-                      <a:picLocks noChangeAspect="1" noChangeArrowheads="1"/>
+                      <a:picLocks noChangeAspect="1"/>
                     </pic:cNvPicPr>
                   </pic:nvPicPr>
                   <pic:blipFill>
-                    <a:blip r:embed="rId14" cstate="print">
-                      <a:extLst>
-                        <a:ext uri="{28A0092B-C50C-407E-A947-70E740481C1C}">
-                          <a14:useLocalDpi xmlns:a14="http://schemas.microsoft.com/office/drawing/2010/main" val="0"/>
-                        </a:ext>
-                      </a:extLst>
-                    </a:blip>
-                    <a:srcRect/>
+                    <a:blip r:embed="rId15"/>
                     <a:stretch>
                       <a:fillRect/>
                     </a:stretch>
@@ -44663,15 +44793,11 @@
                   <pic:spPr>
                     <a:xfrm>
                       <a:off x="0" y="0"/>
-                      <a:ext cx="7560945" cy="10690860"/>
+                      <a:ext cx="7564120" cy="10699115"/>
                     </a:xfrm>
                     <a:prstGeom prst="rect">
                       <a:avLst/>
                     </a:prstGeom>
-                    <a:noFill/>
-                    <a:ln>
-                      <a:noFill/>
-                    </a:ln>
                   </pic:spPr>
                 </pic:pic>
               </a:graphicData>
@@ -44679,8 +44805,10 @@
           </wp:anchor>
         </w:drawing>
       </w:r>
+      <w:bookmarkEnd w:id="128"/>
     </w:p>
     <w:sectPr>
+      <w:footerReference r:id="rId7" w:type="default"/>
       <w:pgSz w:w="11911" w:h="16838"/>
       <w:pgMar w:top="1037" w:right="1020" w:bottom="981" w:left="1020" w:header="0" w:footer="567" w:gutter="0"/>
       <w:pgBorders>
@@ -44892,6 +45020,16 @@
         </mc:Fallback>
       </mc:AlternateContent>
     </w:r>
+  </w:p>
+</w:ftr>
+</file>
+
+<file path=word/footer3.xml><?xml version="1.0" encoding="utf-8"?>
+<w:ftr xmlns:wpc="http://schemas.microsoft.com/office/word/2010/wordprocessingCanvas" xmlns:mc="http://schemas.openxmlformats.org/markup-compatibility/2006" xmlns:o="urn:schemas-microsoft-com:office:office" xmlns:r="http://schemas.openxmlformats.org/officeDocument/2006/relationships" xmlns:m="http://schemas.openxmlformats.org/officeDocument/2006/math" xmlns:v="urn:schemas-microsoft-com:vml" xmlns:wp14="http://schemas.microsoft.com/office/word/2010/wordprocessingDrawing" xmlns:wp="http://schemas.openxmlformats.org/drawingml/2006/wordprocessingDrawing" xmlns:w10="urn:schemas-microsoft-com:office:word" xmlns:w="http://schemas.openxmlformats.org/wordprocessingml/2006/main" xmlns:w14="http://schemas.microsoft.com/office/word/2010/wordml" xmlns:w15="http://schemas.microsoft.com/office/word/2012/wordml" xmlns:wpg="http://schemas.microsoft.com/office/word/2010/wordprocessingGroup" xmlns:wpi="http://schemas.microsoft.com/office/word/2010/wordprocessingInk" xmlns:wne="http://schemas.microsoft.com/office/word/2006/wordml" xmlns:wps="http://schemas.microsoft.com/office/word/2010/wordprocessingShape" xmlns:wpsCustomData="http://www.wps.cn/officeDocument/2013/wpsCustomData" mc:Ignorable="w14 w15 wp14">
+  <w:p>
+    <w:pPr>
+      <w:pStyle w:val="9"/>
+    </w:pPr>
   </w:p>
 </w:ftr>
 </file>

--- a/WebContent/docx/BRCA12基因+同源重组修复缺陷评分（HRD score）报告-基智远.docx
+++ b/WebContent/docx/BRCA12基因+同源重组修复缺陷评分（HRD score）报告-基智远.docx
@@ -17,7 +17,7 @@
           <w:lang w:eastAsia="zh-CN"/>
         </w:rPr>
         <w:drawing>
-          <wp:anchor distT="0" distB="0" distL="114300" distR="114300" simplePos="0" relativeHeight="251660288" behindDoc="0" locked="0" layoutInCell="1" allowOverlap="1">
+          <wp:anchor distT="0" distB="0" distL="114300" distR="114300" simplePos="0" relativeHeight="251661312" behindDoc="0" locked="0" layoutInCell="1" allowOverlap="1">
             <wp:simplePos x="0" y="0"/>
             <wp:positionH relativeFrom="column">
               <wp:posOffset>-619125</wp:posOffset>
@@ -42,7 +42,7 @@
                     </pic:cNvPicPr>
                   </pic:nvPicPr>
                   <pic:blipFill>
-                    <a:blip r:embed="rId9"/>
+                    <a:blip r:embed="rId8"/>
                     <a:stretch>
                       <a:fillRect/>
                     </a:stretch>
@@ -3096,11 +3096,11 @@
             </w:rPr>
             <w:fldChar w:fldCharType="end"/>
           </w:r>
-          <w:bookmarkStart w:id="0" w:name="_Toc30143_WPSOffice_Level1"/>
+          <w:bookmarkStart w:id="0" w:name="_Toc24178_WPSOffice_Level1"/>
           <w:bookmarkStart w:id="1" w:name="_Toc21669"/>
-          <w:bookmarkStart w:id="2" w:name="_Toc21009_WPSOffice_Level1"/>
+          <w:bookmarkStart w:id="2" w:name="_Toc30143_WPSOffice_Level1"/>
           <w:bookmarkStart w:id="3" w:name="_Toc13806"/>
-          <w:bookmarkStart w:id="4" w:name="_Toc24178_WPSOffice_Level1"/>
+          <w:bookmarkStart w:id="4" w:name="_Toc21009_WPSOffice_Level1"/>
         </w:p>
       </w:sdtContent>
     </w:sdt>
@@ -3174,12 +3174,6 @@
             <w:insideH w:val="single" w:color="A4A4A4" w:sz="4" w:space="0"/>
             <w:insideV w:val="single" w:color="A4A4A4" w:sz="4" w:space="0"/>
           </w:tblBorders>
-          <w:tblCellMar>
-            <w:top w:w="0" w:type="dxa"/>
-            <w:left w:w="108" w:type="dxa"/>
-            <w:bottom w:w="0" w:type="dxa"/>
-            <w:right w:w="108" w:type="dxa"/>
-          </w:tblCellMar>
         </w:tblPrEx>
         <w:trPr>
           <w:trHeight w:val="397" w:hRule="atLeast"/>
@@ -3713,11 +3707,11 @@
         </w:rPr>
       </w:pPr>
       <w:bookmarkStart w:id="7" w:name="_Toc11015_WPSOffice_Level1"/>
-      <w:bookmarkStart w:id="8" w:name="_Toc17451"/>
-      <w:bookmarkStart w:id="9" w:name="_Toc18062_WPSOffice_Level1"/>
-      <w:bookmarkStart w:id="10" w:name="_Toc14153"/>
-      <w:bookmarkStart w:id="11" w:name="_Toc30875"/>
-      <w:bookmarkStart w:id="12" w:name="_Toc7021_WPSOffice_Level1"/>
+      <w:bookmarkStart w:id="8" w:name="_Toc18062_WPSOffice_Level1"/>
+      <w:bookmarkStart w:id="9" w:name="_Toc7021_WPSOffice_Level1"/>
+      <w:bookmarkStart w:id="10" w:name="_Toc30875"/>
+      <w:bookmarkStart w:id="11" w:name="_Toc14153"/>
+      <w:bookmarkStart w:id="12" w:name="_Toc17451"/>
       <w:bookmarkStart w:id="13" w:name="_Toc3823"/>
       <w:r>
         <w:rPr>
@@ -3902,12 +3896,12 @@
           <w:szCs w:val="32"/>
         </w:rPr>
       </w:pPr>
-      <w:bookmarkStart w:id="14" w:name="_Toc18058"/>
-      <w:bookmarkStart w:id="15" w:name="_Toc23369_WPSOffice_Level1"/>
-      <w:bookmarkStart w:id="16" w:name="_Toc6221_WPSOffice_Level1"/>
-      <w:bookmarkStart w:id="17" w:name="_Toc25920"/>
-      <w:bookmarkStart w:id="18" w:name="_Toc19763"/>
-      <w:bookmarkStart w:id="19" w:name="_Toc9759"/>
+      <w:bookmarkStart w:id="14" w:name="_Toc23369_WPSOffice_Level1"/>
+      <w:bookmarkStart w:id="15" w:name="_Toc25920"/>
+      <w:bookmarkStart w:id="16" w:name="_Toc18058"/>
+      <w:bookmarkStart w:id="17" w:name="_Toc6221_WPSOffice_Level1"/>
+      <w:bookmarkStart w:id="18" w:name="_Toc9759"/>
+      <w:bookmarkStart w:id="19" w:name="_Toc19763"/>
       <w:bookmarkStart w:id="20" w:name="_Toc534807930"/>
       <w:r>
         <w:rPr>
@@ -3962,9 +3956,9 @@
           <w:lang w:eastAsia="zh-CN"/>
         </w:rPr>
       </w:pPr>
-      <w:bookmarkStart w:id="21" w:name="_Toc149837254"/>
+      <w:bookmarkStart w:id="21" w:name="_Toc31543"/>
       <w:bookmarkStart w:id="22" w:name="_Toc14306"/>
-      <w:bookmarkStart w:id="23" w:name="_Toc31543"/>
+      <w:bookmarkStart w:id="23" w:name="_Toc149837254"/>
       <w:r>
         <w:rPr>
           <w:rFonts w:hint="eastAsia"/>
@@ -5599,18 +5593,18 @@
         <mc:AlternateContent>
           <mc:Choice Requires="wpg">
             <w:drawing>
-              <wp:anchor distT="0" distB="0" distL="114300" distR="114300" simplePos="0" relativeHeight="251664384" behindDoc="0" locked="0" layoutInCell="1" allowOverlap="1">
+              <wp:anchor distT="0" distB="0" distL="114300" distR="114300" simplePos="0" relativeHeight="251662336" behindDoc="0" locked="0" layoutInCell="1" allowOverlap="1">
                 <wp:simplePos x="0" y="0"/>
                 <wp:positionH relativeFrom="column">
-                  <wp:posOffset>2775585</wp:posOffset>
+                  <wp:posOffset>2806700</wp:posOffset>
                 </wp:positionH>
                 <wp:positionV relativeFrom="paragraph">
-                  <wp:posOffset>80010</wp:posOffset>
+                  <wp:posOffset>33020</wp:posOffset>
                 </wp:positionV>
-                <wp:extent cx="2571115" cy="410210"/>
-                <wp:effectExtent l="0" t="0" r="4445" b="1270"/>
+                <wp:extent cx="2906395" cy="466090"/>
+                <wp:effectExtent l="0" t="0" r="4445" b="6985"/>
                 <wp:wrapNone/>
-                <wp:docPr id="35" name="组合 16"/>
+                <wp:docPr id="53" name="组合 6"/>
                 <wp:cNvGraphicFramePr/>
                 <a:graphic xmlns:a="http://schemas.openxmlformats.org/drawingml/2006/main">
                   <a:graphicData uri="http://schemas.microsoft.com/office/word/2010/wordprocessingGroup">
@@ -5618,15 +5612,53 @@
                       <wpg:cNvGrpSpPr/>
                       <wpg:grpSpPr>
                         <a:xfrm rot="0">
-                          <a:off x="3423285" y="4040505"/>
-                          <a:ext cx="2571115" cy="410210"/>
-                          <a:chOff x="17956" y="38313"/>
-                          <a:chExt cx="4049" cy="646"/>
+                          <a:off x="3454400" y="8937625"/>
+                          <a:ext cx="2906395" cy="466090"/>
+                          <a:chOff x="10964" y="4438"/>
+                          <a:chExt cx="4577" cy="734"/>
                         </a:xfrm>
                       </wpg:grpSpPr>
                       <pic:pic xmlns:pic="http://schemas.openxmlformats.org/drawingml/2006/picture">
                         <pic:nvPicPr>
-                          <pic:cNvPr id="12" name="图片 29" descr="IMG_256"/>
+                          <pic:cNvPr id="30" name="图片 30" descr="微信图片_20220215110121"/>
+                          <pic:cNvPicPr>
+                            <a:picLocks noChangeAspect="1"/>
+                          </pic:cNvPicPr>
+                        </pic:nvPicPr>
+                        <pic:blipFill>
+                          <a:blip r:embed="rId9">
+                            <a:clrChange>
+                              <a:clrFrom>
+                                <a:srgbClr val="A09D98">
+                                  <a:alpha val="100000"/>
+                                </a:srgbClr>
+                              </a:clrFrom>
+                              <a:clrTo>
+                                <a:srgbClr val="A09D98">
+                                  <a:alpha val="100000"/>
+                                  <a:alpha val="0"/>
+                                </a:srgbClr>
+                              </a:clrTo>
+                            </a:clrChange>
+                            <a:biLevel thresh="50000"/>
+                          </a:blip>
+                          <a:stretch>
+                            <a:fillRect/>
+                          </a:stretch>
+                        </pic:blipFill>
+                        <pic:spPr>
+                          <a:xfrm>
+                            <a:off x="10964" y="4458"/>
+                            <a:ext cx="1234" cy="715"/>
+                          </a:xfrm>
+                          <a:prstGeom prst="rect">
+                            <a:avLst/>
+                          </a:prstGeom>
+                        </pic:spPr>
+                      </pic:pic>
+                      <pic:pic xmlns:pic="http://schemas.openxmlformats.org/drawingml/2006/picture">
+                        <pic:nvPicPr>
+                          <pic:cNvPr id="21" name="图片 34" descr="晓敏"/>
                           <pic:cNvPicPr>
                             <a:picLocks noChangeAspect="1"/>
                           </pic:cNvPicPr>
@@ -5635,58 +5667,32 @@
                           <a:blip r:embed="rId10">
                             <a:clrChange>
                               <a:clrFrom>
-                                <a:srgbClr val="FFFFFF">
-                                  <a:alpha val="100000"/>
-                                </a:srgbClr>
+                                <a:srgbClr val="949FA1"/>
                               </a:clrFrom>
                               <a:clrTo>
-                                <a:srgbClr val="FFFFFF">
-                                  <a:alpha val="100000"/>
+                                <a:srgbClr val="949FA1">
                                   <a:alpha val="0"/>
                                 </a:srgbClr>
                               </a:clrTo>
                             </a:clrChange>
                           </a:blip>
+                          <a:srcRect l="34062" t="26445" r="34097" b="9325"/>
                           <a:stretch>
                             <a:fillRect/>
                           </a:stretch>
                         </pic:blipFill>
                         <pic:spPr>
-                          <a:xfrm>
-                            <a:off x="21031" y="38313"/>
-                            <a:ext cx="975" cy="570"/>
+                          <a:xfrm rot="16200000">
+                            <a:off x="14524" y="3981"/>
+                            <a:ext cx="560" cy="1475"/>
                           </a:xfrm>
                           <a:prstGeom prst="rect">
                             <a:avLst/>
                           </a:prstGeom>
                           <a:noFill/>
-                          <a:ln w="9525">
+                          <a:ln>
                             <a:noFill/>
                           </a:ln>
-                        </pic:spPr>
-                      </pic:pic>
-                      <pic:pic xmlns:pic="http://schemas.openxmlformats.org/drawingml/2006/picture">
-                        <pic:nvPicPr>
-                          <pic:cNvPr id="15" name="图片 15" descr="c9514d16fd70679bf0495aeebb03c72d_compress"/>
-                          <pic:cNvPicPr>
-                            <a:picLocks noChangeAspect="1"/>
-                          </pic:cNvPicPr>
-                        </pic:nvPicPr>
-                        <pic:blipFill>
-                          <a:blip r:embed="rId11"/>
-                          <a:srcRect l="21003" t="56913" r="27176" b="26386"/>
-                          <a:stretch>
-                            <a:fillRect/>
-                          </a:stretch>
-                        </pic:blipFill>
-                        <pic:spPr>
-                          <a:xfrm>
-                            <a:off x="17956" y="38485"/>
-                            <a:ext cx="1550" cy="475"/>
-                          </a:xfrm>
-                          <a:prstGeom prst="rect">
-                            <a:avLst/>
-                          </a:prstGeom>
                         </pic:spPr>
                       </pic:pic>
                     </wpg:wgp>
@@ -5697,18 +5703,18 @@
           </mc:Choice>
           <mc:Fallback>
             <w:pict>
-              <v:group id="组合 16" o:spid="_x0000_s1026" o:spt="203" style="position:absolute;left:0pt;margin-left:218.55pt;margin-top:6.3pt;height:32.3pt;width:202.45pt;z-index:251664384;mso-width-relative:page;mso-height-relative:page;" coordorigin="17956,38313" coordsize="4049,646" o:gfxdata="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">
+              <v:group id="组合 6" o:spid="_x0000_s1026" o:spt="203" style="position:absolute;left:0pt;margin-left:221pt;margin-top:2.6pt;height:36.7pt;width:228.85pt;z-index:251662336;mso-width-relative:page;mso-height-relative:page;" coordorigin="10964,4438" coordsize="4577,734" o:gfxdata="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">
                 <o:lock v:ext="edit" aspectratio="f"/>
-                <v:shape id="图片 29" o:spid="_x0000_s1026" o:spt="75" alt="IMG_256" type="#_x0000_t75" style="position:absolute;left:21031;top:38313;height:570;width:975;" filled="f" o:preferrelative="t" stroked="f" coordsize="21600,21600" o:gfxdata="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">
+                <v:shape id="_x0000_s1026" o:spid="_x0000_s1026" o:spt="75" alt="微信图片_20220215110121" type="#_x0000_t75" style="position:absolute;left:10964;top:4458;height:715;width:1234;" filled="f" o:preferrelative="t" stroked="f" coordsize="21600,21600" o:gfxdata="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">
                   <v:fill on="f" focussize="0,0"/>
                   <v:stroke on="f"/>
-                  <v:imagedata r:id="rId10" chromakey="#FFFFFF" o:title=""/>
+                  <v:imagedata r:id="rId9" grayscale="t" bilevel="t" chromakey="#A09D98" o:title=""/>
                   <o:lock v:ext="edit" aspectratio="t"/>
                 </v:shape>
-                <v:shape id="_x0000_s1026" o:spid="_x0000_s1026" o:spt="75" alt="c9514d16fd70679bf0495aeebb03c72d_compress" type="#_x0000_t75" style="position:absolute;left:17956;top:38485;height:475;width:1550;" filled="f" o:preferrelative="t" stroked="f" coordsize="21600,21600" o:gfxdata="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">
+                <v:shape id="图片 34" o:spid="_x0000_s1026" o:spt="75" alt="晓敏" type="#_x0000_t75" style="position:absolute;left:14524;top:3981;height:1475;width:560;rotation:-5898240f;" filled="f" o:preferrelative="t" stroked="f" coordsize="21600,21600" o:gfxdata="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">
                   <v:fill on="f" focussize="0,0"/>
                   <v:stroke on="f"/>
-                  <v:imagedata r:id="rId11" cropleft="13765f" croptop="37299f" cropright="17810f" cropbottom="17292f" o:title=""/>
+                  <v:imagedata r:id="rId10" cropleft="22323f" croptop="17331f" cropright="22346f" cropbottom="6111f" chromakey="#949FA1" o:title=""/>
                   <o:lock v:ext="edit" aspectratio="t"/>
                 </v:shape>
               </v:group>
@@ -5857,14 +5863,6 @@
         </w:tc>
       </w:tr>
       <w:tr>
-        <w:tblPrEx>
-          <w:tblCellMar>
-            <w:top w:w="0" w:type="dxa"/>
-            <w:left w:w="0" w:type="dxa"/>
-            <w:bottom w:w="0" w:type="dxa"/>
-            <w:right w:w="0" w:type="dxa"/>
-          </w:tblCellMar>
-        </w:tblPrEx>
         <w:trPr>
           <w:trHeight w:val="457" w:hRule="exact"/>
           <w:jc w:val="right"/>
@@ -6081,9 +6079,8 @@
     <w:p>
       <w:pPr>
         <w:rPr>
-          <w:rFonts w:hint="default"/>
           <w:sz w:val="24"/>
-          <w:lang w:val="en-US" w:eastAsia="zh-CN"/>
+          <w:lang w:eastAsia="zh-CN"/>
         </w:rPr>
       </w:pPr>
     </w:p>
@@ -6091,1519 +6088,6 @@
       <w:pPr>
         <w:rPr>
           <w:sz w:val="24"/>
-          <w:lang w:eastAsia="zh-CN"/>
-        </w:rPr>
-      </w:pPr>
-      <w:r>
-        <w:rPr>
-          <w:sz w:val="24"/>
-        </w:rPr>
-        <mc:AlternateContent>
-          <mc:Choice Requires="wpg">
-            <w:drawing>
-              <wp:anchor distT="0" distB="0" distL="114300" distR="114300" simplePos="0" relativeHeight="251661312" behindDoc="0" locked="0" layoutInCell="1" allowOverlap="1">
-                <wp:simplePos x="0" y="0"/>
-                <wp:positionH relativeFrom="column">
-                  <wp:posOffset>2775585</wp:posOffset>
-                </wp:positionH>
-                <wp:positionV relativeFrom="paragraph">
-                  <wp:posOffset>88900</wp:posOffset>
-                </wp:positionV>
-                <wp:extent cx="2675255" cy="361950"/>
-                <wp:effectExtent l="0" t="0" r="0" b="3810"/>
-                <wp:wrapNone/>
-                <wp:docPr id="37" name="组合 30"/>
-                <wp:cNvGraphicFramePr/>
-                <a:graphic xmlns:a="http://schemas.openxmlformats.org/drawingml/2006/main">
-                  <a:graphicData uri="http://schemas.microsoft.com/office/word/2010/wordprocessingGroup">
-                    <wpg:wgp>
-                      <wpg:cNvGrpSpPr/>
-                      <wpg:grpSpPr>
-                        <a:xfrm rot="0">
-                          <a:off x="3423285" y="5173345"/>
-                          <a:ext cx="2675255" cy="361950"/>
-                          <a:chOff x="17956" y="40098"/>
-                          <a:chExt cx="4213" cy="570"/>
-                        </a:xfrm>
-                      </wpg:grpSpPr>
-                      <pic:pic xmlns:pic="http://schemas.openxmlformats.org/drawingml/2006/picture">
-                        <pic:nvPicPr>
-                          <pic:cNvPr id="7" name="图片 1" descr="24f613a0-66be-430b-9e80-270d3393fac5"/>
-                          <pic:cNvPicPr>
-                            <a:picLocks noChangeAspect="1"/>
-                          </pic:cNvPicPr>
-                        </pic:nvPicPr>
-                        <pic:blipFill>
-                          <a:blip r:embed="rId12"/>
-                          <a:srcRect l="43292" t="26660" r="21693" b="24394"/>
-                          <a:stretch>
-                            <a:fillRect/>
-                          </a:stretch>
-                        </pic:blipFill>
-                        <pic:spPr>
-                          <a:xfrm rot="16200000">
-                            <a:off x="18366" y="39740"/>
-                            <a:ext cx="506" cy="1327"/>
-                          </a:xfrm>
-                          <a:prstGeom prst="rect">
-                            <a:avLst/>
-                          </a:prstGeom>
-                        </pic:spPr>
-                      </pic:pic>
-                      <pic:pic xmlns:pic="http://schemas.openxmlformats.org/drawingml/2006/picture">
-                        <pic:nvPicPr>
-                          <pic:cNvPr id="29" name="图片 29" descr="IMG_256"/>
-                          <pic:cNvPicPr>
-                            <a:picLocks noChangeAspect="1"/>
-                          </pic:cNvPicPr>
-                        </pic:nvPicPr>
-                        <pic:blipFill>
-                          <a:blip r:embed="rId10">
-                            <a:clrChange>
-                              <a:clrFrom>
-                                <a:srgbClr val="FFFFFF">
-                                  <a:alpha val="100000"/>
-                                </a:srgbClr>
-                              </a:clrFrom>
-                              <a:clrTo>
-                                <a:srgbClr val="FFFFFF">
-                                  <a:alpha val="100000"/>
-                                  <a:alpha val="0"/>
-                                </a:srgbClr>
-                              </a:clrTo>
-                            </a:clrChange>
-                          </a:blip>
-                          <a:stretch>
-                            <a:fillRect/>
-                          </a:stretch>
-                        </pic:blipFill>
-                        <pic:spPr>
-                          <a:xfrm>
-                            <a:off x="21195" y="40098"/>
-                            <a:ext cx="975" cy="570"/>
-                          </a:xfrm>
-                          <a:prstGeom prst="rect">
-                            <a:avLst/>
-                          </a:prstGeom>
-                          <a:noFill/>
-                          <a:ln w="9525">
-                            <a:noFill/>
-                          </a:ln>
-                        </pic:spPr>
-                      </pic:pic>
-                    </wpg:wgp>
-                  </a:graphicData>
-                </a:graphic>
-              </wp:anchor>
-            </w:drawing>
-          </mc:Choice>
-          <mc:Fallback>
-            <w:pict>
-              <v:group id="组合 30" o:spid="_x0000_s1026" o:spt="203" style="position:absolute;left:0pt;margin-left:218.55pt;margin-top:7pt;height:28.5pt;width:210.65pt;z-index:251661312;mso-width-relative:page;mso-height-relative:page;" coordorigin="17956,40098" coordsize="4213,570" o:gfxdata="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">
-                <o:lock v:ext="edit" aspectratio="f"/>
-                <v:shape id="图片 1" o:spid="_x0000_s1026" o:spt="75" alt="24f613a0-66be-430b-9e80-270d3393fac5" type="#_x0000_t75" style="position:absolute;left:18366;top:39740;height:1327;width:506;rotation:-5898240f;" filled="f" o:preferrelative="t" stroked="f" coordsize="21600,21600" o:gfxdata="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">
-                  <v:fill on="f" focussize="0,0"/>
-                  <v:stroke on="f"/>
-                  <v:imagedata r:id="rId12" cropleft="28372f" croptop="17472f" cropright="14217f" cropbottom="15987f" o:title=""/>
-                  <o:lock v:ext="edit" aspectratio="t"/>
-                </v:shape>
-                <v:shape id="_x0000_s1026" o:spid="_x0000_s1026" o:spt="75" alt="IMG_256" type="#_x0000_t75" style="position:absolute;left:21195;top:40098;height:570;width:975;" filled="f" o:preferrelative="t" stroked="f" coordsize="21600,21600" o:gfxdata="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">
-                  <v:fill on="f" focussize="0,0"/>
-                  <v:stroke on="f"/>
-                  <v:imagedata r:id="rId10" chromakey="#FFFFFF" o:title=""/>
-                  <o:lock v:ext="edit" aspectratio="t"/>
-                </v:shape>
-              </v:group>
-            </w:pict>
-          </mc:Fallback>
-        </mc:AlternateContent>
-      </w:r>
-    </w:p>
-    <w:tbl>
-      <w:tblPr>
-        <w:tblStyle w:val="34"/>
-        <w:tblW w:w="6772" w:type="dxa"/>
-        <w:jc w:val="right"/>
-        <w:tblLayout w:type="fixed"/>
-        <w:tblCellMar>
-          <w:top w:w="0" w:type="dxa"/>
-          <w:left w:w="0" w:type="dxa"/>
-          <w:bottom w:w="0" w:type="dxa"/>
-          <w:right w:w="0" w:type="dxa"/>
-        </w:tblCellMar>
-      </w:tblPr>
-      <w:tblGrid>
-        <w:gridCol w:w="1272"/>
-        <w:gridCol w:w="2040"/>
-        <w:gridCol w:w="1166"/>
-        <w:gridCol w:w="2294"/>
-      </w:tblGrid>
-      <w:tr>
-        <w:tblPrEx>
-          <w:tblCellMar>
-            <w:top w:w="0" w:type="dxa"/>
-            <w:left w:w="0" w:type="dxa"/>
-            <w:bottom w:w="0" w:type="dxa"/>
-            <w:right w:w="0" w:type="dxa"/>
-          </w:tblCellMar>
-        </w:tblPrEx>
-        <w:trPr>
-          <w:trHeight w:val="441" w:hRule="exact"/>
-          <w:jc w:val="right"/>
-        </w:trPr>
-        <w:tc>
-          <w:tcPr>
-            <w:tcW w:w="1272" w:type="dxa"/>
-            <w:vAlign w:val="center"/>
-          </w:tcPr>
-          <w:p>
-            <w:pPr>
-              <w:pStyle w:val="20"/>
-              <w:spacing w:before="13"/>
-              <w:ind w:left="13" w:right="95"/>
-              <w:jc w:val="both"/>
-              <w:rPr>
-                <w:rFonts w:ascii="Times New Roman" w:hAnsi="Times New Roman" w:cs="Times New Roman"/>
-                <w:b/>
-                <w:sz w:val="24"/>
-                <w:szCs w:val="24"/>
-              </w:rPr>
-            </w:pPr>
-            <w:r>
-              <w:rPr>
-                <w:rFonts w:ascii="Times New Roman" w:hAnsi="Times New Roman" w:cs="Times New Roman"/>
-                <w:b/>
-                <w:sz w:val="24"/>
-                <w:szCs w:val="24"/>
-              </w:rPr>
-              <w:t>检测人：</w:t>
-            </w:r>
-          </w:p>
-        </w:tc>
-        <w:tc>
-          <w:tcPr>
-            <w:tcW w:w="2040" w:type="dxa"/>
-            <w:vAlign w:val="center"/>
-          </w:tcPr>
-          <w:p>
-            <w:pPr>
-              <w:pStyle w:val="20"/>
-              <w:spacing w:before="13"/>
-              <w:jc w:val="both"/>
-              <w:rPr>
-                <w:rFonts w:ascii="Times New Roman" w:hAnsi="Times New Roman" w:cs="Times New Roman"/>
-                <w:b/>
-                <w:sz w:val="24"/>
-                <w:szCs w:val="24"/>
-              </w:rPr>
-            </w:pPr>
-          </w:p>
-        </w:tc>
-        <w:tc>
-          <w:tcPr>
-            <w:tcW w:w="1166" w:type="dxa"/>
-            <w:vAlign w:val="center"/>
-          </w:tcPr>
-          <w:p>
-            <w:pPr>
-              <w:pStyle w:val="20"/>
-              <w:spacing w:before="13"/>
-              <w:jc w:val="both"/>
-              <w:rPr>
-                <w:rFonts w:ascii="Times New Roman" w:hAnsi="Times New Roman" w:cs="Times New Roman"/>
-                <w:b/>
-                <w:sz w:val="24"/>
-                <w:szCs w:val="24"/>
-              </w:rPr>
-            </w:pPr>
-            <w:r>
-              <w:rPr>
-                <w:rFonts w:ascii="Times New Roman" w:hAnsi="Times New Roman" w:cs="Times New Roman"/>
-                <w:b/>
-                <w:sz w:val="24"/>
-                <w:szCs w:val="24"/>
-              </w:rPr>
-              <w:t>复核人</w:t>
-            </w:r>
-            <w:r>
-              <w:rPr>
-                <w:rFonts w:ascii="Times New Roman" w:hAnsi="Times New Roman" w:cs="Times New Roman"/>
-                <w:b/>
-                <w:sz w:val="24"/>
-                <w:szCs w:val="24"/>
-                <w:lang w:eastAsia="zh-CN"/>
-              </w:rPr>
-              <w:t>：</w:t>
-            </w:r>
-          </w:p>
-        </w:tc>
-        <w:tc>
-          <w:tcPr>
-            <w:tcW w:w="2294" w:type="dxa"/>
-            <w:vAlign w:val="center"/>
-          </w:tcPr>
-          <w:p>
-            <w:pPr>
-              <w:pStyle w:val="20"/>
-              <w:spacing w:before="13"/>
-              <w:ind w:right="15"/>
-              <w:jc w:val="both"/>
-              <w:rPr>
-                <w:rFonts w:ascii="Times New Roman" w:hAnsi="Times New Roman" w:cs="Times New Roman"/>
-                <w:b/>
-                <w:sz w:val="24"/>
-                <w:szCs w:val="24"/>
-              </w:rPr>
-            </w:pPr>
-          </w:p>
-        </w:tc>
-      </w:tr>
-      <w:tr>
-        <w:tblPrEx>
-          <w:tblCellMar>
-            <w:top w:w="0" w:type="dxa"/>
-            <w:left w:w="0" w:type="dxa"/>
-            <w:bottom w:w="0" w:type="dxa"/>
-            <w:right w:w="0" w:type="dxa"/>
-          </w:tblCellMar>
-        </w:tblPrEx>
-        <w:trPr>
-          <w:trHeight w:val="457" w:hRule="exact"/>
-          <w:jc w:val="right"/>
-        </w:trPr>
-        <w:tc>
-          <w:tcPr>
-            <w:tcW w:w="1272" w:type="dxa"/>
-            <w:vAlign w:val="center"/>
-          </w:tcPr>
-          <w:p>
-            <w:pPr>
-              <w:pStyle w:val="20"/>
-              <w:spacing w:line="341" w:lineRule="exact"/>
-              <w:ind w:left="13" w:right="165"/>
-              <w:jc w:val="both"/>
-              <w:rPr>
-                <w:rFonts w:ascii="Times New Roman" w:hAnsi="Times New Roman" w:cs="Times New Roman"/>
-                <w:b/>
-                <w:sz w:val="24"/>
-                <w:szCs w:val="24"/>
-              </w:rPr>
-            </w:pPr>
-            <w:r>
-              <w:rPr>
-                <w:rFonts w:ascii="Times New Roman" w:hAnsi="Times New Roman" w:cs="Times New Roman"/>
-                <w:b/>
-                <w:sz w:val="24"/>
-                <w:szCs w:val="24"/>
-              </w:rPr>
-              <w:t>日</w:t>
-            </w:r>
-            <w:r>
-              <w:rPr>
-                <w:rFonts w:ascii="Times New Roman" w:hAnsi="Times New Roman" w:cs="Times New Roman"/>
-                <w:b/>
-                <w:sz w:val="24"/>
-                <w:szCs w:val="24"/>
-                <w:lang w:eastAsia="zh-CN"/>
-              </w:rPr>
-              <w:t xml:space="preserve">  </w:t>
-            </w:r>
-            <w:r>
-              <w:rPr>
-                <w:rFonts w:ascii="Times New Roman" w:hAnsi="Times New Roman" w:cs="Times New Roman"/>
-                <w:b/>
-                <w:sz w:val="24"/>
-                <w:szCs w:val="24"/>
-              </w:rPr>
-              <w:t>期：</w:t>
-            </w:r>
-          </w:p>
-        </w:tc>
-        <w:tc>
-          <w:tcPr>
-            <w:tcW w:w="2040" w:type="dxa"/>
-            <w:vAlign w:val="center"/>
-          </w:tcPr>
-          <w:p>
-            <w:pPr>
-              <w:pStyle w:val="20"/>
-              <w:spacing w:line="363" w:lineRule="exact"/>
-              <w:jc w:val="both"/>
-              <w:rPr>
-                <w:rFonts w:ascii="Times New Roman" w:hAnsi="Times New Roman" w:cs="Times New Roman"/>
-                <w:sz w:val="24"/>
-                <w:szCs w:val="24"/>
-              </w:rPr>
-            </w:pPr>
-            <w:r>
-              <w:rPr>
-                <w:rFonts w:ascii="Times New Roman" w:hAnsi="Times New Roman" w:cs="Times New Roman"/>
-                <w:kern w:val="2"/>
-                <w:sz w:val="24"/>
-                <w:szCs w:val="24"/>
-                <w:lang w:eastAsia="zh-CN"/>
-              </w:rPr>
-              <w:t>{{ reportdate }}</w:t>
-            </w:r>
-          </w:p>
-        </w:tc>
-        <w:tc>
-          <w:tcPr>
-            <w:tcW w:w="1166" w:type="dxa"/>
-            <w:vAlign w:val="center"/>
-          </w:tcPr>
-          <w:p>
-            <w:pPr>
-              <w:pStyle w:val="20"/>
-              <w:spacing w:line="341" w:lineRule="exact"/>
-              <w:jc w:val="both"/>
-              <w:rPr>
-                <w:rFonts w:ascii="Times New Roman" w:hAnsi="Times New Roman" w:cs="Times New Roman"/>
-                <w:b/>
-                <w:sz w:val="24"/>
-                <w:szCs w:val="24"/>
-              </w:rPr>
-            </w:pPr>
-            <w:r>
-              <w:rPr>
-                <w:rFonts w:ascii="Times New Roman" w:hAnsi="Times New Roman" w:cs="Times New Roman"/>
-                <w:b/>
-                <w:sz w:val="24"/>
-                <w:szCs w:val="24"/>
-              </w:rPr>
-              <w:t>日</w:t>
-            </w:r>
-            <w:r>
-              <w:rPr>
-                <w:rFonts w:ascii="Times New Roman" w:hAnsi="Times New Roman" w:cs="Times New Roman"/>
-                <w:b/>
-                <w:sz w:val="24"/>
-                <w:szCs w:val="24"/>
-                <w:lang w:eastAsia="zh-CN"/>
-              </w:rPr>
-              <w:t xml:space="preserve">  </w:t>
-            </w:r>
-            <w:r>
-              <w:rPr>
-                <w:rFonts w:ascii="Times New Roman" w:hAnsi="Times New Roman" w:cs="Times New Roman"/>
-                <w:b/>
-                <w:sz w:val="24"/>
-                <w:szCs w:val="24"/>
-              </w:rPr>
-              <w:t>期：</w:t>
-            </w:r>
-          </w:p>
-        </w:tc>
-        <w:tc>
-          <w:tcPr>
-            <w:tcW w:w="2294" w:type="dxa"/>
-            <w:vAlign w:val="center"/>
-          </w:tcPr>
-          <w:p>
-            <w:pPr>
-              <w:pStyle w:val="20"/>
-              <w:spacing w:line="363" w:lineRule="exact"/>
-              <w:ind w:right="15"/>
-              <w:jc w:val="both"/>
-              <w:rPr>
-                <w:rFonts w:ascii="Times New Roman" w:hAnsi="Times New Roman" w:cs="Times New Roman"/>
-                <w:sz w:val="24"/>
-                <w:szCs w:val="24"/>
-              </w:rPr>
-            </w:pPr>
-            <w:r>
-              <w:rPr>
-                <w:rFonts w:ascii="Times New Roman" w:hAnsi="Times New Roman" w:cs="Times New Roman"/>
-                <w:kern w:val="2"/>
-                <w:sz w:val="24"/>
-                <w:szCs w:val="24"/>
-                <w:lang w:eastAsia="zh-CN"/>
-              </w:rPr>
-              <w:t>{{ reportdate }}</w:t>
-            </w:r>
-          </w:p>
-        </w:tc>
-      </w:tr>
-    </w:tbl>
-    <w:p>
-      <w:pPr>
-        <w:rPr>
-          <w:rFonts w:ascii="Times New Roman" w:hAnsi="Times New Roman" w:eastAsia="微软雅黑" w:cs="Times New Roman"/>
-          <w:sz w:val="24"/>
-          <w:szCs w:val="24"/>
-          <w:lang w:eastAsia="zh-CN"/>
-        </w:rPr>
-      </w:pPr>
-      <w:r>
-        <w:rPr>
-          <w:rFonts w:hint="eastAsia" w:ascii="Times New Roman" w:hAnsi="Times New Roman" w:eastAsia="微软雅黑" w:cs="Times New Roman"/>
-          <w:sz w:val="24"/>
-          <w:szCs w:val="24"/>
-          <w:lang w:eastAsia="zh-CN"/>
-        </w:rPr>
-        <w:t xml:space="preserve">{% endif %}{% if testedby == </w:t>
-      </w:r>
-      <w:r>
-        <w:rPr>
-          <w:rFonts w:ascii="Times New Roman" w:hAnsi="Times New Roman" w:eastAsia="微软雅黑" w:cs="Times New Roman"/>
-          <w:sz w:val="24"/>
-          <w:szCs w:val="24"/>
-          <w:lang w:eastAsia="zh-CN"/>
-        </w:rPr>
-        <w:t>“</w:t>
-      </w:r>
-      <w:r>
-        <w:rPr>
-          <w:rFonts w:hint="eastAsia" w:ascii="Times New Roman" w:hAnsi="Times New Roman" w:eastAsia="微软雅黑" w:cs="Times New Roman"/>
-          <w:sz w:val="24"/>
-          <w:szCs w:val="24"/>
-          <w:lang w:eastAsia="zh-CN"/>
-        </w:rPr>
-        <w:t>3</w:t>
-      </w:r>
-      <w:r>
-        <w:rPr>
-          <w:rFonts w:ascii="Times New Roman" w:hAnsi="Times New Roman" w:eastAsia="微软雅黑" w:cs="Times New Roman"/>
-          <w:sz w:val="24"/>
-          <w:szCs w:val="24"/>
-          <w:lang w:eastAsia="zh-CN"/>
-        </w:rPr>
-        <w:t>”</w:t>
-      </w:r>
-      <w:r>
-        <w:rPr>
-          <w:rFonts w:hint="eastAsia" w:ascii="Times New Roman" w:hAnsi="Times New Roman" w:eastAsia="微软雅黑" w:cs="Times New Roman"/>
-          <w:sz w:val="24"/>
-          <w:szCs w:val="24"/>
-          <w:lang w:eastAsia="zh-CN"/>
-        </w:rPr>
-        <w:t xml:space="preserve"> %}</w:t>
-      </w:r>
-    </w:p>
-    <w:p>
-      <w:pPr>
-        <w:rPr>
-          <w:rFonts w:ascii="Times New Roman" w:hAnsi="Times New Roman" w:eastAsia="微软雅黑" w:cs="Times New Roman"/>
-          <w:sz w:val="24"/>
-          <w:szCs w:val="24"/>
-          <w:lang w:eastAsia="zh-CN"/>
-        </w:rPr>
-      </w:pPr>
-    </w:p>
-    <w:p>
-      <w:pPr>
-        <w:rPr>
-          <w:sz w:val="24"/>
-          <w:lang w:eastAsia="zh-CN"/>
-        </w:rPr>
-      </w:pPr>
-      <w:r>
-        <w:rPr>
-          <w:sz w:val="24"/>
-        </w:rPr>
-        <mc:AlternateContent>
-          <mc:Choice Requires="wpg">
-            <w:drawing>
-              <wp:anchor distT="0" distB="0" distL="114300" distR="114300" simplePos="0" relativeHeight="251662336" behindDoc="0" locked="0" layoutInCell="1" allowOverlap="1">
-                <wp:simplePos x="0" y="0"/>
-                <wp:positionH relativeFrom="column">
-                  <wp:posOffset>2715895</wp:posOffset>
-                </wp:positionH>
-                <wp:positionV relativeFrom="paragraph">
-                  <wp:posOffset>79375</wp:posOffset>
-                </wp:positionV>
-                <wp:extent cx="2672080" cy="414020"/>
-                <wp:effectExtent l="0" t="0" r="10160" b="12700"/>
-                <wp:wrapNone/>
-                <wp:docPr id="39" name="组合 23"/>
-                <wp:cNvGraphicFramePr/>
-                <a:graphic xmlns:a="http://schemas.openxmlformats.org/drawingml/2006/main">
-                  <a:graphicData uri="http://schemas.microsoft.com/office/word/2010/wordprocessingGroup">
-                    <wpg:wgp>
-                      <wpg:cNvGrpSpPr/>
-                      <wpg:grpSpPr>
-                        <a:xfrm rot="0">
-                          <a:off x="3363595" y="6282055"/>
-                          <a:ext cx="2672080" cy="414020"/>
-                          <a:chOff x="17862" y="41843"/>
-                          <a:chExt cx="4208" cy="652"/>
-                        </a:xfrm>
-                      </wpg:grpSpPr>
-                      <pic:pic xmlns:pic="http://schemas.openxmlformats.org/drawingml/2006/picture">
-                        <pic:nvPicPr>
-                          <pic:cNvPr id="22" name="图片 59" descr="图片1"/>
-                          <pic:cNvPicPr>
-                            <a:picLocks noChangeAspect="1"/>
-                          </pic:cNvPicPr>
-                        </pic:nvPicPr>
-                        <pic:blipFill>
-                          <a:blip r:embed="rId13">
-                            <a:biLevel thresh="50000"/>
-                          </a:blip>
-                          <a:srcRect l="7865" t="11797" r="5322" b="19074"/>
-                          <a:stretch>
-                            <a:fillRect/>
-                          </a:stretch>
-                        </pic:blipFill>
-                        <pic:spPr>
-                          <a:xfrm>
-                            <a:off x="17862" y="41869"/>
-                            <a:ext cx="1468" cy="627"/>
-                          </a:xfrm>
-                          <a:prstGeom prst="rect">
-                            <a:avLst/>
-                          </a:prstGeom>
-                          <a:noFill/>
-                        </pic:spPr>
-                      </pic:pic>
-                      <pic:pic xmlns:pic="http://schemas.openxmlformats.org/drawingml/2006/picture">
-                        <pic:nvPicPr>
-                          <pic:cNvPr id="21" name="图片 29" descr="IMG_256"/>
-                          <pic:cNvPicPr>
-                            <a:picLocks noChangeAspect="1"/>
-                          </pic:cNvPicPr>
-                        </pic:nvPicPr>
-                        <pic:blipFill>
-                          <a:blip r:embed="rId10">
-                            <a:clrChange>
-                              <a:clrFrom>
-                                <a:srgbClr val="FFFFFF">
-                                  <a:alpha val="100000"/>
-                                </a:srgbClr>
-                              </a:clrFrom>
-                              <a:clrTo>
-                                <a:srgbClr val="FFFFFF">
-                                  <a:alpha val="100000"/>
-                                  <a:alpha val="0"/>
-                                </a:srgbClr>
-                              </a:clrTo>
-                            </a:clrChange>
-                          </a:blip>
-                          <a:stretch>
-                            <a:fillRect/>
-                          </a:stretch>
-                        </pic:blipFill>
-                        <pic:spPr>
-                          <a:xfrm>
-                            <a:off x="21096" y="41843"/>
-                            <a:ext cx="975" cy="570"/>
-                          </a:xfrm>
-                          <a:prstGeom prst="rect">
-                            <a:avLst/>
-                          </a:prstGeom>
-                          <a:noFill/>
-                          <a:ln w="9525">
-                            <a:noFill/>
-                          </a:ln>
-                        </pic:spPr>
-                      </pic:pic>
-                    </wpg:wgp>
-                  </a:graphicData>
-                </a:graphic>
-              </wp:anchor>
-            </w:drawing>
-          </mc:Choice>
-          <mc:Fallback>
-            <w:pict>
-              <v:group id="组合 23" o:spid="_x0000_s1026" o:spt="203" style="position:absolute;left:0pt;margin-left:213.85pt;margin-top:6.25pt;height:32.6pt;width:210.4pt;z-index:251662336;mso-width-relative:page;mso-height-relative:page;" coordorigin="17862,41843" coordsize="4208,652" o:gfxdata="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">
-                <o:lock v:ext="edit" aspectratio="f"/>
-                <v:shape id="图片 59" o:spid="_x0000_s1026" o:spt="75" alt="图片1" type="#_x0000_t75" style="position:absolute;left:17862;top:41869;height:627;width:1468;" filled="f" o:preferrelative="t" stroked="f" coordsize="21600,21600" o:gfxdata="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">
-                  <v:fill on="f" focussize="0,0"/>
-                  <v:stroke on="f"/>
-                  <v:imagedata r:id="rId13" cropleft="5154f" croptop="7731f" cropright="3488f" cropbottom="12500f" grayscale="t" bilevel="t" o:title=""/>
-                  <o:lock v:ext="edit" aspectratio="t"/>
-                </v:shape>
-                <v:shape id="图片 29" o:spid="_x0000_s1026" o:spt="75" alt="IMG_256" type="#_x0000_t75" style="position:absolute;left:21096;top:41843;height:570;width:975;" filled="f" o:preferrelative="t" stroked="f" coordsize="21600,21600" o:gfxdata="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">
-                  <v:fill on="f" focussize="0,0"/>
-                  <v:stroke on="f"/>
-                  <v:imagedata r:id="rId10" chromakey="#FFFFFF" o:title=""/>
-                  <o:lock v:ext="edit" aspectratio="t"/>
-                </v:shape>
-              </v:group>
-            </w:pict>
-          </mc:Fallback>
-        </mc:AlternateContent>
-      </w:r>
-    </w:p>
-    <w:tbl>
-      <w:tblPr>
-        <w:tblStyle w:val="34"/>
-        <w:tblW w:w="6772" w:type="dxa"/>
-        <w:jc w:val="right"/>
-        <w:tblLayout w:type="fixed"/>
-        <w:tblCellMar>
-          <w:top w:w="0" w:type="dxa"/>
-          <w:left w:w="0" w:type="dxa"/>
-          <w:bottom w:w="0" w:type="dxa"/>
-          <w:right w:w="0" w:type="dxa"/>
-        </w:tblCellMar>
-      </w:tblPr>
-      <w:tblGrid>
-        <w:gridCol w:w="1272"/>
-        <w:gridCol w:w="2040"/>
-        <w:gridCol w:w="1166"/>
-        <w:gridCol w:w="2294"/>
-      </w:tblGrid>
-      <w:tr>
-        <w:tblPrEx>
-          <w:tblCellMar>
-            <w:top w:w="0" w:type="dxa"/>
-            <w:left w:w="0" w:type="dxa"/>
-            <w:bottom w:w="0" w:type="dxa"/>
-            <w:right w:w="0" w:type="dxa"/>
-          </w:tblCellMar>
-        </w:tblPrEx>
-        <w:trPr>
-          <w:trHeight w:val="441" w:hRule="exact"/>
-          <w:jc w:val="right"/>
-        </w:trPr>
-        <w:tc>
-          <w:tcPr>
-            <w:tcW w:w="1272" w:type="dxa"/>
-            <w:vAlign w:val="center"/>
-          </w:tcPr>
-          <w:p>
-            <w:pPr>
-              <w:pStyle w:val="20"/>
-              <w:spacing w:before="13"/>
-              <w:ind w:left="13" w:right="95"/>
-              <w:jc w:val="both"/>
-              <w:rPr>
-                <w:rFonts w:ascii="Times New Roman" w:hAnsi="Times New Roman" w:cs="Times New Roman"/>
-                <w:b/>
-                <w:sz w:val="24"/>
-                <w:szCs w:val="24"/>
-              </w:rPr>
-            </w:pPr>
-            <w:r>
-              <w:rPr>
-                <w:rFonts w:ascii="Times New Roman" w:hAnsi="Times New Roman" w:cs="Times New Roman"/>
-                <w:b/>
-                <w:sz w:val="24"/>
-                <w:szCs w:val="24"/>
-              </w:rPr>
-              <w:t>检测人：</w:t>
-            </w:r>
-          </w:p>
-        </w:tc>
-        <w:tc>
-          <w:tcPr>
-            <w:tcW w:w="2040" w:type="dxa"/>
-            <w:vAlign w:val="center"/>
-          </w:tcPr>
-          <w:p>
-            <w:pPr>
-              <w:pStyle w:val="20"/>
-              <w:spacing w:before="13"/>
-              <w:jc w:val="both"/>
-              <w:rPr>
-                <w:rFonts w:ascii="Times New Roman" w:hAnsi="Times New Roman" w:cs="Times New Roman"/>
-                <w:b/>
-                <w:sz w:val="24"/>
-                <w:szCs w:val="24"/>
-              </w:rPr>
-            </w:pPr>
-          </w:p>
-        </w:tc>
-        <w:tc>
-          <w:tcPr>
-            <w:tcW w:w="1166" w:type="dxa"/>
-            <w:vAlign w:val="center"/>
-          </w:tcPr>
-          <w:p>
-            <w:pPr>
-              <w:pStyle w:val="20"/>
-              <w:spacing w:before="13"/>
-              <w:jc w:val="both"/>
-              <w:rPr>
-                <w:rFonts w:ascii="Times New Roman" w:hAnsi="Times New Roman" w:cs="Times New Roman"/>
-                <w:b/>
-                <w:sz w:val="24"/>
-                <w:szCs w:val="24"/>
-              </w:rPr>
-            </w:pPr>
-            <w:r>
-              <w:rPr>
-                <w:rFonts w:ascii="Times New Roman" w:hAnsi="Times New Roman" w:cs="Times New Roman"/>
-                <w:b/>
-                <w:sz w:val="24"/>
-                <w:szCs w:val="24"/>
-              </w:rPr>
-              <w:t>复核人</w:t>
-            </w:r>
-            <w:r>
-              <w:rPr>
-                <w:rFonts w:ascii="Times New Roman" w:hAnsi="Times New Roman" w:cs="Times New Roman"/>
-                <w:b/>
-                <w:sz w:val="24"/>
-                <w:szCs w:val="24"/>
-                <w:lang w:eastAsia="zh-CN"/>
-              </w:rPr>
-              <w:t>：</w:t>
-            </w:r>
-          </w:p>
-        </w:tc>
-        <w:tc>
-          <w:tcPr>
-            <w:tcW w:w="2294" w:type="dxa"/>
-            <w:vAlign w:val="center"/>
-          </w:tcPr>
-          <w:p>
-            <w:pPr>
-              <w:pStyle w:val="20"/>
-              <w:spacing w:before="13"/>
-              <w:ind w:right="15"/>
-              <w:jc w:val="both"/>
-              <w:rPr>
-                <w:rFonts w:ascii="Times New Roman" w:hAnsi="Times New Roman" w:cs="Times New Roman"/>
-                <w:b/>
-                <w:sz w:val="24"/>
-                <w:szCs w:val="24"/>
-              </w:rPr>
-            </w:pPr>
-          </w:p>
-        </w:tc>
-      </w:tr>
-      <w:tr>
-        <w:tblPrEx>
-          <w:tblCellMar>
-            <w:top w:w="0" w:type="dxa"/>
-            <w:left w:w="0" w:type="dxa"/>
-            <w:bottom w:w="0" w:type="dxa"/>
-            <w:right w:w="0" w:type="dxa"/>
-          </w:tblCellMar>
-        </w:tblPrEx>
-        <w:trPr>
-          <w:trHeight w:val="457" w:hRule="exact"/>
-          <w:jc w:val="right"/>
-        </w:trPr>
-        <w:tc>
-          <w:tcPr>
-            <w:tcW w:w="1272" w:type="dxa"/>
-            <w:vAlign w:val="center"/>
-          </w:tcPr>
-          <w:p>
-            <w:pPr>
-              <w:pStyle w:val="20"/>
-              <w:spacing w:line="341" w:lineRule="exact"/>
-              <w:ind w:left="13" w:right="165"/>
-              <w:jc w:val="both"/>
-              <w:rPr>
-                <w:rFonts w:ascii="Times New Roman" w:hAnsi="Times New Roman" w:cs="Times New Roman"/>
-                <w:b/>
-                <w:sz w:val="24"/>
-                <w:szCs w:val="24"/>
-              </w:rPr>
-            </w:pPr>
-            <w:r>
-              <w:rPr>
-                <w:rFonts w:ascii="Times New Roman" w:hAnsi="Times New Roman" w:cs="Times New Roman"/>
-                <w:b/>
-                <w:sz w:val="24"/>
-                <w:szCs w:val="24"/>
-              </w:rPr>
-              <w:t>日</w:t>
-            </w:r>
-            <w:r>
-              <w:rPr>
-                <w:rFonts w:ascii="Times New Roman" w:hAnsi="Times New Roman" w:cs="Times New Roman"/>
-                <w:b/>
-                <w:sz w:val="24"/>
-                <w:szCs w:val="24"/>
-                <w:lang w:eastAsia="zh-CN"/>
-              </w:rPr>
-              <w:t xml:space="preserve">  </w:t>
-            </w:r>
-            <w:r>
-              <w:rPr>
-                <w:rFonts w:ascii="Times New Roman" w:hAnsi="Times New Roman" w:cs="Times New Roman"/>
-                <w:b/>
-                <w:sz w:val="24"/>
-                <w:szCs w:val="24"/>
-              </w:rPr>
-              <w:t>期：</w:t>
-            </w:r>
-          </w:p>
-        </w:tc>
-        <w:tc>
-          <w:tcPr>
-            <w:tcW w:w="2040" w:type="dxa"/>
-            <w:vAlign w:val="center"/>
-          </w:tcPr>
-          <w:p>
-            <w:pPr>
-              <w:pStyle w:val="20"/>
-              <w:spacing w:line="363" w:lineRule="exact"/>
-              <w:jc w:val="both"/>
-              <w:rPr>
-                <w:rFonts w:ascii="Times New Roman" w:hAnsi="Times New Roman" w:cs="Times New Roman"/>
-                <w:sz w:val="24"/>
-                <w:szCs w:val="24"/>
-              </w:rPr>
-            </w:pPr>
-            <w:r>
-              <w:rPr>
-                <w:rFonts w:ascii="Times New Roman" w:hAnsi="Times New Roman" w:cs="Times New Roman"/>
-                <w:kern w:val="2"/>
-                <w:sz w:val="24"/>
-                <w:szCs w:val="24"/>
-                <w:lang w:eastAsia="zh-CN"/>
-              </w:rPr>
-              <w:t>{{ reportdate }}</w:t>
-            </w:r>
-          </w:p>
-        </w:tc>
-        <w:tc>
-          <w:tcPr>
-            <w:tcW w:w="1166" w:type="dxa"/>
-            <w:vAlign w:val="center"/>
-          </w:tcPr>
-          <w:p>
-            <w:pPr>
-              <w:pStyle w:val="20"/>
-              <w:spacing w:line="341" w:lineRule="exact"/>
-              <w:jc w:val="both"/>
-              <w:rPr>
-                <w:rFonts w:ascii="Times New Roman" w:hAnsi="Times New Roman" w:cs="Times New Roman"/>
-                <w:b/>
-                <w:sz w:val="24"/>
-                <w:szCs w:val="24"/>
-              </w:rPr>
-            </w:pPr>
-            <w:r>
-              <w:rPr>
-                <w:rFonts w:ascii="Times New Roman" w:hAnsi="Times New Roman" w:cs="Times New Roman"/>
-                <w:b/>
-                <w:sz w:val="24"/>
-                <w:szCs w:val="24"/>
-              </w:rPr>
-              <w:t>日</w:t>
-            </w:r>
-            <w:r>
-              <w:rPr>
-                <w:rFonts w:ascii="Times New Roman" w:hAnsi="Times New Roman" w:cs="Times New Roman"/>
-                <w:b/>
-                <w:sz w:val="24"/>
-                <w:szCs w:val="24"/>
-                <w:lang w:eastAsia="zh-CN"/>
-              </w:rPr>
-              <w:t xml:space="preserve">  </w:t>
-            </w:r>
-            <w:r>
-              <w:rPr>
-                <w:rFonts w:ascii="Times New Roman" w:hAnsi="Times New Roman" w:cs="Times New Roman"/>
-                <w:b/>
-                <w:sz w:val="24"/>
-                <w:szCs w:val="24"/>
-              </w:rPr>
-              <w:t>期：</w:t>
-            </w:r>
-          </w:p>
-        </w:tc>
-        <w:tc>
-          <w:tcPr>
-            <w:tcW w:w="2294" w:type="dxa"/>
-            <w:vAlign w:val="center"/>
-          </w:tcPr>
-          <w:p>
-            <w:pPr>
-              <w:pStyle w:val="20"/>
-              <w:spacing w:line="363" w:lineRule="exact"/>
-              <w:ind w:right="15"/>
-              <w:jc w:val="both"/>
-              <w:rPr>
-                <w:rFonts w:ascii="Times New Roman" w:hAnsi="Times New Roman" w:cs="Times New Roman"/>
-                <w:sz w:val="24"/>
-                <w:szCs w:val="24"/>
-              </w:rPr>
-            </w:pPr>
-            <w:r>
-              <w:rPr>
-                <w:rFonts w:ascii="Times New Roman" w:hAnsi="Times New Roman" w:cs="Times New Roman"/>
-                <w:kern w:val="2"/>
-                <w:sz w:val="24"/>
-                <w:szCs w:val="24"/>
-                <w:lang w:eastAsia="zh-CN"/>
-              </w:rPr>
-              <w:t>{{ reportdate }}</w:t>
-            </w:r>
-          </w:p>
-        </w:tc>
-      </w:tr>
-    </w:tbl>
-    <w:p>
-      <w:pPr>
-        <w:rPr>
-          <w:rFonts w:ascii="Times New Roman" w:hAnsi="Times New Roman" w:eastAsia="微软雅黑" w:cs="Times New Roman"/>
-          <w:sz w:val="24"/>
-          <w:szCs w:val="24"/>
-          <w:lang w:eastAsia="zh-CN"/>
-        </w:rPr>
-      </w:pPr>
-      <w:r>
-        <w:rPr>
-          <w:rFonts w:hint="eastAsia" w:ascii="Times New Roman" w:hAnsi="Times New Roman" w:eastAsia="微软雅黑" w:cs="Times New Roman"/>
-          <w:sz w:val="24"/>
-          <w:szCs w:val="24"/>
-          <w:lang w:eastAsia="zh-CN"/>
-        </w:rPr>
-        <w:t xml:space="preserve">{% endif %}{% if testedby == </w:t>
-      </w:r>
-      <w:r>
-        <w:rPr>
-          <w:rFonts w:ascii="Times New Roman" w:hAnsi="Times New Roman" w:eastAsia="微软雅黑" w:cs="Times New Roman"/>
-          <w:sz w:val="24"/>
-          <w:szCs w:val="24"/>
-          <w:lang w:eastAsia="zh-CN"/>
-        </w:rPr>
-        <w:t>“</w:t>
-      </w:r>
-      <w:r>
-        <w:rPr>
-          <w:rFonts w:hint="eastAsia" w:ascii="Times New Roman" w:hAnsi="Times New Roman" w:eastAsia="微软雅黑" w:cs="Times New Roman"/>
-          <w:sz w:val="24"/>
-          <w:szCs w:val="24"/>
-          <w:lang w:eastAsia="zh-CN"/>
-        </w:rPr>
-        <w:t>4</w:t>
-      </w:r>
-      <w:r>
-        <w:rPr>
-          <w:rFonts w:ascii="Times New Roman" w:hAnsi="Times New Roman" w:eastAsia="微软雅黑" w:cs="Times New Roman"/>
-          <w:sz w:val="24"/>
-          <w:szCs w:val="24"/>
-          <w:lang w:eastAsia="zh-CN"/>
-        </w:rPr>
-        <w:t>”</w:t>
-      </w:r>
-      <w:r>
-        <w:rPr>
-          <w:rFonts w:hint="eastAsia" w:ascii="Times New Roman" w:hAnsi="Times New Roman" w:eastAsia="微软雅黑" w:cs="Times New Roman"/>
-          <w:sz w:val="24"/>
-          <w:szCs w:val="24"/>
-          <w:lang w:eastAsia="zh-CN"/>
-        </w:rPr>
-        <w:t xml:space="preserve"> %}</w:t>
-      </w:r>
-    </w:p>
-    <w:p>
-      <w:pPr>
-        <w:rPr>
-          <w:rFonts w:ascii="Times New Roman" w:hAnsi="Times New Roman" w:eastAsia="微软雅黑" w:cs="Times New Roman"/>
-          <w:sz w:val="24"/>
-          <w:szCs w:val="24"/>
-          <w:lang w:eastAsia="zh-CN"/>
-        </w:rPr>
-      </w:pPr>
-    </w:p>
-    <w:p>
-      <w:pPr>
-        <w:rPr>
-          <w:rFonts w:ascii="Times New Roman" w:hAnsi="Times New Roman" w:eastAsia="微软雅黑" w:cs="Times New Roman"/>
-          <w:sz w:val="24"/>
-          <w:szCs w:val="24"/>
-          <w:lang w:eastAsia="zh-CN"/>
-        </w:rPr>
-      </w:pPr>
-      <w:r>
-        <w:rPr>
-          <w:sz w:val="24"/>
-        </w:rPr>
-        <mc:AlternateContent>
-          <mc:Choice Requires="wpg">
-            <w:drawing>
-              <wp:anchor distT="0" distB="0" distL="114300" distR="114300" simplePos="0" relativeHeight="251663360" behindDoc="0" locked="0" layoutInCell="1" allowOverlap="1">
-                <wp:simplePos x="0" y="0"/>
-                <wp:positionH relativeFrom="column">
-                  <wp:posOffset>2788285</wp:posOffset>
-                </wp:positionH>
-                <wp:positionV relativeFrom="paragraph">
-                  <wp:posOffset>85090</wp:posOffset>
-                </wp:positionV>
-                <wp:extent cx="2889885" cy="397510"/>
-                <wp:effectExtent l="0" t="0" r="5715" b="13970"/>
-                <wp:wrapNone/>
-                <wp:docPr id="41" name="组合 27"/>
-                <wp:cNvGraphicFramePr/>
-                <a:graphic xmlns:a="http://schemas.openxmlformats.org/drawingml/2006/main">
-                  <a:graphicData uri="http://schemas.microsoft.com/office/word/2010/wordprocessingGroup">
-                    <wpg:wgp>
-                      <wpg:cNvGrpSpPr/>
-                      <wpg:grpSpPr>
-                        <a:xfrm rot="0">
-                          <a:off x="3435985" y="7406005"/>
-                          <a:ext cx="2889885" cy="397510"/>
-                          <a:chOff x="17976" y="43614"/>
-                          <a:chExt cx="4551" cy="626"/>
-                        </a:xfrm>
-                      </wpg:grpSpPr>
-                      <pic:pic xmlns:pic="http://schemas.openxmlformats.org/drawingml/2006/picture">
-                        <pic:nvPicPr>
-                          <pic:cNvPr id="11" name="图片 29" descr="IMG_256"/>
-                          <pic:cNvPicPr>
-                            <a:picLocks noChangeAspect="1"/>
-                          </pic:cNvPicPr>
-                        </pic:nvPicPr>
-                        <pic:blipFill>
-                          <a:blip r:embed="rId10">
-                            <a:clrChange>
-                              <a:clrFrom>
-                                <a:srgbClr val="FFFFFF">
-                                  <a:alpha val="100000"/>
-                                </a:srgbClr>
-                              </a:clrFrom>
-                              <a:clrTo>
-                                <a:srgbClr val="FFFFFF">
-                                  <a:alpha val="100000"/>
-                                  <a:alpha val="0"/>
-                                </a:srgbClr>
-                              </a:clrTo>
-                            </a:clrChange>
-                          </a:blip>
-                          <a:stretch>
-                            <a:fillRect/>
-                          </a:stretch>
-                        </pic:blipFill>
-                        <pic:spPr>
-                          <a:xfrm>
-                            <a:off x="17976" y="43615"/>
-                            <a:ext cx="975" cy="570"/>
-                          </a:xfrm>
-                          <a:prstGeom prst="rect">
-                            <a:avLst/>
-                          </a:prstGeom>
-                          <a:noFill/>
-                          <a:ln w="9525">
-                            <a:noFill/>
-                          </a:ln>
-                        </pic:spPr>
-                      </pic:pic>
-                      <pic:pic xmlns:pic="http://schemas.openxmlformats.org/drawingml/2006/picture">
-                        <pic:nvPicPr>
-                          <pic:cNvPr id="26" name="图片 59" descr="图片1"/>
-                          <pic:cNvPicPr>
-                            <a:picLocks noChangeAspect="1"/>
-                          </pic:cNvPicPr>
-                        </pic:nvPicPr>
-                        <pic:blipFill>
-                          <a:blip r:embed="rId13">
-                            <a:biLevel thresh="50000"/>
-                          </a:blip>
-                          <a:srcRect l="7865" t="11797" r="5322" b="19074"/>
-                          <a:stretch>
-                            <a:fillRect/>
-                          </a:stretch>
-                        </pic:blipFill>
-                        <pic:spPr>
-                          <a:xfrm>
-                            <a:off x="21059" y="43614"/>
-                            <a:ext cx="1468" cy="627"/>
-                          </a:xfrm>
-                          <a:prstGeom prst="rect">
-                            <a:avLst/>
-                          </a:prstGeom>
-                          <a:noFill/>
-                        </pic:spPr>
-                      </pic:pic>
-                    </wpg:wgp>
-                  </a:graphicData>
-                </a:graphic>
-              </wp:anchor>
-            </w:drawing>
-          </mc:Choice>
-          <mc:Fallback>
-            <w:pict>
-              <v:group id="组合 27" o:spid="_x0000_s1026" o:spt="203" style="position:absolute;left:0pt;margin-left:219.55pt;margin-top:6.7pt;height:31.3pt;width:227.55pt;z-index:251663360;mso-width-relative:page;mso-height-relative:page;" coordorigin="17976,43614" coordsize="4551,626" o:gfxdata="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">
-                <o:lock v:ext="edit" aspectratio="f"/>
-                <v:shape id="图片 29" o:spid="_x0000_s1026" o:spt="75" alt="IMG_256" type="#_x0000_t75" style="position:absolute;left:17976;top:43615;height:570;width:975;" filled="f" o:preferrelative="t" stroked="f" coordsize="21600,21600" o:gfxdata="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">
-                  <v:fill on="f" focussize="0,0"/>
-                  <v:stroke on="f"/>
-                  <v:imagedata r:id="rId10" chromakey="#FFFFFF" o:title=""/>
-                  <o:lock v:ext="edit" aspectratio="t"/>
-                </v:shape>
-                <v:shape id="图片 59" o:spid="_x0000_s1026" o:spt="75" alt="图片1" type="#_x0000_t75" style="position:absolute;left:21059;top:43614;height:627;width:1468;" filled="f" o:preferrelative="t" stroked="f" coordsize="21600,21600" o:gfxdata="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">
-                  <v:fill on="f" focussize="0,0"/>
-                  <v:stroke on="f"/>
-                  <v:imagedata r:id="rId13" cropleft="5154f" croptop="7731f" cropright="3488f" cropbottom="12500f" grayscale="t" bilevel="t" o:title=""/>
-                  <o:lock v:ext="edit" aspectratio="t"/>
-                </v:shape>
-              </v:group>
-            </w:pict>
-          </mc:Fallback>
-        </mc:AlternateContent>
-      </w:r>
-    </w:p>
-    <w:tbl>
-      <w:tblPr>
-        <w:tblStyle w:val="34"/>
-        <w:tblW w:w="6772" w:type="dxa"/>
-        <w:jc w:val="right"/>
-        <w:tblLayout w:type="fixed"/>
-        <w:tblCellMar>
-          <w:top w:w="0" w:type="dxa"/>
-          <w:left w:w="0" w:type="dxa"/>
-          <w:bottom w:w="0" w:type="dxa"/>
-          <w:right w:w="0" w:type="dxa"/>
-        </w:tblCellMar>
-      </w:tblPr>
-      <w:tblGrid>
-        <w:gridCol w:w="1272"/>
-        <w:gridCol w:w="2040"/>
-        <w:gridCol w:w="1166"/>
-        <w:gridCol w:w="2294"/>
-      </w:tblGrid>
-      <w:tr>
-        <w:tblPrEx>
-          <w:tblCellMar>
-            <w:top w:w="0" w:type="dxa"/>
-            <w:left w:w="0" w:type="dxa"/>
-            <w:bottom w:w="0" w:type="dxa"/>
-            <w:right w:w="0" w:type="dxa"/>
-          </w:tblCellMar>
-        </w:tblPrEx>
-        <w:trPr>
-          <w:trHeight w:val="441" w:hRule="exact"/>
-          <w:jc w:val="right"/>
-        </w:trPr>
-        <w:tc>
-          <w:tcPr>
-            <w:tcW w:w="1272" w:type="dxa"/>
-            <w:vAlign w:val="center"/>
-          </w:tcPr>
-          <w:p>
-            <w:pPr>
-              <w:pStyle w:val="20"/>
-              <w:spacing w:before="13"/>
-              <w:ind w:left="13" w:right="95"/>
-              <w:jc w:val="both"/>
-              <w:rPr>
-                <w:rFonts w:ascii="Times New Roman" w:hAnsi="Times New Roman" w:cs="Times New Roman"/>
-                <w:b/>
-                <w:sz w:val="24"/>
-                <w:szCs w:val="24"/>
-              </w:rPr>
-            </w:pPr>
-            <w:r>
-              <w:rPr>
-                <w:rFonts w:ascii="Times New Roman" w:hAnsi="Times New Roman" w:cs="Times New Roman"/>
-                <w:b/>
-                <w:sz w:val="24"/>
-                <w:szCs w:val="24"/>
-              </w:rPr>
-              <w:t>检测人：</w:t>
-            </w:r>
-          </w:p>
-        </w:tc>
-        <w:tc>
-          <w:tcPr>
-            <w:tcW w:w="2040" w:type="dxa"/>
-            <w:vAlign w:val="center"/>
-          </w:tcPr>
-          <w:p>
-            <w:pPr>
-              <w:pStyle w:val="20"/>
-              <w:spacing w:before="13"/>
-              <w:jc w:val="both"/>
-              <w:rPr>
-                <w:rFonts w:ascii="Times New Roman" w:hAnsi="Times New Roman" w:cs="Times New Roman"/>
-                <w:b/>
-                <w:sz w:val="24"/>
-                <w:szCs w:val="24"/>
-              </w:rPr>
-            </w:pPr>
-          </w:p>
-        </w:tc>
-        <w:tc>
-          <w:tcPr>
-            <w:tcW w:w="1166" w:type="dxa"/>
-            <w:vAlign w:val="center"/>
-          </w:tcPr>
-          <w:p>
-            <w:pPr>
-              <w:pStyle w:val="20"/>
-              <w:spacing w:before="13"/>
-              <w:jc w:val="both"/>
-              <w:rPr>
-                <w:rFonts w:ascii="Times New Roman" w:hAnsi="Times New Roman" w:cs="Times New Roman"/>
-                <w:b/>
-                <w:sz w:val="24"/>
-                <w:szCs w:val="24"/>
-              </w:rPr>
-            </w:pPr>
-            <w:r>
-              <w:rPr>
-                <w:rFonts w:ascii="Times New Roman" w:hAnsi="Times New Roman" w:cs="Times New Roman"/>
-                <w:b/>
-                <w:sz w:val="24"/>
-                <w:szCs w:val="24"/>
-              </w:rPr>
-              <w:t>复核人</w:t>
-            </w:r>
-            <w:r>
-              <w:rPr>
-                <w:rFonts w:ascii="Times New Roman" w:hAnsi="Times New Roman" w:cs="Times New Roman"/>
-                <w:b/>
-                <w:sz w:val="24"/>
-                <w:szCs w:val="24"/>
-                <w:lang w:eastAsia="zh-CN"/>
-              </w:rPr>
-              <w:t>：</w:t>
-            </w:r>
-          </w:p>
-        </w:tc>
-        <w:tc>
-          <w:tcPr>
-            <w:tcW w:w="2294" w:type="dxa"/>
-            <w:vAlign w:val="center"/>
-          </w:tcPr>
-          <w:p>
-            <w:pPr>
-              <w:pStyle w:val="20"/>
-              <w:spacing w:before="13"/>
-              <w:ind w:right="15"/>
-              <w:jc w:val="both"/>
-              <w:rPr>
-                <w:rFonts w:ascii="Times New Roman" w:hAnsi="Times New Roman" w:cs="Times New Roman"/>
-                <w:b/>
-                <w:sz w:val="24"/>
-                <w:szCs w:val="24"/>
-              </w:rPr>
-            </w:pPr>
-          </w:p>
-        </w:tc>
-      </w:tr>
-      <w:tr>
-        <w:tblPrEx>
-          <w:tblCellMar>
-            <w:top w:w="0" w:type="dxa"/>
-            <w:left w:w="0" w:type="dxa"/>
-            <w:bottom w:w="0" w:type="dxa"/>
-            <w:right w:w="0" w:type="dxa"/>
-          </w:tblCellMar>
-        </w:tblPrEx>
-        <w:trPr>
-          <w:trHeight w:val="457" w:hRule="exact"/>
-          <w:jc w:val="right"/>
-        </w:trPr>
-        <w:tc>
-          <w:tcPr>
-            <w:tcW w:w="1272" w:type="dxa"/>
-            <w:vAlign w:val="center"/>
-          </w:tcPr>
-          <w:p>
-            <w:pPr>
-              <w:pStyle w:val="20"/>
-              <w:spacing w:line="341" w:lineRule="exact"/>
-              <w:ind w:left="13" w:right="165"/>
-              <w:jc w:val="both"/>
-              <w:rPr>
-                <w:rFonts w:ascii="Times New Roman" w:hAnsi="Times New Roman" w:cs="Times New Roman"/>
-                <w:b/>
-                <w:sz w:val="24"/>
-                <w:szCs w:val="24"/>
-              </w:rPr>
-            </w:pPr>
-            <w:r>
-              <w:rPr>
-                <w:rFonts w:ascii="Times New Roman" w:hAnsi="Times New Roman" w:cs="Times New Roman"/>
-                <w:b/>
-                <w:sz w:val="24"/>
-                <w:szCs w:val="24"/>
-              </w:rPr>
-              <w:t>日</w:t>
-            </w:r>
-            <w:r>
-              <w:rPr>
-                <w:rFonts w:ascii="Times New Roman" w:hAnsi="Times New Roman" w:cs="Times New Roman"/>
-                <w:b/>
-                <w:sz w:val="24"/>
-                <w:szCs w:val="24"/>
-                <w:lang w:eastAsia="zh-CN"/>
-              </w:rPr>
-              <w:t xml:space="preserve">  </w:t>
-            </w:r>
-            <w:r>
-              <w:rPr>
-                <w:rFonts w:ascii="Times New Roman" w:hAnsi="Times New Roman" w:cs="Times New Roman"/>
-                <w:b/>
-                <w:sz w:val="24"/>
-                <w:szCs w:val="24"/>
-              </w:rPr>
-              <w:t>期：</w:t>
-            </w:r>
-          </w:p>
-        </w:tc>
-        <w:tc>
-          <w:tcPr>
-            <w:tcW w:w="2040" w:type="dxa"/>
-            <w:vAlign w:val="center"/>
-          </w:tcPr>
-          <w:p>
-            <w:pPr>
-              <w:pStyle w:val="20"/>
-              <w:spacing w:line="363" w:lineRule="exact"/>
-              <w:jc w:val="both"/>
-              <w:rPr>
-                <w:rFonts w:ascii="Times New Roman" w:hAnsi="Times New Roman" w:cs="Times New Roman"/>
-                <w:sz w:val="24"/>
-                <w:szCs w:val="24"/>
-              </w:rPr>
-            </w:pPr>
-            <w:r>
-              <w:rPr>
-                <w:rFonts w:ascii="Times New Roman" w:hAnsi="Times New Roman" w:cs="Times New Roman"/>
-                <w:kern w:val="2"/>
-                <w:sz w:val="24"/>
-                <w:szCs w:val="24"/>
-                <w:lang w:eastAsia="zh-CN"/>
-              </w:rPr>
-              <w:t>{{ reportdate }}</w:t>
-            </w:r>
-          </w:p>
-        </w:tc>
-        <w:tc>
-          <w:tcPr>
-            <w:tcW w:w="1166" w:type="dxa"/>
-            <w:vAlign w:val="center"/>
-          </w:tcPr>
-          <w:p>
-            <w:pPr>
-              <w:pStyle w:val="20"/>
-              <w:spacing w:line="341" w:lineRule="exact"/>
-              <w:jc w:val="both"/>
-              <w:rPr>
-                <w:rFonts w:ascii="Times New Roman" w:hAnsi="Times New Roman" w:cs="Times New Roman"/>
-                <w:b/>
-                <w:sz w:val="24"/>
-                <w:szCs w:val="24"/>
-              </w:rPr>
-            </w:pPr>
-            <w:r>
-              <w:rPr>
-                <w:rFonts w:ascii="Times New Roman" w:hAnsi="Times New Roman" w:cs="Times New Roman"/>
-                <w:b/>
-                <w:sz w:val="24"/>
-                <w:szCs w:val="24"/>
-              </w:rPr>
-              <w:t>日</w:t>
-            </w:r>
-            <w:r>
-              <w:rPr>
-                <w:rFonts w:ascii="Times New Roman" w:hAnsi="Times New Roman" w:cs="Times New Roman"/>
-                <w:b/>
-                <w:sz w:val="24"/>
-                <w:szCs w:val="24"/>
-                <w:lang w:eastAsia="zh-CN"/>
-              </w:rPr>
-              <w:t xml:space="preserve">  </w:t>
-            </w:r>
-            <w:r>
-              <w:rPr>
-                <w:rFonts w:ascii="Times New Roman" w:hAnsi="Times New Roman" w:cs="Times New Roman"/>
-                <w:b/>
-                <w:sz w:val="24"/>
-                <w:szCs w:val="24"/>
-              </w:rPr>
-              <w:t>期：</w:t>
-            </w:r>
-          </w:p>
-        </w:tc>
-        <w:tc>
-          <w:tcPr>
-            <w:tcW w:w="2294" w:type="dxa"/>
-            <w:vAlign w:val="center"/>
-          </w:tcPr>
-          <w:p>
-            <w:pPr>
-              <w:pStyle w:val="20"/>
-              <w:spacing w:line="363" w:lineRule="exact"/>
-              <w:ind w:right="15"/>
-              <w:jc w:val="both"/>
-              <w:rPr>
-                <w:rFonts w:ascii="Times New Roman" w:hAnsi="Times New Roman" w:cs="Times New Roman"/>
-                <w:sz w:val="24"/>
-                <w:szCs w:val="24"/>
-              </w:rPr>
-            </w:pPr>
-            <w:r>
-              <w:rPr>
-                <w:rFonts w:ascii="Times New Roman" w:hAnsi="Times New Roman" w:cs="Times New Roman"/>
-                <w:kern w:val="2"/>
-                <w:sz w:val="24"/>
-                <w:szCs w:val="24"/>
-                <w:lang w:eastAsia="zh-CN"/>
-              </w:rPr>
-              <w:t>{{ reportdate }}</w:t>
-            </w:r>
-          </w:p>
-        </w:tc>
-      </w:tr>
-    </w:tbl>
-    <w:p>
-      <w:pPr>
-        <w:rPr>
-          <w:rFonts w:ascii="Times New Roman" w:hAnsi="Times New Roman" w:eastAsia="微软雅黑" w:cs="Times New Roman"/>
-          <w:sz w:val="24"/>
-          <w:szCs w:val="24"/>
-          <w:lang w:eastAsia="zh-CN"/>
-        </w:rPr>
-      </w:pPr>
-      <w:r>
-        <w:rPr>
-          <w:rFonts w:hint="eastAsia" w:ascii="Times New Roman" w:hAnsi="Times New Roman" w:eastAsia="微软雅黑" w:cs="Times New Roman"/>
-          <w:sz w:val="24"/>
-          <w:szCs w:val="24"/>
-          <w:lang w:eastAsia="zh-CN"/>
-        </w:rPr>
-        <w:t xml:space="preserve">{% endif %}{% if testedby == </w:t>
-      </w:r>
-      <w:r>
-        <w:rPr>
-          <w:rFonts w:ascii="Times New Roman" w:hAnsi="Times New Roman" w:eastAsia="微软雅黑" w:cs="Times New Roman"/>
-          <w:sz w:val="24"/>
-          <w:szCs w:val="24"/>
-          <w:lang w:eastAsia="zh-CN"/>
-        </w:rPr>
-        <w:t>“</w:t>
-      </w:r>
-      <w:r>
-        <w:rPr>
-          <w:rFonts w:hint="eastAsia" w:ascii="Times New Roman" w:hAnsi="Times New Roman" w:eastAsia="微软雅黑" w:cs="Times New Roman"/>
-          <w:sz w:val="24"/>
-          <w:szCs w:val="24"/>
-          <w:lang w:eastAsia="zh-CN"/>
-        </w:rPr>
-        <w:t>5</w:t>
-      </w:r>
-      <w:r>
-        <w:rPr>
-          <w:rFonts w:ascii="Times New Roman" w:hAnsi="Times New Roman" w:eastAsia="微软雅黑" w:cs="Times New Roman"/>
-          <w:sz w:val="24"/>
-          <w:szCs w:val="24"/>
-          <w:lang w:eastAsia="zh-CN"/>
-        </w:rPr>
-        <w:t>”</w:t>
-      </w:r>
-      <w:r>
-        <w:rPr>
-          <w:rFonts w:hint="eastAsia" w:ascii="Times New Roman" w:hAnsi="Times New Roman" w:eastAsia="微软雅黑" w:cs="Times New Roman"/>
-          <w:sz w:val="24"/>
-          <w:szCs w:val="24"/>
-          <w:lang w:eastAsia="zh-CN"/>
-        </w:rPr>
-        <w:t xml:space="preserve"> %}</w:t>
-      </w:r>
-    </w:p>
-    <w:p>
-      <w:pPr>
-        <w:rPr>
-          <w:lang w:eastAsia="zh-CN"/>
-        </w:rPr>
-      </w:pPr>
-    </w:p>
-    <w:p>
-      <w:pPr>
-        <w:rPr>
           <w:lang w:eastAsia="zh-CN"/>
         </w:rPr>
       </w:pPr>
@@ -7948,7 +6432,7 @@
           <w:szCs w:val="24"/>
           <w:lang w:eastAsia="zh-CN"/>
         </w:rPr>
-        <w:t>6</w:t>
+        <w:t>3</w:t>
       </w:r>
       <w:r>
         <w:rPr>
@@ -7978,6 +6462,639 @@
           <w:lang w:eastAsia="zh-CN"/>
         </w:rPr>
       </w:pPr>
+    </w:p>
+    <w:p>
+      <w:pPr>
+        <w:rPr>
+          <w:sz w:val="24"/>
+          <w:lang w:eastAsia="zh-CN"/>
+        </w:rPr>
+      </w:pPr>
+      <w:r>
+        <w:rPr>
+          <w:sz w:val="24"/>
+        </w:rPr>
+        <mc:AlternateContent>
+          <mc:Choice Requires="wpg">
+            <w:drawing>
+              <wp:anchor distT="0" distB="0" distL="114300" distR="114300" simplePos="0" relativeHeight="251663360" behindDoc="0" locked="0" layoutInCell="1" allowOverlap="1">
+                <wp:simplePos x="0" y="0"/>
+                <wp:positionH relativeFrom="column">
+                  <wp:posOffset>2757805</wp:posOffset>
+                </wp:positionH>
+                <wp:positionV relativeFrom="paragraph">
+                  <wp:posOffset>28575</wp:posOffset>
+                </wp:positionV>
+                <wp:extent cx="2872105" cy="453390"/>
+                <wp:effectExtent l="0" t="0" r="8255" b="3810"/>
+                <wp:wrapNone/>
+                <wp:docPr id="4" name="组合 15"/>
+                <wp:cNvGraphicFramePr/>
+                <a:graphic xmlns:a="http://schemas.openxmlformats.org/drawingml/2006/main">
+                  <a:graphicData uri="http://schemas.microsoft.com/office/word/2010/wordprocessingGroup">
+                    <wpg:wgp>
+                      <wpg:cNvGrpSpPr/>
+                      <wpg:grpSpPr>
+                        <a:xfrm rot="0">
+                          <a:off x="3405505" y="1805305"/>
+                          <a:ext cx="2872105" cy="453390"/>
+                          <a:chOff x="12357" y="7666"/>
+                          <a:chExt cx="4523" cy="714"/>
+                        </a:xfrm>
+                      </wpg:grpSpPr>
+                      <pic:pic xmlns:pic="http://schemas.openxmlformats.org/drawingml/2006/picture">
+                        <pic:nvPicPr>
+                          <pic:cNvPr id="22" name="图片 59" descr="图片1"/>
+                          <pic:cNvPicPr>
+                            <a:picLocks noChangeAspect="1"/>
+                          </pic:cNvPicPr>
+                        </pic:nvPicPr>
+                        <pic:blipFill>
+                          <a:blip r:embed="rId11">
+                            <a:biLevel thresh="50000"/>
+                          </a:blip>
+                          <a:srcRect l="7865" t="11797" r="5322" b="19074"/>
+                          <a:stretch>
+                            <a:fillRect/>
+                          </a:stretch>
+                        </pic:blipFill>
+                        <pic:spPr>
+                          <a:xfrm>
+                            <a:off x="12357" y="7738"/>
+                            <a:ext cx="1468" cy="627"/>
+                          </a:xfrm>
+                          <a:prstGeom prst="rect">
+                            <a:avLst/>
+                          </a:prstGeom>
+                          <a:noFill/>
+                        </pic:spPr>
+                      </pic:pic>
+                      <pic:pic xmlns:pic="http://schemas.openxmlformats.org/drawingml/2006/picture">
+                        <pic:nvPicPr>
+                          <pic:cNvPr id="6" name="图片 14" descr="微信图片_20220215110121"/>
+                          <pic:cNvPicPr>
+                            <a:picLocks noChangeAspect="1"/>
+                          </pic:cNvPicPr>
+                        </pic:nvPicPr>
+                        <pic:blipFill>
+                          <a:blip r:embed="rId9">
+                            <a:clrChange>
+                              <a:clrFrom>
+                                <a:srgbClr val="A09D98">
+                                  <a:alpha val="100000"/>
+                                </a:srgbClr>
+                              </a:clrFrom>
+                              <a:clrTo>
+                                <a:srgbClr val="A09D98">
+                                  <a:alpha val="100000"/>
+                                  <a:alpha val="0"/>
+                                </a:srgbClr>
+                              </a:clrTo>
+                            </a:clrChange>
+                            <a:biLevel thresh="50000"/>
+                          </a:blip>
+                          <a:stretch>
+                            <a:fillRect/>
+                          </a:stretch>
+                        </pic:blipFill>
+                        <pic:spPr>
+                          <a:xfrm>
+                            <a:off x="15646" y="7666"/>
+                            <a:ext cx="1234" cy="715"/>
+                          </a:xfrm>
+                          <a:prstGeom prst="rect">
+                            <a:avLst/>
+                          </a:prstGeom>
+                        </pic:spPr>
+                      </pic:pic>
+                    </wpg:wgp>
+                  </a:graphicData>
+                </a:graphic>
+              </wp:anchor>
+            </w:drawing>
+          </mc:Choice>
+          <mc:Fallback>
+            <w:pict>
+              <v:group id="组合 15" o:spid="_x0000_s1026" o:spt="203" style="position:absolute;left:0pt;margin-left:217.15pt;margin-top:2.25pt;height:35.7pt;width:226.15pt;z-index:251663360;mso-width-relative:page;mso-height-relative:page;" coordorigin="12357,7666" coordsize="4523,714" o:gfxdata="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">
+                <o:lock v:ext="edit" aspectratio="f"/>
+                <v:shape id="图片 59" o:spid="_x0000_s1026" o:spt="75" alt="图片1" type="#_x0000_t75" style="position:absolute;left:12357;top:7738;height:627;width:1468;" filled="f" o:preferrelative="t" stroked="f" coordsize="21600,21600" o:gfxdata="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">
+                  <v:fill on="f" focussize="0,0"/>
+                  <v:stroke on="f"/>
+                  <v:imagedata r:id="rId11" cropleft="5154f" croptop="7731f" cropright="3488f" cropbottom="12500f" grayscale="t" bilevel="t" o:title=""/>
+                  <o:lock v:ext="edit" aspectratio="t"/>
+                </v:shape>
+                <v:shape id="图片 14" o:spid="_x0000_s1026" o:spt="75" alt="微信图片_20220215110121" type="#_x0000_t75" style="position:absolute;left:15646;top:7666;height:715;width:1234;" filled="f" o:preferrelative="t" stroked="f" coordsize="21600,21600" o:gfxdata="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">
+                  <v:fill on="f" focussize="0,0"/>
+                  <v:stroke on="f"/>
+                  <v:imagedata r:id="rId9" grayscale="t" bilevel="t" chromakey="#A09D98" o:title=""/>
+                  <o:lock v:ext="edit" aspectratio="t"/>
+                </v:shape>
+              </v:group>
+            </w:pict>
+          </mc:Fallback>
+        </mc:AlternateContent>
+      </w:r>
+    </w:p>
+    <w:tbl>
+      <w:tblPr>
+        <w:tblStyle w:val="34"/>
+        <w:tblW w:w="6772" w:type="dxa"/>
+        <w:jc w:val="right"/>
+        <w:tblLayout w:type="fixed"/>
+        <w:tblCellMar>
+          <w:top w:w="0" w:type="dxa"/>
+          <w:left w:w="0" w:type="dxa"/>
+          <w:bottom w:w="0" w:type="dxa"/>
+          <w:right w:w="0" w:type="dxa"/>
+        </w:tblCellMar>
+      </w:tblPr>
+      <w:tblGrid>
+        <w:gridCol w:w="1272"/>
+        <w:gridCol w:w="2040"/>
+        <w:gridCol w:w="1166"/>
+        <w:gridCol w:w="2294"/>
+      </w:tblGrid>
+      <w:tr>
+        <w:trPr>
+          <w:trHeight w:val="441" w:hRule="exact"/>
+          <w:jc w:val="right"/>
+        </w:trPr>
+        <w:tc>
+          <w:tcPr>
+            <w:tcW w:w="1272" w:type="dxa"/>
+            <w:vAlign w:val="center"/>
+          </w:tcPr>
+          <w:p>
+            <w:pPr>
+              <w:pStyle w:val="20"/>
+              <w:spacing w:before="13"/>
+              <w:ind w:left="13" w:right="95"/>
+              <w:jc w:val="both"/>
+              <w:rPr>
+                <w:rFonts w:ascii="Times New Roman" w:hAnsi="Times New Roman" w:cs="Times New Roman"/>
+                <w:b/>
+                <w:sz w:val="24"/>
+                <w:szCs w:val="24"/>
+              </w:rPr>
+            </w:pPr>
+            <w:r>
+              <w:rPr>
+                <w:rFonts w:ascii="Times New Roman" w:hAnsi="Times New Roman" w:cs="Times New Roman"/>
+                <w:b/>
+                <w:sz w:val="24"/>
+                <w:szCs w:val="24"/>
+              </w:rPr>
+              <w:t>检测人：</w:t>
+            </w:r>
+          </w:p>
+        </w:tc>
+        <w:tc>
+          <w:tcPr>
+            <w:tcW w:w="2040" w:type="dxa"/>
+            <w:vAlign w:val="center"/>
+          </w:tcPr>
+          <w:p>
+            <w:pPr>
+              <w:pStyle w:val="20"/>
+              <w:spacing w:before="13"/>
+              <w:jc w:val="both"/>
+              <w:rPr>
+                <w:rFonts w:ascii="Times New Roman" w:hAnsi="Times New Roman" w:cs="Times New Roman"/>
+                <w:b/>
+                <w:sz w:val="24"/>
+                <w:szCs w:val="24"/>
+              </w:rPr>
+            </w:pPr>
+          </w:p>
+        </w:tc>
+        <w:tc>
+          <w:tcPr>
+            <w:tcW w:w="1166" w:type="dxa"/>
+            <w:vAlign w:val="center"/>
+          </w:tcPr>
+          <w:p>
+            <w:pPr>
+              <w:pStyle w:val="20"/>
+              <w:spacing w:before="13"/>
+              <w:jc w:val="both"/>
+              <w:rPr>
+                <w:rFonts w:ascii="Times New Roman" w:hAnsi="Times New Roman" w:cs="Times New Roman"/>
+                <w:b/>
+                <w:sz w:val="24"/>
+                <w:szCs w:val="24"/>
+              </w:rPr>
+            </w:pPr>
+            <w:r>
+              <w:rPr>
+                <w:rFonts w:ascii="Times New Roman" w:hAnsi="Times New Roman" w:cs="Times New Roman"/>
+                <w:b/>
+                <w:sz w:val="24"/>
+                <w:szCs w:val="24"/>
+              </w:rPr>
+              <w:t>复核人</w:t>
+            </w:r>
+            <w:r>
+              <w:rPr>
+                <w:rFonts w:ascii="Times New Roman" w:hAnsi="Times New Roman" w:cs="Times New Roman"/>
+                <w:b/>
+                <w:sz w:val="24"/>
+                <w:szCs w:val="24"/>
+                <w:lang w:eastAsia="zh-CN"/>
+              </w:rPr>
+              <w:t>：</w:t>
+            </w:r>
+          </w:p>
+        </w:tc>
+        <w:tc>
+          <w:tcPr>
+            <w:tcW w:w="2294" w:type="dxa"/>
+            <w:vAlign w:val="center"/>
+          </w:tcPr>
+          <w:p>
+            <w:pPr>
+              <w:pStyle w:val="20"/>
+              <w:spacing w:before="13"/>
+              <w:ind w:right="15"/>
+              <w:jc w:val="both"/>
+              <w:rPr>
+                <w:rFonts w:ascii="Times New Roman" w:hAnsi="Times New Roman" w:cs="Times New Roman"/>
+                <w:b/>
+                <w:sz w:val="24"/>
+                <w:szCs w:val="24"/>
+              </w:rPr>
+            </w:pPr>
+          </w:p>
+        </w:tc>
+      </w:tr>
+      <w:tr>
+        <w:tblPrEx>
+          <w:tblCellMar>
+            <w:top w:w="0" w:type="dxa"/>
+            <w:left w:w="0" w:type="dxa"/>
+            <w:bottom w:w="0" w:type="dxa"/>
+            <w:right w:w="0" w:type="dxa"/>
+          </w:tblCellMar>
+        </w:tblPrEx>
+        <w:trPr>
+          <w:trHeight w:val="457" w:hRule="exact"/>
+          <w:jc w:val="right"/>
+        </w:trPr>
+        <w:tc>
+          <w:tcPr>
+            <w:tcW w:w="1272" w:type="dxa"/>
+            <w:vAlign w:val="center"/>
+          </w:tcPr>
+          <w:p>
+            <w:pPr>
+              <w:pStyle w:val="20"/>
+              <w:spacing w:line="341" w:lineRule="exact"/>
+              <w:ind w:left="13" w:right="165"/>
+              <w:jc w:val="both"/>
+              <w:rPr>
+                <w:rFonts w:ascii="Times New Roman" w:hAnsi="Times New Roman" w:cs="Times New Roman"/>
+                <w:b/>
+                <w:sz w:val="24"/>
+                <w:szCs w:val="24"/>
+              </w:rPr>
+            </w:pPr>
+            <w:r>
+              <w:rPr>
+                <w:rFonts w:ascii="Times New Roman" w:hAnsi="Times New Roman" w:cs="Times New Roman"/>
+                <w:b/>
+                <w:sz w:val="24"/>
+                <w:szCs w:val="24"/>
+              </w:rPr>
+              <w:t>日</w:t>
+            </w:r>
+            <w:r>
+              <w:rPr>
+                <w:rFonts w:ascii="Times New Roman" w:hAnsi="Times New Roman" w:cs="Times New Roman"/>
+                <w:b/>
+                <w:sz w:val="24"/>
+                <w:szCs w:val="24"/>
+                <w:lang w:eastAsia="zh-CN"/>
+              </w:rPr>
+              <w:t xml:space="preserve">  </w:t>
+            </w:r>
+            <w:r>
+              <w:rPr>
+                <w:rFonts w:ascii="Times New Roman" w:hAnsi="Times New Roman" w:cs="Times New Roman"/>
+                <w:b/>
+                <w:sz w:val="24"/>
+                <w:szCs w:val="24"/>
+              </w:rPr>
+              <w:t>期：</w:t>
+            </w:r>
+          </w:p>
+        </w:tc>
+        <w:tc>
+          <w:tcPr>
+            <w:tcW w:w="2040" w:type="dxa"/>
+            <w:vAlign w:val="center"/>
+          </w:tcPr>
+          <w:p>
+            <w:pPr>
+              <w:pStyle w:val="20"/>
+              <w:spacing w:line="363" w:lineRule="exact"/>
+              <w:jc w:val="both"/>
+              <w:rPr>
+                <w:rFonts w:ascii="Times New Roman" w:hAnsi="Times New Roman" w:cs="Times New Roman"/>
+                <w:sz w:val="24"/>
+                <w:szCs w:val="24"/>
+              </w:rPr>
+            </w:pPr>
+            <w:r>
+              <w:rPr>
+                <w:rFonts w:ascii="Times New Roman" w:hAnsi="Times New Roman" w:cs="Times New Roman"/>
+                <w:kern w:val="2"/>
+                <w:sz w:val="24"/>
+                <w:szCs w:val="24"/>
+                <w:lang w:eastAsia="zh-CN"/>
+              </w:rPr>
+              <w:t>{{ reportdate }}</w:t>
+            </w:r>
+          </w:p>
+        </w:tc>
+        <w:tc>
+          <w:tcPr>
+            <w:tcW w:w="1166" w:type="dxa"/>
+            <w:vAlign w:val="center"/>
+          </w:tcPr>
+          <w:p>
+            <w:pPr>
+              <w:pStyle w:val="20"/>
+              <w:spacing w:line="341" w:lineRule="exact"/>
+              <w:jc w:val="both"/>
+              <w:rPr>
+                <w:rFonts w:ascii="Times New Roman" w:hAnsi="Times New Roman" w:cs="Times New Roman"/>
+                <w:b/>
+                <w:sz w:val="24"/>
+                <w:szCs w:val="24"/>
+              </w:rPr>
+            </w:pPr>
+            <w:r>
+              <w:rPr>
+                <w:rFonts w:ascii="Times New Roman" w:hAnsi="Times New Roman" w:cs="Times New Roman"/>
+                <w:b/>
+                <w:sz w:val="24"/>
+                <w:szCs w:val="24"/>
+              </w:rPr>
+              <w:t>日</w:t>
+            </w:r>
+            <w:r>
+              <w:rPr>
+                <w:rFonts w:ascii="Times New Roman" w:hAnsi="Times New Roman" w:cs="Times New Roman"/>
+                <w:b/>
+                <w:sz w:val="24"/>
+                <w:szCs w:val="24"/>
+                <w:lang w:eastAsia="zh-CN"/>
+              </w:rPr>
+              <w:t xml:space="preserve">  </w:t>
+            </w:r>
+            <w:r>
+              <w:rPr>
+                <w:rFonts w:ascii="Times New Roman" w:hAnsi="Times New Roman" w:cs="Times New Roman"/>
+                <w:b/>
+                <w:sz w:val="24"/>
+                <w:szCs w:val="24"/>
+              </w:rPr>
+              <w:t>期：</w:t>
+            </w:r>
+          </w:p>
+        </w:tc>
+        <w:tc>
+          <w:tcPr>
+            <w:tcW w:w="2294" w:type="dxa"/>
+            <w:vAlign w:val="center"/>
+          </w:tcPr>
+          <w:p>
+            <w:pPr>
+              <w:pStyle w:val="20"/>
+              <w:spacing w:line="363" w:lineRule="exact"/>
+              <w:ind w:right="15"/>
+              <w:jc w:val="both"/>
+              <w:rPr>
+                <w:rFonts w:ascii="Times New Roman" w:hAnsi="Times New Roman" w:cs="Times New Roman"/>
+                <w:sz w:val="24"/>
+                <w:szCs w:val="24"/>
+              </w:rPr>
+            </w:pPr>
+            <w:r>
+              <w:rPr>
+                <w:rFonts w:ascii="Times New Roman" w:hAnsi="Times New Roman" w:cs="Times New Roman"/>
+                <w:kern w:val="2"/>
+                <w:sz w:val="24"/>
+                <w:szCs w:val="24"/>
+                <w:lang w:eastAsia="zh-CN"/>
+              </w:rPr>
+              <w:t>{{ reportdate }}</w:t>
+            </w:r>
+          </w:p>
+        </w:tc>
+      </w:tr>
+    </w:tbl>
+    <w:p>
+      <w:pPr>
+        <w:rPr>
+          <w:rFonts w:ascii="Times New Roman" w:hAnsi="Times New Roman" w:eastAsia="微软雅黑" w:cs="Times New Roman"/>
+          <w:sz w:val="24"/>
+          <w:szCs w:val="24"/>
+          <w:lang w:eastAsia="zh-CN"/>
+        </w:rPr>
+      </w:pPr>
+      <w:r>
+        <w:rPr>
+          <w:rFonts w:hint="eastAsia" w:ascii="Times New Roman" w:hAnsi="Times New Roman" w:eastAsia="微软雅黑" w:cs="Times New Roman"/>
+          <w:sz w:val="24"/>
+          <w:szCs w:val="24"/>
+          <w:lang w:eastAsia="zh-CN"/>
+        </w:rPr>
+        <w:t xml:space="preserve">{% endif %}{% if testedby == </w:t>
+      </w:r>
+      <w:r>
+        <w:rPr>
+          <w:rFonts w:ascii="Times New Roman" w:hAnsi="Times New Roman" w:eastAsia="微软雅黑" w:cs="Times New Roman"/>
+          <w:sz w:val="24"/>
+          <w:szCs w:val="24"/>
+          <w:lang w:eastAsia="zh-CN"/>
+        </w:rPr>
+        <w:t>“</w:t>
+      </w:r>
+      <w:r>
+        <w:rPr>
+          <w:rFonts w:hint="eastAsia" w:ascii="Times New Roman" w:hAnsi="Times New Roman" w:eastAsia="微软雅黑" w:cs="Times New Roman"/>
+          <w:sz w:val="24"/>
+          <w:szCs w:val="24"/>
+          <w:lang w:eastAsia="zh-CN"/>
+        </w:rPr>
+        <w:t>4</w:t>
+      </w:r>
+      <w:r>
+        <w:rPr>
+          <w:rFonts w:ascii="Times New Roman" w:hAnsi="Times New Roman" w:eastAsia="微软雅黑" w:cs="Times New Roman"/>
+          <w:sz w:val="24"/>
+          <w:szCs w:val="24"/>
+          <w:lang w:eastAsia="zh-CN"/>
+        </w:rPr>
+        <w:t>”</w:t>
+      </w:r>
+      <w:r>
+        <w:rPr>
+          <w:rFonts w:hint="eastAsia" w:ascii="Times New Roman" w:hAnsi="Times New Roman" w:eastAsia="微软雅黑" w:cs="Times New Roman"/>
+          <w:sz w:val="24"/>
+          <w:szCs w:val="24"/>
+          <w:lang w:eastAsia="zh-CN"/>
+        </w:rPr>
+        <w:t xml:space="preserve"> %}</w:t>
+      </w:r>
+    </w:p>
+    <w:p>
+      <w:pPr>
+        <w:rPr>
+          <w:rFonts w:ascii="Times New Roman" w:hAnsi="Times New Roman" w:eastAsia="微软雅黑" w:cs="Times New Roman"/>
+          <w:sz w:val="24"/>
+          <w:szCs w:val="24"/>
+          <w:lang w:eastAsia="zh-CN"/>
+        </w:rPr>
+      </w:pPr>
+      <w:r>
+        <w:rPr>
+          <w:sz w:val="24"/>
+        </w:rPr>
+        <mc:AlternateContent>
+          <mc:Choice Requires="wpg">
+            <w:drawing>
+              <wp:anchor distT="0" distB="0" distL="114300" distR="114300" simplePos="0" relativeHeight="251664384" behindDoc="0" locked="0" layoutInCell="1" allowOverlap="1">
+                <wp:simplePos x="0" y="0"/>
+                <wp:positionH relativeFrom="column">
+                  <wp:posOffset>2788285</wp:posOffset>
+                </wp:positionH>
+                <wp:positionV relativeFrom="paragraph">
+                  <wp:posOffset>174625</wp:posOffset>
+                </wp:positionV>
+                <wp:extent cx="2803525" cy="453390"/>
+                <wp:effectExtent l="0" t="0" r="635" b="3810"/>
+                <wp:wrapNone/>
+                <wp:docPr id="73" name="组合 22"/>
+                <wp:cNvGraphicFramePr/>
+                <a:graphic xmlns:a="http://schemas.openxmlformats.org/drawingml/2006/main">
+                  <a:graphicData uri="http://schemas.microsoft.com/office/word/2010/wordprocessingGroup">
+                    <wpg:wgp>
+                      <wpg:cNvGrpSpPr/>
+                      <wpg:grpSpPr>
+                        <a:xfrm rot="0">
+                          <a:off x="3435985" y="2894330"/>
+                          <a:ext cx="2803525" cy="453390"/>
+                          <a:chOff x="12525" y="9562"/>
+                          <a:chExt cx="4415" cy="714"/>
+                        </a:xfrm>
+                      </wpg:grpSpPr>
+                      <pic:pic xmlns:pic="http://schemas.openxmlformats.org/drawingml/2006/picture">
+                        <pic:nvPicPr>
+                          <pic:cNvPr id="9" name="图片 29" descr="IMG_256"/>
+                          <pic:cNvPicPr>
+                            <a:picLocks noChangeAspect="1"/>
+                          </pic:cNvPicPr>
+                        </pic:nvPicPr>
+                        <pic:blipFill>
+                          <a:blip r:embed="rId12">
+                            <a:clrChange>
+                              <a:clrFrom>
+                                <a:srgbClr val="FFFFFF">
+                                  <a:alpha val="100000"/>
+                                </a:srgbClr>
+                              </a:clrFrom>
+                              <a:clrTo>
+                                <a:srgbClr val="FFFFFF">
+                                  <a:alpha val="100000"/>
+                                  <a:alpha val="0"/>
+                                </a:srgbClr>
+                              </a:clrTo>
+                            </a:clrChange>
+                          </a:blip>
+                          <a:stretch>
+                            <a:fillRect/>
+                          </a:stretch>
+                        </pic:blipFill>
+                        <pic:spPr>
+                          <a:xfrm>
+                            <a:off x="12525" y="9698"/>
+                            <a:ext cx="975" cy="570"/>
+                          </a:xfrm>
+                          <a:prstGeom prst="rect">
+                            <a:avLst/>
+                          </a:prstGeom>
+                          <a:noFill/>
+                          <a:ln w="9525">
+                            <a:noFill/>
+                          </a:ln>
+                        </pic:spPr>
+                      </pic:pic>
+                      <pic:pic xmlns:pic="http://schemas.openxmlformats.org/drawingml/2006/picture">
+                        <pic:nvPicPr>
+                          <pic:cNvPr id="29" name="图片 20" descr="微信图片_20220215110121"/>
+                          <pic:cNvPicPr>
+                            <a:picLocks noChangeAspect="1"/>
+                          </pic:cNvPicPr>
+                        </pic:nvPicPr>
+                        <pic:blipFill>
+                          <a:blip r:embed="rId9">
+                            <a:clrChange>
+                              <a:clrFrom>
+                                <a:srgbClr val="A09D98">
+                                  <a:alpha val="100000"/>
+                                </a:srgbClr>
+                              </a:clrFrom>
+                              <a:clrTo>
+                                <a:srgbClr val="A09D98">
+                                  <a:alpha val="100000"/>
+                                  <a:alpha val="0"/>
+                                </a:srgbClr>
+                              </a:clrTo>
+                            </a:clrChange>
+                            <a:biLevel thresh="50000"/>
+                          </a:blip>
+                          <a:stretch>
+                            <a:fillRect/>
+                          </a:stretch>
+                        </pic:blipFill>
+                        <pic:spPr>
+                          <a:xfrm>
+                            <a:off x="15706" y="9562"/>
+                            <a:ext cx="1234" cy="715"/>
+                          </a:xfrm>
+                          <a:prstGeom prst="rect">
+                            <a:avLst/>
+                          </a:prstGeom>
+                        </pic:spPr>
+                      </pic:pic>
+                    </wpg:wgp>
+                  </a:graphicData>
+                </a:graphic>
+              </wp:anchor>
+            </w:drawing>
+          </mc:Choice>
+          <mc:Fallback>
+            <w:pict>
+              <v:group id="组合 22" o:spid="_x0000_s1026" o:spt="203" style="position:absolute;left:0pt;margin-left:219.55pt;margin-top:13.75pt;height:35.7pt;width:220.75pt;z-index:251664384;mso-width-relative:page;mso-height-relative:page;" coordorigin="12525,9562" coordsize="4415,714" o:gfxdata="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">
+                <o:lock v:ext="edit" aspectratio="f"/>
+                <v:shape id="图片 29" o:spid="_x0000_s1026" o:spt="75" alt="IMG_256" type="#_x0000_t75" style="position:absolute;left:12525;top:9698;height:570;width:975;" filled="f" o:preferrelative="t" stroked="f" coordsize="21600,21600" o:gfxdata="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">
+                  <v:fill on="f" focussize="0,0"/>
+                  <v:stroke on="f"/>
+                  <v:imagedata r:id="rId12" chromakey="#FFFFFF" o:title=""/>
+                  <o:lock v:ext="edit" aspectratio="t"/>
+                </v:shape>
+                <v:shape id="图片 20" o:spid="_x0000_s1026" o:spt="75" alt="微信图片_20220215110121" type="#_x0000_t75" style="position:absolute;left:15706;top:9562;height:715;width:1234;" filled="f" o:preferrelative="t" stroked="f" coordsize="21600,21600" o:gfxdata="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">
+                  <v:fill on="f" focussize="0,0"/>
+                  <v:stroke on="f"/>
+                  <v:imagedata r:id="rId9" grayscale="t" bilevel="t" chromakey="#A09D98" o:title=""/>
+                  <o:lock v:ext="edit" aspectratio="t"/>
+                </v:shape>
+              </v:group>
+            </w:pict>
+          </mc:Fallback>
+        </mc:AlternateContent>
+      </w:r>
     </w:p>
     <w:p>
       <w:pPr>
@@ -8297,6 +7414,762 @@
     </w:tbl>
     <w:p>
       <w:pPr>
+        <w:rPr>
+          <w:rFonts w:ascii="Times New Roman" w:hAnsi="Times New Roman" w:eastAsia="微软雅黑" w:cs="Times New Roman"/>
+          <w:sz w:val="24"/>
+          <w:szCs w:val="24"/>
+          <w:lang w:eastAsia="zh-CN"/>
+        </w:rPr>
+      </w:pPr>
+      <w:r>
+        <w:rPr>
+          <w:rFonts w:hint="eastAsia" w:ascii="Times New Roman" w:hAnsi="Times New Roman" w:eastAsia="微软雅黑" w:cs="Times New Roman"/>
+          <w:sz w:val="24"/>
+          <w:szCs w:val="24"/>
+          <w:lang w:eastAsia="zh-CN"/>
+        </w:rPr>
+        <w:t xml:space="preserve">{% endif %}{% if testedby == </w:t>
+      </w:r>
+      <w:r>
+        <w:rPr>
+          <w:rFonts w:ascii="Times New Roman" w:hAnsi="Times New Roman" w:eastAsia="微软雅黑" w:cs="Times New Roman"/>
+          <w:sz w:val="24"/>
+          <w:szCs w:val="24"/>
+          <w:lang w:eastAsia="zh-CN"/>
+        </w:rPr>
+        <w:t>“</w:t>
+      </w:r>
+      <w:r>
+        <w:rPr>
+          <w:rFonts w:hint="eastAsia" w:ascii="Times New Roman" w:hAnsi="Times New Roman" w:eastAsia="微软雅黑" w:cs="Times New Roman"/>
+          <w:sz w:val="24"/>
+          <w:szCs w:val="24"/>
+          <w:lang w:eastAsia="zh-CN"/>
+        </w:rPr>
+        <w:t>5</w:t>
+      </w:r>
+      <w:r>
+        <w:rPr>
+          <w:rFonts w:ascii="Times New Roman" w:hAnsi="Times New Roman" w:eastAsia="微软雅黑" w:cs="Times New Roman"/>
+          <w:sz w:val="24"/>
+          <w:szCs w:val="24"/>
+          <w:lang w:eastAsia="zh-CN"/>
+        </w:rPr>
+        <w:t>”</w:t>
+      </w:r>
+      <w:r>
+        <w:rPr>
+          <w:rFonts w:hint="eastAsia" w:ascii="Times New Roman" w:hAnsi="Times New Roman" w:eastAsia="微软雅黑" w:cs="Times New Roman"/>
+          <w:sz w:val="24"/>
+          <w:szCs w:val="24"/>
+          <w:lang w:eastAsia="zh-CN"/>
+        </w:rPr>
+        <w:t xml:space="preserve"> %}</w:t>
+      </w:r>
+    </w:p>
+    <w:p>
+      <w:pPr>
+        <w:rPr>
+          <w:lang w:eastAsia="zh-CN"/>
+        </w:rPr>
+      </w:pPr>
+    </w:p>
+    <w:p>
+      <w:pPr>
+        <w:rPr>
+          <w:lang w:eastAsia="zh-CN"/>
+        </w:rPr>
+      </w:pPr>
+    </w:p>
+    <w:tbl>
+      <w:tblPr>
+        <w:tblStyle w:val="34"/>
+        <w:tblW w:w="6772" w:type="dxa"/>
+        <w:jc w:val="right"/>
+        <w:tblLayout w:type="fixed"/>
+        <w:tblCellMar>
+          <w:top w:w="0" w:type="dxa"/>
+          <w:left w:w="0" w:type="dxa"/>
+          <w:bottom w:w="0" w:type="dxa"/>
+          <w:right w:w="0" w:type="dxa"/>
+        </w:tblCellMar>
+      </w:tblPr>
+      <w:tblGrid>
+        <w:gridCol w:w="1272"/>
+        <w:gridCol w:w="2040"/>
+        <w:gridCol w:w="1166"/>
+        <w:gridCol w:w="2294"/>
+      </w:tblGrid>
+      <w:tr>
+        <w:tblPrEx>
+          <w:tblCellMar>
+            <w:top w:w="0" w:type="dxa"/>
+            <w:left w:w="0" w:type="dxa"/>
+            <w:bottom w:w="0" w:type="dxa"/>
+            <w:right w:w="0" w:type="dxa"/>
+          </w:tblCellMar>
+        </w:tblPrEx>
+        <w:trPr>
+          <w:trHeight w:val="441" w:hRule="exact"/>
+          <w:jc w:val="right"/>
+        </w:trPr>
+        <w:tc>
+          <w:tcPr>
+            <w:tcW w:w="1272" w:type="dxa"/>
+            <w:vAlign w:val="center"/>
+          </w:tcPr>
+          <w:p>
+            <w:pPr>
+              <w:pStyle w:val="20"/>
+              <w:spacing w:before="13"/>
+              <w:ind w:left="13" w:right="95"/>
+              <w:jc w:val="both"/>
+              <w:rPr>
+                <w:rFonts w:ascii="Times New Roman" w:hAnsi="Times New Roman" w:cs="Times New Roman"/>
+                <w:b/>
+                <w:sz w:val="24"/>
+                <w:szCs w:val="24"/>
+              </w:rPr>
+            </w:pPr>
+            <w:r>
+              <w:rPr>
+                <w:rFonts w:ascii="Times New Roman" w:hAnsi="Times New Roman" w:cs="Times New Roman"/>
+                <w:b/>
+                <w:sz w:val="24"/>
+                <w:szCs w:val="24"/>
+              </w:rPr>
+              <w:t>检测人：</w:t>
+            </w:r>
+          </w:p>
+        </w:tc>
+        <w:tc>
+          <w:tcPr>
+            <w:tcW w:w="2040" w:type="dxa"/>
+            <w:vAlign w:val="center"/>
+          </w:tcPr>
+          <w:p>
+            <w:pPr>
+              <w:pStyle w:val="20"/>
+              <w:spacing w:before="13"/>
+              <w:jc w:val="both"/>
+              <w:rPr>
+                <w:rFonts w:ascii="Times New Roman" w:hAnsi="Times New Roman" w:cs="Times New Roman"/>
+                <w:b/>
+                <w:sz w:val="24"/>
+                <w:szCs w:val="24"/>
+              </w:rPr>
+            </w:pPr>
+          </w:p>
+        </w:tc>
+        <w:tc>
+          <w:tcPr>
+            <w:tcW w:w="1166" w:type="dxa"/>
+            <w:vAlign w:val="center"/>
+          </w:tcPr>
+          <w:p>
+            <w:pPr>
+              <w:pStyle w:val="20"/>
+              <w:spacing w:before="13"/>
+              <w:jc w:val="both"/>
+              <w:rPr>
+                <w:rFonts w:ascii="Times New Roman" w:hAnsi="Times New Roman" w:cs="Times New Roman"/>
+                <w:b/>
+                <w:sz w:val="24"/>
+                <w:szCs w:val="24"/>
+              </w:rPr>
+            </w:pPr>
+            <w:r>
+              <w:rPr>
+                <w:rFonts w:ascii="Times New Roman" w:hAnsi="Times New Roman" w:cs="Times New Roman"/>
+                <w:b/>
+                <w:sz w:val="24"/>
+                <w:szCs w:val="24"/>
+              </w:rPr>
+              <w:t>复核人</w:t>
+            </w:r>
+            <w:r>
+              <w:rPr>
+                <w:rFonts w:ascii="Times New Roman" w:hAnsi="Times New Roman" w:cs="Times New Roman"/>
+                <w:b/>
+                <w:sz w:val="24"/>
+                <w:szCs w:val="24"/>
+                <w:lang w:eastAsia="zh-CN"/>
+              </w:rPr>
+              <w:t>：</w:t>
+            </w:r>
+          </w:p>
+        </w:tc>
+        <w:tc>
+          <w:tcPr>
+            <w:tcW w:w="2294" w:type="dxa"/>
+            <w:vAlign w:val="center"/>
+          </w:tcPr>
+          <w:p>
+            <w:pPr>
+              <w:pStyle w:val="20"/>
+              <w:spacing w:before="13"/>
+              <w:ind w:right="15"/>
+              <w:jc w:val="both"/>
+              <w:rPr>
+                <w:rFonts w:ascii="Times New Roman" w:hAnsi="Times New Roman" w:cs="Times New Roman"/>
+                <w:b/>
+                <w:sz w:val="24"/>
+                <w:szCs w:val="24"/>
+              </w:rPr>
+            </w:pPr>
+          </w:p>
+        </w:tc>
+      </w:tr>
+      <w:tr>
+        <w:tblPrEx>
+          <w:tblCellMar>
+            <w:top w:w="0" w:type="dxa"/>
+            <w:left w:w="0" w:type="dxa"/>
+            <w:bottom w:w="0" w:type="dxa"/>
+            <w:right w:w="0" w:type="dxa"/>
+          </w:tblCellMar>
+        </w:tblPrEx>
+        <w:trPr>
+          <w:trHeight w:val="457" w:hRule="exact"/>
+          <w:jc w:val="right"/>
+        </w:trPr>
+        <w:tc>
+          <w:tcPr>
+            <w:tcW w:w="1272" w:type="dxa"/>
+            <w:vAlign w:val="center"/>
+          </w:tcPr>
+          <w:p>
+            <w:pPr>
+              <w:pStyle w:val="20"/>
+              <w:spacing w:line="341" w:lineRule="exact"/>
+              <w:ind w:left="13" w:right="165"/>
+              <w:jc w:val="both"/>
+              <w:rPr>
+                <w:rFonts w:ascii="Times New Roman" w:hAnsi="Times New Roman" w:cs="Times New Roman"/>
+                <w:b/>
+                <w:sz w:val="24"/>
+                <w:szCs w:val="24"/>
+              </w:rPr>
+            </w:pPr>
+            <w:r>
+              <w:rPr>
+                <w:rFonts w:ascii="Times New Roman" w:hAnsi="Times New Roman" w:cs="Times New Roman"/>
+                <w:b/>
+                <w:sz w:val="24"/>
+                <w:szCs w:val="24"/>
+              </w:rPr>
+              <w:t>日</w:t>
+            </w:r>
+            <w:r>
+              <w:rPr>
+                <w:rFonts w:ascii="Times New Roman" w:hAnsi="Times New Roman" w:cs="Times New Roman"/>
+                <w:b/>
+                <w:sz w:val="24"/>
+                <w:szCs w:val="24"/>
+                <w:lang w:eastAsia="zh-CN"/>
+              </w:rPr>
+              <w:t xml:space="preserve">  </w:t>
+            </w:r>
+            <w:r>
+              <w:rPr>
+                <w:rFonts w:ascii="Times New Roman" w:hAnsi="Times New Roman" w:cs="Times New Roman"/>
+                <w:b/>
+                <w:sz w:val="24"/>
+                <w:szCs w:val="24"/>
+              </w:rPr>
+              <w:t>期：</w:t>
+            </w:r>
+          </w:p>
+        </w:tc>
+        <w:tc>
+          <w:tcPr>
+            <w:tcW w:w="2040" w:type="dxa"/>
+            <w:vAlign w:val="center"/>
+          </w:tcPr>
+          <w:p>
+            <w:pPr>
+              <w:pStyle w:val="20"/>
+              <w:spacing w:line="363" w:lineRule="exact"/>
+              <w:jc w:val="both"/>
+              <w:rPr>
+                <w:rFonts w:ascii="Times New Roman" w:hAnsi="Times New Roman" w:cs="Times New Roman"/>
+                <w:sz w:val="24"/>
+                <w:szCs w:val="24"/>
+              </w:rPr>
+            </w:pPr>
+            <w:r>
+              <w:rPr>
+                <w:rFonts w:ascii="Times New Roman" w:hAnsi="Times New Roman" w:cs="Times New Roman"/>
+                <w:kern w:val="2"/>
+                <w:sz w:val="24"/>
+                <w:szCs w:val="24"/>
+                <w:lang w:eastAsia="zh-CN"/>
+              </w:rPr>
+              <w:t>{{ reportdate }}</w:t>
+            </w:r>
+          </w:p>
+        </w:tc>
+        <w:tc>
+          <w:tcPr>
+            <w:tcW w:w="1166" w:type="dxa"/>
+            <w:vAlign w:val="center"/>
+          </w:tcPr>
+          <w:p>
+            <w:pPr>
+              <w:pStyle w:val="20"/>
+              <w:spacing w:line="341" w:lineRule="exact"/>
+              <w:jc w:val="both"/>
+              <w:rPr>
+                <w:rFonts w:ascii="Times New Roman" w:hAnsi="Times New Roman" w:cs="Times New Roman"/>
+                <w:b/>
+                <w:sz w:val="24"/>
+                <w:szCs w:val="24"/>
+              </w:rPr>
+            </w:pPr>
+            <w:r>
+              <w:rPr>
+                <w:rFonts w:ascii="Times New Roman" w:hAnsi="Times New Roman" w:cs="Times New Roman"/>
+                <w:b/>
+                <w:sz w:val="24"/>
+                <w:szCs w:val="24"/>
+              </w:rPr>
+              <w:t>日</w:t>
+            </w:r>
+            <w:r>
+              <w:rPr>
+                <w:rFonts w:ascii="Times New Roman" w:hAnsi="Times New Roman" w:cs="Times New Roman"/>
+                <w:b/>
+                <w:sz w:val="24"/>
+                <w:szCs w:val="24"/>
+                <w:lang w:eastAsia="zh-CN"/>
+              </w:rPr>
+              <w:t xml:space="preserve">  </w:t>
+            </w:r>
+            <w:r>
+              <w:rPr>
+                <w:rFonts w:ascii="Times New Roman" w:hAnsi="Times New Roman" w:cs="Times New Roman"/>
+                <w:b/>
+                <w:sz w:val="24"/>
+                <w:szCs w:val="24"/>
+              </w:rPr>
+              <w:t>期：</w:t>
+            </w:r>
+          </w:p>
+        </w:tc>
+        <w:tc>
+          <w:tcPr>
+            <w:tcW w:w="2294" w:type="dxa"/>
+            <w:vAlign w:val="center"/>
+          </w:tcPr>
+          <w:p>
+            <w:pPr>
+              <w:pStyle w:val="20"/>
+              <w:spacing w:line="363" w:lineRule="exact"/>
+              <w:ind w:right="15"/>
+              <w:jc w:val="both"/>
+              <w:rPr>
+                <w:rFonts w:ascii="Times New Roman" w:hAnsi="Times New Roman" w:cs="Times New Roman"/>
+                <w:sz w:val="24"/>
+                <w:szCs w:val="24"/>
+              </w:rPr>
+            </w:pPr>
+            <w:r>
+              <w:rPr>
+                <w:rFonts w:ascii="Times New Roman" w:hAnsi="Times New Roman" w:cs="Times New Roman"/>
+                <w:kern w:val="2"/>
+                <w:sz w:val="24"/>
+                <w:szCs w:val="24"/>
+                <w:lang w:eastAsia="zh-CN"/>
+              </w:rPr>
+              <w:t>{{ reportdate }}</w:t>
+            </w:r>
+          </w:p>
+        </w:tc>
+      </w:tr>
+    </w:tbl>
+    <w:p>
+      <w:pPr>
+        <w:rPr>
+          <w:rFonts w:ascii="Times New Roman" w:hAnsi="Times New Roman" w:eastAsia="微软雅黑" w:cs="Times New Roman"/>
+          <w:sz w:val="24"/>
+          <w:szCs w:val="24"/>
+          <w:lang w:eastAsia="zh-CN"/>
+        </w:rPr>
+      </w:pPr>
+      <w:r>
+        <w:rPr>
+          <w:rFonts w:hint="eastAsia" w:ascii="Times New Roman" w:hAnsi="Times New Roman" w:eastAsia="微软雅黑" w:cs="Times New Roman"/>
+          <w:sz w:val="24"/>
+          <w:szCs w:val="24"/>
+          <w:lang w:eastAsia="zh-CN"/>
+        </w:rPr>
+        <w:t xml:space="preserve">{% endif %}{% if testedby == </w:t>
+      </w:r>
+      <w:r>
+        <w:rPr>
+          <w:rFonts w:ascii="Times New Roman" w:hAnsi="Times New Roman" w:eastAsia="微软雅黑" w:cs="Times New Roman"/>
+          <w:sz w:val="24"/>
+          <w:szCs w:val="24"/>
+          <w:lang w:eastAsia="zh-CN"/>
+        </w:rPr>
+        <w:t>“</w:t>
+      </w:r>
+      <w:r>
+        <w:rPr>
+          <w:rFonts w:hint="eastAsia" w:ascii="Times New Roman" w:hAnsi="Times New Roman" w:eastAsia="微软雅黑" w:cs="Times New Roman"/>
+          <w:sz w:val="24"/>
+          <w:szCs w:val="24"/>
+          <w:lang w:eastAsia="zh-CN"/>
+        </w:rPr>
+        <w:t>6</w:t>
+      </w:r>
+      <w:r>
+        <w:rPr>
+          <w:rFonts w:ascii="Times New Roman" w:hAnsi="Times New Roman" w:eastAsia="微软雅黑" w:cs="Times New Roman"/>
+          <w:sz w:val="24"/>
+          <w:szCs w:val="24"/>
+          <w:lang w:eastAsia="zh-CN"/>
+        </w:rPr>
+        <w:t>”</w:t>
+      </w:r>
+      <w:r>
+        <w:rPr>
+          <w:rFonts w:hint="eastAsia" w:ascii="Times New Roman" w:hAnsi="Times New Roman" w:eastAsia="微软雅黑" w:cs="Times New Roman"/>
+          <w:sz w:val="24"/>
+          <w:szCs w:val="24"/>
+          <w:lang w:eastAsia="zh-CN"/>
+        </w:rPr>
+        <w:t xml:space="preserve"> %}</w:t>
+      </w:r>
+    </w:p>
+    <w:p>
+      <w:pPr>
+        <w:rPr>
+          <w:rFonts w:ascii="Times New Roman" w:hAnsi="Times New Roman" w:eastAsia="微软雅黑" w:cs="Times New Roman"/>
+          <w:sz w:val="24"/>
+          <w:szCs w:val="24"/>
+          <w:lang w:eastAsia="zh-CN"/>
+        </w:rPr>
+      </w:pPr>
+    </w:p>
+    <w:p>
+      <w:pPr>
+        <w:rPr>
+          <w:rFonts w:ascii="Times New Roman" w:hAnsi="Times New Roman" w:eastAsia="微软雅黑" w:cs="Times New Roman"/>
+          <w:sz w:val="24"/>
+          <w:szCs w:val="24"/>
+          <w:lang w:eastAsia="zh-CN"/>
+        </w:rPr>
+      </w:pPr>
+    </w:p>
+    <w:tbl>
+      <w:tblPr>
+        <w:tblStyle w:val="34"/>
+        <w:tblW w:w="6772" w:type="dxa"/>
+        <w:jc w:val="right"/>
+        <w:tblLayout w:type="fixed"/>
+        <w:tblCellMar>
+          <w:top w:w="0" w:type="dxa"/>
+          <w:left w:w="0" w:type="dxa"/>
+          <w:bottom w:w="0" w:type="dxa"/>
+          <w:right w:w="0" w:type="dxa"/>
+        </w:tblCellMar>
+      </w:tblPr>
+      <w:tblGrid>
+        <w:gridCol w:w="1272"/>
+        <w:gridCol w:w="2040"/>
+        <w:gridCol w:w="1166"/>
+        <w:gridCol w:w="2294"/>
+      </w:tblGrid>
+      <w:tr>
+        <w:tblPrEx>
+          <w:tblCellMar>
+            <w:top w:w="0" w:type="dxa"/>
+            <w:left w:w="0" w:type="dxa"/>
+            <w:bottom w:w="0" w:type="dxa"/>
+            <w:right w:w="0" w:type="dxa"/>
+          </w:tblCellMar>
+        </w:tblPrEx>
+        <w:trPr>
+          <w:trHeight w:val="441" w:hRule="exact"/>
+          <w:jc w:val="right"/>
+        </w:trPr>
+        <w:tc>
+          <w:tcPr>
+            <w:tcW w:w="1272" w:type="dxa"/>
+            <w:vAlign w:val="center"/>
+          </w:tcPr>
+          <w:p>
+            <w:pPr>
+              <w:pStyle w:val="20"/>
+              <w:spacing w:before="13"/>
+              <w:ind w:left="13" w:right="95"/>
+              <w:jc w:val="both"/>
+              <w:rPr>
+                <w:rFonts w:ascii="Times New Roman" w:hAnsi="Times New Roman" w:cs="Times New Roman"/>
+                <w:b/>
+                <w:sz w:val="24"/>
+                <w:szCs w:val="24"/>
+              </w:rPr>
+            </w:pPr>
+            <w:r>
+              <w:rPr>
+                <w:rFonts w:ascii="Times New Roman" w:hAnsi="Times New Roman" w:cs="Times New Roman"/>
+                <w:b/>
+                <w:sz w:val="24"/>
+                <w:szCs w:val="24"/>
+              </w:rPr>
+              <w:t>检测人：</w:t>
+            </w:r>
+          </w:p>
+        </w:tc>
+        <w:tc>
+          <w:tcPr>
+            <w:tcW w:w="2040" w:type="dxa"/>
+            <w:vAlign w:val="center"/>
+          </w:tcPr>
+          <w:p>
+            <w:pPr>
+              <w:pStyle w:val="20"/>
+              <w:spacing w:before="13"/>
+              <w:jc w:val="both"/>
+              <w:rPr>
+                <w:rFonts w:ascii="Times New Roman" w:hAnsi="Times New Roman" w:cs="Times New Roman"/>
+                <w:b/>
+                <w:sz w:val="24"/>
+                <w:szCs w:val="24"/>
+              </w:rPr>
+            </w:pPr>
+          </w:p>
+        </w:tc>
+        <w:tc>
+          <w:tcPr>
+            <w:tcW w:w="1166" w:type="dxa"/>
+            <w:vAlign w:val="center"/>
+          </w:tcPr>
+          <w:p>
+            <w:pPr>
+              <w:pStyle w:val="20"/>
+              <w:spacing w:before="13"/>
+              <w:jc w:val="both"/>
+              <w:rPr>
+                <w:rFonts w:ascii="Times New Roman" w:hAnsi="Times New Roman" w:cs="Times New Roman"/>
+                <w:b/>
+                <w:sz w:val="24"/>
+                <w:szCs w:val="24"/>
+              </w:rPr>
+            </w:pPr>
+            <w:r>
+              <w:rPr>
+                <w:rFonts w:ascii="Times New Roman" w:hAnsi="Times New Roman" w:cs="Times New Roman"/>
+                <w:b/>
+                <w:sz w:val="24"/>
+                <w:szCs w:val="24"/>
+              </w:rPr>
+              <w:t>复核人</w:t>
+            </w:r>
+            <w:r>
+              <w:rPr>
+                <w:rFonts w:ascii="Times New Roman" w:hAnsi="Times New Roman" w:cs="Times New Roman"/>
+                <w:b/>
+                <w:sz w:val="24"/>
+                <w:szCs w:val="24"/>
+                <w:lang w:eastAsia="zh-CN"/>
+              </w:rPr>
+              <w:t>：</w:t>
+            </w:r>
+          </w:p>
+        </w:tc>
+        <w:tc>
+          <w:tcPr>
+            <w:tcW w:w="2294" w:type="dxa"/>
+            <w:vAlign w:val="center"/>
+          </w:tcPr>
+          <w:p>
+            <w:pPr>
+              <w:pStyle w:val="20"/>
+              <w:spacing w:before="13"/>
+              <w:ind w:right="15"/>
+              <w:jc w:val="both"/>
+              <w:rPr>
+                <w:rFonts w:ascii="Times New Roman" w:hAnsi="Times New Roman" w:cs="Times New Roman"/>
+                <w:b/>
+                <w:sz w:val="24"/>
+                <w:szCs w:val="24"/>
+              </w:rPr>
+            </w:pPr>
+          </w:p>
+        </w:tc>
+      </w:tr>
+      <w:tr>
+        <w:tblPrEx>
+          <w:tblCellMar>
+            <w:top w:w="0" w:type="dxa"/>
+            <w:left w:w="0" w:type="dxa"/>
+            <w:bottom w:w="0" w:type="dxa"/>
+            <w:right w:w="0" w:type="dxa"/>
+          </w:tblCellMar>
+        </w:tblPrEx>
+        <w:trPr>
+          <w:trHeight w:val="457" w:hRule="exact"/>
+          <w:jc w:val="right"/>
+        </w:trPr>
+        <w:tc>
+          <w:tcPr>
+            <w:tcW w:w="1272" w:type="dxa"/>
+            <w:vAlign w:val="center"/>
+          </w:tcPr>
+          <w:p>
+            <w:pPr>
+              <w:pStyle w:val="20"/>
+              <w:spacing w:line="341" w:lineRule="exact"/>
+              <w:ind w:left="13" w:right="165"/>
+              <w:jc w:val="both"/>
+              <w:rPr>
+                <w:rFonts w:ascii="Times New Roman" w:hAnsi="Times New Roman" w:cs="Times New Roman"/>
+                <w:b/>
+                <w:sz w:val="24"/>
+                <w:szCs w:val="24"/>
+              </w:rPr>
+            </w:pPr>
+            <w:r>
+              <w:rPr>
+                <w:rFonts w:ascii="Times New Roman" w:hAnsi="Times New Roman" w:cs="Times New Roman"/>
+                <w:b/>
+                <w:sz w:val="24"/>
+                <w:szCs w:val="24"/>
+              </w:rPr>
+              <w:t>日</w:t>
+            </w:r>
+            <w:r>
+              <w:rPr>
+                <w:rFonts w:ascii="Times New Roman" w:hAnsi="Times New Roman" w:cs="Times New Roman"/>
+                <w:b/>
+                <w:sz w:val="24"/>
+                <w:szCs w:val="24"/>
+                <w:lang w:eastAsia="zh-CN"/>
+              </w:rPr>
+              <w:t xml:space="preserve">  </w:t>
+            </w:r>
+            <w:r>
+              <w:rPr>
+                <w:rFonts w:ascii="Times New Roman" w:hAnsi="Times New Roman" w:cs="Times New Roman"/>
+                <w:b/>
+                <w:sz w:val="24"/>
+                <w:szCs w:val="24"/>
+              </w:rPr>
+              <w:t>期：</w:t>
+            </w:r>
+          </w:p>
+        </w:tc>
+        <w:tc>
+          <w:tcPr>
+            <w:tcW w:w="2040" w:type="dxa"/>
+            <w:vAlign w:val="center"/>
+          </w:tcPr>
+          <w:p>
+            <w:pPr>
+              <w:pStyle w:val="20"/>
+              <w:spacing w:line="363" w:lineRule="exact"/>
+              <w:jc w:val="both"/>
+              <w:rPr>
+                <w:rFonts w:ascii="Times New Roman" w:hAnsi="Times New Roman" w:cs="Times New Roman"/>
+                <w:sz w:val="24"/>
+                <w:szCs w:val="24"/>
+              </w:rPr>
+            </w:pPr>
+            <w:r>
+              <w:rPr>
+                <w:rFonts w:ascii="Times New Roman" w:hAnsi="Times New Roman" w:cs="Times New Roman"/>
+                <w:kern w:val="2"/>
+                <w:sz w:val="24"/>
+                <w:szCs w:val="24"/>
+                <w:lang w:eastAsia="zh-CN"/>
+              </w:rPr>
+              <w:t>{{ reportdate }}</w:t>
+            </w:r>
+          </w:p>
+        </w:tc>
+        <w:tc>
+          <w:tcPr>
+            <w:tcW w:w="1166" w:type="dxa"/>
+            <w:vAlign w:val="center"/>
+          </w:tcPr>
+          <w:p>
+            <w:pPr>
+              <w:pStyle w:val="20"/>
+              <w:spacing w:line="341" w:lineRule="exact"/>
+              <w:jc w:val="both"/>
+              <w:rPr>
+                <w:rFonts w:ascii="Times New Roman" w:hAnsi="Times New Roman" w:cs="Times New Roman"/>
+                <w:b/>
+                <w:sz w:val="24"/>
+                <w:szCs w:val="24"/>
+              </w:rPr>
+            </w:pPr>
+            <w:r>
+              <w:rPr>
+                <w:rFonts w:ascii="Times New Roman" w:hAnsi="Times New Roman" w:cs="Times New Roman"/>
+                <w:b/>
+                <w:sz w:val="24"/>
+                <w:szCs w:val="24"/>
+              </w:rPr>
+              <w:t>日</w:t>
+            </w:r>
+            <w:r>
+              <w:rPr>
+                <w:rFonts w:ascii="Times New Roman" w:hAnsi="Times New Roman" w:cs="Times New Roman"/>
+                <w:b/>
+                <w:sz w:val="24"/>
+                <w:szCs w:val="24"/>
+                <w:lang w:eastAsia="zh-CN"/>
+              </w:rPr>
+              <w:t xml:space="preserve">  </w:t>
+            </w:r>
+            <w:r>
+              <w:rPr>
+                <w:rFonts w:ascii="Times New Roman" w:hAnsi="Times New Roman" w:cs="Times New Roman"/>
+                <w:b/>
+                <w:sz w:val="24"/>
+                <w:szCs w:val="24"/>
+              </w:rPr>
+              <w:t>期：</w:t>
+            </w:r>
+          </w:p>
+        </w:tc>
+        <w:tc>
+          <w:tcPr>
+            <w:tcW w:w="2294" w:type="dxa"/>
+            <w:vAlign w:val="center"/>
+          </w:tcPr>
+          <w:p>
+            <w:pPr>
+              <w:pStyle w:val="20"/>
+              <w:spacing w:line="363" w:lineRule="exact"/>
+              <w:ind w:right="15"/>
+              <w:jc w:val="both"/>
+              <w:rPr>
+                <w:rFonts w:ascii="Times New Roman" w:hAnsi="Times New Roman" w:cs="Times New Roman"/>
+                <w:sz w:val="24"/>
+                <w:szCs w:val="24"/>
+              </w:rPr>
+            </w:pPr>
+            <w:r>
+              <w:rPr>
+                <w:rFonts w:ascii="Times New Roman" w:hAnsi="Times New Roman" w:cs="Times New Roman"/>
+                <w:kern w:val="2"/>
+                <w:sz w:val="24"/>
+                <w:szCs w:val="24"/>
+                <w:lang w:eastAsia="zh-CN"/>
+              </w:rPr>
+              <w:t>{{ reportdate }}</w:t>
+            </w:r>
+          </w:p>
+        </w:tc>
+      </w:tr>
+    </w:tbl>
+    <w:p>
+      <w:pPr>
         <w:keepNext w:val="0"/>
         <w:keepLines w:val="0"/>
         <w:pageBreakBefore w:val="0"/>
@@ -8387,12 +8260,12 @@
           <w:szCs w:val="32"/>
         </w:rPr>
       </w:pPr>
-      <w:bookmarkStart w:id="24" w:name="_Toc2781"/>
-      <w:bookmarkStart w:id="25" w:name="_Toc22132"/>
-      <w:bookmarkStart w:id="26" w:name="_Toc30269"/>
-      <w:bookmarkStart w:id="27" w:name="_Toc19898_WPSOffice_Level1"/>
-      <w:bookmarkStart w:id="28" w:name="_Toc20136_WPSOffice_Level1"/>
-      <w:bookmarkStart w:id="29" w:name="_Toc21428"/>
+      <w:bookmarkStart w:id="24" w:name="_Toc22132"/>
+      <w:bookmarkStart w:id="25" w:name="_Toc2781"/>
+      <w:bookmarkStart w:id="26" w:name="_Toc20136_WPSOffice_Level1"/>
+      <w:bookmarkStart w:id="27" w:name="_Toc30269"/>
+      <w:bookmarkStart w:id="28" w:name="_Toc21428"/>
+      <w:bookmarkStart w:id="29" w:name="_Toc19898_WPSOffice_Level1"/>
       <w:r>
         <w:rPr>
           <w:rFonts w:hint="eastAsia"/>
@@ -8427,17 +8300,17 @@
         </w:rPr>
       </w:pPr>
       <w:bookmarkStart w:id="30" w:name="_Toc107825551"/>
-      <w:bookmarkStart w:id="31" w:name="_Toc23872"/>
+      <w:bookmarkStart w:id="31" w:name="_Toc29923"/>
       <w:bookmarkStart w:id="32" w:name="_Toc17240"/>
       <w:bookmarkStart w:id="33" w:name="_Toc166848188"/>
-      <w:bookmarkStart w:id="34" w:name="_Toc29923"/>
+      <w:bookmarkStart w:id="34" w:name="_Toc23872"/>
       <w:bookmarkStart w:id="35" w:name="_Toc149837258"/>
       <w:bookmarkStart w:id="36" w:name="_Toc12516"/>
       <w:bookmarkStart w:id="37" w:name="_Toc23846_WPSOffice_Level1"/>
       <w:bookmarkStart w:id="38" w:name="_Toc32443_WPSOffice_Level1"/>
       <w:bookmarkStart w:id="39" w:name="_Toc25727"/>
-      <w:bookmarkStart w:id="40" w:name="_Toc4331_WPSOffice_Level1"/>
-      <w:bookmarkStart w:id="41" w:name="_Toc23903"/>
+      <w:bookmarkStart w:id="40" w:name="_Toc23903"/>
+      <w:bookmarkStart w:id="41" w:name="_Toc4331_WPSOffice_Level1"/>
       <w:r>
         <w:rPr>
           <w:rFonts w:hint="eastAsia"/>
@@ -9154,12 +9027,6 @@
             <w:insideH w:val="single" w:color="0070C0" w:sz="4" w:space="0"/>
             <w:insideV w:val="single" w:color="0070C0" w:sz="4" w:space="0"/>
           </w:tblBorders>
-          <w:tblCellMar>
-            <w:top w:w="0" w:type="dxa"/>
-            <w:left w:w="0" w:type="dxa"/>
-            <w:bottom w:w="0" w:type="dxa"/>
-            <w:right w:w="0" w:type="dxa"/>
-          </w:tblCellMar>
         </w:tblPrEx>
         <w:trPr>
           <w:trHeight w:val="510" w:hRule="atLeast"/>
@@ -13397,9 +13264,9 @@
           <w:color w:val="0070C0"/>
         </w:rPr>
       </w:pPr>
-      <w:bookmarkStart w:id="43" w:name="_Toc23435"/>
-      <w:bookmarkStart w:id="44" w:name="_Toc1270"/>
-      <w:bookmarkStart w:id="45" w:name="_Toc149837259"/>
+      <w:bookmarkStart w:id="43" w:name="_Toc149837259"/>
+      <w:bookmarkStart w:id="44" w:name="_Toc23435"/>
+      <w:bookmarkStart w:id="45" w:name="_Toc1270"/>
       <w:r>
         <w:rPr>
           <w:rFonts w:hint="eastAsia"/>
@@ -17847,12 +17714,12 @@
           <w:lang w:eastAsia="zh-CN"/>
         </w:rPr>
       </w:pPr>
-      <w:bookmarkStart w:id="46" w:name="_Toc106719764"/>
-      <w:bookmarkStart w:id="47" w:name="_Toc10223"/>
-      <w:bookmarkStart w:id="48" w:name="_Toc7657"/>
-      <w:bookmarkStart w:id="49" w:name="_Toc20034"/>
-      <w:bookmarkStart w:id="50" w:name="_Toc29277"/>
-      <w:bookmarkStart w:id="51" w:name="_Toc26335"/>
+      <w:bookmarkStart w:id="46" w:name="_Toc26335"/>
+      <w:bookmarkStart w:id="47" w:name="_Toc106719764"/>
+      <w:bookmarkStart w:id="48" w:name="_Toc20034"/>
+      <w:bookmarkStart w:id="49" w:name="_Toc10223"/>
+      <w:bookmarkStart w:id="50" w:name="_Toc7657"/>
+      <w:bookmarkStart w:id="51" w:name="_Toc29277"/>
       <w:r>
         <w:rPr>
           <w:rFonts w:hint="eastAsia"/>
@@ -17930,12 +17797,6 @@
             <w:insideH w:val="single" w:color="0070C0" w:sz="4" w:space="0"/>
             <w:insideV w:val="single" w:color="0070C0" w:sz="4" w:space="0"/>
           </w:tblBorders>
-          <w:tblCellMar>
-            <w:top w:w="0" w:type="dxa"/>
-            <w:left w:w="108" w:type="dxa"/>
-            <w:bottom w:w="0" w:type="dxa"/>
-            <w:right w:w="108" w:type="dxa"/>
-          </w:tblCellMar>
         </w:tblPrEx>
         <w:trPr>
           <w:jc w:val="center"/>
@@ -20861,8 +20722,8 @@
           <w:szCs w:val="32"/>
         </w:rPr>
       </w:pPr>
-      <w:bookmarkStart w:id="52" w:name="_Toc4421"/>
-      <w:bookmarkStart w:id="53" w:name="_Toc934"/>
+      <w:bookmarkStart w:id="52" w:name="_Toc934"/>
+      <w:bookmarkStart w:id="53" w:name="_Toc4421"/>
       <w:r>
         <w:rPr>
           <w:rFonts w:hint="eastAsia"/>
@@ -20896,17 +20757,17 @@
         </w:rPr>
       </w:pPr>
       <w:bookmarkStart w:id="54" w:name="_Toc107330125"/>
-      <w:bookmarkStart w:id="55" w:name="_Toc26107"/>
-      <w:bookmarkStart w:id="56" w:name="_Toc10233"/>
-      <w:bookmarkStart w:id="57" w:name="_Toc21881"/>
+      <w:bookmarkStart w:id="55" w:name="_Toc166848193"/>
+      <w:bookmarkStart w:id="56" w:name="_Toc25310"/>
+      <w:bookmarkStart w:id="57" w:name="_Toc10233"/>
       <w:bookmarkStart w:id="58" w:name="_Toc107825556"/>
-      <w:bookmarkStart w:id="59" w:name="_Toc25310"/>
-      <w:bookmarkStart w:id="60" w:name="_Toc166848193"/>
+      <w:bookmarkStart w:id="59" w:name="_Toc26107"/>
+      <w:bookmarkStart w:id="60" w:name="_Toc21881"/>
       <w:bookmarkStart w:id="61" w:name="_Toc21764_WPSOffice_Level1"/>
       <w:bookmarkStart w:id="62" w:name="_Toc1707_WPSOffice_Level1"/>
       <w:bookmarkStart w:id="63" w:name="_Toc28240"/>
-      <w:bookmarkStart w:id="64" w:name="_Toc27302"/>
-      <w:bookmarkStart w:id="65" w:name="_Toc13196_WPSOffice_Level1"/>
+      <w:bookmarkStart w:id="64" w:name="_Toc13196_WPSOffice_Level1"/>
+      <w:bookmarkStart w:id="65" w:name="_Toc27302"/>
       <w:r>
         <w:rPr>
           <w:rFonts w:hint="eastAsia"/>
@@ -21165,8 +21026,8 @@
           <w:lang w:eastAsia="zh-CN"/>
         </w:rPr>
       </w:pPr>
-      <w:bookmarkStart w:id="66" w:name="_Toc17537"/>
-      <w:bookmarkStart w:id="67" w:name="_Toc289"/>
+      <w:bookmarkStart w:id="66" w:name="_Toc289"/>
+      <w:bookmarkStart w:id="67" w:name="_Toc17537"/>
       <w:r>
         <w:rPr>
           <w:rFonts w:hint="eastAsia" w:ascii="Times New Roman" w:hAnsi="Times New Roman" w:eastAsia="微软雅黑" w:cs="Times New Roman"/>
@@ -26030,11 +25891,11 @@
           <w:lang w:eastAsia="zh-CN"/>
         </w:rPr>
       </w:pPr>
-      <w:bookmarkStart w:id="70" w:name="_Toc32302"/>
-      <w:bookmarkStart w:id="71" w:name="_Toc4331_WPSOffice_Level2"/>
-      <w:bookmarkStart w:id="72" w:name="_Toc32443_WPSOffice_Level2"/>
-      <w:bookmarkStart w:id="73" w:name="_Toc21615"/>
-      <w:bookmarkStart w:id="74" w:name="_Toc23606"/>
+      <w:bookmarkStart w:id="70" w:name="_Toc23606"/>
+      <w:bookmarkStart w:id="71" w:name="_Toc32443_WPSOffice_Level2"/>
+      <w:bookmarkStart w:id="72" w:name="_Toc21615"/>
+      <w:bookmarkStart w:id="73" w:name="_Toc32302"/>
+      <w:bookmarkStart w:id="74" w:name="_Toc4331_WPSOffice_Level2"/>
       <w:bookmarkStart w:id="75" w:name="_Toc21349"/>
       <w:bookmarkStart w:id="76" w:name="_Toc149837264"/>
       <w:r>
@@ -38558,17 +38419,17 @@
           <w:lang w:eastAsia="zh-CN"/>
         </w:rPr>
       </w:pPr>
-      <w:bookmarkStart w:id="82" w:name="_Toc24085_WPSOffice_Level1"/>
-      <w:bookmarkStart w:id="83" w:name="_Toc9066"/>
-      <w:bookmarkStart w:id="84" w:name="_Toc19066"/>
-      <w:bookmarkStart w:id="85" w:name="_Toc14255_WPSOffice_Level1"/>
-      <w:bookmarkStart w:id="86" w:name="_Toc3674"/>
-      <w:bookmarkStart w:id="87" w:name="_Toc25043"/>
-      <w:bookmarkStart w:id="88" w:name="_Toc15840_WPSOffice_Level1"/>
+      <w:bookmarkStart w:id="82" w:name="_Toc14255_WPSOffice_Level1"/>
+      <w:bookmarkStart w:id="83" w:name="_Toc15840_WPSOffice_Level1"/>
+      <w:bookmarkStart w:id="84" w:name="_Toc25043"/>
+      <w:bookmarkStart w:id="85" w:name="_Toc19066"/>
+      <w:bookmarkStart w:id="86" w:name="_Toc9066"/>
+      <w:bookmarkStart w:id="87" w:name="_Toc24085_WPSOffice_Level1"/>
+      <w:bookmarkStart w:id="88" w:name="_Toc3674"/>
       <w:bookmarkStart w:id="89" w:name="_Hlk33190413"/>
       <w:bookmarkStart w:id="90" w:name="_Toc18699"/>
-      <w:bookmarkStart w:id="91" w:name="_Toc28810_WPSOffice_Level1"/>
-      <w:bookmarkStart w:id="92" w:name="_Toc11193_WPSOffice_Level1"/>
+      <w:bookmarkStart w:id="91" w:name="_Toc11193_WPSOffice_Level1"/>
+      <w:bookmarkStart w:id="92" w:name="_Toc28810_WPSOffice_Level1"/>
       <w:bookmarkStart w:id="93" w:name="_Toc11896_WPSOffice_Level1"/>
       <w:r>
         <w:rPr>
@@ -42171,11 +42032,11 @@
           <w:lang w:eastAsia="zh-CN"/>
         </w:rPr>
       </w:pPr>
-      <w:bookmarkStart w:id="98" w:name="_Toc1901"/>
-      <w:bookmarkStart w:id="99" w:name="_Toc19415"/>
-      <w:bookmarkStart w:id="100" w:name="_Toc29387"/>
+      <w:bookmarkStart w:id="98" w:name="_Toc29387"/>
+      <w:bookmarkStart w:id="99" w:name="_Toc1901"/>
+      <w:bookmarkStart w:id="100" w:name="_Toc107825565"/>
       <w:bookmarkStart w:id="101" w:name="_Toc166848199"/>
-      <w:bookmarkStart w:id="102" w:name="_Toc107825565"/>
+      <w:bookmarkStart w:id="102" w:name="_Toc19415"/>
       <w:bookmarkStart w:id="103" w:name="_Toc14221"/>
       <w:r>
         <w:rPr>
@@ -42961,10 +42822,10 @@
         </w:rPr>
       </w:pPr>
       <w:bookmarkStart w:id="104" w:name="_Toc107825566"/>
-      <w:bookmarkStart w:id="105" w:name="_Toc11974"/>
-      <w:bookmarkStart w:id="106" w:name="_Toc166848200"/>
+      <w:bookmarkStart w:id="105" w:name="_Toc166848200"/>
+      <w:bookmarkStart w:id="106" w:name="_Toc22197"/>
       <w:bookmarkStart w:id="107" w:name="_Toc32501"/>
-      <w:bookmarkStart w:id="108" w:name="_Toc22197"/>
+      <w:bookmarkStart w:id="108" w:name="_Toc11974"/>
       <w:r>
         <w:rPr>
           <w:rFonts w:hint="eastAsia"/>
@@ -43082,7 +42943,7 @@
                     </pic:cNvPicPr>
                   </pic:nvPicPr>
                   <pic:blipFill>
-                    <a:blip r:embed="rId14"/>
+                    <a:blip r:embed="rId13"/>
                     <a:stretch>
                       <a:fillRect/>
                     </a:stretch>
@@ -44239,15 +44100,15 @@
           <w:lang w:eastAsia="zh-CN"/>
         </w:rPr>
       </w:pPr>
-      <w:bookmarkStart w:id="110" w:name="_Toc4680"/>
-      <w:bookmarkStart w:id="111" w:name="_Toc3846"/>
-      <w:bookmarkStart w:id="112" w:name="_Toc13238"/>
-      <w:bookmarkStart w:id="113" w:name="_Toc5400"/>
-      <w:bookmarkStart w:id="114" w:name="_Toc29283"/>
-      <w:bookmarkStart w:id="115" w:name="_Toc32060"/>
-      <w:bookmarkStart w:id="116" w:name="_Toc29484"/>
-      <w:bookmarkStart w:id="117" w:name="_Toc27291"/>
-      <w:bookmarkStart w:id="118" w:name="_Toc5114"/>
+      <w:bookmarkStart w:id="110" w:name="_Toc5400"/>
+      <w:bookmarkStart w:id="111" w:name="_Toc29283"/>
+      <w:bookmarkStart w:id="112" w:name="_Toc27291"/>
+      <w:bookmarkStart w:id="113" w:name="_Toc13238"/>
+      <w:bookmarkStart w:id="114" w:name="_Toc4680"/>
+      <w:bookmarkStart w:id="115" w:name="_Toc3846"/>
+      <w:bookmarkStart w:id="116" w:name="_Toc32060"/>
+      <w:bookmarkStart w:id="117" w:name="_Toc5114"/>
+      <w:bookmarkStart w:id="118" w:name="_Toc29484"/>
       <w:r>
         <w:rPr>
           <w:rFonts w:ascii="Times New Roman" w:hAnsi="Times New Roman" w:eastAsia="微软雅黑" w:cs="Times New Roman"/>
@@ -44463,14 +44324,14 @@
         </w:rPr>
       </w:pPr>
       <w:bookmarkStart w:id="119" w:name="_Toc10299"/>
-      <w:bookmarkStart w:id="120" w:name="_Toc126"/>
-      <w:bookmarkStart w:id="121" w:name="_Toc5838"/>
-      <w:bookmarkStart w:id="122" w:name="_Toc21034"/>
-      <w:bookmarkStart w:id="123" w:name="_Toc22196"/>
-      <w:bookmarkStart w:id="124" w:name="_Toc783"/>
-      <w:bookmarkStart w:id="125" w:name="_Toc32349"/>
-      <w:bookmarkStart w:id="126" w:name="_Toc2976"/>
-      <w:bookmarkStart w:id="127" w:name="_Toc1891"/>
+      <w:bookmarkStart w:id="120" w:name="_Toc32349"/>
+      <w:bookmarkStart w:id="121" w:name="_Toc22196"/>
+      <w:bookmarkStart w:id="122" w:name="_Toc1891"/>
+      <w:bookmarkStart w:id="123" w:name="_Toc5838"/>
+      <w:bookmarkStart w:id="124" w:name="_Toc21034"/>
+      <w:bookmarkStart w:id="125" w:name="_Toc783"/>
+      <w:bookmarkStart w:id="126" w:name="_Toc126"/>
+      <w:bookmarkStart w:id="127" w:name="_Toc2976"/>
       <w:r>
         <w:rPr>
           <w:rFonts w:ascii="Times New Roman" w:hAnsi="Times New Roman" w:eastAsia="微软雅黑" w:cs="Times New Roman"/>
@@ -44644,6 +44505,7 @@
         </w:rPr>
         <w:t xml:space="preserve"> </w:t>
       </w:r>
+      <w:bookmarkStart w:id="128" w:name="_GoBack"/>
       <w:r>
         <w:rPr>
           <w:rFonts w:hint="eastAsia" w:ascii="Times New Roman" w:hAnsi="Times New Roman" w:eastAsia="微软雅黑" w:cs="Times New Roman"/>
@@ -44651,6 +44513,7 @@
         </w:rPr>
         <w:t>家</w:t>
       </w:r>
+      <w:bookmarkEnd w:id="128"/>
       <w:r>
         <w:rPr>
           <w:rFonts w:hint="eastAsia" w:ascii="Times New Roman" w:hAnsi="Times New Roman" w:eastAsia="微软雅黑" w:cs="Times New Roman"/>
@@ -44752,26 +44615,26 @@
           <w:sz w:val="22"/>
         </w:rPr>
       </w:pPr>
-      <w:bookmarkStart w:id="128" w:name="_GoBack"/>
-      <w:r>
-        <w:rPr>
-          <w:rFonts w:ascii="Times New Roman" w:hAnsi="Times New Roman" w:eastAsia="等线"/>
-          <w:sz w:val="22"/>
+      <w:r>
+        <w:rPr>
+          <w:rFonts w:ascii="Times New Roman" w:hAnsi="Times New Roman" w:eastAsia="微软雅黑" w:cs="Times New Roman"/>
+          <w:color w:val="001C4A"/>
+          <w:sz w:val="15"/>
           <w:lang w:eastAsia="zh-CN"/>
         </w:rPr>
         <w:drawing>
-          <wp:anchor distT="0" distB="0" distL="114300" distR="114300" simplePos="0" relativeHeight="251665408" behindDoc="0" locked="0" layoutInCell="1" allowOverlap="1">
+          <wp:anchor distT="0" distB="0" distL="114300" distR="114300" simplePos="0" relativeHeight="251660288" behindDoc="0" locked="0" layoutInCell="1" allowOverlap="1">
             <wp:simplePos x="0" y="0"/>
             <wp:positionH relativeFrom="column">
-              <wp:posOffset>-655320</wp:posOffset>
+              <wp:posOffset>-647700</wp:posOffset>
             </wp:positionH>
             <wp:positionV relativeFrom="paragraph">
-              <wp:posOffset>-655955</wp:posOffset>
+              <wp:posOffset>-631190</wp:posOffset>
             </wp:positionV>
-            <wp:extent cx="7564120" cy="10699115"/>
-            <wp:effectExtent l="0" t="0" r="10160" b="14605"/>
+            <wp:extent cx="7560945" cy="10690860"/>
+            <wp:effectExtent l="0" t="0" r="1905" b="5715"/>
             <wp:wrapNone/>
-            <wp:docPr id="6" name="图片 6" descr="6c64ff75c49ad23cdf6155d2581daf7"/>
+            <wp:docPr id="41104356" name="图片 2"/>
             <wp:cNvGraphicFramePr>
               <a:graphicFrameLocks xmlns:a="http://schemas.openxmlformats.org/drawingml/2006/main" noChangeAspect="1"/>
             </wp:cNvGraphicFramePr>
@@ -44779,13 +44642,20 @@
               <a:graphicData uri="http://schemas.openxmlformats.org/drawingml/2006/picture">
                 <pic:pic xmlns:pic="http://schemas.openxmlformats.org/drawingml/2006/picture">
                   <pic:nvPicPr>
-                    <pic:cNvPr id="6" name="图片 6" descr="6c64ff75c49ad23cdf6155d2581daf7"/>
+                    <pic:cNvPr id="41104356" name="图片 2"/>
                     <pic:cNvPicPr>
-                      <a:picLocks noChangeAspect="1"/>
+                      <a:picLocks noChangeAspect="1" noChangeArrowheads="1"/>
                     </pic:cNvPicPr>
                   </pic:nvPicPr>
                   <pic:blipFill>
-                    <a:blip r:embed="rId15"/>
+                    <a:blip r:embed="rId14" cstate="print">
+                      <a:extLst>
+                        <a:ext uri="{28A0092B-C50C-407E-A947-70E740481C1C}">
+                          <a14:useLocalDpi xmlns:a14="http://schemas.microsoft.com/office/drawing/2010/main" val="0"/>
+                        </a:ext>
+                      </a:extLst>
+                    </a:blip>
+                    <a:srcRect/>
                     <a:stretch>
                       <a:fillRect/>
                     </a:stretch>
@@ -44793,11 +44663,15 @@
                   <pic:spPr>
                     <a:xfrm>
                       <a:off x="0" y="0"/>
-                      <a:ext cx="7564120" cy="10699115"/>
+                      <a:ext cx="7560945" cy="10690860"/>
                     </a:xfrm>
                     <a:prstGeom prst="rect">
                       <a:avLst/>
                     </a:prstGeom>
+                    <a:noFill/>
+                    <a:ln>
+                      <a:noFill/>
+                    </a:ln>
                   </pic:spPr>
                 </pic:pic>
               </a:graphicData>
@@ -44805,10 +44679,8 @@
           </wp:anchor>
         </w:drawing>
       </w:r>
-      <w:bookmarkEnd w:id="128"/>
     </w:p>
     <w:sectPr>
-      <w:footerReference r:id="rId7" w:type="default"/>
       <w:pgSz w:w="11911" w:h="16838"/>
       <w:pgMar w:top="1037" w:right="1020" w:bottom="981" w:left="1020" w:header="0" w:footer="567" w:gutter="0"/>
       <w:pgBorders>
@@ -45020,16 +44892,6 @@
         </mc:Fallback>
       </mc:AlternateContent>
     </w:r>
-  </w:p>
-</w:ftr>
-</file>
-
-<file path=word/footer3.xml><?xml version="1.0" encoding="utf-8"?>
-<w:ftr xmlns:wpc="http://schemas.microsoft.com/office/word/2010/wordprocessingCanvas" xmlns:mc="http://schemas.openxmlformats.org/markup-compatibility/2006" xmlns:o="urn:schemas-microsoft-com:office:office" xmlns:r="http://schemas.openxmlformats.org/officeDocument/2006/relationships" xmlns:m="http://schemas.openxmlformats.org/officeDocument/2006/math" xmlns:v="urn:schemas-microsoft-com:vml" xmlns:wp14="http://schemas.microsoft.com/office/word/2010/wordprocessingDrawing" xmlns:wp="http://schemas.openxmlformats.org/drawingml/2006/wordprocessingDrawing" xmlns:w10="urn:schemas-microsoft-com:office:word" xmlns:w="http://schemas.openxmlformats.org/wordprocessingml/2006/main" xmlns:w14="http://schemas.microsoft.com/office/word/2010/wordml" xmlns:w15="http://schemas.microsoft.com/office/word/2012/wordml" xmlns:wpg="http://schemas.microsoft.com/office/word/2010/wordprocessingGroup" xmlns:wpi="http://schemas.microsoft.com/office/word/2010/wordprocessingInk" xmlns:wne="http://schemas.microsoft.com/office/word/2006/wordml" xmlns:wps="http://schemas.microsoft.com/office/word/2010/wordprocessingShape" xmlns:wpsCustomData="http://www.wps.cn/officeDocument/2013/wpsCustomData" mc:Ignorable="w14 w15 wp14">
-  <w:p>
-    <w:pPr>
-      <w:pStyle w:val="9"/>
-    </w:pPr>
   </w:p>
 </w:ftr>
 </file>

--- a/WebContent/docx/BRCA12基因+同源重组修复缺陷评分（HRD score）报告-基智远.docx
+++ b/WebContent/docx/BRCA12基因+同源重组修复缺陷评分（HRD score）报告-基智远.docx
@@ -3097,8 +3097,8 @@
             <w:fldChar w:fldCharType="end"/>
           </w:r>
           <w:bookmarkStart w:id="0" w:name="_Toc30143_WPSOffice_Level1"/>
-          <w:bookmarkStart w:id="1" w:name="_Toc21669"/>
-          <w:bookmarkStart w:id="2" w:name="_Toc21009_WPSOffice_Level1"/>
+          <w:bookmarkStart w:id="1" w:name="_Toc21009_WPSOffice_Level1"/>
+          <w:bookmarkStart w:id="2" w:name="_Toc21669"/>
           <w:bookmarkStart w:id="3" w:name="_Toc13806"/>
           <w:bookmarkStart w:id="4" w:name="_Toc24178_WPSOffice_Level1"/>
         </w:p>
@@ -3119,8 +3119,8 @@
           <w:szCs w:val="32"/>
         </w:rPr>
       </w:pPr>
-      <w:bookmarkStart w:id="5" w:name="_Toc262"/>
-      <w:bookmarkStart w:id="6" w:name="_Toc28851"/>
+      <w:bookmarkStart w:id="5" w:name="_Toc28851"/>
+      <w:bookmarkStart w:id="6" w:name="_Toc262"/>
       <w:r>
         <w:rPr>
           <w:rFonts w:hint="eastAsia"/>
@@ -3712,11 +3712,11 @@
           <w:szCs w:val="32"/>
         </w:rPr>
       </w:pPr>
-      <w:bookmarkStart w:id="7" w:name="_Toc11015_WPSOffice_Level1"/>
-      <w:bookmarkStart w:id="8" w:name="_Toc17451"/>
-      <w:bookmarkStart w:id="9" w:name="_Toc18062_WPSOffice_Level1"/>
-      <w:bookmarkStart w:id="10" w:name="_Toc14153"/>
-      <w:bookmarkStart w:id="11" w:name="_Toc30875"/>
+      <w:bookmarkStart w:id="7" w:name="_Toc18062_WPSOffice_Level1"/>
+      <w:bookmarkStart w:id="8" w:name="_Toc11015_WPSOffice_Level1"/>
+      <w:bookmarkStart w:id="9" w:name="_Toc14153"/>
+      <w:bookmarkStart w:id="10" w:name="_Toc30875"/>
+      <w:bookmarkStart w:id="11" w:name="_Toc17451"/>
       <w:bookmarkStart w:id="12" w:name="_Toc7021_WPSOffice_Level1"/>
       <w:bookmarkStart w:id="13" w:name="_Toc3823"/>
       <w:r>
@@ -3902,12 +3902,12 @@
           <w:szCs w:val="32"/>
         </w:rPr>
       </w:pPr>
-      <w:bookmarkStart w:id="14" w:name="_Toc18058"/>
-      <w:bookmarkStart w:id="15" w:name="_Toc23369_WPSOffice_Level1"/>
-      <w:bookmarkStart w:id="16" w:name="_Toc6221_WPSOffice_Level1"/>
-      <w:bookmarkStart w:id="17" w:name="_Toc25920"/>
-      <w:bookmarkStart w:id="18" w:name="_Toc19763"/>
-      <w:bookmarkStart w:id="19" w:name="_Toc9759"/>
+      <w:bookmarkStart w:id="14" w:name="_Toc23369_WPSOffice_Level1"/>
+      <w:bookmarkStart w:id="15" w:name="_Toc18058"/>
+      <w:bookmarkStart w:id="16" w:name="_Toc25920"/>
+      <w:bookmarkStart w:id="17" w:name="_Toc6221_WPSOffice_Level1"/>
+      <w:bookmarkStart w:id="18" w:name="_Toc9759"/>
+      <w:bookmarkStart w:id="19" w:name="_Toc19763"/>
       <w:bookmarkStart w:id="20" w:name="_Toc534807930"/>
       <w:r>
         <w:rPr>
@@ -3962,9 +3962,9 @@
           <w:lang w:eastAsia="zh-CN"/>
         </w:rPr>
       </w:pPr>
-      <w:bookmarkStart w:id="21" w:name="_Toc149837254"/>
-      <w:bookmarkStart w:id="22" w:name="_Toc14306"/>
-      <w:bookmarkStart w:id="23" w:name="_Toc31543"/>
+      <w:bookmarkStart w:id="21" w:name="_Toc31543"/>
+      <w:bookmarkStart w:id="22" w:name="_Toc149837254"/>
+      <w:bookmarkStart w:id="23" w:name="_Toc14306"/>
       <w:r>
         <w:rPr>
           <w:rFonts w:hint="eastAsia"/>
@@ -5592,6 +5592,8 @@
           <w:lang w:eastAsia="zh-CN"/>
         </w:rPr>
       </w:pPr>
+      <w:bookmarkStart w:id="128" w:name="_GoBack"/>
+      <w:bookmarkEnd w:id="128"/>
       <w:r>
         <w:rPr>
           <w:sz w:val="22"/>
@@ -5599,34 +5601,34 @@
         <mc:AlternateContent>
           <mc:Choice Requires="wpg">
             <w:drawing>
-              <wp:anchor distT="0" distB="0" distL="114300" distR="114300" simplePos="0" relativeHeight="251664384" behindDoc="0" locked="0" layoutInCell="1" allowOverlap="1">
+              <wp:anchor distT="0" distB="0" distL="114300" distR="114300" simplePos="0" relativeHeight="251662336" behindDoc="0" locked="0" layoutInCell="1" allowOverlap="1">
                 <wp:simplePos x="0" y="0"/>
                 <wp:positionH relativeFrom="column">
-                  <wp:posOffset>2775585</wp:posOffset>
+                  <wp:posOffset>2782570</wp:posOffset>
                 </wp:positionH>
                 <wp:positionV relativeFrom="paragraph">
-                  <wp:posOffset>80010</wp:posOffset>
+                  <wp:posOffset>52070</wp:posOffset>
                 </wp:positionV>
-                <wp:extent cx="2571115" cy="410210"/>
-                <wp:effectExtent l="0" t="0" r="4445" b="1270"/>
+                <wp:extent cx="2735580" cy="452755"/>
+                <wp:effectExtent l="0" t="0" r="0" b="4445"/>
                 <wp:wrapNone/>
-                <wp:docPr id="35" name="组合 16"/>
+                <wp:docPr id="4" name="组合 4"/>
                 <wp:cNvGraphicFramePr/>
                 <a:graphic xmlns:a="http://schemas.openxmlformats.org/drawingml/2006/main">
                   <a:graphicData uri="http://schemas.microsoft.com/office/word/2010/wordprocessingGroup">
                     <wpg:wgp>
                       <wpg:cNvGrpSpPr/>
                       <wpg:grpSpPr>
-                        <a:xfrm rot="0">
-                          <a:off x="3423285" y="4040505"/>
-                          <a:ext cx="2571115" cy="410210"/>
-                          <a:chOff x="17956" y="38313"/>
-                          <a:chExt cx="4049" cy="646"/>
+                        <a:xfrm>
+                          <a:off x="0" y="0"/>
+                          <a:ext cx="2735580" cy="452755"/>
+                          <a:chOff x="19211" y="19395"/>
+                          <a:chExt cx="4308" cy="713"/>
                         </a:xfrm>
                       </wpg:grpSpPr>
                       <pic:pic xmlns:pic="http://schemas.openxmlformats.org/drawingml/2006/picture">
                         <pic:nvPicPr>
-                          <pic:cNvPr id="12" name="图片 29" descr="IMG_256"/>
+                          <pic:cNvPr id="7" name="图片 6" descr="蔡冬雪"/>
                           <pic:cNvPicPr>
                             <a:picLocks noChangeAspect="1"/>
                           </pic:cNvPicPr>
@@ -5647,42 +5649,52 @@
                               </a:clrTo>
                             </a:clrChange>
                           </a:blip>
+                          <a:srcRect l="18656" t="33322" r="18897" b="26699"/>
                           <a:stretch>
                             <a:fillRect/>
                           </a:stretch>
                         </pic:blipFill>
                         <pic:spPr>
                           <a:xfrm>
-                            <a:off x="21031" y="38313"/>
-                            <a:ext cx="975" cy="570"/>
+                            <a:off x="19211" y="19491"/>
+                            <a:ext cx="1261" cy="566"/>
                           </a:xfrm>
                           <a:prstGeom prst="rect">
                             <a:avLst/>
                           </a:prstGeom>
-                          <a:noFill/>
-                          <a:ln w="9525">
-                            <a:noFill/>
-                          </a:ln>
                         </pic:spPr>
                       </pic:pic>
                       <pic:pic xmlns:pic="http://schemas.openxmlformats.org/drawingml/2006/picture">
                         <pic:nvPicPr>
-                          <pic:cNvPr id="15" name="图片 15" descr="c9514d16fd70679bf0495aeebb03c72d_compress"/>
+                          <pic:cNvPr id="13" name="图片 4" descr="王建丽"/>
                           <pic:cNvPicPr>
                             <a:picLocks noChangeAspect="1"/>
                           </pic:cNvPicPr>
                         </pic:nvPicPr>
                         <pic:blipFill>
-                          <a:blip r:embed="rId11"/>
-                          <a:srcRect l="21003" t="56913" r="27176" b="26386"/>
+                          <a:blip r:embed="rId11">
+                            <a:clrChange>
+                              <a:clrFrom>
+                                <a:srgbClr val="FFFFFF">
+                                  <a:alpha val="100000"/>
+                                </a:srgbClr>
+                              </a:clrFrom>
+                              <a:clrTo>
+                                <a:srgbClr val="FFFFFF">
+                                  <a:alpha val="100000"/>
+                                  <a:alpha val="0"/>
+                                </a:srgbClr>
+                              </a:clrTo>
+                            </a:clrChange>
+                          </a:blip>
                           <a:stretch>
                             <a:fillRect/>
                           </a:stretch>
                         </pic:blipFill>
                         <pic:spPr>
                           <a:xfrm>
-                            <a:off x="17956" y="38485"/>
-                            <a:ext cx="1550" cy="475"/>
+                            <a:off x="22261" y="19395"/>
+                            <a:ext cx="1258" cy="713"/>
                           </a:xfrm>
                           <a:prstGeom prst="rect">
                             <a:avLst/>
@@ -5697,18 +5709,18 @@
           </mc:Choice>
           <mc:Fallback>
             <w:pict>
-              <v:group id="组合 16" o:spid="_x0000_s1026" o:spt="203" style="position:absolute;left:0pt;margin-left:218.55pt;margin-top:6.3pt;height:32.3pt;width:202.45pt;z-index:251664384;mso-width-relative:page;mso-height-relative:page;" coordorigin="17956,38313" coordsize="4049,646" o:gfxdata="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">
+              <v:group id="_x0000_s1026" o:spid="_x0000_s1026" o:spt="203" style="position:absolute;left:0pt;margin-left:219.1pt;margin-top:4.1pt;height:35.65pt;width:215.4pt;z-index:251662336;mso-width-relative:page;mso-height-relative:page;" coordorigin="19211,19395" coordsize="4308,713" o:gfxdata="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">
                 <o:lock v:ext="edit" aspectratio="f"/>
-                <v:shape id="图片 29" o:spid="_x0000_s1026" o:spt="75" alt="IMG_256" type="#_x0000_t75" style="position:absolute;left:21031;top:38313;height:570;width:975;" filled="f" o:preferrelative="t" stroked="f" coordsize="21600,21600" o:gfxdata="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">
+                <v:shape id="图片 6" o:spid="_x0000_s1026" o:spt="75" alt="蔡冬雪" type="#_x0000_t75" style="position:absolute;left:19211;top:19491;height:566;width:1261;" filled="f" o:preferrelative="t" stroked="f" coordsize="21600,21600" o:gfxdata="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">
                   <v:fill on="f" focussize="0,0"/>
                   <v:stroke on="f"/>
-                  <v:imagedata r:id="rId10" chromakey="#FFFFFF" o:title=""/>
+                  <v:imagedata r:id="rId10" cropleft="12226f" croptop="21838f" cropright="12384f" cropbottom="17497f" chromakey="#FFFFFF" o:title=""/>
                   <o:lock v:ext="edit" aspectratio="t"/>
                 </v:shape>
-                <v:shape id="_x0000_s1026" o:spid="_x0000_s1026" o:spt="75" alt="c9514d16fd70679bf0495aeebb03c72d_compress" type="#_x0000_t75" style="position:absolute;left:17956;top:38485;height:475;width:1550;" filled="f" o:preferrelative="t" stroked="f" coordsize="21600,21600" o:gfxdata="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">
+                <v:shape id="图片 4" o:spid="_x0000_s1026" o:spt="75" alt="王建丽" type="#_x0000_t75" style="position:absolute;left:22261;top:19395;height:713;width:1258;" filled="f" o:preferrelative="t" stroked="f" coordsize="21600,21600" o:gfxdata="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">
                   <v:fill on="f" focussize="0,0"/>
                   <v:stroke on="f"/>
-                  <v:imagedata r:id="rId11" cropleft="13765f" croptop="37299f" cropright="17810f" cropbottom="17292f" o:title=""/>
+                  <v:imagedata r:id="rId11" chromakey="#FFFFFF" o:title=""/>
                   <o:lock v:ext="edit" aspectratio="t"/>
                 </v:shape>
               </v:group>
@@ -6096,69 +6108,87 @@
       </w:pPr>
       <w:r>
         <w:rPr>
-          <w:sz w:val="24"/>
+          <w:sz w:val="22"/>
         </w:rPr>
         <mc:AlternateContent>
           <mc:Choice Requires="wpg">
             <w:drawing>
-              <wp:anchor distT="0" distB="0" distL="114300" distR="114300" simplePos="0" relativeHeight="251661312" behindDoc="0" locked="0" layoutInCell="1" allowOverlap="1">
+              <wp:anchor distT="0" distB="0" distL="114300" distR="114300" simplePos="0" relativeHeight="251663360" behindDoc="0" locked="0" layoutInCell="1" allowOverlap="1">
                 <wp:simplePos x="0" y="0"/>
                 <wp:positionH relativeFrom="column">
-                  <wp:posOffset>2775585</wp:posOffset>
+                  <wp:posOffset>2774950</wp:posOffset>
                 </wp:positionH>
                 <wp:positionV relativeFrom="paragraph">
-                  <wp:posOffset>88900</wp:posOffset>
+                  <wp:posOffset>76200</wp:posOffset>
                 </wp:positionV>
-                <wp:extent cx="2675255" cy="361950"/>
-                <wp:effectExtent l="0" t="0" r="0" b="3810"/>
+                <wp:extent cx="2927350" cy="572135"/>
+                <wp:effectExtent l="0" t="0" r="0" b="0"/>
                 <wp:wrapNone/>
-                <wp:docPr id="37" name="组合 30"/>
+                <wp:docPr id="19" name="组合 19"/>
                 <wp:cNvGraphicFramePr/>
                 <a:graphic xmlns:a="http://schemas.openxmlformats.org/drawingml/2006/main">
                   <a:graphicData uri="http://schemas.microsoft.com/office/word/2010/wordprocessingGroup">
                     <wpg:wgp>
                       <wpg:cNvGrpSpPr/>
                       <wpg:grpSpPr>
-                        <a:xfrm rot="0">
-                          <a:off x="3423285" y="5173345"/>
-                          <a:ext cx="2675255" cy="361950"/>
-                          <a:chOff x="17956" y="40098"/>
-                          <a:chExt cx="4213" cy="570"/>
+                        <a:xfrm>
+                          <a:off x="0" y="0"/>
+                          <a:ext cx="2927350" cy="572135"/>
+                          <a:chOff x="19199" y="21203"/>
+                          <a:chExt cx="4610" cy="901"/>
                         </a:xfrm>
                       </wpg:grpSpPr>
                       <pic:pic xmlns:pic="http://schemas.openxmlformats.org/drawingml/2006/picture">
                         <pic:nvPicPr>
-                          <pic:cNvPr id="7" name="图片 1" descr="24f613a0-66be-430b-9e80-270d3393fac5"/>
+                          <pic:cNvPr id="23" name="图片 1"/>
                           <pic:cNvPicPr>
                             <a:picLocks noChangeAspect="1"/>
                           </pic:cNvPicPr>
                         </pic:nvPicPr>
                         <pic:blipFill>
-                          <a:blip r:embed="rId12"/>
-                          <a:srcRect l="43292" t="26660" r="21693" b="24394"/>
+                          <a:blip r:embed="rId12">
+                            <a:clrChange>
+                              <a:clrFrom>
+                                <a:srgbClr val="FFFFFF">
+                                  <a:alpha val="100000"/>
+                                </a:srgbClr>
+                              </a:clrFrom>
+                              <a:clrTo>
+                                <a:srgbClr val="FFFFFF">
+                                  <a:alpha val="100000"/>
+                                  <a:alpha val="0"/>
+                                </a:srgbClr>
+                              </a:clrTo>
+                            </a:clrChange>
+                          </a:blip>
+                          <a:srcRect l="10922" t="11667"/>
                           <a:stretch>
                             <a:fillRect/>
                           </a:stretch>
                         </pic:blipFill>
                         <pic:spPr>
-                          <a:xfrm rot="16200000">
-                            <a:off x="18366" y="39740"/>
-                            <a:ext cx="506" cy="1327"/>
+                          <a:xfrm>
+                            <a:off x="19199" y="21203"/>
+                            <a:ext cx="1672" cy="901"/>
                           </a:xfrm>
                           <a:prstGeom prst="rect">
                             <a:avLst/>
                           </a:prstGeom>
+                          <a:noFill/>
+                          <a:ln>
+                            <a:noFill/>
+                          </a:ln>
                         </pic:spPr>
                       </pic:pic>
                       <pic:pic xmlns:pic="http://schemas.openxmlformats.org/drawingml/2006/picture">
                         <pic:nvPicPr>
-                          <pic:cNvPr id="29" name="图片 29" descr="IMG_256"/>
+                          <pic:cNvPr id="27" name="图片 11" descr="王建丽"/>
                           <pic:cNvPicPr>
                             <a:picLocks noChangeAspect="1"/>
                           </pic:cNvPicPr>
                         </pic:nvPicPr>
                         <pic:blipFill>
-                          <a:blip r:embed="rId10">
+                          <a:blip r:embed="rId11">
                             <a:clrChange>
                               <a:clrFrom>
                                 <a:srgbClr val="FFFFFF">
@@ -6179,16 +6209,12 @@
                         </pic:blipFill>
                         <pic:spPr>
                           <a:xfrm>
-                            <a:off x="21195" y="40098"/>
-                            <a:ext cx="975" cy="570"/>
+                            <a:off x="22321" y="21215"/>
+                            <a:ext cx="1488" cy="842"/>
                           </a:xfrm>
                           <a:prstGeom prst="rect">
                             <a:avLst/>
                           </a:prstGeom>
-                          <a:noFill/>
-                          <a:ln w="9525">
-                            <a:noFill/>
-                          </a:ln>
                         </pic:spPr>
                       </pic:pic>
                     </wpg:wgp>
@@ -6199,18 +6225,18 @@
           </mc:Choice>
           <mc:Fallback>
             <w:pict>
-              <v:group id="组合 30" o:spid="_x0000_s1026" o:spt="203" style="position:absolute;left:0pt;margin-left:218.55pt;margin-top:7pt;height:28.5pt;width:210.65pt;z-index:251661312;mso-width-relative:page;mso-height-relative:page;" coordorigin="17956,40098" coordsize="4213,570" o:gfxdata="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">
+              <v:group id="_x0000_s1026" o:spid="_x0000_s1026" o:spt="203" style="position:absolute;left:0pt;margin-left:218.5pt;margin-top:6pt;height:45.05pt;width:230.5pt;z-index:251663360;mso-width-relative:page;mso-height-relative:page;" coordorigin="19199,21203" coordsize="4610,901" o:gfxdata="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">
                 <o:lock v:ext="edit" aspectratio="f"/>
-                <v:shape id="图片 1" o:spid="_x0000_s1026" o:spt="75" alt="24f613a0-66be-430b-9e80-270d3393fac5" type="#_x0000_t75" style="position:absolute;left:18366;top:39740;height:1327;width:506;rotation:-5898240f;" filled="f" o:preferrelative="t" stroked="f" coordsize="21600,21600" o:gfxdata="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">
+                <v:shape id="图片 1" o:spid="_x0000_s1026" o:spt="75" type="#_x0000_t75" style="position:absolute;left:19199;top:21203;height:901;width:1672;" filled="f" o:preferrelative="t" stroked="f" coordsize="21600,21600" o:gfxdata="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">
                   <v:fill on="f" focussize="0,0"/>
                   <v:stroke on="f"/>
-                  <v:imagedata r:id="rId12" cropleft="28372f" croptop="17472f" cropright="14217f" cropbottom="15987f" o:title=""/>
+                  <v:imagedata r:id="rId12" cropleft="7158f" croptop="7646f" chromakey="#FFFFFF" o:title=""/>
                   <o:lock v:ext="edit" aspectratio="t"/>
                 </v:shape>
-                <v:shape id="_x0000_s1026" o:spid="_x0000_s1026" o:spt="75" alt="IMG_256" type="#_x0000_t75" style="position:absolute;left:21195;top:40098;height:570;width:975;" filled="f" o:preferrelative="t" stroked="f" coordsize="21600,21600" o:gfxdata="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">
+                <v:shape id="图片 11" o:spid="_x0000_s1026" o:spt="75" alt="王建丽" type="#_x0000_t75" style="position:absolute;left:22321;top:21215;height:842;width:1488;" filled="f" o:preferrelative="t" stroked="f" coordsize="21600,21600" o:gfxdata="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">
                   <v:fill on="f" focussize="0,0"/>
                   <v:stroke on="f"/>
-                  <v:imagedata r:id="rId10" chromakey="#FFFFFF" o:title=""/>
+                  <v:imagedata r:id="rId11" chromakey="#FFFFFF" o:title=""/>
                   <o:lock v:ext="edit" aspectratio="t"/>
                 </v:shape>
               </v:group>
@@ -6527,1776 +6553,6 @@
     </w:tbl>
     <w:p>
       <w:pPr>
-        <w:rPr>
-          <w:rFonts w:ascii="Times New Roman" w:hAnsi="Times New Roman" w:eastAsia="微软雅黑" w:cs="Times New Roman"/>
-          <w:sz w:val="24"/>
-          <w:szCs w:val="24"/>
-          <w:lang w:eastAsia="zh-CN"/>
-        </w:rPr>
-      </w:pPr>
-      <w:r>
-        <w:rPr>
-          <w:rFonts w:hint="eastAsia" w:ascii="Times New Roman" w:hAnsi="Times New Roman" w:eastAsia="微软雅黑" w:cs="Times New Roman"/>
-          <w:sz w:val="24"/>
-          <w:szCs w:val="24"/>
-          <w:lang w:eastAsia="zh-CN"/>
-        </w:rPr>
-        <w:t xml:space="preserve">{% endif %}{% if testedby == </w:t>
-      </w:r>
-      <w:r>
-        <w:rPr>
-          <w:rFonts w:ascii="Times New Roman" w:hAnsi="Times New Roman" w:eastAsia="微软雅黑" w:cs="Times New Roman"/>
-          <w:sz w:val="24"/>
-          <w:szCs w:val="24"/>
-          <w:lang w:eastAsia="zh-CN"/>
-        </w:rPr>
-        <w:t>“</w:t>
-      </w:r>
-      <w:r>
-        <w:rPr>
-          <w:rFonts w:hint="eastAsia" w:ascii="Times New Roman" w:hAnsi="Times New Roman" w:eastAsia="微软雅黑" w:cs="Times New Roman"/>
-          <w:sz w:val="24"/>
-          <w:szCs w:val="24"/>
-          <w:lang w:eastAsia="zh-CN"/>
-        </w:rPr>
-        <w:t>3</w:t>
-      </w:r>
-      <w:r>
-        <w:rPr>
-          <w:rFonts w:ascii="Times New Roman" w:hAnsi="Times New Roman" w:eastAsia="微软雅黑" w:cs="Times New Roman"/>
-          <w:sz w:val="24"/>
-          <w:szCs w:val="24"/>
-          <w:lang w:eastAsia="zh-CN"/>
-        </w:rPr>
-        <w:t>”</w:t>
-      </w:r>
-      <w:r>
-        <w:rPr>
-          <w:rFonts w:hint="eastAsia" w:ascii="Times New Roman" w:hAnsi="Times New Roman" w:eastAsia="微软雅黑" w:cs="Times New Roman"/>
-          <w:sz w:val="24"/>
-          <w:szCs w:val="24"/>
-          <w:lang w:eastAsia="zh-CN"/>
-        </w:rPr>
-        <w:t xml:space="preserve"> %}</w:t>
-      </w:r>
-    </w:p>
-    <w:p>
-      <w:pPr>
-        <w:rPr>
-          <w:rFonts w:ascii="Times New Roman" w:hAnsi="Times New Roman" w:eastAsia="微软雅黑" w:cs="Times New Roman"/>
-          <w:sz w:val="24"/>
-          <w:szCs w:val="24"/>
-          <w:lang w:eastAsia="zh-CN"/>
-        </w:rPr>
-      </w:pPr>
-    </w:p>
-    <w:p>
-      <w:pPr>
-        <w:rPr>
-          <w:sz w:val="24"/>
-          <w:lang w:eastAsia="zh-CN"/>
-        </w:rPr>
-      </w:pPr>
-      <w:r>
-        <w:rPr>
-          <w:sz w:val="24"/>
-        </w:rPr>
-        <mc:AlternateContent>
-          <mc:Choice Requires="wpg">
-            <w:drawing>
-              <wp:anchor distT="0" distB="0" distL="114300" distR="114300" simplePos="0" relativeHeight="251662336" behindDoc="0" locked="0" layoutInCell="1" allowOverlap="1">
-                <wp:simplePos x="0" y="0"/>
-                <wp:positionH relativeFrom="column">
-                  <wp:posOffset>2715895</wp:posOffset>
-                </wp:positionH>
-                <wp:positionV relativeFrom="paragraph">
-                  <wp:posOffset>79375</wp:posOffset>
-                </wp:positionV>
-                <wp:extent cx="2672080" cy="414020"/>
-                <wp:effectExtent l="0" t="0" r="10160" b="12700"/>
-                <wp:wrapNone/>
-                <wp:docPr id="39" name="组合 23"/>
-                <wp:cNvGraphicFramePr/>
-                <a:graphic xmlns:a="http://schemas.openxmlformats.org/drawingml/2006/main">
-                  <a:graphicData uri="http://schemas.microsoft.com/office/word/2010/wordprocessingGroup">
-                    <wpg:wgp>
-                      <wpg:cNvGrpSpPr/>
-                      <wpg:grpSpPr>
-                        <a:xfrm rot="0">
-                          <a:off x="3363595" y="6282055"/>
-                          <a:ext cx="2672080" cy="414020"/>
-                          <a:chOff x="17862" y="41843"/>
-                          <a:chExt cx="4208" cy="652"/>
-                        </a:xfrm>
-                      </wpg:grpSpPr>
-                      <pic:pic xmlns:pic="http://schemas.openxmlformats.org/drawingml/2006/picture">
-                        <pic:nvPicPr>
-                          <pic:cNvPr id="22" name="图片 59" descr="图片1"/>
-                          <pic:cNvPicPr>
-                            <a:picLocks noChangeAspect="1"/>
-                          </pic:cNvPicPr>
-                        </pic:nvPicPr>
-                        <pic:blipFill>
-                          <a:blip r:embed="rId13">
-                            <a:biLevel thresh="50000"/>
-                          </a:blip>
-                          <a:srcRect l="7865" t="11797" r="5322" b="19074"/>
-                          <a:stretch>
-                            <a:fillRect/>
-                          </a:stretch>
-                        </pic:blipFill>
-                        <pic:spPr>
-                          <a:xfrm>
-                            <a:off x="17862" y="41869"/>
-                            <a:ext cx="1468" cy="627"/>
-                          </a:xfrm>
-                          <a:prstGeom prst="rect">
-                            <a:avLst/>
-                          </a:prstGeom>
-                          <a:noFill/>
-                        </pic:spPr>
-                      </pic:pic>
-                      <pic:pic xmlns:pic="http://schemas.openxmlformats.org/drawingml/2006/picture">
-                        <pic:nvPicPr>
-                          <pic:cNvPr id="21" name="图片 29" descr="IMG_256"/>
-                          <pic:cNvPicPr>
-                            <a:picLocks noChangeAspect="1"/>
-                          </pic:cNvPicPr>
-                        </pic:nvPicPr>
-                        <pic:blipFill>
-                          <a:blip r:embed="rId10">
-                            <a:clrChange>
-                              <a:clrFrom>
-                                <a:srgbClr val="FFFFFF">
-                                  <a:alpha val="100000"/>
-                                </a:srgbClr>
-                              </a:clrFrom>
-                              <a:clrTo>
-                                <a:srgbClr val="FFFFFF">
-                                  <a:alpha val="100000"/>
-                                  <a:alpha val="0"/>
-                                </a:srgbClr>
-                              </a:clrTo>
-                            </a:clrChange>
-                          </a:blip>
-                          <a:stretch>
-                            <a:fillRect/>
-                          </a:stretch>
-                        </pic:blipFill>
-                        <pic:spPr>
-                          <a:xfrm>
-                            <a:off x="21096" y="41843"/>
-                            <a:ext cx="975" cy="570"/>
-                          </a:xfrm>
-                          <a:prstGeom prst="rect">
-                            <a:avLst/>
-                          </a:prstGeom>
-                          <a:noFill/>
-                          <a:ln w="9525">
-                            <a:noFill/>
-                          </a:ln>
-                        </pic:spPr>
-                      </pic:pic>
-                    </wpg:wgp>
-                  </a:graphicData>
-                </a:graphic>
-              </wp:anchor>
-            </w:drawing>
-          </mc:Choice>
-          <mc:Fallback>
-            <w:pict>
-              <v:group id="组合 23" o:spid="_x0000_s1026" o:spt="203" style="position:absolute;left:0pt;margin-left:213.85pt;margin-top:6.25pt;height:32.6pt;width:210.4pt;z-index:251662336;mso-width-relative:page;mso-height-relative:page;" coordorigin="17862,41843" coordsize="4208,652" o:gfxdata="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">
-                <o:lock v:ext="edit" aspectratio="f"/>
-                <v:shape id="图片 59" o:spid="_x0000_s1026" o:spt="75" alt="图片1" type="#_x0000_t75" style="position:absolute;left:17862;top:41869;height:627;width:1468;" filled="f" o:preferrelative="t" stroked="f" coordsize="21600,21600" o:gfxdata="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">
-                  <v:fill on="f" focussize="0,0"/>
-                  <v:stroke on="f"/>
-                  <v:imagedata r:id="rId13" cropleft="5154f" croptop="7731f" cropright="3488f" cropbottom="12500f" grayscale="t" bilevel="t" o:title=""/>
-                  <o:lock v:ext="edit" aspectratio="t"/>
-                </v:shape>
-                <v:shape id="图片 29" o:spid="_x0000_s1026" o:spt="75" alt="IMG_256" type="#_x0000_t75" style="position:absolute;left:21096;top:41843;height:570;width:975;" filled="f" o:preferrelative="t" stroked="f" coordsize="21600,21600" o:gfxdata="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">
-                  <v:fill on="f" focussize="0,0"/>
-                  <v:stroke on="f"/>
-                  <v:imagedata r:id="rId10" chromakey="#FFFFFF" o:title=""/>
-                  <o:lock v:ext="edit" aspectratio="t"/>
-                </v:shape>
-              </v:group>
-            </w:pict>
-          </mc:Fallback>
-        </mc:AlternateContent>
-      </w:r>
-    </w:p>
-    <w:tbl>
-      <w:tblPr>
-        <w:tblStyle w:val="34"/>
-        <w:tblW w:w="6772" w:type="dxa"/>
-        <w:jc w:val="right"/>
-        <w:tblLayout w:type="fixed"/>
-        <w:tblCellMar>
-          <w:top w:w="0" w:type="dxa"/>
-          <w:left w:w="0" w:type="dxa"/>
-          <w:bottom w:w="0" w:type="dxa"/>
-          <w:right w:w="0" w:type="dxa"/>
-        </w:tblCellMar>
-      </w:tblPr>
-      <w:tblGrid>
-        <w:gridCol w:w="1272"/>
-        <w:gridCol w:w="2040"/>
-        <w:gridCol w:w="1166"/>
-        <w:gridCol w:w="2294"/>
-      </w:tblGrid>
-      <w:tr>
-        <w:tblPrEx>
-          <w:tblCellMar>
-            <w:top w:w="0" w:type="dxa"/>
-            <w:left w:w="0" w:type="dxa"/>
-            <w:bottom w:w="0" w:type="dxa"/>
-            <w:right w:w="0" w:type="dxa"/>
-          </w:tblCellMar>
-        </w:tblPrEx>
-        <w:trPr>
-          <w:trHeight w:val="441" w:hRule="exact"/>
-          <w:jc w:val="right"/>
-        </w:trPr>
-        <w:tc>
-          <w:tcPr>
-            <w:tcW w:w="1272" w:type="dxa"/>
-            <w:vAlign w:val="center"/>
-          </w:tcPr>
-          <w:p>
-            <w:pPr>
-              <w:pStyle w:val="20"/>
-              <w:spacing w:before="13"/>
-              <w:ind w:left="13" w:right="95"/>
-              <w:jc w:val="both"/>
-              <w:rPr>
-                <w:rFonts w:ascii="Times New Roman" w:hAnsi="Times New Roman" w:cs="Times New Roman"/>
-                <w:b/>
-                <w:sz w:val="24"/>
-                <w:szCs w:val="24"/>
-              </w:rPr>
-            </w:pPr>
-            <w:r>
-              <w:rPr>
-                <w:rFonts w:ascii="Times New Roman" w:hAnsi="Times New Roman" w:cs="Times New Roman"/>
-                <w:b/>
-                <w:sz w:val="24"/>
-                <w:szCs w:val="24"/>
-              </w:rPr>
-              <w:t>检测人：</w:t>
-            </w:r>
-          </w:p>
-        </w:tc>
-        <w:tc>
-          <w:tcPr>
-            <w:tcW w:w="2040" w:type="dxa"/>
-            <w:vAlign w:val="center"/>
-          </w:tcPr>
-          <w:p>
-            <w:pPr>
-              <w:pStyle w:val="20"/>
-              <w:spacing w:before="13"/>
-              <w:jc w:val="both"/>
-              <w:rPr>
-                <w:rFonts w:ascii="Times New Roman" w:hAnsi="Times New Roman" w:cs="Times New Roman"/>
-                <w:b/>
-                <w:sz w:val="24"/>
-                <w:szCs w:val="24"/>
-              </w:rPr>
-            </w:pPr>
-          </w:p>
-        </w:tc>
-        <w:tc>
-          <w:tcPr>
-            <w:tcW w:w="1166" w:type="dxa"/>
-            <w:vAlign w:val="center"/>
-          </w:tcPr>
-          <w:p>
-            <w:pPr>
-              <w:pStyle w:val="20"/>
-              <w:spacing w:before="13"/>
-              <w:jc w:val="both"/>
-              <w:rPr>
-                <w:rFonts w:ascii="Times New Roman" w:hAnsi="Times New Roman" w:cs="Times New Roman"/>
-                <w:b/>
-                <w:sz w:val="24"/>
-                <w:szCs w:val="24"/>
-              </w:rPr>
-            </w:pPr>
-            <w:r>
-              <w:rPr>
-                <w:rFonts w:ascii="Times New Roman" w:hAnsi="Times New Roman" w:cs="Times New Roman"/>
-                <w:b/>
-                <w:sz w:val="24"/>
-                <w:szCs w:val="24"/>
-              </w:rPr>
-              <w:t>复核人</w:t>
-            </w:r>
-            <w:r>
-              <w:rPr>
-                <w:rFonts w:ascii="Times New Roman" w:hAnsi="Times New Roman" w:cs="Times New Roman"/>
-                <w:b/>
-                <w:sz w:val="24"/>
-                <w:szCs w:val="24"/>
-                <w:lang w:eastAsia="zh-CN"/>
-              </w:rPr>
-              <w:t>：</w:t>
-            </w:r>
-          </w:p>
-        </w:tc>
-        <w:tc>
-          <w:tcPr>
-            <w:tcW w:w="2294" w:type="dxa"/>
-            <w:vAlign w:val="center"/>
-          </w:tcPr>
-          <w:p>
-            <w:pPr>
-              <w:pStyle w:val="20"/>
-              <w:spacing w:before="13"/>
-              <w:ind w:right="15"/>
-              <w:jc w:val="both"/>
-              <w:rPr>
-                <w:rFonts w:ascii="Times New Roman" w:hAnsi="Times New Roman" w:cs="Times New Roman"/>
-                <w:b/>
-                <w:sz w:val="24"/>
-                <w:szCs w:val="24"/>
-              </w:rPr>
-            </w:pPr>
-          </w:p>
-        </w:tc>
-      </w:tr>
-      <w:tr>
-        <w:tblPrEx>
-          <w:tblCellMar>
-            <w:top w:w="0" w:type="dxa"/>
-            <w:left w:w="0" w:type="dxa"/>
-            <w:bottom w:w="0" w:type="dxa"/>
-            <w:right w:w="0" w:type="dxa"/>
-          </w:tblCellMar>
-        </w:tblPrEx>
-        <w:trPr>
-          <w:trHeight w:val="457" w:hRule="exact"/>
-          <w:jc w:val="right"/>
-        </w:trPr>
-        <w:tc>
-          <w:tcPr>
-            <w:tcW w:w="1272" w:type="dxa"/>
-            <w:vAlign w:val="center"/>
-          </w:tcPr>
-          <w:p>
-            <w:pPr>
-              <w:pStyle w:val="20"/>
-              <w:spacing w:line="341" w:lineRule="exact"/>
-              <w:ind w:left="13" w:right="165"/>
-              <w:jc w:val="both"/>
-              <w:rPr>
-                <w:rFonts w:ascii="Times New Roman" w:hAnsi="Times New Roman" w:cs="Times New Roman"/>
-                <w:b/>
-                <w:sz w:val="24"/>
-                <w:szCs w:val="24"/>
-              </w:rPr>
-            </w:pPr>
-            <w:r>
-              <w:rPr>
-                <w:rFonts w:ascii="Times New Roman" w:hAnsi="Times New Roman" w:cs="Times New Roman"/>
-                <w:b/>
-                <w:sz w:val="24"/>
-                <w:szCs w:val="24"/>
-              </w:rPr>
-              <w:t>日</w:t>
-            </w:r>
-            <w:r>
-              <w:rPr>
-                <w:rFonts w:ascii="Times New Roman" w:hAnsi="Times New Roman" w:cs="Times New Roman"/>
-                <w:b/>
-                <w:sz w:val="24"/>
-                <w:szCs w:val="24"/>
-                <w:lang w:eastAsia="zh-CN"/>
-              </w:rPr>
-              <w:t xml:space="preserve">  </w:t>
-            </w:r>
-            <w:r>
-              <w:rPr>
-                <w:rFonts w:ascii="Times New Roman" w:hAnsi="Times New Roman" w:cs="Times New Roman"/>
-                <w:b/>
-                <w:sz w:val="24"/>
-                <w:szCs w:val="24"/>
-              </w:rPr>
-              <w:t>期：</w:t>
-            </w:r>
-          </w:p>
-        </w:tc>
-        <w:tc>
-          <w:tcPr>
-            <w:tcW w:w="2040" w:type="dxa"/>
-            <w:vAlign w:val="center"/>
-          </w:tcPr>
-          <w:p>
-            <w:pPr>
-              <w:pStyle w:val="20"/>
-              <w:spacing w:line="363" w:lineRule="exact"/>
-              <w:jc w:val="both"/>
-              <w:rPr>
-                <w:rFonts w:ascii="Times New Roman" w:hAnsi="Times New Roman" w:cs="Times New Roman"/>
-                <w:sz w:val="24"/>
-                <w:szCs w:val="24"/>
-              </w:rPr>
-            </w:pPr>
-            <w:r>
-              <w:rPr>
-                <w:rFonts w:ascii="Times New Roman" w:hAnsi="Times New Roman" w:cs="Times New Roman"/>
-                <w:kern w:val="2"/>
-                <w:sz w:val="24"/>
-                <w:szCs w:val="24"/>
-                <w:lang w:eastAsia="zh-CN"/>
-              </w:rPr>
-              <w:t>{{ reportdate }}</w:t>
-            </w:r>
-          </w:p>
-        </w:tc>
-        <w:tc>
-          <w:tcPr>
-            <w:tcW w:w="1166" w:type="dxa"/>
-            <w:vAlign w:val="center"/>
-          </w:tcPr>
-          <w:p>
-            <w:pPr>
-              <w:pStyle w:val="20"/>
-              <w:spacing w:line="341" w:lineRule="exact"/>
-              <w:jc w:val="both"/>
-              <w:rPr>
-                <w:rFonts w:ascii="Times New Roman" w:hAnsi="Times New Roman" w:cs="Times New Roman"/>
-                <w:b/>
-                <w:sz w:val="24"/>
-                <w:szCs w:val="24"/>
-              </w:rPr>
-            </w:pPr>
-            <w:r>
-              <w:rPr>
-                <w:rFonts w:ascii="Times New Roman" w:hAnsi="Times New Roman" w:cs="Times New Roman"/>
-                <w:b/>
-                <w:sz w:val="24"/>
-                <w:szCs w:val="24"/>
-              </w:rPr>
-              <w:t>日</w:t>
-            </w:r>
-            <w:r>
-              <w:rPr>
-                <w:rFonts w:ascii="Times New Roman" w:hAnsi="Times New Roman" w:cs="Times New Roman"/>
-                <w:b/>
-                <w:sz w:val="24"/>
-                <w:szCs w:val="24"/>
-                <w:lang w:eastAsia="zh-CN"/>
-              </w:rPr>
-              <w:t xml:space="preserve">  </w:t>
-            </w:r>
-            <w:r>
-              <w:rPr>
-                <w:rFonts w:ascii="Times New Roman" w:hAnsi="Times New Roman" w:cs="Times New Roman"/>
-                <w:b/>
-                <w:sz w:val="24"/>
-                <w:szCs w:val="24"/>
-              </w:rPr>
-              <w:t>期：</w:t>
-            </w:r>
-          </w:p>
-        </w:tc>
-        <w:tc>
-          <w:tcPr>
-            <w:tcW w:w="2294" w:type="dxa"/>
-            <w:vAlign w:val="center"/>
-          </w:tcPr>
-          <w:p>
-            <w:pPr>
-              <w:pStyle w:val="20"/>
-              <w:spacing w:line="363" w:lineRule="exact"/>
-              <w:ind w:right="15"/>
-              <w:jc w:val="both"/>
-              <w:rPr>
-                <w:rFonts w:ascii="Times New Roman" w:hAnsi="Times New Roman" w:cs="Times New Roman"/>
-                <w:sz w:val="24"/>
-                <w:szCs w:val="24"/>
-              </w:rPr>
-            </w:pPr>
-            <w:r>
-              <w:rPr>
-                <w:rFonts w:ascii="Times New Roman" w:hAnsi="Times New Roman" w:cs="Times New Roman"/>
-                <w:kern w:val="2"/>
-                <w:sz w:val="24"/>
-                <w:szCs w:val="24"/>
-                <w:lang w:eastAsia="zh-CN"/>
-              </w:rPr>
-              <w:t>{{ reportdate }}</w:t>
-            </w:r>
-          </w:p>
-        </w:tc>
-      </w:tr>
-    </w:tbl>
-    <w:p>
-      <w:pPr>
-        <w:rPr>
-          <w:rFonts w:ascii="Times New Roman" w:hAnsi="Times New Roman" w:eastAsia="微软雅黑" w:cs="Times New Roman"/>
-          <w:sz w:val="24"/>
-          <w:szCs w:val="24"/>
-          <w:lang w:eastAsia="zh-CN"/>
-        </w:rPr>
-      </w:pPr>
-      <w:r>
-        <w:rPr>
-          <w:rFonts w:hint="eastAsia" w:ascii="Times New Roman" w:hAnsi="Times New Roman" w:eastAsia="微软雅黑" w:cs="Times New Roman"/>
-          <w:sz w:val="24"/>
-          <w:szCs w:val="24"/>
-          <w:lang w:eastAsia="zh-CN"/>
-        </w:rPr>
-        <w:t xml:space="preserve">{% endif %}{% if testedby == </w:t>
-      </w:r>
-      <w:r>
-        <w:rPr>
-          <w:rFonts w:ascii="Times New Roman" w:hAnsi="Times New Roman" w:eastAsia="微软雅黑" w:cs="Times New Roman"/>
-          <w:sz w:val="24"/>
-          <w:szCs w:val="24"/>
-          <w:lang w:eastAsia="zh-CN"/>
-        </w:rPr>
-        <w:t>“</w:t>
-      </w:r>
-      <w:r>
-        <w:rPr>
-          <w:rFonts w:hint="eastAsia" w:ascii="Times New Roman" w:hAnsi="Times New Roman" w:eastAsia="微软雅黑" w:cs="Times New Roman"/>
-          <w:sz w:val="24"/>
-          <w:szCs w:val="24"/>
-          <w:lang w:eastAsia="zh-CN"/>
-        </w:rPr>
-        <w:t>4</w:t>
-      </w:r>
-      <w:r>
-        <w:rPr>
-          <w:rFonts w:ascii="Times New Roman" w:hAnsi="Times New Roman" w:eastAsia="微软雅黑" w:cs="Times New Roman"/>
-          <w:sz w:val="24"/>
-          <w:szCs w:val="24"/>
-          <w:lang w:eastAsia="zh-CN"/>
-        </w:rPr>
-        <w:t>”</w:t>
-      </w:r>
-      <w:r>
-        <w:rPr>
-          <w:rFonts w:hint="eastAsia" w:ascii="Times New Roman" w:hAnsi="Times New Roman" w:eastAsia="微软雅黑" w:cs="Times New Roman"/>
-          <w:sz w:val="24"/>
-          <w:szCs w:val="24"/>
-          <w:lang w:eastAsia="zh-CN"/>
-        </w:rPr>
-        <w:t xml:space="preserve"> %}</w:t>
-      </w:r>
-    </w:p>
-    <w:p>
-      <w:pPr>
-        <w:rPr>
-          <w:rFonts w:ascii="Times New Roman" w:hAnsi="Times New Roman" w:eastAsia="微软雅黑" w:cs="Times New Roman"/>
-          <w:sz w:val="24"/>
-          <w:szCs w:val="24"/>
-          <w:lang w:eastAsia="zh-CN"/>
-        </w:rPr>
-      </w:pPr>
-    </w:p>
-    <w:p>
-      <w:pPr>
-        <w:rPr>
-          <w:rFonts w:ascii="Times New Roman" w:hAnsi="Times New Roman" w:eastAsia="微软雅黑" w:cs="Times New Roman"/>
-          <w:sz w:val="24"/>
-          <w:szCs w:val="24"/>
-          <w:lang w:eastAsia="zh-CN"/>
-        </w:rPr>
-      </w:pPr>
-      <w:r>
-        <w:rPr>
-          <w:sz w:val="24"/>
-        </w:rPr>
-        <mc:AlternateContent>
-          <mc:Choice Requires="wpg">
-            <w:drawing>
-              <wp:anchor distT="0" distB="0" distL="114300" distR="114300" simplePos="0" relativeHeight="251663360" behindDoc="0" locked="0" layoutInCell="1" allowOverlap="1">
-                <wp:simplePos x="0" y="0"/>
-                <wp:positionH relativeFrom="column">
-                  <wp:posOffset>2788285</wp:posOffset>
-                </wp:positionH>
-                <wp:positionV relativeFrom="paragraph">
-                  <wp:posOffset>85090</wp:posOffset>
-                </wp:positionV>
-                <wp:extent cx="2889885" cy="397510"/>
-                <wp:effectExtent l="0" t="0" r="5715" b="13970"/>
-                <wp:wrapNone/>
-                <wp:docPr id="41" name="组合 27"/>
-                <wp:cNvGraphicFramePr/>
-                <a:graphic xmlns:a="http://schemas.openxmlformats.org/drawingml/2006/main">
-                  <a:graphicData uri="http://schemas.microsoft.com/office/word/2010/wordprocessingGroup">
-                    <wpg:wgp>
-                      <wpg:cNvGrpSpPr/>
-                      <wpg:grpSpPr>
-                        <a:xfrm rot="0">
-                          <a:off x="3435985" y="7406005"/>
-                          <a:ext cx="2889885" cy="397510"/>
-                          <a:chOff x="17976" y="43614"/>
-                          <a:chExt cx="4551" cy="626"/>
-                        </a:xfrm>
-                      </wpg:grpSpPr>
-                      <pic:pic xmlns:pic="http://schemas.openxmlformats.org/drawingml/2006/picture">
-                        <pic:nvPicPr>
-                          <pic:cNvPr id="11" name="图片 29" descr="IMG_256"/>
-                          <pic:cNvPicPr>
-                            <a:picLocks noChangeAspect="1"/>
-                          </pic:cNvPicPr>
-                        </pic:nvPicPr>
-                        <pic:blipFill>
-                          <a:blip r:embed="rId10">
-                            <a:clrChange>
-                              <a:clrFrom>
-                                <a:srgbClr val="FFFFFF">
-                                  <a:alpha val="100000"/>
-                                </a:srgbClr>
-                              </a:clrFrom>
-                              <a:clrTo>
-                                <a:srgbClr val="FFFFFF">
-                                  <a:alpha val="100000"/>
-                                  <a:alpha val="0"/>
-                                </a:srgbClr>
-                              </a:clrTo>
-                            </a:clrChange>
-                          </a:blip>
-                          <a:stretch>
-                            <a:fillRect/>
-                          </a:stretch>
-                        </pic:blipFill>
-                        <pic:spPr>
-                          <a:xfrm>
-                            <a:off x="17976" y="43615"/>
-                            <a:ext cx="975" cy="570"/>
-                          </a:xfrm>
-                          <a:prstGeom prst="rect">
-                            <a:avLst/>
-                          </a:prstGeom>
-                          <a:noFill/>
-                          <a:ln w="9525">
-                            <a:noFill/>
-                          </a:ln>
-                        </pic:spPr>
-                      </pic:pic>
-                      <pic:pic xmlns:pic="http://schemas.openxmlformats.org/drawingml/2006/picture">
-                        <pic:nvPicPr>
-                          <pic:cNvPr id="26" name="图片 59" descr="图片1"/>
-                          <pic:cNvPicPr>
-                            <a:picLocks noChangeAspect="1"/>
-                          </pic:cNvPicPr>
-                        </pic:nvPicPr>
-                        <pic:blipFill>
-                          <a:blip r:embed="rId13">
-                            <a:biLevel thresh="50000"/>
-                          </a:blip>
-                          <a:srcRect l="7865" t="11797" r="5322" b="19074"/>
-                          <a:stretch>
-                            <a:fillRect/>
-                          </a:stretch>
-                        </pic:blipFill>
-                        <pic:spPr>
-                          <a:xfrm>
-                            <a:off x="21059" y="43614"/>
-                            <a:ext cx="1468" cy="627"/>
-                          </a:xfrm>
-                          <a:prstGeom prst="rect">
-                            <a:avLst/>
-                          </a:prstGeom>
-                          <a:noFill/>
-                        </pic:spPr>
-                      </pic:pic>
-                    </wpg:wgp>
-                  </a:graphicData>
-                </a:graphic>
-              </wp:anchor>
-            </w:drawing>
-          </mc:Choice>
-          <mc:Fallback>
-            <w:pict>
-              <v:group id="组合 27" o:spid="_x0000_s1026" o:spt="203" style="position:absolute;left:0pt;margin-left:219.55pt;margin-top:6.7pt;height:31.3pt;width:227.55pt;z-index:251663360;mso-width-relative:page;mso-height-relative:page;" coordorigin="17976,43614" coordsize="4551,626" o:gfxdata="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">
-                <o:lock v:ext="edit" aspectratio="f"/>
-                <v:shape id="图片 29" o:spid="_x0000_s1026" o:spt="75" alt="IMG_256" type="#_x0000_t75" style="position:absolute;left:17976;top:43615;height:570;width:975;" filled="f" o:preferrelative="t" stroked="f" coordsize="21600,21600" o:gfxdata="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">
-                  <v:fill on="f" focussize="0,0"/>
-                  <v:stroke on="f"/>
-                  <v:imagedata r:id="rId10" chromakey="#FFFFFF" o:title=""/>
-                  <o:lock v:ext="edit" aspectratio="t"/>
-                </v:shape>
-                <v:shape id="图片 59" o:spid="_x0000_s1026" o:spt="75" alt="图片1" type="#_x0000_t75" style="position:absolute;left:21059;top:43614;height:627;width:1468;" filled="f" o:preferrelative="t" stroked="f" coordsize="21600,21600" o:gfxdata="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">
-                  <v:fill on="f" focussize="0,0"/>
-                  <v:stroke on="f"/>
-                  <v:imagedata r:id="rId13" cropleft="5154f" croptop="7731f" cropright="3488f" cropbottom="12500f" grayscale="t" bilevel="t" o:title=""/>
-                  <o:lock v:ext="edit" aspectratio="t"/>
-                </v:shape>
-              </v:group>
-            </w:pict>
-          </mc:Fallback>
-        </mc:AlternateContent>
-      </w:r>
-    </w:p>
-    <w:tbl>
-      <w:tblPr>
-        <w:tblStyle w:val="34"/>
-        <w:tblW w:w="6772" w:type="dxa"/>
-        <w:jc w:val="right"/>
-        <w:tblLayout w:type="fixed"/>
-        <w:tblCellMar>
-          <w:top w:w="0" w:type="dxa"/>
-          <w:left w:w="0" w:type="dxa"/>
-          <w:bottom w:w="0" w:type="dxa"/>
-          <w:right w:w="0" w:type="dxa"/>
-        </w:tblCellMar>
-      </w:tblPr>
-      <w:tblGrid>
-        <w:gridCol w:w="1272"/>
-        <w:gridCol w:w="2040"/>
-        <w:gridCol w:w="1166"/>
-        <w:gridCol w:w="2294"/>
-      </w:tblGrid>
-      <w:tr>
-        <w:tblPrEx>
-          <w:tblCellMar>
-            <w:top w:w="0" w:type="dxa"/>
-            <w:left w:w="0" w:type="dxa"/>
-            <w:bottom w:w="0" w:type="dxa"/>
-            <w:right w:w="0" w:type="dxa"/>
-          </w:tblCellMar>
-        </w:tblPrEx>
-        <w:trPr>
-          <w:trHeight w:val="441" w:hRule="exact"/>
-          <w:jc w:val="right"/>
-        </w:trPr>
-        <w:tc>
-          <w:tcPr>
-            <w:tcW w:w="1272" w:type="dxa"/>
-            <w:vAlign w:val="center"/>
-          </w:tcPr>
-          <w:p>
-            <w:pPr>
-              <w:pStyle w:val="20"/>
-              <w:spacing w:before="13"/>
-              <w:ind w:left="13" w:right="95"/>
-              <w:jc w:val="both"/>
-              <w:rPr>
-                <w:rFonts w:ascii="Times New Roman" w:hAnsi="Times New Roman" w:cs="Times New Roman"/>
-                <w:b/>
-                <w:sz w:val="24"/>
-                <w:szCs w:val="24"/>
-              </w:rPr>
-            </w:pPr>
-            <w:r>
-              <w:rPr>
-                <w:rFonts w:ascii="Times New Roman" w:hAnsi="Times New Roman" w:cs="Times New Roman"/>
-                <w:b/>
-                <w:sz w:val="24"/>
-                <w:szCs w:val="24"/>
-              </w:rPr>
-              <w:t>检测人：</w:t>
-            </w:r>
-          </w:p>
-        </w:tc>
-        <w:tc>
-          <w:tcPr>
-            <w:tcW w:w="2040" w:type="dxa"/>
-            <w:vAlign w:val="center"/>
-          </w:tcPr>
-          <w:p>
-            <w:pPr>
-              <w:pStyle w:val="20"/>
-              <w:spacing w:before="13"/>
-              <w:jc w:val="both"/>
-              <w:rPr>
-                <w:rFonts w:ascii="Times New Roman" w:hAnsi="Times New Roman" w:cs="Times New Roman"/>
-                <w:b/>
-                <w:sz w:val="24"/>
-                <w:szCs w:val="24"/>
-              </w:rPr>
-            </w:pPr>
-          </w:p>
-        </w:tc>
-        <w:tc>
-          <w:tcPr>
-            <w:tcW w:w="1166" w:type="dxa"/>
-            <w:vAlign w:val="center"/>
-          </w:tcPr>
-          <w:p>
-            <w:pPr>
-              <w:pStyle w:val="20"/>
-              <w:spacing w:before="13"/>
-              <w:jc w:val="both"/>
-              <w:rPr>
-                <w:rFonts w:ascii="Times New Roman" w:hAnsi="Times New Roman" w:cs="Times New Roman"/>
-                <w:b/>
-                <w:sz w:val="24"/>
-                <w:szCs w:val="24"/>
-              </w:rPr>
-            </w:pPr>
-            <w:r>
-              <w:rPr>
-                <w:rFonts w:ascii="Times New Roman" w:hAnsi="Times New Roman" w:cs="Times New Roman"/>
-                <w:b/>
-                <w:sz w:val="24"/>
-                <w:szCs w:val="24"/>
-              </w:rPr>
-              <w:t>复核人</w:t>
-            </w:r>
-            <w:r>
-              <w:rPr>
-                <w:rFonts w:ascii="Times New Roman" w:hAnsi="Times New Roman" w:cs="Times New Roman"/>
-                <w:b/>
-                <w:sz w:val="24"/>
-                <w:szCs w:val="24"/>
-                <w:lang w:eastAsia="zh-CN"/>
-              </w:rPr>
-              <w:t>：</w:t>
-            </w:r>
-          </w:p>
-        </w:tc>
-        <w:tc>
-          <w:tcPr>
-            <w:tcW w:w="2294" w:type="dxa"/>
-            <w:vAlign w:val="center"/>
-          </w:tcPr>
-          <w:p>
-            <w:pPr>
-              <w:pStyle w:val="20"/>
-              <w:spacing w:before="13"/>
-              <w:ind w:right="15"/>
-              <w:jc w:val="both"/>
-              <w:rPr>
-                <w:rFonts w:ascii="Times New Roman" w:hAnsi="Times New Roman" w:cs="Times New Roman"/>
-                <w:b/>
-                <w:sz w:val="24"/>
-                <w:szCs w:val="24"/>
-              </w:rPr>
-            </w:pPr>
-          </w:p>
-        </w:tc>
-      </w:tr>
-      <w:tr>
-        <w:tblPrEx>
-          <w:tblCellMar>
-            <w:top w:w="0" w:type="dxa"/>
-            <w:left w:w="0" w:type="dxa"/>
-            <w:bottom w:w="0" w:type="dxa"/>
-            <w:right w:w="0" w:type="dxa"/>
-          </w:tblCellMar>
-        </w:tblPrEx>
-        <w:trPr>
-          <w:trHeight w:val="457" w:hRule="exact"/>
-          <w:jc w:val="right"/>
-        </w:trPr>
-        <w:tc>
-          <w:tcPr>
-            <w:tcW w:w="1272" w:type="dxa"/>
-            <w:vAlign w:val="center"/>
-          </w:tcPr>
-          <w:p>
-            <w:pPr>
-              <w:pStyle w:val="20"/>
-              <w:spacing w:line="341" w:lineRule="exact"/>
-              <w:ind w:left="13" w:right="165"/>
-              <w:jc w:val="both"/>
-              <w:rPr>
-                <w:rFonts w:ascii="Times New Roman" w:hAnsi="Times New Roman" w:cs="Times New Roman"/>
-                <w:b/>
-                <w:sz w:val="24"/>
-                <w:szCs w:val="24"/>
-              </w:rPr>
-            </w:pPr>
-            <w:r>
-              <w:rPr>
-                <w:rFonts w:ascii="Times New Roman" w:hAnsi="Times New Roman" w:cs="Times New Roman"/>
-                <w:b/>
-                <w:sz w:val="24"/>
-                <w:szCs w:val="24"/>
-              </w:rPr>
-              <w:t>日</w:t>
-            </w:r>
-            <w:r>
-              <w:rPr>
-                <w:rFonts w:ascii="Times New Roman" w:hAnsi="Times New Roman" w:cs="Times New Roman"/>
-                <w:b/>
-                <w:sz w:val="24"/>
-                <w:szCs w:val="24"/>
-                <w:lang w:eastAsia="zh-CN"/>
-              </w:rPr>
-              <w:t xml:space="preserve">  </w:t>
-            </w:r>
-            <w:r>
-              <w:rPr>
-                <w:rFonts w:ascii="Times New Roman" w:hAnsi="Times New Roman" w:cs="Times New Roman"/>
-                <w:b/>
-                <w:sz w:val="24"/>
-                <w:szCs w:val="24"/>
-              </w:rPr>
-              <w:t>期：</w:t>
-            </w:r>
-          </w:p>
-        </w:tc>
-        <w:tc>
-          <w:tcPr>
-            <w:tcW w:w="2040" w:type="dxa"/>
-            <w:vAlign w:val="center"/>
-          </w:tcPr>
-          <w:p>
-            <w:pPr>
-              <w:pStyle w:val="20"/>
-              <w:spacing w:line="363" w:lineRule="exact"/>
-              <w:jc w:val="both"/>
-              <w:rPr>
-                <w:rFonts w:ascii="Times New Roman" w:hAnsi="Times New Roman" w:cs="Times New Roman"/>
-                <w:sz w:val="24"/>
-                <w:szCs w:val="24"/>
-              </w:rPr>
-            </w:pPr>
-            <w:r>
-              <w:rPr>
-                <w:rFonts w:ascii="Times New Roman" w:hAnsi="Times New Roman" w:cs="Times New Roman"/>
-                <w:kern w:val="2"/>
-                <w:sz w:val="24"/>
-                <w:szCs w:val="24"/>
-                <w:lang w:eastAsia="zh-CN"/>
-              </w:rPr>
-              <w:t>{{ reportdate }}</w:t>
-            </w:r>
-          </w:p>
-        </w:tc>
-        <w:tc>
-          <w:tcPr>
-            <w:tcW w:w="1166" w:type="dxa"/>
-            <w:vAlign w:val="center"/>
-          </w:tcPr>
-          <w:p>
-            <w:pPr>
-              <w:pStyle w:val="20"/>
-              <w:spacing w:line="341" w:lineRule="exact"/>
-              <w:jc w:val="both"/>
-              <w:rPr>
-                <w:rFonts w:ascii="Times New Roman" w:hAnsi="Times New Roman" w:cs="Times New Roman"/>
-                <w:b/>
-                <w:sz w:val="24"/>
-                <w:szCs w:val="24"/>
-              </w:rPr>
-            </w:pPr>
-            <w:r>
-              <w:rPr>
-                <w:rFonts w:ascii="Times New Roman" w:hAnsi="Times New Roman" w:cs="Times New Roman"/>
-                <w:b/>
-                <w:sz w:val="24"/>
-                <w:szCs w:val="24"/>
-              </w:rPr>
-              <w:t>日</w:t>
-            </w:r>
-            <w:r>
-              <w:rPr>
-                <w:rFonts w:ascii="Times New Roman" w:hAnsi="Times New Roman" w:cs="Times New Roman"/>
-                <w:b/>
-                <w:sz w:val="24"/>
-                <w:szCs w:val="24"/>
-                <w:lang w:eastAsia="zh-CN"/>
-              </w:rPr>
-              <w:t xml:space="preserve">  </w:t>
-            </w:r>
-            <w:r>
-              <w:rPr>
-                <w:rFonts w:ascii="Times New Roman" w:hAnsi="Times New Roman" w:cs="Times New Roman"/>
-                <w:b/>
-                <w:sz w:val="24"/>
-                <w:szCs w:val="24"/>
-              </w:rPr>
-              <w:t>期：</w:t>
-            </w:r>
-          </w:p>
-        </w:tc>
-        <w:tc>
-          <w:tcPr>
-            <w:tcW w:w="2294" w:type="dxa"/>
-            <w:vAlign w:val="center"/>
-          </w:tcPr>
-          <w:p>
-            <w:pPr>
-              <w:pStyle w:val="20"/>
-              <w:spacing w:line="363" w:lineRule="exact"/>
-              <w:ind w:right="15"/>
-              <w:jc w:val="both"/>
-              <w:rPr>
-                <w:rFonts w:ascii="Times New Roman" w:hAnsi="Times New Roman" w:cs="Times New Roman"/>
-                <w:sz w:val="24"/>
-                <w:szCs w:val="24"/>
-              </w:rPr>
-            </w:pPr>
-            <w:r>
-              <w:rPr>
-                <w:rFonts w:ascii="Times New Roman" w:hAnsi="Times New Roman" w:cs="Times New Roman"/>
-                <w:kern w:val="2"/>
-                <w:sz w:val="24"/>
-                <w:szCs w:val="24"/>
-                <w:lang w:eastAsia="zh-CN"/>
-              </w:rPr>
-              <w:t>{{ reportdate }}</w:t>
-            </w:r>
-          </w:p>
-        </w:tc>
-      </w:tr>
-    </w:tbl>
-    <w:p>
-      <w:pPr>
-        <w:rPr>
-          <w:rFonts w:ascii="Times New Roman" w:hAnsi="Times New Roman" w:eastAsia="微软雅黑" w:cs="Times New Roman"/>
-          <w:sz w:val="24"/>
-          <w:szCs w:val="24"/>
-          <w:lang w:eastAsia="zh-CN"/>
-        </w:rPr>
-      </w:pPr>
-      <w:r>
-        <w:rPr>
-          <w:rFonts w:hint="eastAsia" w:ascii="Times New Roman" w:hAnsi="Times New Roman" w:eastAsia="微软雅黑" w:cs="Times New Roman"/>
-          <w:sz w:val="24"/>
-          <w:szCs w:val="24"/>
-          <w:lang w:eastAsia="zh-CN"/>
-        </w:rPr>
-        <w:t xml:space="preserve">{% endif %}{% if testedby == </w:t>
-      </w:r>
-      <w:r>
-        <w:rPr>
-          <w:rFonts w:ascii="Times New Roman" w:hAnsi="Times New Roman" w:eastAsia="微软雅黑" w:cs="Times New Roman"/>
-          <w:sz w:val="24"/>
-          <w:szCs w:val="24"/>
-          <w:lang w:eastAsia="zh-CN"/>
-        </w:rPr>
-        <w:t>“</w:t>
-      </w:r>
-      <w:r>
-        <w:rPr>
-          <w:rFonts w:hint="eastAsia" w:ascii="Times New Roman" w:hAnsi="Times New Roman" w:eastAsia="微软雅黑" w:cs="Times New Roman"/>
-          <w:sz w:val="24"/>
-          <w:szCs w:val="24"/>
-          <w:lang w:eastAsia="zh-CN"/>
-        </w:rPr>
-        <w:t>5</w:t>
-      </w:r>
-      <w:r>
-        <w:rPr>
-          <w:rFonts w:ascii="Times New Roman" w:hAnsi="Times New Roman" w:eastAsia="微软雅黑" w:cs="Times New Roman"/>
-          <w:sz w:val="24"/>
-          <w:szCs w:val="24"/>
-          <w:lang w:eastAsia="zh-CN"/>
-        </w:rPr>
-        <w:t>”</w:t>
-      </w:r>
-      <w:r>
-        <w:rPr>
-          <w:rFonts w:hint="eastAsia" w:ascii="Times New Roman" w:hAnsi="Times New Roman" w:eastAsia="微软雅黑" w:cs="Times New Roman"/>
-          <w:sz w:val="24"/>
-          <w:szCs w:val="24"/>
-          <w:lang w:eastAsia="zh-CN"/>
-        </w:rPr>
-        <w:t xml:space="preserve"> %}</w:t>
-      </w:r>
-    </w:p>
-    <w:p>
-      <w:pPr>
-        <w:rPr>
-          <w:lang w:eastAsia="zh-CN"/>
-        </w:rPr>
-      </w:pPr>
-    </w:p>
-    <w:p>
-      <w:pPr>
-        <w:rPr>
-          <w:lang w:eastAsia="zh-CN"/>
-        </w:rPr>
-      </w:pPr>
-    </w:p>
-    <w:tbl>
-      <w:tblPr>
-        <w:tblStyle w:val="34"/>
-        <w:tblW w:w="6772" w:type="dxa"/>
-        <w:jc w:val="right"/>
-        <w:tblLayout w:type="fixed"/>
-        <w:tblCellMar>
-          <w:top w:w="0" w:type="dxa"/>
-          <w:left w:w="0" w:type="dxa"/>
-          <w:bottom w:w="0" w:type="dxa"/>
-          <w:right w:w="0" w:type="dxa"/>
-        </w:tblCellMar>
-      </w:tblPr>
-      <w:tblGrid>
-        <w:gridCol w:w="1272"/>
-        <w:gridCol w:w="2040"/>
-        <w:gridCol w:w="1166"/>
-        <w:gridCol w:w="2294"/>
-      </w:tblGrid>
-      <w:tr>
-        <w:tblPrEx>
-          <w:tblCellMar>
-            <w:top w:w="0" w:type="dxa"/>
-            <w:left w:w="0" w:type="dxa"/>
-            <w:bottom w:w="0" w:type="dxa"/>
-            <w:right w:w="0" w:type="dxa"/>
-          </w:tblCellMar>
-        </w:tblPrEx>
-        <w:trPr>
-          <w:trHeight w:val="441" w:hRule="exact"/>
-          <w:jc w:val="right"/>
-        </w:trPr>
-        <w:tc>
-          <w:tcPr>
-            <w:tcW w:w="1272" w:type="dxa"/>
-            <w:vAlign w:val="center"/>
-          </w:tcPr>
-          <w:p>
-            <w:pPr>
-              <w:pStyle w:val="20"/>
-              <w:spacing w:before="13"/>
-              <w:ind w:left="13" w:right="95"/>
-              <w:jc w:val="both"/>
-              <w:rPr>
-                <w:rFonts w:ascii="Times New Roman" w:hAnsi="Times New Roman" w:cs="Times New Roman"/>
-                <w:b/>
-                <w:sz w:val="24"/>
-                <w:szCs w:val="24"/>
-              </w:rPr>
-            </w:pPr>
-            <w:r>
-              <w:rPr>
-                <w:rFonts w:ascii="Times New Roman" w:hAnsi="Times New Roman" w:cs="Times New Roman"/>
-                <w:b/>
-                <w:sz w:val="24"/>
-                <w:szCs w:val="24"/>
-              </w:rPr>
-              <w:t>检测人：</w:t>
-            </w:r>
-          </w:p>
-        </w:tc>
-        <w:tc>
-          <w:tcPr>
-            <w:tcW w:w="2040" w:type="dxa"/>
-            <w:vAlign w:val="center"/>
-          </w:tcPr>
-          <w:p>
-            <w:pPr>
-              <w:pStyle w:val="20"/>
-              <w:spacing w:before="13"/>
-              <w:jc w:val="both"/>
-              <w:rPr>
-                <w:rFonts w:ascii="Times New Roman" w:hAnsi="Times New Roman" w:cs="Times New Roman"/>
-                <w:b/>
-                <w:sz w:val="24"/>
-                <w:szCs w:val="24"/>
-              </w:rPr>
-            </w:pPr>
-          </w:p>
-        </w:tc>
-        <w:tc>
-          <w:tcPr>
-            <w:tcW w:w="1166" w:type="dxa"/>
-            <w:vAlign w:val="center"/>
-          </w:tcPr>
-          <w:p>
-            <w:pPr>
-              <w:pStyle w:val="20"/>
-              <w:spacing w:before="13"/>
-              <w:jc w:val="both"/>
-              <w:rPr>
-                <w:rFonts w:ascii="Times New Roman" w:hAnsi="Times New Roman" w:cs="Times New Roman"/>
-                <w:b/>
-                <w:sz w:val="24"/>
-                <w:szCs w:val="24"/>
-              </w:rPr>
-            </w:pPr>
-            <w:r>
-              <w:rPr>
-                <w:rFonts w:ascii="Times New Roman" w:hAnsi="Times New Roman" w:cs="Times New Roman"/>
-                <w:b/>
-                <w:sz w:val="24"/>
-                <w:szCs w:val="24"/>
-              </w:rPr>
-              <w:t>复核人</w:t>
-            </w:r>
-            <w:r>
-              <w:rPr>
-                <w:rFonts w:ascii="Times New Roman" w:hAnsi="Times New Roman" w:cs="Times New Roman"/>
-                <w:b/>
-                <w:sz w:val="24"/>
-                <w:szCs w:val="24"/>
-                <w:lang w:eastAsia="zh-CN"/>
-              </w:rPr>
-              <w:t>：</w:t>
-            </w:r>
-          </w:p>
-        </w:tc>
-        <w:tc>
-          <w:tcPr>
-            <w:tcW w:w="2294" w:type="dxa"/>
-            <w:vAlign w:val="center"/>
-          </w:tcPr>
-          <w:p>
-            <w:pPr>
-              <w:pStyle w:val="20"/>
-              <w:spacing w:before="13"/>
-              <w:ind w:right="15"/>
-              <w:jc w:val="both"/>
-              <w:rPr>
-                <w:rFonts w:ascii="Times New Roman" w:hAnsi="Times New Roman" w:cs="Times New Roman"/>
-                <w:b/>
-                <w:sz w:val="24"/>
-                <w:szCs w:val="24"/>
-              </w:rPr>
-            </w:pPr>
-          </w:p>
-        </w:tc>
-      </w:tr>
-      <w:tr>
-        <w:tblPrEx>
-          <w:tblCellMar>
-            <w:top w:w="0" w:type="dxa"/>
-            <w:left w:w="0" w:type="dxa"/>
-            <w:bottom w:w="0" w:type="dxa"/>
-            <w:right w:w="0" w:type="dxa"/>
-          </w:tblCellMar>
-        </w:tblPrEx>
-        <w:trPr>
-          <w:trHeight w:val="457" w:hRule="exact"/>
-          <w:jc w:val="right"/>
-        </w:trPr>
-        <w:tc>
-          <w:tcPr>
-            <w:tcW w:w="1272" w:type="dxa"/>
-            <w:vAlign w:val="center"/>
-          </w:tcPr>
-          <w:p>
-            <w:pPr>
-              <w:pStyle w:val="20"/>
-              <w:spacing w:line="341" w:lineRule="exact"/>
-              <w:ind w:left="13" w:right="165"/>
-              <w:jc w:val="both"/>
-              <w:rPr>
-                <w:rFonts w:ascii="Times New Roman" w:hAnsi="Times New Roman" w:cs="Times New Roman"/>
-                <w:b/>
-                <w:sz w:val="24"/>
-                <w:szCs w:val="24"/>
-              </w:rPr>
-            </w:pPr>
-            <w:r>
-              <w:rPr>
-                <w:rFonts w:ascii="Times New Roman" w:hAnsi="Times New Roman" w:cs="Times New Roman"/>
-                <w:b/>
-                <w:sz w:val="24"/>
-                <w:szCs w:val="24"/>
-              </w:rPr>
-              <w:t>日</w:t>
-            </w:r>
-            <w:r>
-              <w:rPr>
-                <w:rFonts w:ascii="Times New Roman" w:hAnsi="Times New Roman" w:cs="Times New Roman"/>
-                <w:b/>
-                <w:sz w:val="24"/>
-                <w:szCs w:val="24"/>
-                <w:lang w:eastAsia="zh-CN"/>
-              </w:rPr>
-              <w:t xml:space="preserve">  </w:t>
-            </w:r>
-            <w:r>
-              <w:rPr>
-                <w:rFonts w:ascii="Times New Roman" w:hAnsi="Times New Roman" w:cs="Times New Roman"/>
-                <w:b/>
-                <w:sz w:val="24"/>
-                <w:szCs w:val="24"/>
-              </w:rPr>
-              <w:t>期：</w:t>
-            </w:r>
-          </w:p>
-        </w:tc>
-        <w:tc>
-          <w:tcPr>
-            <w:tcW w:w="2040" w:type="dxa"/>
-            <w:vAlign w:val="center"/>
-          </w:tcPr>
-          <w:p>
-            <w:pPr>
-              <w:pStyle w:val="20"/>
-              <w:spacing w:line="363" w:lineRule="exact"/>
-              <w:jc w:val="both"/>
-              <w:rPr>
-                <w:rFonts w:ascii="Times New Roman" w:hAnsi="Times New Roman" w:cs="Times New Roman"/>
-                <w:sz w:val="24"/>
-                <w:szCs w:val="24"/>
-              </w:rPr>
-            </w:pPr>
-            <w:r>
-              <w:rPr>
-                <w:rFonts w:ascii="Times New Roman" w:hAnsi="Times New Roman" w:cs="Times New Roman"/>
-                <w:kern w:val="2"/>
-                <w:sz w:val="24"/>
-                <w:szCs w:val="24"/>
-                <w:lang w:eastAsia="zh-CN"/>
-              </w:rPr>
-              <w:t>{{ reportdate }}</w:t>
-            </w:r>
-          </w:p>
-        </w:tc>
-        <w:tc>
-          <w:tcPr>
-            <w:tcW w:w="1166" w:type="dxa"/>
-            <w:vAlign w:val="center"/>
-          </w:tcPr>
-          <w:p>
-            <w:pPr>
-              <w:pStyle w:val="20"/>
-              <w:spacing w:line="341" w:lineRule="exact"/>
-              <w:jc w:val="both"/>
-              <w:rPr>
-                <w:rFonts w:ascii="Times New Roman" w:hAnsi="Times New Roman" w:cs="Times New Roman"/>
-                <w:b/>
-                <w:sz w:val="24"/>
-                <w:szCs w:val="24"/>
-              </w:rPr>
-            </w:pPr>
-            <w:r>
-              <w:rPr>
-                <w:rFonts w:ascii="Times New Roman" w:hAnsi="Times New Roman" w:cs="Times New Roman"/>
-                <w:b/>
-                <w:sz w:val="24"/>
-                <w:szCs w:val="24"/>
-              </w:rPr>
-              <w:t>日</w:t>
-            </w:r>
-            <w:r>
-              <w:rPr>
-                <w:rFonts w:ascii="Times New Roman" w:hAnsi="Times New Roman" w:cs="Times New Roman"/>
-                <w:b/>
-                <w:sz w:val="24"/>
-                <w:szCs w:val="24"/>
-                <w:lang w:eastAsia="zh-CN"/>
-              </w:rPr>
-              <w:t xml:space="preserve">  </w:t>
-            </w:r>
-            <w:r>
-              <w:rPr>
-                <w:rFonts w:ascii="Times New Roman" w:hAnsi="Times New Roman" w:cs="Times New Roman"/>
-                <w:b/>
-                <w:sz w:val="24"/>
-                <w:szCs w:val="24"/>
-              </w:rPr>
-              <w:t>期：</w:t>
-            </w:r>
-          </w:p>
-        </w:tc>
-        <w:tc>
-          <w:tcPr>
-            <w:tcW w:w="2294" w:type="dxa"/>
-            <w:vAlign w:val="center"/>
-          </w:tcPr>
-          <w:p>
-            <w:pPr>
-              <w:pStyle w:val="20"/>
-              <w:spacing w:line="363" w:lineRule="exact"/>
-              <w:ind w:right="15"/>
-              <w:jc w:val="both"/>
-              <w:rPr>
-                <w:rFonts w:ascii="Times New Roman" w:hAnsi="Times New Roman" w:cs="Times New Roman"/>
-                <w:sz w:val="24"/>
-                <w:szCs w:val="24"/>
-              </w:rPr>
-            </w:pPr>
-            <w:r>
-              <w:rPr>
-                <w:rFonts w:ascii="Times New Roman" w:hAnsi="Times New Roman" w:cs="Times New Roman"/>
-                <w:kern w:val="2"/>
-                <w:sz w:val="24"/>
-                <w:szCs w:val="24"/>
-                <w:lang w:eastAsia="zh-CN"/>
-              </w:rPr>
-              <w:t>{{ reportdate }}</w:t>
-            </w:r>
-          </w:p>
-        </w:tc>
-      </w:tr>
-    </w:tbl>
-    <w:p>
-      <w:pPr>
-        <w:rPr>
-          <w:rFonts w:ascii="Times New Roman" w:hAnsi="Times New Roman" w:eastAsia="微软雅黑" w:cs="Times New Roman"/>
-          <w:sz w:val="24"/>
-          <w:szCs w:val="24"/>
-          <w:lang w:eastAsia="zh-CN"/>
-        </w:rPr>
-      </w:pPr>
-      <w:r>
-        <w:rPr>
-          <w:rFonts w:hint="eastAsia" w:ascii="Times New Roman" w:hAnsi="Times New Roman" w:eastAsia="微软雅黑" w:cs="Times New Roman"/>
-          <w:sz w:val="24"/>
-          <w:szCs w:val="24"/>
-          <w:lang w:eastAsia="zh-CN"/>
-        </w:rPr>
-        <w:t xml:space="preserve">{% endif %}{% if testedby == </w:t>
-      </w:r>
-      <w:r>
-        <w:rPr>
-          <w:rFonts w:ascii="Times New Roman" w:hAnsi="Times New Roman" w:eastAsia="微软雅黑" w:cs="Times New Roman"/>
-          <w:sz w:val="24"/>
-          <w:szCs w:val="24"/>
-          <w:lang w:eastAsia="zh-CN"/>
-        </w:rPr>
-        <w:t>“</w:t>
-      </w:r>
-      <w:r>
-        <w:rPr>
-          <w:rFonts w:hint="eastAsia" w:ascii="Times New Roman" w:hAnsi="Times New Roman" w:eastAsia="微软雅黑" w:cs="Times New Roman"/>
-          <w:sz w:val="24"/>
-          <w:szCs w:val="24"/>
-          <w:lang w:eastAsia="zh-CN"/>
-        </w:rPr>
-        <w:t>6</w:t>
-      </w:r>
-      <w:r>
-        <w:rPr>
-          <w:rFonts w:ascii="Times New Roman" w:hAnsi="Times New Roman" w:eastAsia="微软雅黑" w:cs="Times New Roman"/>
-          <w:sz w:val="24"/>
-          <w:szCs w:val="24"/>
-          <w:lang w:eastAsia="zh-CN"/>
-        </w:rPr>
-        <w:t>”</w:t>
-      </w:r>
-      <w:r>
-        <w:rPr>
-          <w:rFonts w:hint="eastAsia" w:ascii="Times New Roman" w:hAnsi="Times New Roman" w:eastAsia="微软雅黑" w:cs="Times New Roman"/>
-          <w:sz w:val="24"/>
-          <w:szCs w:val="24"/>
-          <w:lang w:eastAsia="zh-CN"/>
-        </w:rPr>
-        <w:t xml:space="preserve"> %}</w:t>
-      </w:r>
-    </w:p>
-    <w:p>
-      <w:pPr>
-        <w:rPr>
-          <w:rFonts w:ascii="Times New Roman" w:hAnsi="Times New Roman" w:eastAsia="微软雅黑" w:cs="Times New Roman"/>
-          <w:sz w:val="24"/>
-          <w:szCs w:val="24"/>
-          <w:lang w:eastAsia="zh-CN"/>
-        </w:rPr>
-      </w:pPr>
-    </w:p>
-    <w:p>
-      <w:pPr>
-        <w:rPr>
-          <w:rFonts w:ascii="Times New Roman" w:hAnsi="Times New Roman" w:eastAsia="微软雅黑" w:cs="Times New Roman"/>
-          <w:sz w:val="24"/>
-          <w:szCs w:val="24"/>
-          <w:lang w:eastAsia="zh-CN"/>
-        </w:rPr>
-      </w:pPr>
-    </w:p>
-    <w:tbl>
-      <w:tblPr>
-        <w:tblStyle w:val="34"/>
-        <w:tblW w:w="6772" w:type="dxa"/>
-        <w:jc w:val="right"/>
-        <w:tblLayout w:type="fixed"/>
-        <w:tblCellMar>
-          <w:top w:w="0" w:type="dxa"/>
-          <w:left w:w="0" w:type="dxa"/>
-          <w:bottom w:w="0" w:type="dxa"/>
-          <w:right w:w="0" w:type="dxa"/>
-        </w:tblCellMar>
-      </w:tblPr>
-      <w:tblGrid>
-        <w:gridCol w:w="1272"/>
-        <w:gridCol w:w="2040"/>
-        <w:gridCol w:w="1166"/>
-        <w:gridCol w:w="2294"/>
-      </w:tblGrid>
-      <w:tr>
-        <w:tblPrEx>
-          <w:tblCellMar>
-            <w:top w:w="0" w:type="dxa"/>
-            <w:left w:w="0" w:type="dxa"/>
-            <w:bottom w:w="0" w:type="dxa"/>
-            <w:right w:w="0" w:type="dxa"/>
-          </w:tblCellMar>
-        </w:tblPrEx>
-        <w:trPr>
-          <w:trHeight w:val="441" w:hRule="exact"/>
-          <w:jc w:val="right"/>
-        </w:trPr>
-        <w:tc>
-          <w:tcPr>
-            <w:tcW w:w="1272" w:type="dxa"/>
-            <w:vAlign w:val="center"/>
-          </w:tcPr>
-          <w:p>
-            <w:pPr>
-              <w:pStyle w:val="20"/>
-              <w:spacing w:before="13"/>
-              <w:ind w:left="13" w:right="95"/>
-              <w:jc w:val="both"/>
-              <w:rPr>
-                <w:rFonts w:ascii="Times New Roman" w:hAnsi="Times New Roman" w:cs="Times New Roman"/>
-                <w:b/>
-                <w:sz w:val="24"/>
-                <w:szCs w:val="24"/>
-              </w:rPr>
-            </w:pPr>
-            <w:r>
-              <w:rPr>
-                <w:rFonts w:ascii="Times New Roman" w:hAnsi="Times New Roman" w:cs="Times New Roman"/>
-                <w:b/>
-                <w:sz w:val="24"/>
-                <w:szCs w:val="24"/>
-              </w:rPr>
-              <w:t>检测人：</w:t>
-            </w:r>
-          </w:p>
-        </w:tc>
-        <w:tc>
-          <w:tcPr>
-            <w:tcW w:w="2040" w:type="dxa"/>
-            <w:vAlign w:val="center"/>
-          </w:tcPr>
-          <w:p>
-            <w:pPr>
-              <w:pStyle w:val="20"/>
-              <w:spacing w:before="13"/>
-              <w:jc w:val="both"/>
-              <w:rPr>
-                <w:rFonts w:ascii="Times New Roman" w:hAnsi="Times New Roman" w:cs="Times New Roman"/>
-                <w:b/>
-                <w:sz w:val="24"/>
-                <w:szCs w:val="24"/>
-              </w:rPr>
-            </w:pPr>
-          </w:p>
-        </w:tc>
-        <w:tc>
-          <w:tcPr>
-            <w:tcW w:w="1166" w:type="dxa"/>
-            <w:vAlign w:val="center"/>
-          </w:tcPr>
-          <w:p>
-            <w:pPr>
-              <w:pStyle w:val="20"/>
-              <w:spacing w:before="13"/>
-              <w:jc w:val="both"/>
-              <w:rPr>
-                <w:rFonts w:ascii="Times New Roman" w:hAnsi="Times New Roman" w:cs="Times New Roman"/>
-                <w:b/>
-                <w:sz w:val="24"/>
-                <w:szCs w:val="24"/>
-              </w:rPr>
-            </w:pPr>
-            <w:r>
-              <w:rPr>
-                <w:rFonts w:ascii="Times New Roman" w:hAnsi="Times New Roman" w:cs="Times New Roman"/>
-                <w:b/>
-                <w:sz w:val="24"/>
-                <w:szCs w:val="24"/>
-              </w:rPr>
-              <w:t>复核人</w:t>
-            </w:r>
-            <w:r>
-              <w:rPr>
-                <w:rFonts w:ascii="Times New Roman" w:hAnsi="Times New Roman" w:cs="Times New Roman"/>
-                <w:b/>
-                <w:sz w:val="24"/>
-                <w:szCs w:val="24"/>
-                <w:lang w:eastAsia="zh-CN"/>
-              </w:rPr>
-              <w:t>：</w:t>
-            </w:r>
-          </w:p>
-        </w:tc>
-        <w:tc>
-          <w:tcPr>
-            <w:tcW w:w="2294" w:type="dxa"/>
-            <w:vAlign w:val="center"/>
-          </w:tcPr>
-          <w:p>
-            <w:pPr>
-              <w:pStyle w:val="20"/>
-              <w:spacing w:before="13"/>
-              <w:ind w:right="15"/>
-              <w:jc w:val="both"/>
-              <w:rPr>
-                <w:rFonts w:ascii="Times New Roman" w:hAnsi="Times New Roman" w:cs="Times New Roman"/>
-                <w:b/>
-                <w:sz w:val="24"/>
-                <w:szCs w:val="24"/>
-              </w:rPr>
-            </w:pPr>
-          </w:p>
-        </w:tc>
-      </w:tr>
-      <w:tr>
-        <w:tblPrEx>
-          <w:tblCellMar>
-            <w:top w:w="0" w:type="dxa"/>
-            <w:left w:w="0" w:type="dxa"/>
-            <w:bottom w:w="0" w:type="dxa"/>
-            <w:right w:w="0" w:type="dxa"/>
-          </w:tblCellMar>
-        </w:tblPrEx>
-        <w:trPr>
-          <w:trHeight w:val="457" w:hRule="exact"/>
-          <w:jc w:val="right"/>
-        </w:trPr>
-        <w:tc>
-          <w:tcPr>
-            <w:tcW w:w="1272" w:type="dxa"/>
-            <w:vAlign w:val="center"/>
-          </w:tcPr>
-          <w:p>
-            <w:pPr>
-              <w:pStyle w:val="20"/>
-              <w:spacing w:line="341" w:lineRule="exact"/>
-              <w:ind w:left="13" w:right="165"/>
-              <w:jc w:val="both"/>
-              <w:rPr>
-                <w:rFonts w:ascii="Times New Roman" w:hAnsi="Times New Roman" w:cs="Times New Roman"/>
-                <w:b/>
-                <w:sz w:val="24"/>
-                <w:szCs w:val="24"/>
-              </w:rPr>
-            </w:pPr>
-            <w:r>
-              <w:rPr>
-                <w:rFonts w:ascii="Times New Roman" w:hAnsi="Times New Roman" w:cs="Times New Roman"/>
-                <w:b/>
-                <w:sz w:val="24"/>
-                <w:szCs w:val="24"/>
-              </w:rPr>
-              <w:t>日</w:t>
-            </w:r>
-            <w:r>
-              <w:rPr>
-                <w:rFonts w:ascii="Times New Roman" w:hAnsi="Times New Roman" w:cs="Times New Roman"/>
-                <w:b/>
-                <w:sz w:val="24"/>
-                <w:szCs w:val="24"/>
-                <w:lang w:eastAsia="zh-CN"/>
-              </w:rPr>
-              <w:t xml:space="preserve">  </w:t>
-            </w:r>
-            <w:r>
-              <w:rPr>
-                <w:rFonts w:ascii="Times New Roman" w:hAnsi="Times New Roman" w:cs="Times New Roman"/>
-                <w:b/>
-                <w:sz w:val="24"/>
-                <w:szCs w:val="24"/>
-              </w:rPr>
-              <w:t>期：</w:t>
-            </w:r>
-          </w:p>
-        </w:tc>
-        <w:tc>
-          <w:tcPr>
-            <w:tcW w:w="2040" w:type="dxa"/>
-            <w:vAlign w:val="center"/>
-          </w:tcPr>
-          <w:p>
-            <w:pPr>
-              <w:pStyle w:val="20"/>
-              <w:spacing w:line="363" w:lineRule="exact"/>
-              <w:jc w:val="both"/>
-              <w:rPr>
-                <w:rFonts w:ascii="Times New Roman" w:hAnsi="Times New Roman" w:cs="Times New Roman"/>
-                <w:sz w:val="24"/>
-                <w:szCs w:val="24"/>
-              </w:rPr>
-            </w:pPr>
-            <w:r>
-              <w:rPr>
-                <w:rFonts w:ascii="Times New Roman" w:hAnsi="Times New Roman" w:cs="Times New Roman"/>
-                <w:kern w:val="2"/>
-                <w:sz w:val="24"/>
-                <w:szCs w:val="24"/>
-                <w:lang w:eastAsia="zh-CN"/>
-              </w:rPr>
-              <w:t>{{ reportdate }}</w:t>
-            </w:r>
-          </w:p>
-        </w:tc>
-        <w:tc>
-          <w:tcPr>
-            <w:tcW w:w="1166" w:type="dxa"/>
-            <w:vAlign w:val="center"/>
-          </w:tcPr>
-          <w:p>
-            <w:pPr>
-              <w:pStyle w:val="20"/>
-              <w:spacing w:line="341" w:lineRule="exact"/>
-              <w:jc w:val="both"/>
-              <w:rPr>
-                <w:rFonts w:ascii="Times New Roman" w:hAnsi="Times New Roman" w:cs="Times New Roman"/>
-                <w:b/>
-                <w:sz w:val="24"/>
-                <w:szCs w:val="24"/>
-              </w:rPr>
-            </w:pPr>
-            <w:r>
-              <w:rPr>
-                <w:rFonts w:ascii="Times New Roman" w:hAnsi="Times New Roman" w:cs="Times New Roman"/>
-                <w:b/>
-                <w:sz w:val="24"/>
-                <w:szCs w:val="24"/>
-              </w:rPr>
-              <w:t>日</w:t>
-            </w:r>
-            <w:r>
-              <w:rPr>
-                <w:rFonts w:ascii="Times New Roman" w:hAnsi="Times New Roman" w:cs="Times New Roman"/>
-                <w:b/>
-                <w:sz w:val="24"/>
-                <w:szCs w:val="24"/>
-                <w:lang w:eastAsia="zh-CN"/>
-              </w:rPr>
-              <w:t xml:space="preserve">  </w:t>
-            </w:r>
-            <w:r>
-              <w:rPr>
-                <w:rFonts w:ascii="Times New Roman" w:hAnsi="Times New Roman" w:cs="Times New Roman"/>
-                <w:b/>
-                <w:sz w:val="24"/>
-                <w:szCs w:val="24"/>
-              </w:rPr>
-              <w:t>期：</w:t>
-            </w:r>
-          </w:p>
-        </w:tc>
-        <w:tc>
-          <w:tcPr>
-            <w:tcW w:w="2294" w:type="dxa"/>
-            <w:vAlign w:val="center"/>
-          </w:tcPr>
-          <w:p>
-            <w:pPr>
-              <w:pStyle w:val="20"/>
-              <w:spacing w:line="363" w:lineRule="exact"/>
-              <w:ind w:right="15"/>
-              <w:jc w:val="both"/>
-              <w:rPr>
-                <w:rFonts w:ascii="Times New Roman" w:hAnsi="Times New Roman" w:cs="Times New Roman"/>
-                <w:sz w:val="24"/>
-                <w:szCs w:val="24"/>
-              </w:rPr>
-            </w:pPr>
-            <w:r>
-              <w:rPr>
-                <w:rFonts w:ascii="Times New Roman" w:hAnsi="Times New Roman" w:cs="Times New Roman"/>
-                <w:kern w:val="2"/>
-                <w:sz w:val="24"/>
-                <w:szCs w:val="24"/>
-                <w:lang w:eastAsia="zh-CN"/>
-              </w:rPr>
-              <w:t>{{ reportdate }}</w:t>
-            </w:r>
-          </w:p>
-        </w:tc>
-      </w:tr>
-    </w:tbl>
-    <w:p>
-      <w:pPr>
         <w:keepNext w:val="0"/>
         <w:keepLines w:val="0"/>
         <w:pageBreakBefore w:val="0"/>
@@ -8387,11 +6643,11 @@
           <w:szCs w:val="32"/>
         </w:rPr>
       </w:pPr>
-      <w:bookmarkStart w:id="24" w:name="_Toc2781"/>
-      <w:bookmarkStart w:id="25" w:name="_Toc22132"/>
-      <w:bookmarkStart w:id="26" w:name="_Toc30269"/>
-      <w:bookmarkStart w:id="27" w:name="_Toc19898_WPSOffice_Level1"/>
-      <w:bookmarkStart w:id="28" w:name="_Toc20136_WPSOffice_Level1"/>
+      <w:bookmarkStart w:id="24" w:name="_Toc19898_WPSOffice_Level1"/>
+      <w:bookmarkStart w:id="25" w:name="_Toc30269"/>
+      <w:bookmarkStart w:id="26" w:name="_Toc22132"/>
+      <w:bookmarkStart w:id="27" w:name="_Toc20136_WPSOffice_Level1"/>
+      <w:bookmarkStart w:id="28" w:name="_Toc2781"/>
       <w:bookmarkStart w:id="29" w:name="_Toc21428"/>
       <w:r>
         <w:rPr>
@@ -8426,17 +6682,17 @@
           <w:lang w:eastAsia="zh-CN"/>
         </w:rPr>
       </w:pPr>
-      <w:bookmarkStart w:id="30" w:name="_Toc107825551"/>
-      <w:bookmarkStart w:id="31" w:name="_Toc23872"/>
-      <w:bookmarkStart w:id="32" w:name="_Toc17240"/>
-      <w:bookmarkStart w:id="33" w:name="_Toc166848188"/>
+      <w:bookmarkStart w:id="30" w:name="_Toc23872"/>
+      <w:bookmarkStart w:id="31" w:name="_Toc17240"/>
+      <w:bookmarkStart w:id="32" w:name="_Toc166848188"/>
+      <w:bookmarkStart w:id="33" w:name="_Toc107825551"/>
       <w:bookmarkStart w:id="34" w:name="_Toc29923"/>
       <w:bookmarkStart w:id="35" w:name="_Toc149837258"/>
       <w:bookmarkStart w:id="36" w:name="_Toc12516"/>
-      <w:bookmarkStart w:id="37" w:name="_Toc23846_WPSOffice_Level1"/>
-      <w:bookmarkStart w:id="38" w:name="_Toc32443_WPSOffice_Level1"/>
-      <w:bookmarkStart w:id="39" w:name="_Toc25727"/>
-      <w:bookmarkStart w:id="40" w:name="_Toc4331_WPSOffice_Level1"/>
+      <w:bookmarkStart w:id="37" w:name="_Toc25727"/>
+      <w:bookmarkStart w:id="38" w:name="_Toc4331_WPSOffice_Level1"/>
+      <w:bookmarkStart w:id="39" w:name="_Toc32443_WPSOffice_Level1"/>
+      <w:bookmarkStart w:id="40" w:name="_Toc23846_WPSOffice_Level1"/>
       <w:bookmarkStart w:id="41" w:name="_Toc23903"/>
       <w:r>
         <w:rPr>
@@ -9566,12 +7822,6 @@
             <w:insideH w:val="single" w:color="0070C0" w:sz="4" w:space="0"/>
             <w:insideV w:val="single" w:color="0070C0" w:sz="4" w:space="0"/>
           </w:tblBorders>
-          <w:tblCellMar>
-            <w:top w:w="0" w:type="dxa"/>
-            <w:left w:w="0" w:type="dxa"/>
-            <w:bottom w:w="0" w:type="dxa"/>
-            <w:right w:w="0" w:type="dxa"/>
-          </w:tblCellMar>
         </w:tblPrEx>
         <w:trPr>
           <w:trHeight w:val="1404" w:hRule="atLeast"/>
@@ -11354,12 +9604,6 @@
             <w:insideH w:val="single" w:color="0070C0" w:sz="4" w:space="0"/>
             <w:insideV w:val="single" w:color="0070C0" w:sz="4" w:space="0"/>
           </w:tblBorders>
-          <w:tblCellMar>
-            <w:top w:w="0" w:type="dxa"/>
-            <w:left w:w="0" w:type="dxa"/>
-            <w:bottom w:w="0" w:type="dxa"/>
-            <w:right w:w="0" w:type="dxa"/>
-          </w:tblCellMar>
         </w:tblPrEx>
         <w:trPr>
           <w:trHeight w:val="1404" w:hRule="atLeast"/>
@@ -13397,9 +11641,9 @@
           <w:color w:val="0070C0"/>
         </w:rPr>
       </w:pPr>
-      <w:bookmarkStart w:id="43" w:name="_Toc23435"/>
-      <w:bookmarkStart w:id="44" w:name="_Toc1270"/>
-      <w:bookmarkStart w:id="45" w:name="_Toc149837259"/>
+      <w:bookmarkStart w:id="43" w:name="_Toc149837259"/>
+      <w:bookmarkStart w:id="44" w:name="_Toc23435"/>
+      <w:bookmarkStart w:id="45" w:name="_Toc1270"/>
       <w:r>
         <w:rPr>
           <w:rFonts w:hint="eastAsia"/>
@@ -14012,12 +12256,6 @@
             <w:insideH w:val="dotted" w:color="00B050" w:sz="4" w:space="0"/>
             <w:insideV w:val="dotted" w:color="00B050" w:sz="4" w:space="0"/>
           </w:tblBorders>
-          <w:tblCellMar>
-            <w:top w:w="0" w:type="dxa"/>
-            <w:left w:w="0" w:type="dxa"/>
-            <w:bottom w:w="0" w:type="dxa"/>
-            <w:right w:w="0" w:type="dxa"/>
-          </w:tblCellMar>
         </w:tblPrEx>
         <w:trPr>
           <w:trHeight w:val="510" w:hRule="atLeast"/>
@@ -17848,11 +16086,11 @@
         </w:rPr>
       </w:pPr>
       <w:bookmarkStart w:id="46" w:name="_Toc106719764"/>
-      <w:bookmarkStart w:id="47" w:name="_Toc10223"/>
-      <w:bookmarkStart w:id="48" w:name="_Toc7657"/>
-      <w:bookmarkStart w:id="49" w:name="_Toc20034"/>
+      <w:bookmarkStart w:id="47" w:name="_Toc7657"/>
+      <w:bookmarkStart w:id="48" w:name="_Toc26335"/>
+      <w:bookmarkStart w:id="49" w:name="_Toc10223"/>
       <w:bookmarkStart w:id="50" w:name="_Toc29277"/>
-      <w:bookmarkStart w:id="51" w:name="_Toc26335"/>
+      <w:bookmarkStart w:id="51" w:name="_Toc20034"/>
       <w:r>
         <w:rPr>
           <w:rFonts w:hint="eastAsia"/>
@@ -20861,8 +19099,8 @@
           <w:szCs w:val="32"/>
         </w:rPr>
       </w:pPr>
-      <w:bookmarkStart w:id="52" w:name="_Toc4421"/>
-      <w:bookmarkStart w:id="53" w:name="_Toc934"/>
+      <w:bookmarkStart w:id="52" w:name="_Toc934"/>
+      <w:bookmarkStart w:id="53" w:name="_Toc4421"/>
       <w:r>
         <w:rPr>
           <w:rFonts w:hint="eastAsia"/>
@@ -20895,18 +19133,18 @@
           <w:lang w:eastAsia="zh-CN"/>
         </w:rPr>
       </w:pPr>
-      <w:bookmarkStart w:id="54" w:name="_Toc107330125"/>
+      <w:bookmarkStart w:id="54" w:name="_Toc25310"/>
       <w:bookmarkStart w:id="55" w:name="_Toc26107"/>
       <w:bookmarkStart w:id="56" w:name="_Toc10233"/>
-      <w:bookmarkStart w:id="57" w:name="_Toc21881"/>
-      <w:bookmarkStart w:id="58" w:name="_Toc107825556"/>
-      <w:bookmarkStart w:id="59" w:name="_Toc25310"/>
-      <w:bookmarkStart w:id="60" w:name="_Toc166848193"/>
-      <w:bookmarkStart w:id="61" w:name="_Toc21764_WPSOffice_Level1"/>
-      <w:bookmarkStart w:id="62" w:name="_Toc1707_WPSOffice_Level1"/>
-      <w:bookmarkStart w:id="63" w:name="_Toc28240"/>
-      <w:bookmarkStart w:id="64" w:name="_Toc27302"/>
-      <w:bookmarkStart w:id="65" w:name="_Toc13196_WPSOffice_Level1"/>
+      <w:bookmarkStart w:id="57" w:name="_Toc166848193"/>
+      <w:bookmarkStart w:id="58" w:name="_Toc107330125"/>
+      <w:bookmarkStart w:id="59" w:name="_Toc107825556"/>
+      <w:bookmarkStart w:id="60" w:name="_Toc21881"/>
+      <w:bookmarkStart w:id="61" w:name="_Toc1707_WPSOffice_Level1"/>
+      <w:bookmarkStart w:id="62" w:name="_Toc28240"/>
+      <w:bookmarkStart w:id="63" w:name="_Toc21764_WPSOffice_Level1"/>
+      <w:bookmarkStart w:id="64" w:name="_Toc13196_WPSOffice_Level1"/>
+      <w:bookmarkStart w:id="65" w:name="_Toc27302"/>
       <w:r>
         <w:rPr>
           <w:rFonts w:hint="eastAsia"/>
@@ -25988,8 +24226,8 @@
         </w:rPr>
         <w:br w:type="page"/>
       </w:r>
-      <w:bookmarkStart w:id="68" w:name="_Toc26395"/>
-      <w:bookmarkStart w:id="69" w:name="_Toc31324"/>
+      <w:bookmarkStart w:id="68" w:name="_Toc31324"/>
+      <w:bookmarkStart w:id="69" w:name="_Toc26395"/>
     </w:p>
     <w:bookmarkEnd w:id="68"/>
     <w:bookmarkEnd w:id="69"/>
@@ -26030,11 +24268,11 @@
           <w:lang w:eastAsia="zh-CN"/>
         </w:rPr>
       </w:pPr>
-      <w:bookmarkStart w:id="70" w:name="_Toc32302"/>
-      <w:bookmarkStart w:id="71" w:name="_Toc4331_WPSOffice_Level2"/>
-      <w:bookmarkStart w:id="72" w:name="_Toc32443_WPSOffice_Level2"/>
+      <w:bookmarkStart w:id="70" w:name="_Toc4331_WPSOffice_Level2"/>
+      <w:bookmarkStart w:id="71" w:name="_Toc32302"/>
+      <w:bookmarkStart w:id="72" w:name="_Toc23606"/>
       <w:bookmarkStart w:id="73" w:name="_Toc21615"/>
-      <w:bookmarkStart w:id="74" w:name="_Toc23606"/>
+      <w:bookmarkStart w:id="74" w:name="_Toc32443_WPSOffice_Level2"/>
       <w:bookmarkStart w:id="75" w:name="_Toc21349"/>
       <w:bookmarkStart w:id="76" w:name="_Toc149837264"/>
       <w:r>
@@ -38558,18 +36796,18 @@
           <w:lang w:eastAsia="zh-CN"/>
         </w:rPr>
       </w:pPr>
-      <w:bookmarkStart w:id="82" w:name="_Toc24085_WPSOffice_Level1"/>
-      <w:bookmarkStart w:id="83" w:name="_Toc9066"/>
-      <w:bookmarkStart w:id="84" w:name="_Toc19066"/>
-      <w:bookmarkStart w:id="85" w:name="_Toc14255_WPSOffice_Level1"/>
-      <w:bookmarkStart w:id="86" w:name="_Toc3674"/>
-      <w:bookmarkStart w:id="87" w:name="_Toc25043"/>
+      <w:bookmarkStart w:id="82" w:name="_Toc14255_WPSOffice_Level1"/>
+      <w:bookmarkStart w:id="83" w:name="_Toc3674"/>
+      <w:bookmarkStart w:id="84" w:name="_Toc25043"/>
+      <w:bookmarkStart w:id="85" w:name="_Toc9066"/>
+      <w:bookmarkStart w:id="86" w:name="_Toc24085_WPSOffice_Level1"/>
+      <w:bookmarkStart w:id="87" w:name="_Toc19066"/>
       <w:bookmarkStart w:id="88" w:name="_Toc15840_WPSOffice_Level1"/>
       <w:bookmarkStart w:id="89" w:name="_Hlk33190413"/>
       <w:bookmarkStart w:id="90" w:name="_Toc18699"/>
-      <w:bookmarkStart w:id="91" w:name="_Toc28810_WPSOffice_Level1"/>
+      <w:bookmarkStart w:id="91" w:name="_Toc11896_WPSOffice_Level1"/>
       <w:bookmarkStart w:id="92" w:name="_Toc11193_WPSOffice_Level1"/>
-      <w:bookmarkStart w:id="93" w:name="_Toc11896_WPSOffice_Level1"/>
+      <w:bookmarkStart w:id="93" w:name="_Toc28810_WPSOffice_Level1"/>
       <w:r>
         <w:rPr>
           <w:rFonts w:hint="eastAsia"/>
@@ -41147,8 +39385,8 @@
           <w:lang w:eastAsia="zh-CN"/>
         </w:rPr>
       </w:pPr>
-      <w:bookmarkStart w:id="94" w:name="_Toc7713"/>
-      <w:bookmarkStart w:id="95" w:name="_Toc7466"/>
+      <w:bookmarkStart w:id="94" w:name="_Toc7466"/>
+      <w:bookmarkStart w:id="95" w:name="_Toc7713"/>
       <w:r>
         <w:rPr>
           <w:rFonts w:hint="eastAsia"/>
@@ -42171,11 +40409,11 @@
           <w:lang w:eastAsia="zh-CN"/>
         </w:rPr>
       </w:pPr>
-      <w:bookmarkStart w:id="98" w:name="_Toc1901"/>
-      <w:bookmarkStart w:id="99" w:name="_Toc19415"/>
-      <w:bookmarkStart w:id="100" w:name="_Toc29387"/>
-      <w:bookmarkStart w:id="101" w:name="_Toc166848199"/>
-      <w:bookmarkStart w:id="102" w:name="_Toc107825565"/>
+      <w:bookmarkStart w:id="98" w:name="_Toc19415"/>
+      <w:bookmarkStart w:id="99" w:name="_Toc166848199"/>
+      <w:bookmarkStart w:id="100" w:name="_Toc107825565"/>
+      <w:bookmarkStart w:id="101" w:name="_Toc1901"/>
+      <w:bookmarkStart w:id="102" w:name="_Toc29387"/>
       <w:bookmarkStart w:id="103" w:name="_Toc14221"/>
       <w:r>
         <w:rPr>
@@ -42961,8 +41199,8 @@
         </w:rPr>
       </w:pPr>
       <w:bookmarkStart w:id="104" w:name="_Toc107825566"/>
-      <w:bookmarkStart w:id="105" w:name="_Toc11974"/>
-      <w:bookmarkStart w:id="106" w:name="_Toc166848200"/>
+      <w:bookmarkStart w:id="105" w:name="_Toc166848200"/>
+      <w:bookmarkStart w:id="106" w:name="_Toc11974"/>
       <w:bookmarkStart w:id="107" w:name="_Toc32501"/>
       <w:bookmarkStart w:id="108" w:name="_Toc22197"/>
       <w:r>
@@ -43082,7 +41320,7 @@
                     </pic:cNvPicPr>
                   </pic:nvPicPr>
                   <pic:blipFill>
-                    <a:blip r:embed="rId14"/>
+                    <a:blip r:embed="rId13"/>
                     <a:stretch>
                       <a:fillRect/>
                     </a:stretch>
@@ -44239,15 +42477,15 @@
           <w:lang w:eastAsia="zh-CN"/>
         </w:rPr>
       </w:pPr>
-      <w:bookmarkStart w:id="110" w:name="_Toc4680"/>
-      <w:bookmarkStart w:id="111" w:name="_Toc3846"/>
-      <w:bookmarkStart w:id="112" w:name="_Toc13238"/>
+      <w:bookmarkStart w:id="110" w:name="_Toc5114"/>
+      <w:bookmarkStart w:id="111" w:name="_Toc29283"/>
+      <w:bookmarkStart w:id="112" w:name="_Toc3846"/>
       <w:bookmarkStart w:id="113" w:name="_Toc5400"/>
-      <w:bookmarkStart w:id="114" w:name="_Toc29283"/>
+      <w:bookmarkStart w:id="114" w:name="_Toc29484"/>
       <w:bookmarkStart w:id="115" w:name="_Toc32060"/>
-      <w:bookmarkStart w:id="116" w:name="_Toc29484"/>
-      <w:bookmarkStart w:id="117" w:name="_Toc27291"/>
-      <w:bookmarkStart w:id="118" w:name="_Toc5114"/>
+      <w:bookmarkStart w:id="116" w:name="_Toc27291"/>
+      <w:bookmarkStart w:id="117" w:name="_Toc4680"/>
+      <w:bookmarkStart w:id="118" w:name="_Toc13238"/>
       <w:r>
         <w:rPr>
           <w:rFonts w:ascii="Times New Roman" w:hAnsi="Times New Roman" w:eastAsia="微软雅黑" w:cs="Times New Roman"/>
@@ -44463,14 +42701,14 @@
         </w:rPr>
       </w:pPr>
       <w:bookmarkStart w:id="119" w:name="_Toc10299"/>
-      <w:bookmarkStart w:id="120" w:name="_Toc126"/>
-      <w:bookmarkStart w:id="121" w:name="_Toc5838"/>
-      <w:bookmarkStart w:id="122" w:name="_Toc21034"/>
-      <w:bookmarkStart w:id="123" w:name="_Toc22196"/>
-      <w:bookmarkStart w:id="124" w:name="_Toc783"/>
-      <w:bookmarkStart w:id="125" w:name="_Toc32349"/>
-      <w:bookmarkStart w:id="126" w:name="_Toc2976"/>
-      <w:bookmarkStart w:id="127" w:name="_Toc1891"/>
+      <w:bookmarkStart w:id="120" w:name="_Toc21034"/>
+      <w:bookmarkStart w:id="121" w:name="_Toc32349"/>
+      <w:bookmarkStart w:id="122" w:name="_Toc783"/>
+      <w:bookmarkStart w:id="123" w:name="_Toc2976"/>
+      <w:bookmarkStart w:id="124" w:name="_Toc1891"/>
+      <w:bookmarkStart w:id="125" w:name="_Toc22196"/>
+      <w:bookmarkStart w:id="126" w:name="_Toc126"/>
+      <w:bookmarkStart w:id="127" w:name="_Toc5838"/>
       <w:r>
         <w:rPr>
           <w:rFonts w:ascii="Times New Roman" w:hAnsi="Times New Roman" w:eastAsia="微软雅黑" w:cs="Times New Roman"/>
@@ -44752,7 +42990,6 @@
           <w:sz w:val="22"/>
         </w:rPr>
       </w:pPr>
-      <w:bookmarkStart w:id="128" w:name="_GoBack"/>
       <w:r>
         <w:rPr>
           <w:rFonts w:ascii="Times New Roman" w:hAnsi="Times New Roman" w:eastAsia="等线"/>
@@ -44760,7 +42997,7 @@
           <w:lang w:eastAsia="zh-CN"/>
         </w:rPr>
         <w:drawing>
-          <wp:anchor distT="0" distB="0" distL="114300" distR="114300" simplePos="0" relativeHeight="251665408" behindDoc="0" locked="0" layoutInCell="1" allowOverlap="1">
+          <wp:anchor distT="0" distB="0" distL="114300" distR="114300" simplePos="0" relativeHeight="251661312" behindDoc="0" locked="0" layoutInCell="1" allowOverlap="1">
             <wp:simplePos x="0" y="0"/>
             <wp:positionH relativeFrom="column">
               <wp:posOffset>-655320</wp:posOffset>
@@ -44785,7 +43022,7 @@
                     </pic:cNvPicPr>
                   </pic:nvPicPr>
                   <pic:blipFill>
-                    <a:blip r:embed="rId15"/>
+                    <a:blip r:embed="rId14"/>
                     <a:stretch>
                       <a:fillRect/>
                     </a:stretch>
@@ -44805,7 +43042,6 @@
           </wp:anchor>
         </w:drawing>
       </w:r>
-      <w:bookmarkEnd w:id="128"/>
     </w:p>
     <w:sectPr>
       <w:footerReference r:id="rId7" w:type="default"/>

--- a/WebContent/docx/BRCA12基因+同源重组修复缺陷评分（HRD score）报告-基智远.docx
+++ b/WebContent/docx/BRCA12基因+同源重组修复缺陷评分（HRD score）报告-基智远.docx
@@ -3096,11 +3096,11 @@
             </w:rPr>
             <w:fldChar w:fldCharType="end"/>
           </w:r>
-          <w:bookmarkStart w:id="0" w:name="_Toc30143_WPSOffice_Level1"/>
-          <w:bookmarkStart w:id="1" w:name="_Toc21009_WPSOffice_Level1"/>
-          <w:bookmarkStart w:id="2" w:name="_Toc21669"/>
-          <w:bookmarkStart w:id="3" w:name="_Toc13806"/>
-          <w:bookmarkStart w:id="4" w:name="_Toc24178_WPSOffice_Level1"/>
+          <w:bookmarkStart w:id="0" w:name="_Toc21669"/>
+          <w:bookmarkStart w:id="1" w:name="_Toc13806"/>
+          <w:bookmarkStart w:id="2" w:name="_Toc24178_WPSOffice_Level1"/>
+          <w:bookmarkStart w:id="3" w:name="_Toc30143_WPSOffice_Level1"/>
+          <w:bookmarkStart w:id="4" w:name="_Toc21009_WPSOffice_Level1"/>
         </w:p>
       </w:sdtContent>
     </w:sdt>
@@ -3373,26 +3373,40 @@
             </w:pPr>
             <w:r>
               <w:rPr>
-                <w:rFonts w:ascii="Times New Roman" w:hAnsi="Times New Roman" w:eastAsia="微软雅黑" w:cs="Times New Roman"/>
+                <w:rFonts w:hint="eastAsia" w:ascii="Times New Roman" w:hAnsi="Times New Roman" w:eastAsia="微软雅黑" w:cs="Times New Roman"/>
                 <w:bCs/>
                 <w:color w:val="000000"/>
                 <w:sz w:val="21"/>
                 <w:szCs w:val="21"/>
-                <w:lang w:eastAsia="zh-CN"/>
-              </w:rPr>
-              <w:t>送检时间：</w:t>
-            </w:r>
-            <w:r>
-              <w:rPr>
-                <w:rFonts w:hint="eastAsia" w:ascii="Times New Roman" w:hAnsi="Times New Roman" w:eastAsia="微软雅黑" w:cs="Times New Roman"/>
+                <w:lang w:val="en-US" w:eastAsia="zh-CN"/>
+              </w:rPr>
+              <w:t>样本采集</w:t>
+            </w:r>
+            <w:r>
+              <w:rPr>
+                <w:rFonts w:ascii="Times New Roman" w:hAnsi="Times New Roman" w:eastAsia="微软雅黑" w:cs="Times New Roman"/>
                 <w:bCs/>
                 <w:color w:val="000000"/>
                 <w:sz w:val="21"/>
                 <w:szCs w:val="21"/>
                 <w:lang w:eastAsia="zh-CN"/>
               </w:rPr>
-              <w:t>{{ commission_date }}</w:t>
-            </w:r>
+              <w:t>时间：</w:t>
+            </w:r>
+            <w:r>
+              <w:rPr>
+                <w:rFonts w:hint="eastAsia" w:ascii="Times New Roman" w:hAnsi="Times New Roman" w:eastAsia="微软雅黑" w:cs="Times New Roman"/>
+                <w:bCs/>
+                <w:color w:val="000000"/>
+                <w:sz w:val="21"/>
+                <w:szCs w:val="21"/>
+                <w:highlight w:val="none"/>
+                <w:lang w:val="en-US" w:eastAsia="zh-CN"/>
+              </w:rPr>
+              <w:t>-</w:t>
+            </w:r>
+            <w:bookmarkStart w:id="128" w:name="_GoBack"/>
+            <w:bookmarkEnd w:id="128"/>
           </w:p>
         </w:tc>
       </w:tr>
@@ -3712,12 +3726,12 @@
           <w:szCs w:val="32"/>
         </w:rPr>
       </w:pPr>
-      <w:bookmarkStart w:id="7" w:name="_Toc18062_WPSOffice_Level1"/>
-      <w:bookmarkStart w:id="8" w:name="_Toc11015_WPSOffice_Level1"/>
-      <w:bookmarkStart w:id="9" w:name="_Toc14153"/>
-      <w:bookmarkStart w:id="10" w:name="_Toc30875"/>
-      <w:bookmarkStart w:id="11" w:name="_Toc17451"/>
-      <w:bookmarkStart w:id="12" w:name="_Toc7021_WPSOffice_Level1"/>
+      <w:bookmarkStart w:id="7" w:name="_Toc17451"/>
+      <w:bookmarkStart w:id="8" w:name="_Toc18062_WPSOffice_Level1"/>
+      <w:bookmarkStart w:id="9" w:name="_Toc11015_WPSOffice_Level1"/>
+      <w:bookmarkStart w:id="10" w:name="_Toc7021_WPSOffice_Level1"/>
+      <w:bookmarkStart w:id="11" w:name="_Toc14153"/>
+      <w:bookmarkStart w:id="12" w:name="_Toc30875"/>
       <w:bookmarkStart w:id="13" w:name="_Toc3823"/>
       <w:r>
         <w:rPr>
@@ -3902,10 +3916,10 @@
           <w:szCs w:val="32"/>
         </w:rPr>
       </w:pPr>
-      <w:bookmarkStart w:id="14" w:name="_Toc23369_WPSOffice_Level1"/>
-      <w:bookmarkStart w:id="15" w:name="_Toc18058"/>
-      <w:bookmarkStart w:id="16" w:name="_Toc25920"/>
-      <w:bookmarkStart w:id="17" w:name="_Toc6221_WPSOffice_Level1"/>
+      <w:bookmarkStart w:id="14" w:name="_Toc6221_WPSOffice_Level1"/>
+      <w:bookmarkStart w:id="15" w:name="_Toc23369_WPSOffice_Level1"/>
+      <w:bookmarkStart w:id="16" w:name="_Toc18058"/>
+      <w:bookmarkStart w:id="17" w:name="_Toc25920"/>
       <w:bookmarkStart w:id="18" w:name="_Toc9759"/>
       <w:bookmarkStart w:id="19" w:name="_Toc19763"/>
       <w:bookmarkStart w:id="20" w:name="_Toc534807930"/>
@@ -3962,9 +3976,9 @@
           <w:lang w:eastAsia="zh-CN"/>
         </w:rPr>
       </w:pPr>
-      <w:bookmarkStart w:id="21" w:name="_Toc31543"/>
-      <w:bookmarkStart w:id="22" w:name="_Toc149837254"/>
-      <w:bookmarkStart w:id="23" w:name="_Toc14306"/>
+      <w:bookmarkStart w:id="21" w:name="_Toc149837254"/>
+      <w:bookmarkStart w:id="22" w:name="_Toc14306"/>
+      <w:bookmarkStart w:id="23" w:name="_Toc31543"/>
       <w:r>
         <w:rPr>
           <w:rFonts w:hint="eastAsia"/>
@@ -4015,12 +4029,6 @@
             <w:insideH w:val="single" w:color="00AF50" w:sz="24" w:space="0"/>
             <w:insideV w:val="single" w:color="00AF50" w:sz="24" w:space="0"/>
           </w:tblBorders>
-          <w:tblCellMar>
-            <w:top w:w="0" w:type="dxa"/>
-            <w:left w:w="0" w:type="dxa"/>
-            <w:bottom w:w="0" w:type="dxa"/>
-            <w:right w:w="0" w:type="dxa"/>
-          </w:tblCellMar>
         </w:tblPrEx>
         <w:trPr>
           <w:trHeight w:val="488" w:hRule="atLeast"/>
@@ -5592,8 +5600,6 @@
           <w:lang w:eastAsia="zh-CN"/>
         </w:rPr>
       </w:pPr>
-      <w:bookmarkStart w:id="128" w:name="_GoBack"/>
-      <w:bookmarkEnd w:id="128"/>
       <w:r>
         <w:rPr>
           <w:sz w:val="22"/>
@@ -6225,7 +6231,7 @@
           </mc:Choice>
           <mc:Fallback>
             <w:pict>
-              <v:group id="_x0000_s1026" o:spid="_x0000_s1026" o:spt="203" style="position:absolute;left:0pt;margin-left:218.5pt;margin-top:6pt;height:45.05pt;width:230.5pt;z-index:251663360;mso-width-relative:page;mso-height-relative:page;" coordorigin="19199,21203" coordsize="4610,901" o:gfxdata="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">
+              <v:group id="_x0000_s1026" o:spid="_x0000_s1026" o:spt="203" style="position:absolute;left:0pt;margin-left:218.5pt;margin-top:6pt;height:45.05pt;width:230.5pt;z-index:251663360;mso-width-relative:page;mso-height-relative:page;" coordorigin="19199,21203" coordsize="4610,901" o:gfxdata="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">
                 <o:lock v:ext="edit" aspectratio="f"/>
                 <v:shape id="图片 1" o:spid="_x0000_s1026" o:spt="75" type="#_x0000_t75" style="position:absolute;left:19199;top:21203;height:901;width:1672;" filled="f" o:preferrelative="t" stroked="f" coordsize="21600,21600" o:gfxdata="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">
                   <v:fill on="f" focussize="0,0"/>
@@ -6644,10 +6650,10 @@
         </w:rPr>
       </w:pPr>
       <w:bookmarkStart w:id="24" w:name="_Toc19898_WPSOffice_Level1"/>
-      <w:bookmarkStart w:id="25" w:name="_Toc30269"/>
-      <w:bookmarkStart w:id="26" w:name="_Toc22132"/>
-      <w:bookmarkStart w:id="27" w:name="_Toc20136_WPSOffice_Level1"/>
-      <w:bookmarkStart w:id="28" w:name="_Toc2781"/>
+      <w:bookmarkStart w:id="25" w:name="_Toc22132"/>
+      <w:bookmarkStart w:id="26" w:name="_Toc20136_WPSOffice_Level1"/>
+      <w:bookmarkStart w:id="27" w:name="_Toc2781"/>
+      <w:bookmarkStart w:id="28" w:name="_Toc30269"/>
       <w:bookmarkStart w:id="29" w:name="_Toc21428"/>
       <w:r>
         <w:rPr>
@@ -6682,18 +6688,18 @@
           <w:lang w:eastAsia="zh-CN"/>
         </w:rPr>
       </w:pPr>
-      <w:bookmarkStart w:id="30" w:name="_Toc23872"/>
+      <w:bookmarkStart w:id="30" w:name="_Toc29923"/>
       <w:bookmarkStart w:id="31" w:name="_Toc17240"/>
       <w:bookmarkStart w:id="32" w:name="_Toc166848188"/>
-      <w:bookmarkStart w:id="33" w:name="_Toc107825551"/>
-      <w:bookmarkStart w:id="34" w:name="_Toc29923"/>
+      <w:bookmarkStart w:id="33" w:name="_Toc23872"/>
+      <w:bookmarkStart w:id="34" w:name="_Toc107825551"/>
       <w:bookmarkStart w:id="35" w:name="_Toc149837258"/>
       <w:bookmarkStart w:id="36" w:name="_Toc12516"/>
-      <w:bookmarkStart w:id="37" w:name="_Toc25727"/>
-      <w:bookmarkStart w:id="38" w:name="_Toc4331_WPSOffice_Level1"/>
-      <w:bookmarkStart w:id="39" w:name="_Toc32443_WPSOffice_Level1"/>
-      <w:bookmarkStart w:id="40" w:name="_Toc23846_WPSOffice_Level1"/>
-      <w:bookmarkStart w:id="41" w:name="_Toc23903"/>
+      <w:bookmarkStart w:id="37" w:name="_Toc23846_WPSOffice_Level1"/>
+      <w:bookmarkStart w:id="38" w:name="_Toc32443_WPSOffice_Level1"/>
+      <w:bookmarkStart w:id="39" w:name="_Toc23903"/>
+      <w:bookmarkStart w:id="40" w:name="_Toc4331_WPSOffice_Level1"/>
+      <w:bookmarkStart w:id="41" w:name="_Toc25727"/>
       <w:r>
         <w:rPr>
           <w:rFonts w:hint="eastAsia"/>
@@ -7822,6 +7828,12 @@
             <w:insideH w:val="single" w:color="0070C0" w:sz="4" w:space="0"/>
             <w:insideV w:val="single" w:color="0070C0" w:sz="4" w:space="0"/>
           </w:tblBorders>
+          <w:tblCellMar>
+            <w:top w:w="0" w:type="dxa"/>
+            <w:left w:w="0" w:type="dxa"/>
+            <w:bottom w:w="0" w:type="dxa"/>
+            <w:right w:w="0" w:type="dxa"/>
+          </w:tblCellMar>
         </w:tblPrEx>
         <w:trPr>
           <w:trHeight w:val="1404" w:hRule="atLeast"/>
@@ -9604,6 +9616,12 @@
             <w:insideH w:val="single" w:color="0070C0" w:sz="4" w:space="0"/>
             <w:insideV w:val="single" w:color="0070C0" w:sz="4" w:space="0"/>
           </w:tblBorders>
+          <w:tblCellMar>
+            <w:top w:w="0" w:type="dxa"/>
+            <w:left w:w="0" w:type="dxa"/>
+            <w:bottom w:w="0" w:type="dxa"/>
+            <w:right w:w="0" w:type="dxa"/>
+          </w:tblCellMar>
         </w:tblPrEx>
         <w:trPr>
           <w:trHeight w:val="1404" w:hRule="atLeast"/>
@@ -12256,6 +12274,12 @@
             <w:insideH w:val="dotted" w:color="00B050" w:sz="4" w:space="0"/>
             <w:insideV w:val="dotted" w:color="00B050" w:sz="4" w:space="0"/>
           </w:tblBorders>
+          <w:tblCellMar>
+            <w:top w:w="0" w:type="dxa"/>
+            <w:left w:w="0" w:type="dxa"/>
+            <w:bottom w:w="0" w:type="dxa"/>
+            <w:right w:w="0" w:type="dxa"/>
+          </w:tblCellMar>
         </w:tblPrEx>
         <w:trPr>
           <w:trHeight w:val="510" w:hRule="atLeast"/>
@@ -13322,12 +13346,6 @@
             <w:insideH w:val="dotted" w:color="00B050" w:sz="4" w:space="0"/>
             <w:insideV w:val="dotted" w:color="00B050" w:sz="4" w:space="0"/>
           </w:tblBorders>
-          <w:tblCellMar>
-            <w:top w:w="0" w:type="dxa"/>
-            <w:left w:w="0" w:type="dxa"/>
-            <w:bottom w:w="0" w:type="dxa"/>
-            <w:right w:w="0" w:type="dxa"/>
-          </w:tblCellMar>
         </w:tblPrEx>
         <w:trPr>
           <w:trHeight w:val="510" w:hRule="atLeast"/>
@@ -16085,12 +16103,12 @@
           <w:lang w:eastAsia="zh-CN"/>
         </w:rPr>
       </w:pPr>
-      <w:bookmarkStart w:id="46" w:name="_Toc106719764"/>
-      <w:bookmarkStart w:id="47" w:name="_Toc7657"/>
-      <w:bookmarkStart w:id="48" w:name="_Toc26335"/>
-      <w:bookmarkStart w:id="49" w:name="_Toc10223"/>
-      <w:bookmarkStart w:id="50" w:name="_Toc29277"/>
-      <w:bookmarkStart w:id="51" w:name="_Toc20034"/>
+      <w:bookmarkStart w:id="46" w:name="_Toc10223"/>
+      <w:bookmarkStart w:id="47" w:name="_Toc26335"/>
+      <w:bookmarkStart w:id="48" w:name="_Toc29277"/>
+      <w:bookmarkStart w:id="49" w:name="_Toc20034"/>
+      <w:bookmarkStart w:id="50" w:name="_Toc106719764"/>
+      <w:bookmarkStart w:id="51" w:name="_Toc7657"/>
       <w:r>
         <w:rPr>
           <w:rFonts w:hint="eastAsia"/>
@@ -16563,12 +16581,6 @@
             <w:insideH w:val="single" w:color="4472C4" w:themeColor="accent5" w:sz="4" w:space="0"/>
             <w:insideV w:val="single" w:color="4472C4" w:themeColor="accent5" w:sz="4" w:space="0"/>
           </w:tblBorders>
-          <w:tblCellMar>
-            <w:top w:w="0" w:type="dxa"/>
-            <w:left w:w="108" w:type="dxa"/>
-            <w:bottom w:w="0" w:type="dxa"/>
-            <w:right w:w="108" w:type="dxa"/>
-          </w:tblCellMar>
         </w:tblPrEx>
         <w:trPr>
           <w:trHeight w:val="388" w:hRule="exact"/>
@@ -19133,18 +19145,18 @@
           <w:lang w:eastAsia="zh-CN"/>
         </w:rPr>
       </w:pPr>
-      <w:bookmarkStart w:id="54" w:name="_Toc25310"/>
-      <w:bookmarkStart w:id="55" w:name="_Toc26107"/>
-      <w:bookmarkStart w:id="56" w:name="_Toc10233"/>
-      <w:bookmarkStart w:id="57" w:name="_Toc166848193"/>
-      <w:bookmarkStart w:id="58" w:name="_Toc107330125"/>
-      <w:bookmarkStart w:id="59" w:name="_Toc107825556"/>
-      <w:bookmarkStart w:id="60" w:name="_Toc21881"/>
+      <w:bookmarkStart w:id="54" w:name="_Toc10233"/>
+      <w:bookmarkStart w:id="55" w:name="_Toc25310"/>
+      <w:bookmarkStart w:id="56" w:name="_Toc166848193"/>
+      <w:bookmarkStart w:id="57" w:name="_Toc21881"/>
+      <w:bookmarkStart w:id="58" w:name="_Toc26107"/>
+      <w:bookmarkStart w:id="59" w:name="_Toc107330125"/>
+      <w:bookmarkStart w:id="60" w:name="_Toc107825556"/>
       <w:bookmarkStart w:id="61" w:name="_Toc1707_WPSOffice_Level1"/>
-      <w:bookmarkStart w:id="62" w:name="_Toc28240"/>
-      <w:bookmarkStart w:id="63" w:name="_Toc21764_WPSOffice_Level1"/>
-      <w:bookmarkStart w:id="64" w:name="_Toc13196_WPSOffice_Level1"/>
-      <w:bookmarkStart w:id="65" w:name="_Toc27302"/>
+      <w:bookmarkStart w:id="62" w:name="_Toc21764_WPSOffice_Level1"/>
+      <w:bookmarkStart w:id="63" w:name="_Toc28240"/>
+      <w:bookmarkStart w:id="64" w:name="_Toc27302"/>
+      <w:bookmarkStart w:id="65" w:name="_Toc13196_WPSOffice_Level1"/>
       <w:r>
         <w:rPr>
           <w:rFonts w:hint="eastAsia"/>
@@ -36796,18 +36808,18 @@
           <w:lang w:eastAsia="zh-CN"/>
         </w:rPr>
       </w:pPr>
-      <w:bookmarkStart w:id="82" w:name="_Toc14255_WPSOffice_Level1"/>
-      <w:bookmarkStart w:id="83" w:name="_Toc3674"/>
-      <w:bookmarkStart w:id="84" w:name="_Toc25043"/>
-      <w:bookmarkStart w:id="85" w:name="_Toc9066"/>
-      <w:bookmarkStart w:id="86" w:name="_Toc24085_WPSOffice_Level1"/>
+      <w:bookmarkStart w:id="82" w:name="_Toc9066"/>
+      <w:bookmarkStart w:id="83" w:name="_Toc14255_WPSOffice_Level1"/>
+      <w:bookmarkStart w:id="84" w:name="_Toc3674"/>
+      <w:bookmarkStart w:id="85" w:name="_Toc24085_WPSOffice_Level1"/>
+      <w:bookmarkStart w:id="86" w:name="_Toc25043"/>
       <w:bookmarkStart w:id="87" w:name="_Toc19066"/>
       <w:bookmarkStart w:id="88" w:name="_Toc15840_WPSOffice_Level1"/>
       <w:bookmarkStart w:id="89" w:name="_Hlk33190413"/>
       <w:bookmarkStart w:id="90" w:name="_Toc18699"/>
-      <w:bookmarkStart w:id="91" w:name="_Toc11896_WPSOffice_Level1"/>
+      <w:bookmarkStart w:id="91" w:name="_Toc28810_WPSOffice_Level1"/>
       <w:bookmarkStart w:id="92" w:name="_Toc11193_WPSOffice_Level1"/>
-      <w:bookmarkStart w:id="93" w:name="_Toc28810_WPSOffice_Level1"/>
+      <w:bookmarkStart w:id="93" w:name="_Toc11896_WPSOffice_Level1"/>
       <w:r>
         <w:rPr>
           <w:rFonts w:hint="eastAsia"/>
@@ -39385,8 +39397,8 @@
           <w:lang w:eastAsia="zh-CN"/>
         </w:rPr>
       </w:pPr>
-      <w:bookmarkStart w:id="94" w:name="_Toc7466"/>
-      <w:bookmarkStart w:id="95" w:name="_Toc7713"/>
+      <w:bookmarkStart w:id="94" w:name="_Toc7713"/>
+      <w:bookmarkStart w:id="95" w:name="_Toc7466"/>
       <w:r>
         <w:rPr>
           <w:rFonts w:hint="eastAsia"/>
@@ -40410,10 +40422,10 @@
         </w:rPr>
       </w:pPr>
       <w:bookmarkStart w:id="98" w:name="_Toc19415"/>
-      <w:bookmarkStart w:id="99" w:name="_Toc166848199"/>
-      <w:bookmarkStart w:id="100" w:name="_Toc107825565"/>
-      <w:bookmarkStart w:id="101" w:name="_Toc1901"/>
-      <w:bookmarkStart w:id="102" w:name="_Toc29387"/>
+      <w:bookmarkStart w:id="99" w:name="_Toc29387"/>
+      <w:bookmarkStart w:id="100" w:name="_Toc166848199"/>
+      <w:bookmarkStart w:id="101" w:name="_Toc107825565"/>
+      <w:bookmarkStart w:id="102" w:name="_Toc1901"/>
       <w:bookmarkStart w:id="103" w:name="_Toc14221"/>
       <w:r>
         <w:rPr>
@@ -41199,9 +41211,9 @@
         </w:rPr>
       </w:pPr>
       <w:bookmarkStart w:id="104" w:name="_Toc107825566"/>
-      <w:bookmarkStart w:id="105" w:name="_Toc166848200"/>
-      <w:bookmarkStart w:id="106" w:name="_Toc11974"/>
-      <w:bookmarkStart w:id="107" w:name="_Toc32501"/>
+      <w:bookmarkStart w:id="105" w:name="_Toc11974"/>
+      <w:bookmarkStart w:id="106" w:name="_Toc32501"/>
+      <w:bookmarkStart w:id="107" w:name="_Toc166848200"/>
       <w:bookmarkStart w:id="108" w:name="_Toc22197"/>
       <w:r>
         <w:rPr>
@@ -42479,13 +42491,13 @@
       </w:pPr>
       <w:bookmarkStart w:id="110" w:name="_Toc5114"/>
       <w:bookmarkStart w:id="111" w:name="_Toc29283"/>
-      <w:bookmarkStart w:id="112" w:name="_Toc3846"/>
-      <w:bookmarkStart w:id="113" w:name="_Toc5400"/>
-      <w:bookmarkStart w:id="114" w:name="_Toc29484"/>
-      <w:bookmarkStart w:id="115" w:name="_Toc32060"/>
-      <w:bookmarkStart w:id="116" w:name="_Toc27291"/>
-      <w:bookmarkStart w:id="117" w:name="_Toc4680"/>
-      <w:bookmarkStart w:id="118" w:name="_Toc13238"/>
+      <w:bookmarkStart w:id="112" w:name="_Toc32060"/>
+      <w:bookmarkStart w:id="113" w:name="_Toc13238"/>
+      <w:bookmarkStart w:id="114" w:name="_Toc3846"/>
+      <w:bookmarkStart w:id="115" w:name="_Toc27291"/>
+      <w:bookmarkStart w:id="116" w:name="_Toc4680"/>
+      <w:bookmarkStart w:id="117" w:name="_Toc29484"/>
+      <w:bookmarkStart w:id="118" w:name="_Toc5400"/>
       <w:r>
         <w:rPr>
           <w:rFonts w:ascii="Times New Roman" w:hAnsi="Times New Roman" w:eastAsia="微软雅黑" w:cs="Times New Roman"/>
@@ -42701,14 +42713,14 @@
         </w:rPr>
       </w:pPr>
       <w:bookmarkStart w:id="119" w:name="_Toc10299"/>
-      <w:bookmarkStart w:id="120" w:name="_Toc21034"/>
-      <w:bookmarkStart w:id="121" w:name="_Toc32349"/>
-      <w:bookmarkStart w:id="122" w:name="_Toc783"/>
+      <w:bookmarkStart w:id="120" w:name="_Toc783"/>
+      <w:bookmarkStart w:id="121" w:name="_Toc21034"/>
+      <w:bookmarkStart w:id="122" w:name="_Toc32349"/>
       <w:bookmarkStart w:id="123" w:name="_Toc2976"/>
       <w:bookmarkStart w:id="124" w:name="_Toc1891"/>
-      <w:bookmarkStart w:id="125" w:name="_Toc22196"/>
-      <w:bookmarkStart w:id="126" w:name="_Toc126"/>
-      <w:bookmarkStart w:id="127" w:name="_Toc5838"/>
+      <w:bookmarkStart w:id="125" w:name="_Toc5838"/>
+      <w:bookmarkStart w:id="126" w:name="_Toc22196"/>
+      <w:bookmarkStart w:id="127" w:name="_Toc126"/>
       <w:r>
         <w:rPr>
           <w:rFonts w:ascii="Times New Roman" w:hAnsi="Times New Roman" w:eastAsia="微软雅黑" w:cs="Times New Roman"/>

--- a/WebContent/docx/BRCA12基因+同源重组修复缺陷评分（HRD score）报告-基智远.docx
+++ b/WebContent/docx/BRCA12基因+同源重组修复缺陷评分（HRD score）报告-基智远.docx
@@ -3096,11 +3096,11 @@
             </w:rPr>
             <w:fldChar w:fldCharType="end"/>
           </w:r>
-          <w:bookmarkStart w:id="0" w:name="_Toc21669"/>
-          <w:bookmarkStart w:id="1" w:name="_Toc13806"/>
+          <w:bookmarkStart w:id="0" w:name="_Toc21009_WPSOffice_Level1"/>
+          <w:bookmarkStart w:id="1" w:name="_Toc30143_WPSOffice_Level1"/>
           <w:bookmarkStart w:id="2" w:name="_Toc24178_WPSOffice_Level1"/>
-          <w:bookmarkStart w:id="3" w:name="_Toc30143_WPSOffice_Level1"/>
-          <w:bookmarkStart w:id="4" w:name="_Toc21009_WPSOffice_Level1"/>
+          <w:bookmarkStart w:id="3" w:name="_Toc13806"/>
+          <w:bookmarkStart w:id="4" w:name="_Toc21669"/>
         </w:p>
       </w:sdtContent>
     </w:sdt>
@@ -3119,8 +3119,8 @@
           <w:szCs w:val="32"/>
         </w:rPr>
       </w:pPr>
-      <w:bookmarkStart w:id="5" w:name="_Toc28851"/>
-      <w:bookmarkStart w:id="6" w:name="_Toc262"/>
+      <w:bookmarkStart w:id="5" w:name="_Toc262"/>
+      <w:bookmarkStart w:id="6" w:name="_Toc28851"/>
       <w:r>
         <w:rPr>
           <w:rFonts w:hint="eastAsia"/>
@@ -3393,6 +3393,7 @@
               </w:rPr>
               <w:t>时间：</w:t>
             </w:r>
+            <w:bookmarkStart w:id="128" w:name="_GoBack"/>
             <w:r>
               <w:rPr>
                 <w:rFonts w:hint="eastAsia" w:ascii="Times New Roman" w:hAnsi="Times New Roman" w:eastAsia="微软雅黑" w:cs="Times New Roman"/>
@@ -3400,12 +3401,10 @@
                 <w:color w:val="000000"/>
                 <w:sz w:val="21"/>
                 <w:szCs w:val="21"/>
-                <w:highlight w:val="none"/>
-                <w:lang w:val="en-US" w:eastAsia="zh-CN"/>
-              </w:rPr>
-              <w:t>-</w:t>
-            </w:r>
-            <w:bookmarkStart w:id="128" w:name="_GoBack"/>
+                <w:lang w:eastAsia="zh-CN"/>
+              </w:rPr>
+              <w:t>{{sample.collect_date}}</w:t>
+            </w:r>
             <w:bookmarkEnd w:id="128"/>
           </w:p>
         </w:tc>
@@ -3726,10 +3725,10 @@
           <w:szCs w:val="32"/>
         </w:rPr>
       </w:pPr>
-      <w:bookmarkStart w:id="7" w:name="_Toc17451"/>
+      <w:bookmarkStart w:id="7" w:name="_Toc7021_WPSOffice_Level1"/>
       <w:bookmarkStart w:id="8" w:name="_Toc18062_WPSOffice_Level1"/>
-      <w:bookmarkStart w:id="9" w:name="_Toc11015_WPSOffice_Level1"/>
-      <w:bookmarkStart w:id="10" w:name="_Toc7021_WPSOffice_Level1"/>
+      <w:bookmarkStart w:id="9" w:name="_Toc17451"/>
+      <w:bookmarkStart w:id="10" w:name="_Toc11015_WPSOffice_Level1"/>
       <w:bookmarkStart w:id="11" w:name="_Toc14153"/>
       <w:bookmarkStart w:id="12" w:name="_Toc30875"/>
       <w:bookmarkStart w:id="13" w:name="_Toc3823"/>
@@ -3916,10 +3915,10 @@
           <w:szCs w:val="32"/>
         </w:rPr>
       </w:pPr>
-      <w:bookmarkStart w:id="14" w:name="_Toc6221_WPSOffice_Level1"/>
-      <w:bookmarkStart w:id="15" w:name="_Toc23369_WPSOffice_Level1"/>
-      <w:bookmarkStart w:id="16" w:name="_Toc18058"/>
-      <w:bookmarkStart w:id="17" w:name="_Toc25920"/>
+      <w:bookmarkStart w:id="14" w:name="_Toc25920"/>
+      <w:bookmarkStart w:id="15" w:name="_Toc6221_WPSOffice_Level1"/>
+      <w:bookmarkStart w:id="16" w:name="_Toc23369_WPSOffice_Level1"/>
+      <w:bookmarkStart w:id="17" w:name="_Toc18058"/>
       <w:bookmarkStart w:id="18" w:name="_Toc9759"/>
       <w:bookmarkStart w:id="19" w:name="_Toc19763"/>
       <w:bookmarkStart w:id="20" w:name="_Toc534807930"/>
@@ -3976,9 +3975,9 @@
           <w:lang w:eastAsia="zh-CN"/>
         </w:rPr>
       </w:pPr>
-      <w:bookmarkStart w:id="21" w:name="_Toc149837254"/>
-      <w:bookmarkStart w:id="22" w:name="_Toc14306"/>
-      <w:bookmarkStart w:id="23" w:name="_Toc31543"/>
+      <w:bookmarkStart w:id="21" w:name="_Toc14306"/>
+      <w:bookmarkStart w:id="22" w:name="_Toc31543"/>
+      <w:bookmarkStart w:id="23" w:name="_Toc149837254"/>
       <w:r>
         <w:rPr>
           <w:rFonts w:hint="eastAsia"/>
@@ -4029,6 +4028,12 @@
             <w:insideH w:val="single" w:color="00AF50" w:sz="24" w:space="0"/>
             <w:insideV w:val="single" w:color="00AF50" w:sz="24" w:space="0"/>
           </w:tblBorders>
+          <w:tblCellMar>
+            <w:top w:w="0" w:type="dxa"/>
+            <w:left w:w="0" w:type="dxa"/>
+            <w:bottom w:w="0" w:type="dxa"/>
+            <w:right w:w="0" w:type="dxa"/>
+          </w:tblCellMar>
         </w:tblPrEx>
         <w:trPr>
           <w:trHeight w:val="488" w:hRule="atLeast"/>
@@ -5715,7 +5720,7 @@
           </mc:Choice>
           <mc:Fallback>
             <w:pict>
-              <v:group id="_x0000_s1026" o:spid="_x0000_s1026" o:spt="203" style="position:absolute;left:0pt;margin-left:219.1pt;margin-top:4.1pt;height:35.65pt;width:215.4pt;z-index:251662336;mso-width-relative:page;mso-height-relative:page;" coordorigin="19211,19395" coordsize="4308,713" o:gfxdata="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">
+              <v:group id="_x0000_s1026" o:spid="_x0000_s1026" o:spt="203" style="position:absolute;left:0pt;margin-left:219.1pt;margin-top:4.1pt;height:35.65pt;width:215.4pt;z-index:251662336;mso-width-relative:page;mso-height-relative:page;" coordorigin="19211,19395" coordsize="4308,713" o:gfxdata="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">
                 <o:lock v:ext="edit" aspectratio="f"/>
                 <v:shape id="图片 6" o:spid="_x0000_s1026" o:spt="75" alt="蔡冬雪" type="#_x0000_t75" style="position:absolute;left:19211;top:19491;height:566;width:1261;" filled="f" o:preferrelative="t" stroked="f" coordsize="21600,21600" o:gfxdata="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">
                   <v:fill on="f" focussize="0,0"/>
@@ -5755,14 +5760,6 @@
         <w:gridCol w:w="2294"/>
       </w:tblGrid>
       <w:tr>
-        <w:tblPrEx>
-          <w:tblCellMar>
-            <w:top w:w="0" w:type="dxa"/>
-            <w:left w:w="0" w:type="dxa"/>
-            <w:bottom w:w="0" w:type="dxa"/>
-            <w:right w:w="0" w:type="dxa"/>
-          </w:tblCellMar>
-        </w:tblPrEx>
         <w:trPr>
           <w:trHeight w:val="441" w:hRule="exact"/>
           <w:jc w:val="right"/>
@@ -6650,11 +6647,11 @@
         </w:rPr>
       </w:pPr>
       <w:bookmarkStart w:id="24" w:name="_Toc19898_WPSOffice_Level1"/>
-      <w:bookmarkStart w:id="25" w:name="_Toc22132"/>
-      <w:bookmarkStart w:id="26" w:name="_Toc20136_WPSOffice_Level1"/>
-      <w:bookmarkStart w:id="27" w:name="_Toc2781"/>
-      <w:bookmarkStart w:id="28" w:name="_Toc30269"/>
-      <w:bookmarkStart w:id="29" w:name="_Toc21428"/>
+      <w:bookmarkStart w:id="25" w:name="_Toc30269"/>
+      <w:bookmarkStart w:id="26" w:name="_Toc22132"/>
+      <w:bookmarkStart w:id="27" w:name="_Toc21428"/>
+      <w:bookmarkStart w:id="28" w:name="_Toc20136_WPSOffice_Level1"/>
+      <w:bookmarkStart w:id="29" w:name="_Toc2781"/>
       <w:r>
         <w:rPr>
           <w:rFonts w:hint="eastAsia"/>
@@ -6688,16 +6685,16 @@
           <w:lang w:eastAsia="zh-CN"/>
         </w:rPr>
       </w:pPr>
-      <w:bookmarkStart w:id="30" w:name="_Toc29923"/>
-      <w:bookmarkStart w:id="31" w:name="_Toc17240"/>
-      <w:bookmarkStart w:id="32" w:name="_Toc166848188"/>
+      <w:bookmarkStart w:id="30" w:name="_Toc166848188"/>
+      <w:bookmarkStart w:id="31" w:name="_Toc29923"/>
+      <w:bookmarkStart w:id="32" w:name="_Toc17240"/>
       <w:bookmarkStart w:id="33" w:name="_Toc23872"/>
       <w:bookmarkStart w:id="34" w:name="_Toc107825551"/>
-      <w:bookmarkStart w:id="35" w:name="_Toc149837258"/>
-      <w:bookmarkStart w:id="36" w:name="_Toc12516"/>
+      <w:bookmarkStart w:id="35" w:name="_Toc12516"/>
+      <w:bookmarkStart w:id="36" w:name="_Toc149837258"/>
       <w:bookmarkStart w:id="37" w:name="_Toc23846_WPSOffice_Level1"/>
-      <w:bookmarkStart w:id="38" w:name="_Toc32443_WPSOffice_Level1"/>
-      <w:bookmarkStart w:id="39" w:name="_Toc23903"/>
+      <w:bookmarkStart w:id="38" w:name="_Toc23903"/>
+      <w:bookmarkStart w:id="39" w:name="_Toc32443_WPSOffice_Level1"/>
       <w:bookmarkStart w:id="40" w:name="_Toc4331_WPSOffice_Level1"/>
       <w:bookmarkStart w:id="41" w:name="_Toc25727"/>
       <w:r>
@@ -11659,9 +11656,9 @@
           <w:color w:val="0070C0"/>
         </w:rPr>
       </w:pPr>
-      <w:bookmarkStart w:id="43" w:name="_Toc149837259"/>
-      <w:bookmarkStart w:id="44" w:name="_Toc23435"/>
-      <w:bookmarkStart w:id="45" w:name="_Toc1270"/>
+      <w:bookmarkStart w:id="43" w:name="_Toc1270"/>
+      <w:bookmarkStart w:id="44" w:name="_Toc149837259"/>
+      <w:bookmarkStart w:id="45" w:name="_Toc23435"/>
       <w:r>
         <w:rPr>
           <w:rFonts w:hint="eastAsia"/>
@@ -13346,6 +13343,12 @@
             <w:insideH w:val="dotted" w:color="00B050" w:sz="4" w:space="0"/>
             <w:insideV w:val="dotted" w:color="00B050" w:sz="4" w:space="0"/>
           </w:tblBorders>
+          <w:tblCellMar>
+            <w:top w:w="0" w:type="dxa"/>
+            <w:left w:w="0" w:type="dxa"/>
+            <w:bottom w:w="0" w:type="dxa"/>
+            <w:right w:w="0" w:type="dxa"/>
+          </w:tblCellMar>
         </w:tblPrEx>
         <w:trPr>
           <w:trHeight w:val="510" w:hRule="atLeast"/>
@@ -15620,12 +15623,6 @@
             <w:insideH w:val="single" w:color="A4A4A4" w:sz="4" w:space="0"/>
             <w:insideV w:val="single" w:color="A4A4A4" w:sz="4" w:space="0"/>
           </w:tblBorders>
-          <w:tblCellMar>
-            <w:top w:w="0" w:type="dxa"/>
-            <w:left w:w="0" w:type="dxa"/>
-            <w:bottom w:w="0" w:type="dxa"/>
-            <w:right w:w="0" w:type="dxa"/>
-          </w:tblCellMar>
         </w:tblPrEx>
         <w:trPr>
           <w:trHeight w:val="769" w:hRule="atLeast"/>
@@ -16103,12 +16100,12 @@
           <w:lang w:eastAsia="zh-CN"/>
         </w:rPr>
       </w:pPr>
-      <w:bookmarkStart w:id="46" w:name="_Toc10223"/>
+      <w:bookmarkStart w:id="46" w:name="_Toc29277"/>
       <w:bookmarkStart w:id="47" w:name="_Toc26335"/>
-      <w:bookmarkStart w:id="48" w:name="_Toc29277"/>
+      <w:bookmarkStart w:id="48" w:name="_Toc7657"/>
       <w:bookmarkStart w:id="49" w:name="_Toc20034"/>
       <w:bookmarkStart w:id="50" w:name="_Toc106719764"/>
-      <w:bookmarkStart w:id="51" w:name="_Toc7657"/>
+      <w:bookmarkStart w:id="51" w:name="_Toc10223"/>
       <w:r>
         <w:rPr>
           <w:rFonts w:hint="eastAsia"/>
@@ -16581,6 +16578,12 @@
             <w:insideH w:val="single" w:color="4472C4" w:themeColor="accent5" w:sz="4" w:space="0"/>
             <w:insideV w:val="single" w:color="4472C4" w:themeColor="accent5" w:sz="4" w:space="0"/>
           </w:tblBorders>
+          <w:tblCellMar>
+            <w:top w:w="0" w:type="dxa"/>
+            <w:left w:w="108" w:type="dxa"/>
+            <w:bottom w:w="0" w:type="dxa"/>
+            <w:right w:w="108" w:type="dxa"/>
+          </w:tblCellMar>
         </w:tblPrEx>
         <w:trPr>
           <w:trHeight w:val="388" w:hRule="exact"/>
@@ -19146,16 +19149,16 @@
         </w:rPr>
       </w:pPr>
       <w:bookmarkStart w:id="54" w:name="_Toc10233"/>
-      <w:bookmarkStart w:id="55" w:name="_Toc25310"/>
-      <w:bookmarkStart w:id="56" w:name="_Toc166848193"/>
+      <w:bookmarkStart w:id="55" w:name="_Toc107330125"/>
+      <w:bookmarkStart w:id="56" w:name="_Toc107825556"/>
       <w:bookmarkStart w:id="57" w:name="_Toc21881"/>
-      <w:bookmarkStart w:id="58" w:name="_Toc26107"/>
-      <w:bookmarkStart w:id="59" w:name="_Toc107330125"/>
-      <w:bookmarkStart w:id="60" w:name="_Toc107825556"/>
+      <w:bookmarkStart w:id="58" w:name="_Toc25310"/>
+      <w:bookmarkStart w:id="59" w:name="_Toc166848193"/>
+      <w:bookmarkStart w:id="60" w:name="_Toc26107"/>
       <w:bookmarkStart w:id="61" w:name="_Toc1707_WPSOffice_Level1"/>
-      <w:bookmarkStart w:id="62" w:name="_Toc21764_WPSOffice_Level1"/>
-      <w:bookmarkStart w:id="63" w:name="_Toc28240"/>
-      <w:bookmarkStart w:id="64" w:name="_Toc27302"/>
+      <w:bookmarkStart w:id="62" w:name="_Toc27302"/>
+      <w:bookmarkStart w:id="63" w:name="_Toc21764_WPSOffice_Level1"/>
+      <w:bookmarkStart w:id="64" w:name="_Toc28240"/>
       <w:bookmarkStart w:id="65" w:name="_Toc13196_WPSOffice_Level1"/>
       <w:r>
         <w:rPr>
@@ -24238,8 +24241,8 @@
         </w:rPr>
         <w:br w:type="page"/>
       </w:r>
-      <w:bookmarkStart w:id="68" w:name="_Toc31324"/>
-      <w:bookmarkStart w:id="69" w:name="_Toc26395"/>
+      <w:bookmarkStart w:id="68" w:name="_Toc26395"/>
+      <w:bookmarkStart w:id="69" w:name="_Toc31324"/>
     </w:p>
     <w:bookmarkEnd w:id="68"/>
     <w:bookmarkEnd w:id="69"/>
@@ -24280,10 +24283,10 @@
           <w:lang w:eastAsia="zh-CN"/>
         </w:rPr>
       </w:pPr>
-      <w:bookmarkStart w:id="70" w:name="_Toc4331_WPSOffice_Level2"/>
-      <w:bookmarkStart w:id="71" w:name="_Toc32302"/>
-      <w:bookmarkStart w:id="72" w:name="_Toc23606"/>
-      <w:bookmarkStart w:id="73" w:name="_Toc21615"/>
+      <w:bookmarkStart w:id="70" w:name="_Toc32302"/>
+      <w:bookmarkStart w:id="71" w:name="_Toc21615"/>
+      <w:bookmarkStart w:id="72" w:name="_Toc4331_WPSOffice_Level2"/>
+      <w:bookmarkStart w:id="73" w:name="_Toc23606"/>
       <w:bookmarkStart w:id="74" w:name="_Toc32443_WPSOffice_Level2"/>
       <w:bookmarkStart w:id="75" w:name="_Toc21349"/>
       <w:bookmarkStart w:id="76" w:name="_Toc149837264"/>
@@ -32711,8 +32714,8 @@
         </w:rPr>
       </w:pPr>
       <w:bookmarkStart w:id="77" w:name="_Toc19046"/>
-      <w:bookmarkStart w:id="78" w:name="_Toc5550"/>
-      <w:bookmarkStart w:id="79" w:name="_Toc149837265"/>
+      <w:bookmarkStart w:id="78" w:name="_Toc149837265"/>
+      <w:bookmarkStart w:id="79" w:name="_Toc5550"/>
       <w:r>
         <w:rPr>
           <w:rFonts w:hint="eastAsia"/>
@@ -36808,18 +36811,18 @@
           <w:lang w:eastAsia="zh-CN"/>
         </w:rPr>
       </w:pPr>
-      <w:bookmarkStart w:id="82" w:name="_Toc9066"/>
+      <w:bookmarkStart w:id="82" w:name="_Toc15840_WPSOffice_Level1"/>
       <w:bookmarkStart w:id="83" w:name="_Toc14255_WPSOffice_Level1"/>
-      <w:bookmarkStart w:id="84" w:name="_Toc3674"/>
-      <w:bookmarkStart w:id="85" w:name="_Toc24085_WPSOffice_Level1"/>
-      <w:bookmarkStart w:id="86" w:name="_Toc25043"/>
-      <w:bookmarkStart w:id="87" w:name="_Toc19066"/>
-      <w:bookmarkStart w:id="88" w:name="_Toc15840_WPSOffice_Level1"/>
+      <w:bookmarkStart w:id="84" w:name="_Toc9066"/>
+      <w:bookmarkStart w:id="85" w:name="_Toc25043"/>
+      <w:bookmarkStart w:id="86" w:name="_Toc19066"/>
+      <w:bookmarkStart w:id="87" w:name="_Toc3674"/>
+      <w:bookmarkStart w:id="88" w:name="_Toc24085_WPSOffice_Level1"/>
       <w:bookmarkStart w:id="89" w:name="_Hlk33190413"/>
       <w:bookmarkStart w:id="90" w:name="_Toc18699"/>
-      <w:bookmarkStart w:id="91" w:name="_Toc28810_WPSOffice_Level1"/>
-      <w:bookmarkStart w:id="92" w:name="_Toc11193_WPSOffice_Level1"/>
-      <w:bookmarkStart w:id="93" w:name="_Toc11896_WPSOffice_Level1"/>
+      <w:bookmarkStart w:id="91" w:name="_Toc11193_WPSOffice_Level1"/>
+      <w:bookmarkStart w:id="92" w:name="_Toc11896_WPSOffice_Level1"/>
+      <w:bookmarkStart w:id="93" w:name="_Toc28810_WPSOffice_Level1"/>
       <w:r>
         <w:rPr>
           <w:rFonts w:hint="eastAsia"/>
@@ -39397,8 +39400,8 @@
           <w:lang w:eastAsia="zh-CN"/>
         </w:rPr>
       </w:pPr>
-      <w:bookmarkStart w:id="94" w:name="_Toc7713"/>
-      <w:bookmarkStart w:id="95" w:name="_Toc7466"/>
+      <w:bookmarkStart w:id="94" w:name="_Toc7466"/>
+      <w:bookmarkStart w:id="95" w:name="_Toc7713"/>
       <w:r>
         <w:rPr>
           <w:rFonts w:hint="eastAsia"/>
@@ -40423,8 +40426,8 @@
       </w:pPr>
       <w:bookmarkStart w:id="98" w:name="_Toc19415"/>
       <w:bookmarkStart w:id="99" w:name="_Toc29387"/>
-      <w:bookmarkStart w:id="100" w:name="_Toc166848199"/>
-      <w:bookmarkStart w:id="101" w:name="_Toc107825565"/>
+      <w:bookmarkStart w:id="100" w:name="_Toc107825565"/>
+      <w:bookmarkStart w:id="101" w:name="_Toc166848199"/>
       <w:bookmarkStart w:id="102" w:name="_Toc1901"/>
       <w:bookmarkStart w:id="103" w:name="_Toc14221"/>
       <w:r>
@@ -41211,10 +41214,10 @@
         </w:rPr>
       </w:pPr>
       <w:bookmarkStart w:id="104" w:name="_Toc107825566"/>
-      <w:bookmarkStart w:id="105" w:name="_Toc11974"/>
-      <w:bookmarkStart w:id="106" w:name="_Toc32501"/>
-      <w:bookmarkStart w:id="107" w:name="_Toc166848200"/>
-      <w:bookmarkStart w:id="108" w:name="_Toc22197"/>
+      <w:bookmarkStart w:id="105" w:name="_Toc22197"/>
+      <w:bookmarkStart w:id="106" w:name="_Toc11974"/>
+      <w:bookmarkStart w:id="107" w:name="_Toc32501"/>
+      <w:bookmarkStart w:id="108" w:name="_Toc166848200"/>
       <w:r>
         <w:rPr>
           <w:rFonts w:hint="eastAsia"/>
@@ -42491,13 +42494,13 @@
       </w:pPr>
       <w:bookmarkStart w:id="110" w:name="_Toc5114"/>
       <w:bookmarkStart w:id="111" w:name="_Toc29283"/>
-      <w:bookmarkStart w:id="112" w:name="_Toc32060"/>
-      <w:bookmarkStart w:id="113" w:name="_Toc13238"/>
-      <w:bookmarkStart w:id="114" w:name="_Toc3846"/>
-      <w:bookmarkStart w:id="115" w:name="_Toc27291"/>
-      <w:bookmarkStart w:id="116" w:name="_Toc4680"/>
-      <w:bookmarkStart w:id="117" w:name="_Toc29484"/>
-      <w:bookmarkStart w:id="118" w:name="_Toc5400"/>
+      <w:bookmarkStart w:id="112" w:name="_Toc4680"/>
+      <w:bookmarkStart w:id="113" w:name="_Toc27291"/>
+      <w:bookmarkStart w:id="114" w:name="_Toc29484"/>
+      <w:bookmarkStart w:id="115" w:name="_Toc3846"/>
+      <w:bookmarkStart w:id="116" w:name="_Toc5400"/>
+      <w:bookmarkStart w:id="117" w:name="_Toc32060"/>
+      <w:bookmarkStart w:id="118" w:name="_Toc13238"/>
       <w:r>
         <w:rPr>
           <w:rFonts w:ascii="Times New Roman" w:hAnsi="Times New Roman" w:eastAsia="微软雅黑" w:cs="Times New Roman"/>
@@ -42714,13 +42717,13 @@
       </w:pPr>
       <w:bookmarkStart w:id="119" w:name="_Toc10299"/>
       <w:bookmarkStart w:id="120" w:name="_Toc783"/>
-      <w:bookmarkStart w:id="121" w:name="_Toc21034"/>
-      <w:bookmarkStart w:id="122" w:name="_Toc32349"/>
-      <w:bookmarkStart w:id="123" w:name="_Toc2976"/>
-      <w:bookmarkStart w:id="124" w:name="_Toc1891"/>
-      <w:bookmarkStart w:id="125" w:name="_Toc5838"/>
-      <w:bookmarkStart w:id="126" w:name="_Toc22196"/>
-      <w:bookmarkStart w:id="127" w:name="_Toc126"/>
+      <w:bookmarkStart w:id="121" w:name="_Toc1891"/>
+      <w:bookmarkStart w:id="122" w:name="_Toc22196"/>
+      <w:bookmarkStart w:id="123" w:name="_Toc21034"/>
+      <w:bookmarkStart w:id="124" w:name="_Toc2976"/>
+      <w:bookmarkStart w:id="125" w:name="_Toc126"/>
+      <w:bookmarkStart w:id="126" w:name="_Toc32349"/>
+      <w:bookmarkStart w:id="127" w:name="_Toc5838"/>
       <w:r>
         <w:rPr>
           <w:rFonts w:ascii="Times New Roman" w:hAnsi="Times New Roman" w:eastAsia="微软雅黑" w:cs="Times New Roman"/>

--- a/WebContent/docx/BRCA12基因+同源重组修复缺陷评分（HRD score）报告-基智远.docx
+++ b/WebContent/docx/BRCA12基因+同源重组修复缺陷评分（HRD score）报告-基智远.docx
@@ -9,6 +9,60 @@
           <w:szCs w:val="20"/>
         </w:rPr>
       </w:pPr>
+      <w:r>
+        <w:rPr>
+          <w:color w:val="7F7F7F"/>
+          <w:sz w:val="20"/>
+          <w:szCs w:val="20"/>
+          <w:lang w:eastAsia="zh-CN"/>
+        </w:rPr>
+        <w:drawing>
+          <wp:anchor distT="0" distB="0" distL="0" distR="0" simplePos="0" relativeHeight="251664384" behindDoc="0" locked="0" layoutInCell="1" allowOverlap="1">
+            <wp:simplePos x="0" y="0"/>
+            <wp:positionH relativeFrom="column">
+              <wp:posOffset>4683125</wp:posOffset>
+            </wp:positionH>
+            <wp:positionV relativeFrom="paragraph">
+              <wp:posOffset>-107950</wp:posOffset>
+            </wp:positionV>
+            <wp:extent cx="1369060" cy="389255"/>
+            <wp:effectExtent l="0" t="0" r="2540" b="6985"/>
+            <wp:wrapNone/>
+            <wp:docPr id="40" name="图片 40" descr="C:\Users\JT\Desktop\2019.3.1-诺禾致源logo-最新版\logo-透明底.pnglogo-透明底"/>
+            <wp:cNvGraphicFramePr>
+              <a:graphicFrameLocks xmlns:a="http://schemas.openxmlformats.org/drawingml/2006/main" noChangeAspect="1"/>
+            </wp:cNvGraphicFramePr>
+            <a:graphic xmlns:a="http://schemas.openxmlformats.org/drawingml/2006/main">
+              <a:graphicData uri="http://schemas.openxmlformats.org/drawingml/2006/picture">
+                <pic:pic xmlns:pic="http://schemas.openxmlformats.org/drawingml/2006/picture">
+                  <pic:nvPicPr>
+                    <pic:cNvPr id="40" name="图片 40" descr="C:\Users\JT\Desktop\2019.3.1-诺禾致源logo-最新版\logo-透明底.pnglogo-透明底"/>
+                    <pic:cNvPicPr>
+                      <a:picLocks noChangeAspect="1"/>
+                    </pic:cNvPicPr>
+                  </pic:nvPicPr>
+                  <pic:blipFill>
+                    <a:blip r:embed="rId9"/>
+                    <a:srcRect/>
+                    <a:stretch>
+                      <a:fillRect/>
+                    </a:stretch>
+                  </pic:blipFill>
+                  <pic:spPr>
+                    <a:xfrm>
+                      <a:off x="0" y="0"/>
+                      <a:ext cx="1369060" cy="389255"/>
+                    </a:xfrm>
+                    <a:prstGeom prst="rect">
+                      <a:avLst/>
+                    </a:prstGeom>
+                  </pic:spPr>
+                </pic:pic>
+              </a:graphicData>
+            </a:graphic>
+          </wp:anchor>
+        </w:drawing>
+      </w:r>
       <w:r>
         <w:rPr>
           <w:rFonts w:hint="eastAsia" w:eastAsia="宋体"/>
@@ -42,7 +96,7 @@
                     </pic:cNvPicPr>
                   </pic:nvPicPr>
                   <pic:blipFill>
-                    <a:blip r:embed="rId9"/>
+                    <a:blip r:embed="rId10"/>
                     <a:stretch>
                       <a:fillRect/>
                     </a:stretch>
@@ -3098,9 +3152,9 @@
           </w:r>
           <w:bookmarkStart w:id="0" w:name="_Toc21009_WPSOffice_Level1"/>
           <w:bookmarkStart w:id="1" w:name="_Toc30143_WPSOffice_Level1"/>
-          <w:bookmarkStart w:id="2" w:name="_Toc24178_WPSOffice_Level1"/>
-          <w:bookmarkStart w:id="3" w:name="_Toc13806"/>
-          <w:bookmarkStart w:id="4" w:name="_Toc21669"/>
+          <w:bookmarkStart w:id="2" w:name="_Toc21669"/>
+          <w:bookmarkStart w:id="3" w:name="_Toc24178_WPSOffice_Level1"/>
+          <w:bookmarkStart w:id="4" w:name="_Toc13806"/>
         </w:p>
       </w:sdtContent>
     </w:sdt>
@@ -3373,39 +3427,15 @@
             </w:pPr>
             <w:r>
               <w:rPr>
-                <w:rFonts w:hint="eastAsia" w:ascii="Times New Roman" w:hAnsi="Times New Roman" w:eastAsia="微软雅黑" w:cs="Times New Roman"/>
+                <w:rFonts w:hint="default" w:ascii="Times New Roman" w:hAnsi="Times New Roman" w:eastAsia="微软雅黑" w:cs="Times New Roman"/>
                 <w:bCs/>
                 <w:color w:val="000000"/>
                 <w:sz w:val="21"/>
                 <w:szCs w:val="21"/>
-                <w:lang w:val="en-US" w:eastAsia="zh-CN"/>
-              </w:rPr>
-              <w:t>样本采集</w:t>
-            </w:r>
-            <w:r>
-              <w:rPr>
-                <w:rFonts w:ascii="Times New Roman" w:hAnsi="Times New Roman" w:eastAsia="微软雅黑" w:cs="Times New Roman"/>
-                <w:bCs/>
-                <w:color w:val="000000"/>
-                <w:sz w:val="21"/>
-                <w:szCs w:val="21"/>
-                <w:lang w:eastAsia="zh-CN"/>
-              </w:rPr>
-              <w:t>时间：</w:t>
-            </w:r>
-            <w:bookmarkStart w:id="128" w:name="_GoBack"/>
-            <w:r>
-              <w:rPr>
-                <w:rFonts w:hint="eastAsia" w:ascii="Times New Roman" w:hAnsi="Times New Roman" w:eastAsia="微软雅黑" w:cs="Times New Roman"/>
-                <w:bCs/>
-                <w:color w:val="000000"/>
-                <w:sz w:val="21"/>
-                <w:szCs w:val="21"/>
-                <w:lang w:eastAsia="zh-CN"/>
-              </w:rPr>
-              <w:t>{{sample.collect_date}}</w:t>
-            </w:r>
-            <w:bookmarkEnd w:id="128"/>
+                <w:lang w:eastAsia="zh-CN"/>
+              </w:rPr>
+              <w:t>门诊/住院号：{{ room }}</w:t>
+            </w:r>
           </w:p>
         </w:tc>
       </w:tr>
@@ -3497,30 +3527,41 @@
                 <w:color w:val="000000"/>
                 <w:sz w:val="21"/>
                 <w:szCs w:val="21"/>
-                <w:lang w:eastAsia="zh-CN"/>
-              </w:rPr>
-            </w:pPr>
-            <w:r>
-              <w:rPr>
-                <w:rFonts w:ascii="Times New Roman" w:hAnsi="Times New Roman" w:eastAsia="微软雅黑" w:cs="Times New Roman"/>
+                <w:lang w:val="en-US" w:eastAsia="zh-CN" w:bidi="ar-SA"/>
+              </w:rPr>
+            </w:pPr>
+            <w:r>
+              <w:rPr>
+                <w:rFonts w:hint="eastAsia" w:ascii="Times New Roman" w:hAnsi="Times New Roman" w:eastAsia="微软雅黑" w:cs="Times New Roman"/>
                 <w:bCs/>
                 <w:color w:val="000000"/>
                 <w:sz w:val="21"/>
                 <w:szCs w:val="21"/>
-                <w:lang w:eastAsia="zh-CN"/>
-              </w:rPr>
-              <w:t>接收时间：</w:t>
-            </w:r>
-            <w:r>
-              <w:rPr>
-                <w:rFonts w:hint="eastAsia" w:ascii="Times New Roman" w:hAnsi="Times New Roman" w:eastAsia="微软雅黑" w:cs="Times New Roman"/>
+                <w:lang w:val="en-US" w:eastAsia="zh-CN"/>
+              </w:rPr>
+              <w:t>样本采集</w:t>
+            </w:r>
+            <w:r>
+              <w:rPr>
+                <w:rFonts w:ascii="Times New Roman" w:hAnsi="Times New Roman" w:eastAsia="微软雅黑" w:cs="Times New Roman"/>
                 <w:bCs/>
                 <w:color w:val="000000"/>
                 <w:sz w:val="21"/>
                 <w:szCs w:val="21"/>
                 <w:lang w:eastAsia="zh-CN"/>
               </w:rPr>
-              <w:t>{{ receiveddate }}</w:t>
+              <w:t>时间：</w:t>
+            </w:r>
+            <w:r>
+              <w:rPr>
+                <w:rFonts w:hint="eastAsia" w:ascii="Times New Roman" w:hAnsi="Times New Roman" w:eastAsia="微软雅黑" w:cs="Times New Roman"/>
+                <w:bCs/>
+                <w:color w:val="000000"/>
+                <w:sz w:val="21"/>
+                <w:szCs w:val="21"/>
+                <w:lang w:eastAsia="zh-CN"/>
+              </w:rPr>
+              <w:t>{{sample.collect_date}}</w:t>
             </w:r>
           </w:p>
         </w:tc>
@@ -3566,30 +3607,19 @@
                 <w:color w:val="000000"/>
                 <w:sz w:val="21"/>
                 <w:szCs w:val="21"/>
-                <w:lang w:eastAsia="zh-CN"/>
-              </w:rPr>
-            </w:pPr>
-            <w:r>
-              <w:rPr>
-                <w:rFonts w:ascii="Times New Roman" w:hAnsi="Times New Roman" w:eastAsia="微软雅黑" w:cs="Times New Roman"/>
+                <w:lang w:val="en-US" w:eastAsia="zh-CN" w:bidi="ar-SA"/>
+              </w:rPr>
+            </w:pPr>
+            <w:r>
+              <w:rPr>
+                <w:rFonts w:hint="default" w:ascii="Times New Roman" w:hAnsi="Times New Roman" w:eastAsia="微软雅黑" w:cs="Times New Roman"/>
                 <w:bCs/>
                 <w:color w:val="000000"/>
                 <w:sz w:val="21"/>
                 <w:szCs w:val="21"/>
                 <w:lang w:eastAsia="zh-CN"/>
               </w:rPr>
-              <w:t>临床诊断：</w:t>
-            </w:r>
-            <w:r>
-              <w:rPr>
-                <w:rFonts w:hint="eastAsia" w:ascii="Times New Roman" w:hAnsi="Times New Roman" w:eastAsia="微软雅黑" w:cs="Times New Roman"/>
-                <w:bCs/>
-                <w:color w:val="000000"/>
-                <w:sz w:val="21"/>
-                <w:szCs w:val="21"/>
-                <w:lang w:eastAsia="zh-CN"/>
-              </w:rPr>
-              <w:t>{{ diseaseName }}</w:t>
+              <w:t>送检医院：{{ hospital }}</w:t>
             </w:r>
           </w:p>
         </w:tc>
@@ -3608,24 +3638,35 @@
             <w:pPr>
               <w:jc w:val="both"/>
               <w:rPr>
-                <w:rFonts w:hint="default" w:ascii="Times New Roman" w:hAnsi="Times New Roman" w:eastAsia="微软雅黑" w:cs="Times New Roman"/>
+                <w:rFonts w:hint="eastAsia" w:ascii="Times New Roman" w:hAnsi="Times New Roman" w:eastAsia="微软雅黑" w:cs="Times New Roman"/>
                 <w:bCs/>
                 <w:color w:val="000000"/>
                 <w:sz w:val="21"/>
                 <w:szCs w:val="21"/>
-                <w:lang w:val="en-US" w:eastAsia="zh-CN"/>
-              </w:rPr>
-            </w:pPr>
-            <w:r>
-              <w:rPr>
-                <w:rFonts w:hint="eastAsia" w:ascii="Times New Roman" w:hAnsi="Times New Roman" w:eastAsia="微软雅黑" w:cs="Times New Roman"/>
+                <w:lang w:val="en-US" w:eastAsia="zh-CN" w:bidi="ar-SA"/>
+              </w:rPr>
+            </w:pPr>
+            <w:r>
+              <w:rPr>
+                <w:rFonts w:ascii="Times New Roman" w:hAnsi="Times New Roman" w:eastAsia="微软雅黑" w:cs="Times New Roman"/>
                 <w:bCs/>
                 <w:color w:val="000000"/>
                 <w:sz w:val="21"/>
                 <w:szCs w:val="21"/>
-                <w:lang w:val="en-US" w:eastAsia="zh-CN"/>
-              </w:rPr>
-              <w:t>报告日期：{{ reportdate }}</w:t>
+                <w:lang w:eastAsia="zh-CN"/>
+              </w:rPr>
+              <w:t>接收时间：</w:t>
+            </w:r>
+            <w:r>
+              <w:rPr>
+                <w:rFonts w:hint="eastAsia" w:ascii="Times New Roman" w:hAnsi="Times New Roman" w:eastAsia="微软雅黑" w:cs="Times New Roman"/>
+                <w:bCs/>
+                <w:color w:val="000000"/>
+                <w:sz w:val="21"/>
+                <w:szCs w:val="21"/>
+                <w:lang w:eastAsia="zh-CN"/>
+              </w:rPr>
+              <w:t>{{ receiveddate }}</w:t>
             </w:r>
           </w:p>
         </w:tc>
@@ -3653,6 +3694,111 @@
         </w:trPr>
         <w:tc>
           <w:tcPr>
+            <w:tcW w:w="4756" w:type="dxa"/>
+            <w:tcBorders>
+              <w:top w:val="single" w:color="0070C0" w:sz="4" w:space="0"/>
+              <w:bottom w:val="single" w:color="0070C0" w:sz="4" w:space="0"/>
+              <w:right w:val="single" w:color="0070C0" w:sz="4" w:space="0"/>
+            </w:tcBorders>
+            <w:shd w:val="clear" w:color="auto" w:fill="auto"/>
+            <w:vAlign w:val="center"/>
+          </w:tcPr>
+          <w:p>
+            <w:pPr>
+              <w:jc w:val="both"/>
+              <w:rPr>
+                <w:rFonts w:ascii="Times New Roman" w:hAnsi="Times New Roman" w:eastAsia="微软雅黑" w:cs="Times New Roman"/>
+                <w:bCs/>
+                <w:color w:val="000000"/>
+                <w:sz w:val="21"/>
+                <w:szCs w:val="21"/>
+                <w:lang w:eastAsia="zh-CN"/>
+              </w:rPr>
+            </w:pPr>
+            <w:r>
+              <w:rPr>
+                <w:rFonts w:ascii="Times New Roman" w:hAnsi="Times New Roman" w:eastAsia="微软雅黑" w:cs="Times New Roman"/>
+                <w:bCs/>
+                <w:color w:val="000000"/>
+                <w:sz w:val="21"/>
+                <w:szCs w:val="21"/>
+                <w:lang w:eastAsia="zh-CN"/>
+              </w:rPr>
+              <w:t>临床诊断：</w:t>
+            </w:r>
+            <w:r>
+              <w:rPr>
+                <w:rFonts w:hint="eastAsia" w:ascii="Times New Roman" w:hAnsi="Times New Roman" w:eastAsia="微软雅黑" w:cs="Times New Roman"/>
+                <w:bCs/>
+                <w:color w:val="000000"/>
+                <w:sz w:val="21"/>
+                <w:szCs w:val="21"/>
+                <w:lang w:eastAsia="zh-CN"/>
+              </w:rPr>
+              <w:t>{{ diseaseName }}</w:t>
+            </w:r>
+          </w:p>
+        </w:tc>
+        <w:tc>
+          <w:tcPr>
+            <w:tcW w:w="4882" w:type="dxa"/>
+            <w:tcBorders>
+              <w:top w:val="single" w:color="0070C0" w:sz="4" w:space="0"/>
+              <w:left w:val="single" w:color="0070C0" w:sz="4" w:space="0"/>
+              <w:bottom w:val="single" w:color="0070C0" w:sz="4" w:space="0"/>
+            </w:tcBorders>
+            <w:shd w:val="clear" w:color="auto" w:fill="auto"/>
+            <w:vAlign w:val="center"/>
+          </w:tcPr>
+          <w:p>
+            <w:pPr>
+              <w:jc w:val="both"/>
+              <w:rPr>
+                <w:rFonts w:hint="default" w:ascii="Times New Roman" w:hAnsi="Times New Roman" w:eastAsia="微软雅黑" w:cs="Times New Roman"/>
+                <w:bCs/>
+                <w:color w:val="000000"/>
+                <w:sz w:val="21"/>
+                <w:szCs w:val="21"/>
+                <w:lang w:val="en-US" w:eastAsia="zh-CN"/>
+              </w:rPr>
+            </w:pPr>
+            <w:r>
+              <w:rPr>
+                <w:rFonts w:hint="eastAsia" w:ascii="Times New Roman" w:hAnsi="Times New Roman" w:eastAsia="微软雅黑" w:cs="Times New Roman"/>
+                <w:bCs/>
+                <w:color w:val="000000"/>
+                <w:sz w:val="21"/>
+                <w:szCs w:val="21"/>
+                <w:lang w:val="en-US" w:eastAsia="zh-CN"/>
+              </w:rPr>
+              <w:t>报告日期：{{ reportdate }}</w:t>
+            </w:r>
+          </w:p>
+        </w:tc>
+      </w:tr>
+      <w:tr>
+        <w:tblPrEx>
+          <w:tblBorders>
+            <w:top w:val="single" w:color="5A9D46" w:sz="24" w:space="0"/>
+            <w:left w:val="none" w:color="auto" w:sz="0" w:space="0"/>
+            <w:bottom w:val="single" w:color="A4A4A4" w:sz="4" w:space="0"/>
+            <w:right w:val="none" w:color="auto" w:sz="0" w:space="0"/>
+            <w:insideH w:val="single" w:color="A4A4A4" w:sz="4" w:space="0"/>
+            <w:insideV w:val="single" w:color="A4A4A4" w:sz="4" w:space="0"/>
+          </w:tblBorders>
+          <w:tblCellMar>
+            <w:top w:w="0" w:type="dxa"/>
+            <w:left w:w="108" w:type="dxa"/>
+            <w:bottom w:w="0" w:type="dxa"/>
+            <w:right w:w="108" w:type="dxa"/>
+          </w:tblCellMar>
+        </w:tblPrEx>
+        <w:trPr>
+          <w:trHeight w:val="397" w:hRule="atLeast"/>
+          <w:jc w:val="center"/>
+        </w:trPr>
+        <w:tc>
+          <w:tcPr>
             <w:tcW w:w="9638" w:type="dxa"/>
             <w:gridSpan w:val="2"/>
             <w:tcBorders>
@@ -3667,7 +3813,6 @@
               <w:jc w:val="both"/>
               <w:rPr>
                 <w:rFonts w:ascii="Times New Roman" w:hAnsi="Times New Roman" w:eastAsia="微软雅黑" w:cs="Times New Roman"/>
-                <w:bCs/>
                 <w:color w:val="000000"/>
                 <w:sz w:val="21"/>
                 <w:szCs w:val="21"/>
@@ -3725,12 +3870,12 @@
           <w:szCs w:val="32"/>
         </w:rPr>
       </w:pPr>
-      <w:bookmarkStart w:id="7" w:name="_Toc7021_WPSOffice_Level1"/>
-      <w:bookmarkStart w:id="8" w:name="_Toc18062_WPSOffice_Level1"/>
-      <w:bookmarkStart w:id="9" w:name="_Toc17451"/>
-      <w:bookmarkStart w:id="10" w:name="_Toc11015_WPSOffice_Level1"/>
-      <w:bookmarkStart w:id="11" w:name="_Toc14153"/>
-      <w:bookmarkStart w:id="12" w:name="_Toc30875"/>
+      <w:bookmarkStart w:id="7" w:name="_Toc11015_WPSOffice_Level1"/>
+      <w:bookmarkStart w:id="8" w:name="_Toc14153"/>
+      <w:bookmarkStart w:id="9" w:name="_Toc30875"/>
+      <w:bookmarkStart w:id="10" w:name="_Toc7021_WPSOffice_Level1"/>
+      <w:bookmarkStart w:id="11" w:name="_Toc18062_WPSOffice_Level1"/>
+      <w:bookmarkStart w:id="12" w:name="_Toc17451"/>
       <w:bookmarkStart w:id="13" w:name="_Toc3823"/>
       <w:r>
         <w:rPr>
@@ -3915,8 +4060,8 @@
           <w:szCs w:val="32"/>
         </w:rPr>
       </w:pPr>
-      <w:bookmarkStart w:id="14" w:name="_Toc25920"/>
-      <w:bookmarkStart w:id="15" w:name="_Toc6221_WPSOffice_Level1"/>
+      <w:bookmarkStart w:id="14" w:name="_Toc6221_WPSOffice_Level1"/>
+      <w:bookmarkStart w:id="15" w:name="_Toc25920"/>
       <w:bookmarkStart w:id="16" w:name="_Toc23369_WPSOffice_Level1"/>
       <w:bookmarkStart w:id="17" w:name="_Toc18058"/>
       <w:bookmarkStart w:id="18" w:name="_Toc9759"/>
@@ -3976,8 +4121,8 @@
         </w:rPr>
       </w:pPr>
       <w:bookmarkStart w:id="21" w:name="_Toc14306"/>
-      <w:bookmarkStart w:id="22" w:name="_Toc31543"/>
-      <w:bookmarkStart w:id="23" w:name="_Toc149837254"/>
+      <w:bookmarkStart w:id="22" w:name="_Toc149837254"/>
+      <w:bookmarkStart w:id="23" w:name="_Toc31543"/>
       <w:r>
         <w:rPr>
           <w:rFonts w:hint="eastAsia"/>
@@ -5645,7 +5790,7 @@
                           </pic:cNvPicPr>
                         </pic:nvPicPr>
                         <pic:blipFill>
-                          <a:blip r:embed="rId10">
+                          <a:blip r:embed="rId11">
                             <a:clrChange>
                               <a:clrFrom>
                                 <a:srgbClr val="FFFFFF">
@@ -5683,7 +5828,7 @@
                           </pic:cNvPicPr>
                         </pic:nvPicPr>
                         <pic:blipFill>
-                          <a:blip r:embed="rId11">
+                          <a:blip r:embed="rId12">
                             <a:clrChange>
                               <a:clrFrom>
                                 <a:srgbClr val="FFFFFF">
@@ -5720,18 +5865,18 @@
           </mc:Choice>
           <mc:Fallback>
             <w:pict>
-              <v:group id="_x0000_s1026" o:spid="_x0000_s1026" o:spt="203" style="position:absolute;left:0pt;margin-left:219.1pt;margin-top:4.1pt;height:35.65pt;width:215.4pt;z-index:251662336;mso-width-relative:page;mso-height-relative:page;" coordorigin="19211,19395" coordsize="4308,713" o:gfxdata="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">
+              <v:group id="_x0000_s1026" o:spid="_x0000_s1026" o:spt="203" style="position:absolute;left:0pt;margin-left:219.1pt;margin-top:4.1pt;height:35.65pt;width:215.4pt;z-index:251662336;mso-width-relative:page;mso-height-relative:page;" coordorigin="19211,19395" coordsize="4308,713" o:gfxdata="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">
                 <o:lock v:ext="edit" aspectratio="f"/>
                 <v:shape id="图片 6" o:spid="_x0000_s1026" o:spt="75" alt="蔡冬雪" type="#_x0000_t75" style="position:absolute;left:19211;top:19491;height:566;width:1261;" filled="f" o:preferrelative="t" stroked="f" coordsize="21600,21600" o:gfxdata="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">
                   <v:fill on="f" focussize="0,0"/>
                   <v:stroke on="f"/>
-                  <v:imagedata r:id="rId10" cropleft="12226f" croptop="21838f" cropright="12384f" cropbottom="17497f" chromakey="#FFFFFF" o:title=""/>
+                  <v:imagedata r:id="rId11" cropleft="12226f" croptop="21838f" cropright="12384f" cropbottom="17497f" chromakey="#FFFFFF" o:title=""/>
                   <o:lock v:ext="edit" aspectratio="t"/>
                 </v:shape>
                 <v:shape id="图片 4" o:spid="_x0000_s1026" o:spt="75" alt="王建丽" type="#_x0000_t75" style="position:absolute;left:22261;top:19395;height:713;width:1258;" filled="f" o:preferrelative="t" stroked="f" coordsize="21600,21600" o:gfxdata="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">
                   <v:fill on="f" focussize="0,0"/>
                   <v:stroke on="f"/>
-                  <v:imagedata r:id="rId11" chromakey="#FFFFFF" o:title=""/>
+                  <v:imagedata r:id="rId12" chromakey="#FFFFFF" o:title=""/>
                   <o:lock v:ext="edit" aspectratio="t"/>
                 </v:shape>
               </v:group>
@@ -5760,6 +5905,14 @@
         <w:gridCol w:w="2294"/>
       </w:tblGrid>
       <w:tr>
+        <w:tblPrEx>
+          <w:tblCellMar>
+            <w:top w:w="0" w:type="dxa"/>
+            <w:left w:w="0" w:type="dxa"/>
+            <w:bottom w:w="0" w:type="dxa"/>
+            <w:right w:w="0" w:type="dxa"/>
+          </w:tblCellMar>
+        </w:tblPrEx>
         <w:trPr>
           <w:trHeight w:val="441" w:hRule="exact"/>
           <w:jc w:val="right"/>
@@ -6149,7 +6302,7 @@
                           </pic:cNvPicPr>
                         </pic:nvPicPr>
                         <pic:blipFill>
-                          <a:blip r:embed="rId12">
+                          <a:blip r:embed="rId13">
                             <a:clrChange>
                               <a:clrFrom>
                                 <a:srgbClr val="FFFFFF">
@@ -6191,7 +6344,7 @@
                           </pic:cNvPicPr>
                         </pic:nvPicPr>
                         <pic:blipFill>
-                          <a:blip r:embed="rId11">
+                          <a:blip r:embed="rId12">
                             <a:clrChange>
                               <a:clrFrom>
                                 <a:srgbClr val="FFFFFF">
@@ -6228,18 +6381,18 @@
           </mc:Choice>
           <mc:Fallback>
             <w:pict>
-              <v:group id="_x0000_s1026" o:spid="_x0000_s1026" o:spt="203" style="position:absolute;left:0pt;margin-left:218.5pt;margin-top:6pt;height:45.05pt;width:230.5pt;z-index:251663360;mso-width-relative:page;mso-height-relative:page;" coordorigin="19199,21203" coordsize="4610,901" o:gfxdata="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">
+              <v:group id="_x0000_s1026" o:spid="_x0000_s1026" o:spt="203" style="position:absolute;left:0pt;margin-left:218.5pt;margin-top:6pt;height:45.05pt;width:230.5pt;z-index:251663360;mso-width-relative:page;mso-height-relative:page;" coordorigin="19199,21203" coordsize="4610,901" o:gfxdata="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">
                 <o:lock v:ext="edit" aspectratio="f"/>
                 <v:shape id="图片 1" o:spid="_x0000_s1026" o:spt="75" type="#_x0000_t75" style="position:absolute;left:19199;top:21203;height:901;width:1672;" filled="f" o:preferrelative="t" stroked="f" coordsize="21600,21600" o:gfxdata="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">
                   <v:fill on="f" focussize="0,0"/>
                   <v:stroke on="f"/>
-                  <v:imagedata r:id="rId12" cropleft="7158f" croptop="7646f" chromakey="#FFFFFF" o:title=""/>
+                  <v:imagedata r:id="rId13" cropleft="7158f" croptop="7646f" chromakey="#FFFFFF" o:title=""/>
                   <o:lock v:ext="edit" aspectratio="t"/>
                 </v:shape>
                 <v:shape id="图片 11" o:spid="_x0000_s1026" o:spt="75" alt="王建丽" type="#_x0000_t75" style="position:absolute;left:22321;top:21215;height:842;width:1488;" filled="f" o:preferrelative="t" stroked="f" coordsize="21600,21600" o:gfxdata="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">
                   <v:fill on="f" focussize="0,0"/>
                   <v:stroke on="f"/>
-                  <v:imagedata r:id="rId11" chromakey="#FFFFFF" o:title=""/>
+                  <v:imagedata r:id="rId12" chromakey="#FFFFFF" o:title=""/>
                   <o:lock v:ext="edit" aspectratio="t"/>
                 </v:shape>
               </v:group>
@@ -6650,8 +6803,8 @@
       <w:bookmarkStart w:id="25" w:name="_Toc30269"/>
       <w:bookmarkStart w:id="26" w:name="_Toc22132"/>
       <w:bookmarkStart w:id="27" w:name="_Toc21428"/>
-      <w:bookmarkStart w:id="28" w:name="_Toc20136_WPSOffice_Level1"/>
-      <w:bookmarkStart w:id="29" w:name="_Toc2781"/>
+      <w:bookmarkStart w:id="28" w:name="_Toc2781"/>
+      <w:bookmarkStart w:id="29" w:name="_Toc20136_WPSOffice_Level1"/>
       <w:r>
         <w:rPr>
           <w:rFonts w:hint="eastAsia"/>
@@ -6685,18 +6838,18 @@
           <w:lang w:eastAsia="zh-CN"/>
         </w:rPr>
       </w:pPr>
-      <w:bookmarkStart w:id="30" w:name="_Toc166848188"/>
+      <w:bookmarkStart w:id="30" w:name="_Toc17240"/>
       <w:bookmarkStart w:id="31" w:name="_Toc29923"/>
-      <w:bookmarkStart w:id="32" w:name="_Toc17240"/>
-      <w:bookmarkStart w:id="33" w:name="_Toc23872"/>
+      <w:bookmarkStart w:id="32" w:name="_Toc23872"/>
+      <w:bookmarkStart w:id="33" w:name="_Toc166848188"/>
       <w:bookmarkStart w:id="34" w:name="_Toc107825551"/>
       <w:bookmarkStart w:id="35" w:name="_Toc12516"/>
       <w:bookmarkStart w:id="36" w:name="_Toc149837258"/>
-      <w:bookmarkStart w:id="37" w:name="_Toc23846_WPSOffice_Level1"/>
+      <w:bookmarkStart w:id="37" w:name="_Toc25727"/>
       <w:bookmarkStart w:id="38" w:name="_Toc23903"/>
-      <w:bookmarkStart w:id="39" w:name="_Toc32443_WPSOffice_Level1"/>
+      <w:bookmarkStart w:id="39" w:name="_Toc23846_WPSOffice_Level1"/>
       <w:bookmarkStart w:id="40" w:name="_Toc4331_WPSOffice_Level1"/>
-      <w:bookmarkStart w:id="41" w:name="_Toc25727"/>
+      <w:bookmarkStart w:id="41" w:name="_Toc32443_WPSOffice_Level1"/>
       <w:r>
         <w:rPr>
           <w:rFonts w:hint="eastAsia"/>
@@ -15623,6 +15776,12 @@
             <w:insideH w:val="single" w:color="A4A4A4" w:sz="4" w:space="0"/>
             <w:insideV w:val="single" w:color="A4A4A4" w:sz="4" w:space="0"/>
           </w:tblBorders>
+          <w:tblCellMar>
+            <w:top w:w="0" w:type="dxa"/>
+            <w:left w:w="0" w:type="dxa"/>
+            <w:bottom w:w="0" w:type="dxa"/>
+            <w:right w:w="0" w:type="dxa"/>
+          </w:tblCellMar>
         </w:tblPrEx>
         <w:trPr>
           <w:trHeight w:val="769" w:hRule="atLeast"/>
@@ -16100,12 +16259,12 @@
           <w:lang w:eastAsia="zh-CN"/>
         </w:rPr>
       </w:pPr>
-      <w:bookmarkStart w:id="46" w:name="_Toc29277"/>
-      <w:bookmarkStart w:id="47" w:name="_Toc26335"/>
-      <w:bookmarkStart w:id="48" w:name="_Toc7657"/>
-      <w:bookmarkStart w:id="49" w:name="_Toc20034"/>
-      <w:bookmarkStart w:id="50" w:name="_Toc106719764"/>
-      <w:bookmarkStart w:id="51" w:name="_Toc10223"/>
+      <w:bookmarkStart w:id="46" w:name="_Toc7657"/>
+      <w:bookmarkStart w:id="47" w:name="_Toc10223"/>
+      <w:bookmarkStart w:id="48" w:name="_Toc106719764"/>
+      <w:bookmarkStart w:id="49" w:name="_Toc26335"/>
+      <w:bookmarkStart w:id="50" w:name="_Toc20034"/>
+      <w:bookmarkStart w:id="51" w:name="_Toc29277"/>
       <w:r>
         <w:rPr>
           <w:rFonts w:hint="eastAsia"/>
@@ -16183,12 +16342,6 @@
             <w:insideH w:val="single" w:color="0070C0" w:sz="4" w:space="0"/>
             <w:insideV w:val="single" w:color="0070C0" w:sz="4" w:space="0"/>
           </w:tblBorders>
-          <w:tblCellMar>
-            <w:top w:w="0" w:type="dxa"/>
-            <w:left w:w="108" w:type="dxa"/>
-            <w:bottom w:w="0" w:type="dxa"/>
-            <w:right w:w="108" w:type="dxa"/>
-          </w:tblCellMar>
         </w:tblPrEx>
         <w:trPr>
           <w:jc w:val="center"/>
@@ -19148,17 +19301,17 @@
           <w:lang w:eastAsia="zh-CN"/>
         </w:rPr>
       </w:pPr>
-      <w:bookmarkStart w:id="54" w:name="_Toc10233"/>
-      <w:bookmarkStart w:id="55" w:name="_Toc107330125"/>
-      <w:bookmarkStart w:id="56" w:name="_Toc107825556"/>
-      <w:bookmarkStart w:id="57" w:name="_Toc21881"/>
-      <w:bookmarkStart w:id="58" w:name="_Toc25310"/>
-      <w:bookmarkStart w:id="59" w:name="_Toc166848193"/>
-      <w:bookmarkStart w:id="60" w:name="_Toc26107"/>
-      <w:bookmarkStart w:id="61" w:name="_Toc1707_WPSOffice_Level1"/>
-      <w:bookmarkStart w:id="62" w:name="_Toc27302"/>
-      <w:bookmarkStart w:id="63" w:name="_Toc21764_WPSOffice_Level1"/>
-      <w:bookmarkStart w:id="64" w:name="_Toc28240"/>
+      <w:bookmarkStart w:id="54" w:name="_Toc107825556"/>
+      <w:bookmarkStart w:id="55" w:name="_Toc25310"/>
+      <w:bookmarkStart w:id="56" w:name="_Toc107330125"/>
+      <w:bookmarkStart w:id="57" w:name="_Toc26107"/>
+      <w:bookmarkStart w:id="58" w:name="_Toc10233"/>
+      <w:bookmarkStart w:id="59" w:name="_Toc21881"/>
+      <w:bookmarkStart w:id="60" w:name="_Toc166848193"/>
+      <w:bookmarkStart w:id="61" w:name="_Toc28240"/>
+      <w:bookmarkStart w:id="62" w:name="_Toc1707_WPSOffice_Level1"/>
+      <w:bookmarkStart w:id="63" w:name="_Toc27302"/>
+      <w:bookmarkStart w:id="64" w:name="_Toc21764_WPSOffice_Level1"/>
       <w:bookmarkStart w:id="65" w:name="_Toc13196_WPSOffice_Level1"/>
       <w:r>
         <w:rPr>
@@ -24283,13 +24436,13 @@
           <w:lang w:eastAsia="zh-CN"/>
         </w:rPr>
       </w:pPr>
-      <w:bookmarkStart w:id="70" w:name="_Toc32302"/>
-      <w:bookmarkStart w:id="71" w:name="_Toc21615"/>
-      <w:bookmarkStart w:id="72" w:name="_Toc4331_WPSOffice_Level2"/>
+      <w:bookmarkStart w:id="70" w:name="_Toc21615"/>
+      <w:bookmarkStart w:id="71" w:name="_Toc4331_WPSOffice_Level2"/>
+      <w:bookmarkStart w:id="72" w:name="_Toc32302"/>
       <w:bookmarkStart w:id="73" w:name="_Toc23606"/>
       <w:bookmarkStart w:id="74" w:name="_Toc32443_WPSOffice_Level2"/>
-      <w:bookmarkStart w:id="75" w:name="_Toc21349"/>
-      <w:bookmarkStart w:id="76" w:name="_Toc149837264"/>
+      <w:bookmarkStart w:id="75" w:name="_Toc149837264"/>
+      <w:bookmarkStart w:id="76" w:name="_Toc21349"/>
       <w:r>
         <w:rPr>
           <w:rFonts w:hint="eastAsia"/>
@@ -35446,12 +35599,6 @@
             <w:insideH w:val="dotted" w:color="45A3A7" w:sz="4" w:space="0"/>
             <w:insideV w:val="dotted" w:color="45A3A7" w:sz="4" w:space="0"/>
           </w:tblBorders>
-          <w:tblCellMar>
-            <w:top w:w="0" w:type="dxa"/>
-            <w:left w:w="108" w:type="dxa"/>
-            <w:bottom w:w="0" w:type="dxa"/>
-            <w:right w:w="108" w:type="dxa"/>
-          </w:tblCellMar>
         </w:tblPrEx>
         <w:trPr>
           <w:trHeight w:val="417" w:hRule="atLeast"/>
@@ -36813,10 +36960,10 @@
       </w:pPr>
       <w:bookmarkStart w:id="82" w:name="_Toc15840_WPSOffice_Level1"/>
       <w:bookmarkStart w:id="83" w:name="_Toc14255_WPSOffice_Level1"/>
-      <w:bookmarkStart w:id="84" w:name="_Toc9066"/>
-      <w:bookmarkStart w:id="85" w:name="_Toc25043"/>
+      <w:bookmarkStart w:id="84" w:name="_Toc3674"/>
+      <w:bookmarkStart w:id="85" w:name="_Toc9066"/>
       <w:bookmarkStart w:id="86" w:name="_Toc19066"/>
-      <w:bookmarkStart w:id="87" w:name="_Toc3674"/>
+      <w:bookmarkStart w:id="87" w:name="_Toc25043"/>
       <w:bookmarkStart w:id="88" w:name="_Toc24085_WPSOffice_Level1"/>
       <w:bookmarkStart w:id="89" w:name="_Hlk33190413"/>
       <w:bookmarkStart w:id="90" w:name="_Toc18699"/>
@@ -39400,8 +39547,8 @@
           <w:lang w:eastAsia="zh-CN"/>
         </w:rPr>
       </w:pPr>
-      <w:bookmarkStart w:id="94" w:name="_Toc7466"/>
-      <w:bookmarkStart w:id="95" w:name="_Toc7713"/>
+      <w:bookmarkStart w:id="94" w:name="_Toc7713"/>
+      <w:bookmarkStart w:id="95" w:name="_Toc7466"/>
       <w:r>
         <w:rPr>
           <w:rFonts w:hint="eastAsia"/>
@@ -41214,10 +41361,10 @@
         </w:rPr>
       </w:pPr>
       <w:bookmarkStart w:id="104" w:name="_Toc107825566"/>
-      <w:bookmarkStart w:id="105" w:name="_Toc22197"/>
-      <w:bookmarkStart w:id="106" w:name="_Toc11974"/>
-      <w:bookmarkStart w:id="107" w:name="_Toc32501"/>
-      <w:bookmarkStart w:id="108" w:name="_Toc166848200"/>
+      <w:bookmarkStart w:id="105" w:name="_Toc11974"/>
+      <w:bookmarkStart w:id="106" w:name="_Toc22197"/>
+      <w:bookmarkStart w:id="107" w:name="_Toc166848200"/>
+      <w:bookmarkStart w:id="108" w:name="_Toc32501"/>
       <w:r>
         <w:rPr>
           <w:rFonts w:hint="eastAsia"/>
@@ -41335,7 +41482,7 @@
                     </pic:cNvPicPr>
                   </pic:nvPicPr>
                   <pic:blipFill>
-                    <a:blip r:embed="rId13"/>
+                    <a:blip r:embed="rId14"/>
                     <a:stretch>
                       <a:fillRect/>
                     </a:stretch>
@@ -42492,14 +42639,14 @@
           <w:lang w:eastAsia="zh-CN"/>
         </w:rPr>
       </w:pPr>
-      <w:bookmarkStart w:id="110" w:name="_Toc5114"/>
-      <w:bookmarkStart w:id="111" w:name="_Toc29283"/>
-      <w:bookmarkStart w:id="112" w:name="_Toc4680"/>
-      <w:bookmarkStart w:id="113" w:name="_Toc27291"/>
-      <w:bookmarkStart w:id="114" w:name="_Toc29484"/>
-      <w:bookmarkStart w:id="115" w:name="_Toc3846"/>
-      <w:bookmarkStart w:id="116" w:name="_Toc5400"/>
-      <w:bookmarkStart w:id="117" w:name="_Toc32060"/>
+      <w:bookmarkStart w:id="110" w:name="_Toc3846"/>
+      <w:bookmarkStart w:id="111" w:name="_Toc5400"/>
+      <w:bookmarkStart w:id="112" w:name="_Toc32060"/>
+      <w:bookmarkStart w:id="113" w:name="_Toc29283"/>
+      <w:bookmarkStart w:id="114" w:name="_Toc4680"/>
+      <w:bookmarkStart w:id="115" w:name="_Toc27291"/>
+      <w:bookmarkStart w:id="116" w:name="_Toc29484"/>
+      <w:bookmarkStart w:id="117" w:name="_Toc5114"/>
       <w:bookmarkStart w:id="118" w:name="_Toc13238"/>
       <w:r>
         <w:rPr>
@@ -42716,14 +42863,14 @@
         </w:rPr>
       </w:pPr>
       <w:bookmarkStart w:id="119" w:name="_Toc10299"/>
-      <w:bookmarkStart w:id="120" w:name="_Toc783"/>
-      <w:bookmarkStart w:id="121" w:name="_Toc1891"/>
+      <w:bookmarkStart w:id="120" w:name="_Toc1891"/>
+      <w:bookmarkStart w:id="121" w:name="_Toc21034"/>
       <w:bookmarkStart w:id="122" w:name="_Toc22196"/>
-      <w:bookmarkStart w:id="123" w:name="_Toc21034"/>
-      <w:bookmarkStart w:id="124" w:name="_Toc2976"/>
-      <w:bookmarkStart w:id="125" w:name="_Toc126"/>
-      <w:bookmarkStart w:id="126" w:name="_Toc32349"/>
-      <w:bookmarkStart w:id="127" w:name="_Toc5838"/>
+      <w:bookmarkStart w:id="123" w:name="_Toc2976"/>
+      <w:bookmarkStart w:id="124" w:name="_Toc32349"/>
+      <w:bookmarkStart w:id="125" w:name="_Toc5838"/>
+      <w:bookmarkStart w:id="126" w:name="_Toc783"/>
+      <w:bookmarkStart w:id="127" w:name="_Toc126"/>
       <w:r>
         <w:rPr>
           <w:rFonts w:ascii="Times New Roman" w:hAnsi="Times New Roman" w:eastAsia="微软雅黑" w:cs="Times New Roman"/>
@@ -42997,6 +43144,936 @@
           <w:docGrid w:linePitch="312" w:charSpace="0"/>
         </w:sectPr>
       </w:pPr>
+    </w:p>
+    <w:p>
+      <w:pPr>
+        <w:pStyle w:val="3"/>
+        <w:keepNext w:val="0"/>
+        <w:keepLines w:val="0"/>
+        <w:pageBreakBefore w:val="0"/>
+        <w:widowControl w:val="0"/>
+        <w:numPr>
+          <w:ilvl w:val="255"/>
+          <w:numId w:val="0"/>
+        </w:numPr>
+        <w:kinsoku/>
+        <w:wordWrap/>
+        <w:overflowPunct/>
+        <w:topLinePunct w:val="0"/>
+        <w:autoSpaceDE/>
+        <w:autoSpaceDN/>
+        <w:bidi w:val="0"/>
+        <w:adjustRightInd/>
+        <w:snapToGrid/>
+        <w:spacing w:line="240" w:lineRule="auto"/>
+        <w:jc w:val="left"/>
+        <w:textAlignment w:val="auto"/>
+        <w:rPr>
+          <w:rFonts w:hint="default"/>
+          <w:color w:val="0070C0"/>
+          <w:sz w:val="30"/>
+          <w:lang w:val="en-US" w:eastAsia="zh-CN"/>
+        </w:rPr>
+      </w:pPr>
+      <w:bookmarkStart w:id="128" w:name="_Toc20962"/>
+      <w:r>
+        <w:rPr>
+          <w:rFonts w:hint="default"/>
+          <w:color w:val="0070C0"/>
+          <w:sz w:val="30"/>
+          <w:lang w:val="en-US" w:eastAsia="zh-CN"/>
+        </w:rPr>
+        <w:t>检测方法与局限性</w:t>
+      </w:r>
+      <w:bookmarkEnd w:id="128"/>
+    </w:p>
+    <w:p>
+      <w:pPr>
+        <w:spacing w:line="240" w:lineRule="auto"/>
+        <w:ind w:right="448"/>
+        <w:rPr>
+          <w:rFonts w:hint="default" w:ascii="Times New Roman" w:hAnsi="Times New Roman" w:eastAsia="微软雅黑" w:cs="Times New Roman"/>
+          <w:b/>
+          <w:bCs/>
+          <w:sz w:val="24"/>
+          <w:szCs w:val="24"/>
+          <w:lang w:eastAsia="zh-CN"/>
+        </w:rPr>
+      </w:pPr>
+      <w:r>
+        <w:rPr>
+          <w:rFonts w:hint="default" w:ascii="Times New Roman" w:hAnsi="Times New Roman" w:eastAsia="微软雅黑" w:cs="Times New Roman"/>
+          <w:b/>
+          <w:bCs/>
+          <w:sz w:val="24"/>
+          <w:szCs w:val="24"/>
+          <w:lang w:eastAsia="zh-CN"/>
+        </w:rPr>
+        <w:t>检测方法</w:t>
+      </w:r>
+    </w:p>
+    <w:p>
+      <w:pPr>
+        <w:spacing w:line="240" w:lineRule="auto"/>
+        <w:ind w:firstLine="420" w:firstLineChars="200"/>
+        <w:jc w:val="both"/>
+        <w:rPr>
+          <w:rFonts w:hint="default" w:ascii="Times New Roman" w:hAnsi="Times New Roman" w:eastAsia="微软雅黑" w:cs="Times New Roman"/>
+          <w:bCs/>
+          <w:sz w:val="21"/>
+          <w:szCs w:val="21"/>
+          <w:lang w:eastAsia="zh-CN"/>
+        </w:rPr>
+      </w:pPr>
+      <w:r>
+        <w:rPr>
+          <w:rFonts w:hint="default" w:ascii="Times New Roman" w:hAnsi="Times New Roman" w:eastAsia="微软雅黑" w:cs="Times New Roman"/>
+          <w:bCs/>
+          <w:sz w:val="21"/>
+          <w:szCs w:val="21"/>
+          <w:lang w:eastAsia="zh-CN"/>
+        </w:rPr>
+        <w:t>{% for b in summaryOfRresults.productModularization.detection_method | nl() %}{%if loop.last%}{{ b }}{%else%}{{ b }}</w:t>
+      </w:r>
+    </w:p>
+    <w:p>
+      <w:pPr>
+        <w:spacing w:line="240" w:lineRule="auto"/>
+        <w:ind w:firstLine="420" w:firstLineChars="200"/>
+        <w:jc w:val="both"/>
+        <w:rPr>
+          <w:rFonts w:hint="default" w:ascii="Times New Roman" w:hAnsi="Times New Roman" w:eastAsia="微软雅黑" w:cs="Times New Roman"/>
+          <w:bCs/>
+          <w:sz w:val="21"/>
+          <w:szCs w:val="21"/>
+          <w:lang w:eastAsia="zh-CN"/>
+        </w:rPr>
+      </w:pPr>
+      <w:r>
+        <w:rPr>
+          <w:rFonts w:hint="default" w:ascii="Times New Roman" w:hAnsi="Times New Roman" w:eastAsia="微软雅黑" w:cs="Times New Roman"/>
+          <w:bCs/>
+          <w:sz w:val="21"/>
+          <w:szCs w:val="21"/>
+          <w:lang w:eastAsia="zh-CN"/>
+        </w:rPr>
+        <w:t>{%endif%}{% endfor%}</w:t>
+      </w:r>
+    </w:p>
+    <w:p>
+      <w:pPr>
+        <w:spacing w:line="240" w:lineRule="auto"/>
+        <w:ind w:right="448"/>
+        <w:rPr>
+          <w:rFonts w:hint="default" w:ascii="Times New Roman" w:hAnsi="Times New Roman" w:eastAsia="微软雅黑" w:cs="Times New Roman"/>
+          <w:b/>
+          <w:bCs/>
+          <w:sz w:val="24"/>
+          <w:szCs w:val="24"/>
+          <w:lang w:eastAsia="zh-CN"/>
+        </w:rPr>
+      </w:pPr>
+      <w:r>
+        <w:rPr>
+          <w:rFonts w:hint="default" w:ascii="Times New Roman" w:hAnsi="Times New Roman" w:eastAsia="微软雅黑" w:cs="Times New Roman"/>
+          <w:b/>
+          <w:bCs/>
+          <w:sz w:val="24"/>
+          <w:szCs w:val="24"/>
+          <w:lang w:eastAsia="zh-CN"/>
+        </w:rPr>
+        <w:t>局限性说明</w:t>
+      </w:r>
+    </w:p>
+    <w:p>
+      <w:pPr>
+        <w:spacing w:line="240" w:lineRule="auto"/>
+        <w:ind w:firstLine="420" w:firstLineChars="200"/>
+        <w:jc w:val="both"/>
+        <w:rPr>
+          <w:rFonts w:hint="default" w:ascii="Times New Roman" w:hAnsi="Times New Roman" w:eastAsia="微软雅黑" w:cs="Times New Roman"/>
+          <w:bCs/>
+          <w:sz w:val="21"/>
+          <w:szCs w:val="21"/>
+          <w:lang w:eastAsia="zh-CN"/>
+        </w:rPr>
+      </w:pPr>
+      <w:r>
+        <w:rPr>
+          <w:rFonts w:hint="default" w:ascii="Times New Roman" w:hAnsi="Times New Roman" w:eastAsia="微软雅黑" w:cs="Times New Roman"/>
+          <w:bCs/>
+          <w:sz w:val="21"/>
+          <w:szCs w:val="21"/>
+          <w:lang w:eastAsia="zh-CN"/>
+        </w:rPr>
+        <w:t>{% for b in summaryOfRresults.productModularization.limitation_statement | nl() %}{%if loop.last%}{{ b }}{%else%}{{ b }}</w:t>
+      </w:r>
+    </w:p>
+    <w:p>
+      <w:pPr>
+        <w:spacing w:line="240" w:lineRule="auto"/>
+        <w:ind w:firstLine="420" w:firstLineChars="200"/>
+        <w:jc w:val="both"/>
+        <w:rPr>
+          <w:rFonts w:hint="default" w:ascii="Times New Roman" w:hAnsi="Times New Roman" w:eastAsia="微软雅黑" w:cs="Times New Roman"/>
+          <w:bCs/>
+          <w:sz w:val="21"/>
+          <w:szCs w:val="21"/>
+          <w:lang w:eastAsia="zh-CN"/>
+        </w:rPr>
+      </w:pPr>
+      <w:r>
+        <w:rPr>
+          <w:rFonts w:hint="default" w:ascii="Times New Roman" w:hAnsi="Times New Roman" w:eastAsia="微软雅黑" w:cs="Times New Roman"/>
+          <w:bCs/>
+          <w:sz w:val="21"/>
+          <w:szCs w:val="21"/>
+          <w:lang w:eastAsia="zh-CN"/>
+        </w:rPr>
+        <w:t>{%endif%}{% endfor%}</w:t>
+      </w:r>
+    </w:p>
+    <w:p>
+      <w:pPr>
+        <w:spacing w:line="240" w:lineRule="auto"/>
+        <w:ind w:firstLine="420" w:firstLineChars="200"/>
+        <w:jc w:val="both"/>
+        <w:rPr>
+          <w:rFonts w:hint="default" w:ascii="Times New Roman" w:hAnsi="Times New Roman" w:eastAsia="微软雅黑" w:cs="Times New Roman"/>
+          <w:bCs/>
+          <w:sz w:val="21"/>
+          <w:szCs w:val="21"/>
+          <w:lang w:eastAsia="zh-CN"/>
+        </w:rPr>
+      </w:pPr>
+    </w:p>
+    <w:p>
+      <w:pPr>
+        <w:widowControl/>
+        <w:rPr>
+          <w:rFonts w:hint="eastAsia" w:ascii="Times New Roman" w:hAnsi="Times New Roman" w:eastAsia="微软雅黑" w:cs="Times New Roman"/>
+          <w:b/>
+          <w:bCs/>
+          <w:sz w:val="21"/>
+          <w:szCs w:val="21"/>
+          <w:lang w:val="en-US" w:eastAsia="zh-CN" w:bidi="ar-SA"/>
+        </w:rPr>
+      </w:pPr>
+      <w:r>
+        <w:rPr>
+          <w:rFonts w:hint="eastAsia" w:ascii="Times New Roman" w:hAnsi="Times New Roman" w:eastAsia="微软雅黑" w:cs="Times New Roman"/>
+          <w:b/>
+          <w:bCs/>
+          <w:sz w:val="21"/>
+          <w:szCs w:val="21"/>
+          <w:lang w:val="en-US" w:eastAsia="zh-CN" w:bidi="ar-SA"/>
+        </w:rPr>
+        <w:t>广州诺禾医学检验实验室</w:t>
+      </w:r>
+    </w:p>
+    <w:p>
+      <w:pPr>
+        <w:widowControl/>
+        <w:rPr>
+          <w:rFonts w:hint="eastAsia" w:ascii="Times New Roman" w:hAnsi="Times New Roman" w:eastAsia="微软雅黑" w:cs="Times New Roman"/>
+          <w:b w:val="0"/>
+          <w:bCs w:val="0"/>
+          <w:sz w:val="21"/>
+          <w:szCs w:val="21"/>
+          <w:lang w:val="en-US" w:eastAsia="zh-CN" w:bidi="ar-SA"/>
+        </w:rPr>
+      </w:pPr>
+      <w:r>
+        <w:rPr>
+          <w:rFonts w:hint="eastAsia" w:ascii="Times New Roman" w:hAnsi="Times New Roman" w:eastAsia="微软雅黑" w:cs="Times New Roman"/>
+          <w:b w:val="0"/>
+          <w:bCs w:val="0"/>
+          <w:sz w:val="21"/>
+          <w:szCs w:val="21"/>
+          <w:lang w:val="en-US" w:eastAsia="zh-CN" w:bidi="ar-SA"/>
+        </w:rPr>
+        <w:t>广州市黄埔区开源大道11号C6栋702室</w:t>
+      </w:r>
+    </w:p>
+    <w:p>
+      <w:pPr>
+        <w:widowControl/>
+        <w:rPr>
+          <w:rFonts w:hint="eastAsia" w:ascii="Times New Roman" w:hAnsi="Times New Roman" w:eastAsia="微软雅黑" w:cs="Times New Roman"/>
+          <w:b/>
+          <w:bCs/>
+          <w:sz w:val="21"/>
+          <w:szCs w:val="21"/>
+          <w:lang w:val="en-US" w:eastAsia="zh-CN" w:bidi="ar-SA"/>
+        </w:rPr>
+      </w:pPr>
+      <w:r>
+        <w:rPr>
+          <w:rFonts w:hint="eastAsia" w:ascii="Times New Roman" w:hAnsi="Times New Roman" w:eastAsia="微软雅黑" w:cs="Times New Roman"/>
+          <w:b/>
+          <w:bCs/>
+          <w:sz w:val="21"/>
+          <w:szCs w:val="21"/>
+          <w:lang w:val="en-US" w:eastAsia="zh-CN" w:bidi="ar-SA"/>
+        </w:rPr>
+        <w:t>上海诺禾医学检验实验室</w:t>
+      </w:r>
+    </w:p>
+    <w:p>
+      <w:pPr>
+        <w:widowControl/>
+        <w:rPr>
+          <w:rFonts w:hint="eastAsia" w:ascii="Times New Roman" w:hAnsi="Times New Roman" w:eastAsia="微软雅黑" w:cs="Times New Roman"/>
+          <w:b w:val="0"/>
+          <w:bCs w:val="0"/>
+          <w:sz w:val="21"/>
+          <w:szCs w:val="21"/>
+          <w:lang w:val="en-US" w:eastAsia="zh-CN" w:bidi="ar-SA"/>
+        </w:rPr>
+      </w:pPr>
+      <w:r>
+        <w:rPr>
+          <w:rFonts w:hint="eastAsia" w:ascii="Times New Roman" w:hAnsi="Times New Roman" w:eastAsia="微软雅黑" w:cs="Times New Roman"/>
+          <w:b w:val="0"/>
+          <w:bCs w:val="0"/>
+          <w:sz w:val="21"/>
+          <w:szCs w:val="21"/>
+          <w:lang w:val="en-US" w:eastAsia="zh-CN" w:bidi="ar-SA"/>
+        </w:rPr>
+        <w:t>上海市闵行区绿洲环路396弄9号201室</w:t>
+      </w:r>
+    </w:p>
+    <w:p>
+      <w:pPr>
+        <w:widowControl/>
+        <w:rPr>
+          <w:rFonts w:hint="eastAsia" w:ascii="Times New Roman" w:hAnsi="Times New Roman" w:eastAsia="微软雅黑" w:cs="Times New Roman"/>
+          <w:b/>
+          <w:bCs/>
+          <w:sz w:val="21"/>
+          <w:szCs w:val="21"/>
+          <w:lang w:val="en-US" w:eastAsia="zh-CN" w:bidi="ar-SA"/>
+        </w:rPr>
+      </w:pPr>
+      <w:r>
+        <w:rPr>
+          <w:rFonts w:hint="eastAsia" w:ascii="Times New Roman" w:hAnsi="Times New Roman" w:eastAsia="微软雅黑" w:cs="Times New Roman"/>
+          <w:b/>
+          <w:bCs/>
+          <w:sz w:val="21"/>
+          <w:szCs w:val="21"/>
+          <w:lang w:val="en-US" w:eastAsia="zh-CN" w:bidi="ar-SA"/>
+        </w:rPr>
+        <w:t>天津诺禾医学检验实验室</w:t>
+      </w:r>
+    </w:p>
+    <w:p>
+      <w:pPr>
+        <w:tabs>
+          <w:tab w:val="left" w:pos="6770"/>
+        </w:tabs>
+        <w:spacing w:before="27"/>
+        <w:rPr>
+          <w:rFonts w:hint="eastAsia" w:ascii="Times New Roman" w:hAnsi="Times New Roman" w:eastAsia="微软雅黑" w:cs="Times New Roman"/>
+          <w:b w:val="0"/>
+          <w:bCs w:val="0"/>
+          <w:sz w:val="21"/>
+          <w:szCs w:val="21"/>
+          <w:lang w:val="en-US" w:eastAsia="zh-CN" w:bidi="ar-SA"/>
+        </w:rPr>
+      </w:pPr>
+      <w:r>
+        <w:rPr>
+          <w:rFonts w:hint="eastAsia" w:ascii="Times New Roman" w:hAnsi="Times New Roman" w:eastAsia="微软雅黑" w:cs="Times New Roman"/>
+          <w:b w:val="0"/>
+          <w:bCs w:val="0"/>
+          <w:sz w:val="21"/>
+          <w:szCs w:val="21"/>
+          <w:lang w:val="en-US" w:eastAsia="zh-CN" w:bidi="ar-SA"/>
+        </w:rPr>
+        <w:t>天津市武清区创业总部基地B07</w:t>
+      </w:r>
+    </w:p>
+    <w:p>
+      <w:pPr>
+        <w:tabs>
+          <w:tab w:val="left" w:pos="6770"/>
+        </w:tabs>
+        <w:spacing w:before="27"/>
+        <w:rPr>
+          <w:rFonts w:hint="eastAsia" w:ascii="Times New Roman" w:hAnsi="Times New Roman" w:eastAsia="微软雅黑" w:cs="Times New Roman"/>
+          <w:b w:val="0"/>
+          <w:bCs w:val="0"/>
+          <w:sz w:val="24"/>
+          <w:szCs w:val="22"/>
+          <w:lang w:val="en-US" w:eastAsia="zh-CN" w:bidi="ar-SA"/>
+        </w:rPr>
+      </w:pPr>
+    </w:p>
+    <w:p>
+      <w:pPr>
+        <w:widowControl/>
+        <w:rPr>
+          <w:rFonts w:ascii="Times New Roman" w:hAnsi="Times New Roman" w:eastAsia="等线" w:cs="宋体"/>
+          <w:sz w:val="24"/>
+          <w:szCs w:val="22"/>
+          <w:lang w:val="en-US" w:eastAsia="zh-CN" w:bidi="ar-SA"/>
+        </w:rPr>
+      </w:pPr>
+      <w:r>
+        <w:rPr>
+          <w:rFonts w:ascii="宋体" w:hAnsi="宋体" w:eastAsia="宋体" w:cs="宋体"/>
+          <w:sz w:val="24"/>
+          <w:szCs w:val="24"/>
+          <w:lang w:val="en-US" w:eastAsia="en-US" w:bidi="ar-SA"/>
+        </w:rPr>
+        <w:drawing>
+          <wp:anchor distT="0" distB="0" distL="114935" distR="114935" simplePos="0" relativeHeight="251667456" behindDoc="0" locked="0" layoutInCell="1" allowOverlap="1">
+            <wp:simplePos x="0" y="0"/>
+            <wp:positionH relativeFrom="column">
+              <wp:posOffset>723900</wp:posOffset>
+            </wp:positionH>
+            <wp:positionV relativeFrom="paragraph">
+              <wp:posOffset>76200</wp:posOffset>
+            </wp:positionV>
+            <wp:extent cx="468630" cy="468630"/>
+            <wp:effectExtent l="0" t="0" r="3810" b="3810"/>
+            <wp:wrapNone/>
+            <wp:docPr id="9" name="图片 4" descr="IMG_256"/>
+            <wp:cNvGraphicFramePr>
+              <a:graphicFrameLocks xmlns:a="http://schemas.openxmlformats.org/drawingml/2006/main" noChangeAspect="1"/>
+            </wp:cNvGraphicFramePr>
+            <a:graphic xmlns:a="http://schemas.openxmlformats.org/drawingml/2006/main">
+              <a:graphicData uri="http://schemas.openxmlformats.org/drawingml/2006/picture">
+                <pic:pic xmlns:pic="http://schemas.openxmlformats.org/drawingml/2006/picture">
+                  <pic:nvPicPr>
+                    <pic:cNvPr id="9" name="图片 4" descr="IMG_256"/>
+                    <pic:cNvPicPr>
+                      <a:picLocks noChangeAspect="1"/>
+                    </pic:cNvPicPr>
+                  </pic:nvPicPr>
+                  <pic:blipFill>
+                    <a:blip r:embed="rId15"/>
+                    <a:stretch>
+                      <a:fillRect/>
+                    </a:stretch>
+                  </pic:blipFill>
+                  <pic:spPr>
+                    <a:xfrm>
+                      <a:off x="0" y="0"/>
+                      <a:ext cx="468630" cy="468630"/>
+                    </a:xfrm>
+                    <a:prstGeom prst="rect">
+                      <a:avLst/>
+                    </a:prstGeom>
+                    <a:noFill/>
+                    <a:ln w="9525">
+                      <a:noFill/>
+                    </a:ln>
+                  </pic:spPr>
+                </pic:pic>
+              </a:graphicData>
+            </a:graphic>
+          </wp:anchor>
+        </w:drawing>
+      </w:r>
+      <w:r>
+        <w:rPr>
+          <w:rFonts w:ascii="宋体" w:hAnsi="宋体" w:eastAsia="宋体" w:cs="宋体"/>
+          <w:sz w:val="24"/>
+          <w:szCs w:val="24"/>
+          <w:lang w:val="en-US" w:eastAsia="en-US" w:bidi="ar-SA"/>
+        </w:rPr>
+        <w:drawing>
+          <wp:anchor distT="0" distB="0" distL="114935" distR="114935" simplePos="0" relativeHeight="251666432" behindDoc="0" locked="0" layoutInCell="1" allowOverlap="1">
+            <wp:simplePos x="0" y="0"/>
+            <wp:positionH relativeFrom="column">
+              <wp:posOffset>30480</wp:posOffset>
+            </wp:positionH>
+            <wp:positionV relativeFrom="paragraph">
+              <wp:posOffset>83820</wp:posOffset>
+            </wp:positionV>
+            <wp:extent cx="439420" cy="439420"/>
+            <wp:effectExtent l="0" t="0" r="2540" b="2540"/>
+            <wp:wrapNone/>
+            <wp:docPr id="10" name="图片 3" descr="IMG_256"/>
+            <wp:cNvGraphicFramePr>
+              <a:graphicFrameLocks xmlns:a="http://schemas.openxmlformats.org/drawingml/2006/main" noChangeAspect="1"/>
+            </wp:cNvGraphicFramePr>
+            <a:graphic xmlns:a="http://schemas.openxmlformats.org/drawingml/2006/main">
+              <a:graphicData uri="http://schemas.openxmlformats.org/drawingml/2006/picture">
+                <pic:pic xmlns:pic="http://schemas.openxmlformats.org/drawingml/2006/picture">
+                  <pic:nvPicPr>
+                    <pic:cNvPr id="10" name="图片 3" descr="IMG_256"/>
+                    <pic:cNvPicPr>
+                      <a:picLocks noChangeAspect="1"/>
+                    </pic:cNvPicPr>
+                  </pic:nvPicPr>
+                  <pic:blipFill>
+                    <a:blip r:embed="rId16"/>
+                    <a:stretch>
+                      <a:fillRect/>
+                    </a:stretch>
+                  </pic:blipFill>
+                  <pic:spPr>
+                    <a:xfrm>
+                      <a:off x="0" y="0"/>
+                      <a:ext cx="439420" cy="439420"/>
+                    </a:xfrm>
+                    <a:prstGeom prst="rect">
+                      <a:avLst/>
+                    </a:prstGeom>
+                    <a:noFill/>
+                    <a:ln w="9525">
+                      <a:noFill/>
+                    </a:ln>
+                  </pic:spPr>
+                </pic:pic>
+              </a:graphicData>
+            </a:graphic>
+          </wp:anchor>
+        </w:drawing>
+      </w:r>
+      <w:r>
+        <w:rPr>
+          <w:rFonts w:hint="eastAsia" w:ascii="Times New Roman" w:hAnsi="Times New Roman" w:eastAsia="等线" w:cs="宋体"/>
+          <w:sz w:val="24"/>
+          <w:szCs w:val="22"/>
+          <w:lang w:val="en-US" w:eastAsia="zh-CN" w:bidi="ar-SA"/>
+        </w:rPr>
+        <w:tab/>
+      </w:r>
+      <w:r>
+        <w:rPr>
+          <w:rFonts w:hint="eastAsia" w:ascii="Times New Roman" w:hAnsi="Times New Roman" w:eastAsia="等线" w:cs="宋体"/>
+          <w:sz w:val="24"/>
+          <w:szCs w:val="22"/>
+          <w:lang w:val="en-US" w:eastAsia="zh-CN" w:bidi="ar-SA"/>
+        </w:rPr>
+        <w:tab/>
+      </w:r>
+      <w:r>
+        <w:rPr>
+          <w:rFonts w:hint="eastAsia" w:ascii="Times New Roman" w:hAnsi="Times New Roman" w:eastAsia="等线" w:cs="宋体"/>
+          <w:sz w:val="24"/>
+          <w:szCs w:val="22"/>
+          <w:lang w:val="en-US" w:eastAsia="zh-CN" w:bidi="ar-SA"/>
+        </w:rPr>
+        <w:tab/>
+      </w:r>
+      <w:r>
+        <w:rPr>
+          <w:rFonts w:hint="eastAsia" w:ascii="Times New Roman" w:hAnsi="Times New Roman" w:eastAsia="等线" w:cs="宋体"/>
+          <w:sz w:val="24"/>
+          <w:szCs w:val="22"/>
+          <w:lang w:val="en-US" w:eastAsia="zh-CN" w:bidi="ar-SA"/>
+        </w:rPr>
+        <w:tab/>
+      </w:r>
+      <w:r>
+        <w:rPr>
+          <w:rFonts w:hint="eastAsia" w:ascii="Times New Roman" w:hAnsi="Times New Roman" w:eastAsia="等线" w:cs="宋体"/>
+          <w:sz w:val="24"/>
+          <w:szCs w:val="22"/>
+          <w:lang w:val="en-US" w:eastAsia="zh-CN" w:bidi="ar-SA"/>
+        </w:rPr>
+        <w:tab/>
+      </w:r>
+      <w:r>
+        <w:rPr>
+          <w:rFonts w:hint="eastAsia" w:ascii="Times New Roman" w:hAnsi="Times New Roman" w:eastAsia="等线" w:cs="宋体"/>
+          <w:sz w:val="24"/>
+          <w:szCs w:val="22"/>
+          <w:lang w:val="en-US" w:eastAsia="zh-CN" w:bidi="ar-SA"/>
+        </w:rPr>
+        <w:t xml:space="preserve"> </w:t>
+      </w:r>
+    </w:p>
+    <w:p>
+      <w:pPr>
+        <w:widowControl/>
+        <w:rPr>
+          <w:rFonts w:ascii="Times New Roman" w:hAnsi="Times New Roman" w:eastAsia="等线" w:cs="宋体"/>
+          <w:sz w:val="24"/>
+          <w:szCs w:val="22"/>
+          <w:lang w:val="en-US" w:eastAsia="zh-CN" w:bidi="ar-SA"/>
+        </w:rPr>
+      </w:pPr>
+    </w:p>
+    <w:p>
+      <w:pPr>
+        <w:widowControl/>
+        <w:rPr>
+          <w:rFonts w:ascii="Times New Roman" w:hAnsi="Times New Roman" w:eastAsia="等线" w:cs="宋体"/>
+          <w:sz w:val="24"/>
+          <w:szCs w:val="22"/>
+          <w:lang w:val="en-US" w:eastAsia="zh-CN" w:bidi="ar-SA"/>
+        </w:rPr>
+      </w:pPr>
+    </w:p>
+    <w:p>
+      <w:pPr>
+        <w:widowControl/>
+        <w:rPr>
+          <w:rFonts w:hint="eastAsia" w:ascii="微软雅黑" w:hAnsi="微软雅黑" w:eastAsia="微软雅黑" w:cs="微软雅黑"/>
+          <w:b/>
+          <w:bCs/>
+          <w:color w:val="0070C0"/>
+          <w:sz w:val="20"/>
+          <w:szCs w:val="20"/>
+          <w:lang w:val="en-US" w:eastAsia="zh-CN" w:bidi="ar-SA"/>
+        </w:rPr>
+      </w:pPr>
+      <w:r>
+        <w:rPr>
+          <w:rFonts w:hint="eastAsia" w:ascii="微软雅黑" w:hAnsi="微软雅黑" w:eastAsia="微软雅黑" w:cs="微软雅黑"/>
+          <w:b/>
+          <w:bCs/>
+          <w:color w:val="0070C0"/>
+          <w:sz w:val="20"/>
+          <w:szCs w:val="20"/>
+          <w:lang w:val="en-US" w:eastAsia="zh-CN" w:bidi="ar-SA"/>
+        </w:rPr>
+        <w:t>诺禾医学   诺禾在线</w:t>
+      </w:r>
+    </w:p>
+    <w:p>
+      <w:pPr>
+        <w:widowControl/>
+        <w:rPr>
+          <w:rFonts w:ascii="Times New Roman" w:hAnsi="Times New Roman" w:eastAsia="等线" w:cs="宋体"/>
+          <w:color w:val="0070C0"/>
+          <w:sz w:val="24"/>
+          <w:szCs w:val="22"/>
+          <w:lang w:val="en-US" w:eastAsia="zh-CN" w:bidi="ar-SA"/>
+        </w:rPr>
+      </w:pPr>
+      <w:r>
+        <w:rPr>
+          <w:rFonts w:ascii="Times New Roman" w:hAnsi="Times New Roman" w:eastAsia="等线" w:cs="宋体"/>
+          <w:b/>
+          <w:bCs/>
+          <w:color w:val="0070C0"/>
+          <w:sz w:val="28"/>
+          <w:szCs w:val="28"/>
+          <w:lang w:val="en-US" w:eastAsia="en-US" w:bidi="ar-SA"/>
+        </w:rPr>
+        <w:t>www.novogene.com</w:t>
+      </w:r>
+    </w:p>
+    <w:p>
+      <w:pPr>
+        <w:widowControl/>
+        <w:rPr>
+          <w:rFonts w:hint="eastAsia" w:ascii="微软雅黑" w:hAnsi="微软雅黑" w:eastAsia="微软雅黑" w:cs="微软雅黑"/>
+          <w:b/>
+          <w:bCs/>
+          <w:sz w:val="24"/>
+          <w:szCs w:val="24"/>
+          <w:lang w:val="en-US" w:eastAsia="zh-CN" w:bidi="ar-SA"/>
+        </w:rPr>
+      </w:pPr>
+      <w:bookmarkStart w:id="129" w:name="_GoBack"/>
+      <w:r>
+        <w:rPr>
+          <w:rFonts w:hint="eastAsia" w:ascii="微软雅黑" w:hAnsi="微软雅黑" w:eastAsia="微软雅黑" w:cs="微软雅黑"/>
+          <w:color w:val="7F7F7F"/>
+          <w:sz w:val="20"/>
+          <w:szCs w:val="20"/>
+          <w:lang w:val="en-US" w:eastAsia="zh-CN" w:bidi="ar-SA"/>
+        </w:rPr>
+        <w:drawing>
+          <wp:anchor distT="0" distB="0" distL="0" distR="0" simplePos="0" relativeHeight="251665408" behindDoc="1" locked="0" layoutInCell="1" allowOverlap="1">
+            <wp:simplePos x="0" y="0"/>
+            <wp:positionH relativeFrom="column">
+              <wp:posOffset>4900295</wp:posOffset>
+            </wp:positionH>
+            <wp:positionV relativeFrom="paragraph">
+              <wp:posOffset>224790</wp:posOffset>
+            </wp:positionV>
+            <wp:extent cx="1369060" cy="389255"/>
+            <wp:effectExtent l="0" t="0" r="2540" b="6985"/>
+            <wp:wrapNone/>
+            <wp:docPr id="24" name="图片 24" descr="C:\Users\JT\Desktop\2019.3.1-诺禾致源logo-最新版\logo-透明底.pnglogo-透明底"/>
+            <wp:cNvGraphicFramePr>
+              <a:graphicFrameLocks xmlns:a="http://schemas.openxmlformats.org/drawingml/2006/main" noChangeAspect="1"/>
+            </wp:cNvGraphicFramePr>
+            <a:graphic xmlns:a="http://schemas.openxmlformats.org/drawingml/2006/main">
+              <a:graphicData uri="http://schemas.openxmlformats.org/drawingml/2006/picture">
+                <pic:pic xmlns:pic="http://schemas.openxmlformats.org/drawingml/2006/picture">
+                  <pic:nvPicPr>
+                    <pic:cNvPr id="24" name="图片 24" descr="C:\Users\JT\Desktop\2019.3.1-诺禾致源logo-最新版\logo-透明底.pnglogo-透明底"/>
+                    <pic:cNvPicPr>
+                      <a:picLocks noChangeAspect="1"/>
+                    </pic:cNvPicPr>
+                  </pic:nvPicPr>
+                  <pic:blipFill>
+                    <a:blip r:embed="rId9"/>
+                    <a:srcRect/>
+                    <a:stretch>
+                      <a:fillRect/>
+                    </a:stretch>
+                  </pic:blipFill>
+                  <pic:spPr>
+                    <a:xfrm>
+                      <a:off x="0" y="0"/>
+                      <a:ext cx="1369060" cy="389255"/>
+                    </a:xfrm>
+                    <a:prstGeom prst="rect">
+                      <a:avLst/>
+                    </a:prstGeom>
+                  </pic:spPr>
+                </pic:pic>
+              </a:graphicData>
+            </a:graphic>
+          </wp:anchor>
+        </w:drawing>
+      </w:r>
+      <w:bookmarkEnd w:id="129"/>
+      <w:r>
+        <w:rPr>
+          <w:rFonts w:hint="eastAsia" w:ascii="微软雅黑" w:hAnsi="微软雅黑" w:eastAsia="微软雅黑" w:cs="微软雅黑"/>
+          <w:b/>
+          <w:bCs/>
+          <w:sz w:val="24"/>
+          <w:szCs w:val="24"/>
+          <w:lang w:val="en-US" w:eastAsia="zh-CN" w:bidi="ar-SA"/>
+        </w:rPr>
+        <w:t>中国 · 美国 · 英国 · 新加坡 · 荷兰 · 日本</w:t>
+      </w:r>
+    </w:p>
+    <w:p>
+      <w:pPr>
+        <w:rPr>
+          <w:rFonts w:ascii="Times New Roman" w:hAnsi="Times New Roman" w:eastAsia="等线"/>
+          <w:sz w:val="22"/>
+        </w:rPr>
+      </w:pPr>
+      <w:r>
+        <w:rPr>
+          <w:rFonts w:ascii="Times New Roman" w:hAnsi="Times New Roman" w:eastAsia="等线" w:cs="宋体"/>
+          <w:sz w:val="22"/>
+          <w:szCs w:val="22"/>
+          <w:lang w:val="en-US" w:eastAsia="en-US" w:bidi="ar-SA"/>
+        </w:rPr>
+        <w:t>China</w:t>
+      </w:r>
+      <w:r>
+        <w:rPr>
+          <w:rFonts w:hint="eastAsia" w:ascii="Times New Roman" w:hAnsi="Times New Roman" w:eastAsia="等线" w:cs="宋体"/>
+          <w:sz w:val="22"/>
+          <w:szCs w:val="22"/>
+          <w:lang w:val="en-US" w:eastAsia="zh-CN" w:bidi="ar-SA"/>
+        </w:rPr>
+        <w:t xml:space="preserve"> </w:t>
+      </w:r>
+      <w:r>
+        <w:rPr>
+          <w:rFonts w:ascii="Times New Roman" w:hAnsi="Times New Roman" w:eastAsia="等线" w:cs="宋体"/>
+          <w:b/>
+          <w:bCs/>
+          <w:sz w:val="24"/>
+          <w:szCs w:val="24"/>
+          <w:lang w:val="en-US" w:eastAsia="zh-CN" w:bidi="ar-SA"/>
+        </w:rPr>
+        <w:t>·</w:t>
+      </w:r>
+      <w:r>
+        <w:rPr>
+          <w:rFonts w:hint="eastAsia" w:ascii="Times New Roman" w:hAnsi="Times New Roman" w:eastAsia="等线" w:cs="宋体"/>
+          <w:b/>
+          <w:bCs/>
+          <w:sz w:val="24"/>
+          <w:szCs w:val="24"/>
+          <w:lang w:val="en-US" w:eastAsia="zh-CN" w:bidi="ar-SA"/>
+        </w:rPr>
+        <w:t xml:space="preserve"> </w:t>
+      </w:r>
+      <w:r>
+        <w:rPr>
+          <w:rFonts w:ascii="Times New Roman" w:hAnsi="Times New Roman" w:eastAsia="等线" w:cs="宋体"/>
+          <w:sz w:val="22"/>
+          <w:szCs w:val="22"/>
+          <w:lang w:val="en-US" w:eastAsia="en-US" w:bidi="ar-SA"/>
+        </w:rPr>
+        <w:t>USA</w:t>
+      </w:r>
+      <w:r>
+        <w:rPr>
+          <w:rFonts w:hint="eastAsia" w:ascii="Times New Roman" w:hAnsi="Times New Roman" w:eastAsia="等线" w:cs="宋体"/>
+          <w:sz w:val="22"/>
+          <w:szCs w:val="22"/>
+          <w:lang w:val="en-US" w:eastAsia="zh-CN" w:bidi="ar-SA"/>
+        </w:rPr>
+        <w:t xml:space="preserve"> </w:t>
+      </w:r>
+      <w:r>
+        <w:rPr>
+          <w:rFonts w:ascii="Times New Roman" w:hAnsi="Times New Roman" w:eastAsia="等线" w:cs="宋体"/>
+          <w:b/>
+          <w:bCs/>
+          <w:sz w:val="24"/>
+          <w:szCs w:val="24"/>
+          <w:lang w:val="en-US" w:eastAsia="zh-CN" w:bidi="ar-SA"/>
+        </w:rPr>
+        <w:t>·</w:t>
+      </w:r>
+      <w:r>
+        <w:rPr>
+          <w:rFonts w:hint="eastAsia" w:ascii="Times New Roman" w:hAnsi="Times New Roman" w:eastAsia="等线" w:cs="宋体"/>
+          <w:b/>
+          <w:bCs/>
+          <w:sz w:val="24"/>
+          <w:szCs w:val="24"/>
+          <w:lang w:val="en-US" w:eastAsia="zh-CN" w:bidi="ar-SA"/>
+        </w:rPr>
+        <w:t xml:space="preserve"> </w:t>
+      </w:r>
+      <w:r>
+        <w:rPr>
+          <w:rFonts w:ascii="Times New Roman" w:hAnsi="Times New Roman" w:eastAsia="等线" w:cs="宋体"/>
+          <w:sz w:val="22"/>
+          <w:szCs w:val="22"/>
+          <w:lang w:val="en-US" w:eastAsia="en-US" w:bidi="ar-SA"/>
+        </w:rPr>
+        <w:t>UK</w:t>
+      </w:r>
+      <w:r>
+        <w:rPr>
+          <w:rFonts w:hint="eastAsia" w:ascii="Times New Roman" w:hAnsi="Times New Roman" w:eastAsia="等线" w:cs="宋体"/>
+          <w:sz w:val="22"/>
+          <w:szCs w:val="22"/>
+          <w:lang w:val="en-US" w:eastAsia="zh-CN" w:bidi="ar-SA"/>
+        </w:rPr>
+        <w:t xml:space="preserve"> </w:t>
+      </w:r>
+      <w:r>
+        <w:rPr>
+          <w:rFonts w:ascii="Times New Roman" w:hAnsi="Times New Roman" w:eastAsia="等线" w:cs="宋体"/>
+          <w:b/>
+          <w:bCs/>
+          <w:sz w:val="24"/>
+          <w:szCs w:val="24"/>
+          <w:lang w:val="en-US" w:eastAsia="zh-CN" w:bidi="ar-SA"/>
+        </w:rPr>
+        <w:t>·</w:t>
+      </w:r>
+      <w:r>
+        <w:rPr>
+          <w:rFonts w:hint="eastAsia" w:ascii="Times New Roman" w:hAnsi="Times New Roman" w:eastAsia="等线" w:cs="宋体"/>
+          <w:b/>
+          <w:bCs/>
+          <w:sz w:val="24"/>
+          <w:szCs w:val="24"/>
+          <w:lang w:val="en-US" w:eastAsia="zh-CN" w:bidi="ar-SA"/>
+        </w:rPr>
+        <w:t xml:space="preserve"> </w:t>
+      </w:r>
+      <w:r>
+        <w:rPr>
+          <w:rFonts w:ascii="Times New Roman" w:hAnsi="Times New Roman" w:eastAsia="等线" w:cs="宋体"/>
+          <w:sz w:val="22"/>
+          <w:szCs w:val="22"/>
+          <w:lang w:val="en-US" w:eastAsia="en-US" w:bidi="ar-SA"/>
+        </w:rPr>
+        <w:t>Singapore</w:t>
+      </w:r>
+      <w:r>
+        <w:rPr>
+          <w:rFonts w:hint="eastAsia" w:ascii="Times New Roman" w:hAnsi="Times New Roman" w:eastAsia="等线" w:cs="宋体"/>
+          <w:sz w:val="22"/>
+          <w:szCs w:val="22"/>
+          <w:lang w:val="en-US" w:eastAsia="zh-CN" w:bidi="ar-SA"/>
+        </w:rPr>
+        <w:t xml:space="preserve"> </w:t>
+      </w:r>
+      <w:r>
+        <w:rPr>
+          <w:rFonts w:ascii="Times New Roman" w:hAnsi="Times New Roman" w:eastAsia="等线" w:cs="宋体"/>
+          <w:b/>
+          <w:bCs/>
+          <w:sz w:val="24"/>
+          <w:szCs w:val="24"/>
+          <w:lang w:val="en-US" w:eastAsia="zh-CN" w:bidi="ar-SA"/>
+        </w:rPr>
+        <w:t>·</w:t>
+      </w:r>
+      <w:r>
+        <w:rPr>
+          <w:rFonts w:hint="eastAsia" w:ascii="Times New Roman" w:hAnsi="Times New Roman" w:eastAsia="等线" w:cs="宋体"/>
+          <w:b/>
+          <w:bCs/>
+          <w:sz w:val="24"/>
+          <w:szCs w:val="24"/>
+          <w:lang w:val="en-US" w:eastAsia="zh-CN" w:bidi="ar-SA"/>
+        </w:rPr>
+        <w:t xml:space="preserve"> </w:t>
+      </w:r>
+      <w:r>
+        <w:rPr>
+          <w:rFonts w:ascii="Times New Roman" w:hAnsi="Times New Roman" w:eastAsia="等线" w:cs="宋体"/>
+          <w:sz w:val="22"/>
+          <w:szCs w:val="22"/>
+          <w:lang w:val="en-US" w:eastAsia="en-US" w:bidi="ar-SA"/>
+        </w:rPr>
+        <w:t>Netherlands</w:t>
+      </w:r>
+      <w:r>
+        <w:rPr>
+          <w:rFonts w:hint="eastAsia" w:ascii="Times New Roman" w:hAnsi="Times New Roman" w:eastAsia="等线" w:cs="宋体"/>
+          <w:sz w:val="22"/>
+          <w:szCs w:val="22"/>
+          <w:lang w:val="en-US" w:eastAsia="zh-CN" w:bidi="ar-SA"/>
+        </w:rPr>
+        <w:t xml:space="preserve"> </w:t>
+      </w:r>
+      <w:r>
+        <w:rPr>
+          <w:rFonts w:ascii="Times New Roman" w:hAnsi="Times New Roman" w:eastAsia="等线" w:cs="宋体"/>
+          <w:b/>
+          <w:bCs/>
+          <w:sz w:val="24"/>
+          <w:szCs w:val="24"/>
+          <w:lang w:val="en-US" w:eastAsia="zh-CN" w:bidi="ar-SA"/>
+        </w:rPr>
+        <w:t>·</w:t>
+      </w:r>
+      <w:r>
+        <w:rPr>
+          <w:rFonts w:hint="eastAsia" w:ascii="Times New Roman" w:hAnsi="Times New Roman" w:eastAsia="等线" w:cs="宋体"/>
+          <w:b/>
+          <w:bCs/>
+          <w:sz w:val="24"/>
+          <w:szCs w:val="24"/>
+          <w:lang w:val="en-US" w:eastAsia="zh-CN" w:bidi="ar-SA"/>
+        </w:rPr>
+        <w:t xml:space="preserve"> </w:t>
+      </w:r>
+      <w:r>
+        <w:rPr>
+          <w:rFonts w:hint="eastAsia" w:ascii="Times New Roman" w:hAnsi="Times New Roman" w:eastAsia="等线" w:cs="宋体"/>
+          <w:sz w:val="22"/>
+          <w:szCs w:val="22"/>
+          <w:lang w:val="en-US" w:eastAsia="zh-CN" w:bidi="ar-SA"/>
+        </w:rPr>
+        <w:t>J</w:t>
+      </w:r>
+      <w:r>
+        <w:rPr>
+          <w:rFonts w:ascii="Times New Roman" w:hAnsi="Times New Roman" w:eastAsia="等线" w:cs="宋体"/>
+          <w:sz w:val="22"/>
+          <w:szCs w:val="22"/>
+          <w:lang w:val="en-US" w:eastAsia="en-US" w:bidi="ar-SA"/>
+        </w:rPr>
+        <w:t>apan</w:t>
+      </w:r>
+      <w:r>
+        <w:rPr>
+          <w:rFonts w:ascii="Times New Roman" w:hAnsi="Times New Roman" w:eastAsia="等线"/>
+          <w:sz w:val="22"/>
+        </w:rPr>
+        <w:br w:type="page"/>
+      </w:r>
     </w:p>
     <w:p>
       <w:pPr>
@@ -43037,7 +44114,7 @@
                     </pic:cNvPicPr>
                   </pic:nvPicPr>
                   <pic:blipFill>
-                    <a:blip r:embed="rId14"/>
+                    <a:blip r:embed="rId17"/>
                     <a:stretch>
                       <a:fillRect/>
                     </a:stretch>

--- a/WebContent/docx/BRCA12基因+同源重组修复缺陷评分（HRD score）报告-基智远.docx
+++ b/WebContent/docx/BRCA12基因+同源重组修复缺陷评分（HRD score）报告-基智远.docx
@@ -3150,10 +3150,10 @@
             </w:rPr>
             <w:fldChar w:fldCharType="end"/>
           </w:r>
-          <w:bookmarkStart w:id="0" w:name="_Toc21009_WPSOffice_Level1"/>
-          <w:bookmarkStart w:id="1" w:name="_Toc30143_WPSOffice_Level1"/>
-          <w:bookmarkStart w:id="2" w:name="_Toc21669"/>
-          <w:bookmarkStart w:id="3" w:name="_Toc24178_WPSOffice_Level1"/>
+          <w:bookmarkStart w:id="0" w:name="_Toc30143_WPSOffice_Level1"/>
+          <w:bookmarkStart w:id="1" w:name="_Toc24178_WPSOffice_Level1"/>
+          <w:bookmarkStart w:id="2" w:name="_Toc21009_WPSOffice_Level1"/>
+          <w:bookmarkStart w:id="3" w:name="_Toc21669"/>
           <w:bookmarkStart w:id="4" w:name="_Toc13806"/>
         </w:p>
       </w:sdtContent>
@@ -3427,14 +3427,36 @@
             </w:pPr>
             <w:r>
               <w:rPr>
-                <w:rFonts w:hint="default" w:ascii="Times New Roman" w:hAnsi="Times New Roman" w:eastAsia="微软雅黑" w:cs="Times New Roman"/>
+                <w:rFonts w:hint="eastAsia" w:ascii="Times New Roman" w:hAnsi="Times New Roman" w:eastAsia="微软雅黑" w:cs="Times New Roman"/>
                 <w:bCs/>
                 <w:color w:val="000000"/>
                 <w:sz w:val="21"/>
                 <w:szCs w:val="21"/>
-                <w:lang w:eastAsia="zh-CN"/>
-              </w:rPr>
-              <w:t>门诊/住院号：{{ room }}</w:t>
+                <w:lang w:val="en-US" w:eastAsia="zh-CN"/>
+              </w:rPr>
+              <w:t>样本采集</w:t>
+            </w:r>
+            <w:r>
+              <w:rPr>
+                <w:rFonts w:ascii="Times New Roman" w:hAnsi="Times New Roman" w:eastAsia="微软雅黑" w:cs="Times New Roman"/>
+                <w:bCs/>
+                <w:color w:val="000000"/>
+                <w:sz w:val="21"/>
+                <w:szCs w:val="21"/>
+                <w:lang w:eastAsia="zh-CN"/>
+              </w:rPr>
+              <w:t>时间：</w:t>
+            </w:r>
+            <w:r>
+              <w:rPr>
+                <w:rFonts w:hint="eastAsia" w:ascii="Times New Roman" w:hAnsi="Times New Roman" w:eastAsia="微软雅黑" w:cs="Times New Roman"/>
+                <w:bCs/>
+                <w:color w:val="000000"/>
+                <w:sz w:val="21"/>
+                <w:szCs w:val="21"/>
+                <w:lang w:eastAsia="zh-CN"/>
+              </w:rPr>
+              <w:t>{{sample.collect_date}}</w:t>
             </w:r>
           </w:p>
         </w:tc>
@@ -3527,41 +3549,30 @@
                 <w:color w:val="000000"/>
                 <w:sz w:val="21"/>
                 <w:szCs w:val="21"/>
-                <w:lang w:val="en-US" w:eastAsia="zh-CN" w:bidi="ar-SA"/>
-              </w:rPr>
-            </w:pPr>
-            <w:r>
-              <w:rPr>
-                <w:rFonts w:hint="eastAsia" w:ascii="Times New Roman" w:hAnsi="Times New Roman" w:eastAsia="微软雅黑" w:cs="Times New Roman"/>
+                <w:lang w:eastAsia="zh-CN"/>
+              </w:rPr>
+            </w:pPr>
+            <w:r>
+              <w:rPr>
+                <w:rFonts w:ascii="Times New Roman" w:hAnsi="Times New Roman" w:eastAsia="微软雅黑" w:cs="Times New Roman"/>
                 <w:bCs/>
                 <w:color w:val="000000"/>
                 <w:sz w:val="21"/>
                 <w:szCs w:val="21"/>
-                <w:lang w:val="en-US" w:eastAsia="zh-CN"/>
-              </w:rPr>
-              <w:t>样本采集</w:t>
-            </w:r>
-            <w:r>
-              <w:rPr>
-                <w:rFonts w:ascii="Times New Roman" w:hAnsi="Times New Roman" w:eastAsia="微软雅黑" w:cs="Times New Roman"/>
+                <w:lang w:eastAsia="zh-CN"/>
+              </w:rPr>
+              <w:t>接收时间：</w:t>
+            </w:r>
+            <w:r>
+              <w:rPr>
+                <w:rFonts w:hint="eastAsia" w:ascii="Times New Roman" w:hAnsi="Times New Roman" w:eastAsia="微软雅黑" w:cs="Times New Roman"/>
                 <w:bCs/>
                 <w:color w:val="000000"/>
                 <w:sz w:val="21"/>
                 <w:szCs w:val="21"/>
                 <w:lang w:eastAsia="zh-CN"/>
               </w:rPr>
-              <w:t>时间：</w:t>
-            </w:r>
-            <w:r>
-              <w:rPr>
-                <w:rFonts w:hint="eastAsia" w:ascii="Times New Roman" w:hAnsi="Times New Roman" w:eastAsia="微软雅黑" w:cs="Times New Roman"/>
-                <w:bCs/>
-                <w:color w:val="000000"/>
-                <w:sz w:val="21"/>
-                <w:szCs w:val="21"/>
-                <w:lang w:eastAsia="zh-CN"/>
-              </w:rPr>
-              <w:t>{{sample.collect_date}}</w:t>
+              <w:t>{{ receiveddate }}</w:t>
             </w:r>
           </w:p>
         </w:tc>
@@ -3607,19 +3618,30 @@
                 <w:color w:val="000000"/>
                 <w:sz w:val="21"/>
                 <w:szCs w:val="21"/>
-                <w:lang w:val="en-US" w:eastAsia="zh-CN" w:bidi="ar-SA"/>
-              </w:rPr>
-            </w:pPr>
-            <w:r>
-              <w:rPr>
-                <w:rFonts w:hint="default" w:ascii="Times New Roman" w:hAnsi="Times New Roman" w:eastAsia="微软雅黑" w:cs="Times New Roman"/>
+                <w:lang w:eastAsia="zh-CN"/>
+              </w:rPr>
+            </w:pPr>
+            <w:r>
+              <w:rPr>
+                <w:rFonts w:ascii="Times New Roman" w:hAnsi="Times New Roman" w:eastAsia="微软雅黑" w:cs="Times New Roman"/>
                 <w:bCs/>
                 <w:color w:val="000000"/>
                 <w:sz w:val="21"/>
                 <w:szCs w:val="21"/>
                 <w:lang w:eastAsia="zh-CN"/>
               </w:rPr>
-              <w:t>送检医院：{{ hospital }}</w:t>
+              <w:t>临床诊断：</w:t>
+            </w:r>
+            <w:r>
+              <w:rPr>
+                <w:rFonts w:hint="eastAsia" w:ascii="Times New Roman" w:hAnsi="Times New Roman" w:eastAsia="微软雅黑" w:cs="Times New Roman"/>
+                <w:bCs/>
+                <w:color w:val="000000"/>
+                <w:sz w:val="21"/>
+                <w:szCs w:val="21"/>
+                <w:lang w:eastAsia="zh-CN"/>
+              </w:rPr>
+              <w:t>{{ diseaseName }}</w:t>
             </w:r>
           </w:p>
         </w:tc>
@@ -3638,35 +3660,24 @@
             <w:pPr>
               <w:jc w:val="both"/>
               <w:rPr>
-                <w:rFonts w:hint="eastAsia" w:ascii="Times New Roman" w:hAnsi="Times New Roman" w:eastAsia="微软雅黑" w:cs="Times New Roman"/>
+                <w:rFonts w:hint="default" w:ascii="Times New Roman" w:hAnsi="Times New Roman" w:eastAsia="微软雅黑" w:cs="Times New Roman"/>
                 <w:bCs/>
                 <w:color w:val="000000"/>
                 <w:sz w:val="21"/>
                 <w:szCs w:val="21"/>
-                <w:lang w:val="en-US" w:eastAsia="zh-CN" w:bidi="ar-SA"/>
-              </w:rPr>
-            </w:pPr>
-            <w:r>
-              <w:rPr>
-                <w:rFonts w:ascii="Times New Roman" w:hAnsi="Times New Roman" w:eastAsia="微软雅黑" w:cs="Times New Roman"/>
+                <w:lang w:val="en-US" w:eastAsia="zh-CN"/>
+              </w:rPr>
+            </w:pPr>
+            <w:r>
+              <w:rPr>
+                <w:rFonts w:hint="eastAsia" w:ascii="Times New Roman" w:hAnsi="Times New Roman" w:eastAsia="微软雅黑" w:cs="Times New Roman"/>
                 <w:bCs/>
                 <w:color w:val="000000"/>
                 <w:sz w:val="21"/>
                 <w:szCs w:val="21"/>
-                <w:lang w:eastAsia="zh-CN"/>
-              </w:rPr>
-              <w:t>接收时间：</w:t>
-            </w:r>
-            <w:r>
-              <w:rPr>
-                <w:rFonts w:hint="eastAsia" w:ascii="Times New Roman" w:hAnsi="Times New Roman" w:eastAsia="微软雅黑" w:cs="Times New Roman"/>
-                <w:bCs/>
-                <w:color w:val="000000"/>
-                <w:sz w:val="21"/>
-                <w:szCs w:val="21"/>
-                <w:lang w:eastAsia="zh-CN"/>
-              </w:rPr>
-              <w:t>{{ receiveddate }}</w:t>
+                <w:lang w:val="en-US" w:eastAsia="zh-CN"/>
+              </w:rPr>
+              <w:t>报告日期：{{ reportdate }}</w:t>
             </w:r>
           </w:p>
         </w:tc>
@@ -3694,11 +3705,11 @@
         </w:trPr>
         <w:tc>
           <w:tcPr>
-            <w:tcW w:w="4756" w:type="dxa"/>
+            <w:tcW w:w="9638" w:type="dxa"/>
+            <w:gridSpan w:val="2"/>
             <w:tcBorders>
               <w:top w:val="single" w:color="0070C0" w:sz="4" w:space="0"/>
-              <w:bottom w:val="single" w:color="0070C0" w:sz="4" w:space="0"/>
-              <w:right w:val="single" w:color="0070C0" w:sz="4" w:space="0"/>
+              <w:bottom w:val="single" w:color="0070C0" w:sz="18" w:space="0"/>
             </w:tcBorders>
             <w:shd w:val="clear" w:color="auto" w:fill="auto"/>
             <w:vAlign w:val="center"/>
@@ -3718,64 +3729,65 @@
             <w:r>
               <w:rPr>
                 <w:rFonts w:ascii="Times New Roman" w:hAnsi="Times New Roman" w:eastAsia="微软雅黑" w:cs="Times New Roman"/>
-                <w:bCs/>
                 <w:color w:val="000000"/>
                 <w:sz w:val="21"/>
                 <w:szCs w:val="21"/>
                 <w:lang w:eastAsia="zh-CN"/>
               </w:rPr>
-              <w:t>临床诊断：</w:t>
-            </w:r>
-            <w:r>
-              <w:rPr>
-                <w:rFonts w:hint="eastAsia" w:ascii="Times New Roman" w:hAnsi="Times New Roman" w:eastAsia="微软雅黑" w:cs="Times New Roman"/>
-                <w:bCs/>
+              <w:t>标本类型：</w:t>
+            </w:r>
+            <w:r>
+              <w:rPr>
+                <w:rFonts w:hint="eastAsia" w:ascii="Times New Roman" w:hAnsi="Times New Roman" w:eastAsia="微软雅黑" w:cs="Times New Roman"/>
                 <w:color w:val="000000"/>
                 <w:sz w:val="21"/>
                 <w:szCs w:val="21"/>
                 <w:lang w:eastAsia="zh-CN"/>
               </w:rPr>
-              <w:t>{{ diseaseName }}</w:t>
-            </w:r>
-          </w:p>
-        </w:tc>
-        <w:tc>
-          <w:tcPr>
-            <w:tcW w:w="4882" w:type="dxa"/>
-            <w:tcBorders>
-              <w:top w:val="single" w:color="0070C0" w:sz="4" w:space="0"/>
-              <w:left w:val="single" w:color="0070C0" w:sz="4" w:space="0"/>
-              <w:bottom w:val="single" w:color="0070C0" w:sz="4" w:space="0"/>
-            </w:tcBorders>
-            <w:shd w:val="clear" w:color="auto" w:fill="auto"/>
-            <w:vAlign w:val="center"/>
-          </w:tcPr>
-          <w:p>
-            <w:pPr>
-              <w:jc w:val="both"/>
-              <w:rPr>
-                <w:rFonts w:hint="default" w:ascii="Times New Roman" w:hAnsi="Times New Roman" w:eastAsia="微软雅黑" w:cs="Times New Roman"/>
-                <w:bCs/>
-                <w:color w:val="000000"/>
-                <w:sz w:val="21"/>
-                <w:szCs w:val="21"/>
-                <w:lang w:val="en-US" w:eastAsia="zh-CN"/>
-              </w:rPr>
-            </w:pPr>
-            <w:r>
-              <w:rPr>
-                <w:rFonts w:hint="eastAsia" w:ascii="Times New Roman" w:hAnsi="Times New Roman" w:eastAsia="微软雅黑" w:cs="Times New Roman"/>
-                <w:bCs/>
-                <w:color w:val="000000"/>
-                <w:sz w:val="21"/>
-                <w:szCs w:val="21"/>
-                <w:lang w:val="en-US" w:eastAsia="zh-CN"/>
-              </w:rPr>
-              <w:t>报告日期：{{ reportdate }}</w:t>
+              <w:t>{{ specimentype }}</w:t>
             </w:r>
           </w:p>
         </w:tc>
       </w:tr>
+    </w:tbl>
+    <w:p>
+      <w:pPr>
+        <w:rPr>
+          <w:rFonts w:ascii="Times New Roman" w:hAnsi="Times New Roman" w:eastAsia="微软雅黑" w:cs="Times New Roman"/>
+          <w:b/>
+          <w:color w:val="00B050"/>
+          <w:sz w:val="28"/>
+          <w:szCs w:val="28"/>
+          <w:lang w:eastAsia="zh-CN"/>
+        </w:rPr>
+      </w:pPr>
+    </w:p>
+    <w:tbl>
+      <w:tblPr>
+        <w:tblStyle w:val="14"/>
+        <w:tblpPr w:leftFromText="180" w:rightFromText="180" w:vertAnchor="text" w:horzAnchor="page" w:tblpXSpec="center" w:tblpY="71"/>
+        <w:tblW w:w="9638" w:type="dxa"/>
+        <w:jc w:val="center"/>
+        <w:tblBorders>
+          <w:top w:val="single" w:color="5A9D46" w:sz="24" w:space="0"/>
+          <w:left w:val="none" w:color="auto" w:sz="0" w:space="0"/>
+          <w:bottom w:val="single" w:color="A4A4A4" w:sz="4" w:space="0"/>
+          <w:right w:val="none" w:color="auto" w:sz="0" w:space="0"/>
+          <w:insideH w:val="single" w:color="A4A4A4" w:sz="4" w:space="0"/>
+          <w:insideV w:val="single" w:color="A4A4A4" w:sz="4" w:space="0"/>
+        </w:tblBorders>
+        <w:tblLayout w:type="fixed"/>
+        <w:tblCellMar>
+          <w:top w:w="0" w:type="dxa"/>
+          <w:left w:w="108" w:type="dxa"/>
+          <w:bottom w:w="0" w:type="dxa"/>
+          <w:right w:w="108" w:type="dxa"/>
+        </w:tblCellMar>
+      </w:tblPr>
+      <w:tblGrid>
+        <w:gridCol w:w="4756"/>
+        <w:gridCol w:w="4882"/>
+      </w:tblGrid>
       <w:tr>
         <w:tblPrEx>
           <w:tblBorders>
@@ -3799,10 +3811,46 @@
         </w:trPr>
         <w:tc>
           <w:tcPr>
-            <w:tcW w:w="9638" w:type="dxa"/>
-            <w:gridSpan w:val="2"/>
+            <w:tcW w:w="4756" w:type="dxa"/>
             <w:tcBorders>
-              <w:top w:val="single" w:color="0070C0" w:sz="4" w:space="0"/>
+              <w:top w:val="single" w:color="0070C0" w:sz="18" w:space="0"/>
+              <w:bottom w:val="single" w:color="0070C0" w:sz="18" w:space="0"/>
+              <w:right w:val="single" w:color="0070C0" w:sz="4" w:space="0"/>
+            </w:tcBorders>
+            <w:shd w:val="clear" w:color="auto" w:fill="auto"/>
+            <w:vAlign w:val="center"/>
+          </w:tcPr>
+          <w:p>
+            <w:pPr>
+              <w:jc w:val="both"/>
+              <w:rPr>
+                <w:rFonts w:ascii="Times New Roman" w:hAnsi="Times New Roman" w:eastAsia="微软雅黑" w:cs="Times New Roman"/>
+                <w:bCs/>
+                <w:color w:val="000000"/>
+                <w:sz w:val="21"/>
+                <w:szCs w:val="21"/>
+                <w:lang w:eastAsia="zh-CN"/>
+              </w:rPr>
+            </w:pPr>
+            <w:r>
+              <w:rPr>
+                <w:rFonts w:hint="default" w:ascii="Times New Roman" w:hAnsi="Times New Roman" w:eastAsia="微软雅黑" w:cs="Times New Roman"/>
+                <w:bCs/>
+                <w:color w:val="000000"/>
+                <w:sz w:val="21"/>
+                <w:szCs w:val="21"/>
+                <w:lang w:eastAsia="zh-CN"/>
+              </w:rPr>
+              <w:t>送检医院：{{ hospital }}</w:t>
+            </w:r>
+          </w:p>
+        </w:tc>
+        <w:tc>
+          <w:tcPr>
+            <w:tcW w:w="4882" w:type="dxa"/>
+            <w:tcBorders>
+              <w:top w:val="single" w:color="0070C0" w:sz="18" w:space="0"/>
+              <w:left w:val="single" w:color="0070C0" w:sz="4" w:space="0"/>
               <w:bottom w:val="single" w:color="0070C0" w:sz="18" w:space="0"/>
             </w:tcBorders>
             <w:shd w:val="clear" w:color="auto" w:fill="auto"/>
@@ -3813,6 +3861,7 @@
               <w:jc w:val="both"/>
               <w:rPr>
                 <w:rFonts w:ascii="Times New Roman" w:hAnsi="Times New Roman" w:eastAsia="微软雅黑" w:cs="Times New Roman"/>
+                <w:bCs/>
                 <w:color w:val="000000"/>
                 <w:sz w:val="21"/>
                 <w:szCs w:val="21"/>
@@ -3821,23 +3870,14 @@
             </w:pPr>
             <w:r>
               <w:rPr>
-                <w:rFonts w:ascii="Times New Roman" w:hAnsi="Times New Roman" w:eastAsia="微软雅黑" w:cs="Times New Roman"/>
+                <w:rFonts w:hint="default" w:ascii="Times New Roman" w:hAnsi="Times New Roman" w:eastAsia="微软雅黑" w:cs="Times New Roman"/>
+                <w:bCs/>
                 <w:color w:val="000000"/>
                 <w:sz w:val="21"/>
                 <w:szCs w:val="21"/>
                 <w:lang w:eastAsia="zh-CN"/>
               </w:rPr>
-              <w:t>标本类型：</w:t>
-            </w:r>
-            <w:r>
-              <w:rPr>
-                <w:rFonts w:hint="eastAsia" w:ascii="Times New Roman" w:hAnsi="Times New Roman" w:eastAsia="微软雅黑" w:cs="Times New Roman"/>
-                <w:color w:val="000000"/>
-                <w:sz w:val="21"/>
-                <w:szCs w:val="21"/>
-                <w:lang w:eastAsia="zh-CN"/>
-              </w:rPr>
-              <w:t>{{ specimentype }}</w:t>
+              <w:t>门诊/住院号：{{ room }}</w:t>
             </w:r>
           </w:p>
         </w:tc>
@@ -3870,13 +3910,15 @@
           <w:szCs w:val="32"/>
         </w:rPr>
       </w:pPr>
-      <w:bookmarkStart w:id="7" w:name="_Toc11015_WPSOffice_Level1"/>
-      <w:bookmarkStart w:id="8" w:name="_Toc14153"/>
-      <w:bookmarkStart w:id="9" w:name="_Toc30875"/>
-      <w:bookmarkStart w:id="10" w:name="_Toc7021_WPSOffice_Level1"/>
-      <w:bookmarkStart w:id="11" w:name="_Toc18062_WPSOffice_Level1"/>
-      <w:bookmarkStart w:id="12" w:name="_Toc17451"/>
+      <w:bookmarkStart w:id="7" w:name="_Toc14153"/>
+      <w:bookmarkStart w:id="8" w:name="_Toc30875"/>
+      <w:bookmarkStart w:id="9" w:name="_Toc7021_WPSOffice_Level1"/>
+      <w:bookmarkStart w:id="10" w:name="_Toc18062_WPSOffice_Level1"/>
+      <w:bookmarkStart w:id="11" w:name="_Toc17451"/>
+      <w:bookmarkStart w:id="12" w:name="_Toc11015_WPSOffice_Level1"/>
       <w:bookmarkStart w:id="13" w:name="_Toc3823"/>
+      <w:bookmarkStart w:id="129" w:name="_GoBack"/>
+      <w:bookmarkEnd w:id="129"/>
       <w:r>
         <w:rPr>
           <w:rFonts w:hint="eastAsia"/>
@@ -4060,10 +4102,10 @@
           <w:szCs w:val="32"/>
         </w:rPr>
       </w:pPr>
-      <w:bookmarkStart w:id="14" w:name="_Toc6221_WPSOffice_Level1"/>
-      <w:bookmarkStart w:id="15" w:name="_Toc25920"/>
-      <w:bookmarkStart w:id="16" w:name="_Toc23369_WPSOffice_Level1"/>
-      <w:bookmarkStart w:id="17" w:name="_Toc18058"/>
+      <w:bookmarkStart w:id="14" w:name="_Toc23369_WPSOffice_Level1"/>
+      <w:bookmarkStart w:id="15" w:name="_Toc18058"/>
+      <w:bookmarkStart w:id="16" w:name="_Toc6221_WPSOffice_Level1"/>
+      <w:bookmarkStart w:id="17" w:name="_Toc25920"/>
       <w:bookmarkStart w:id="18" w:name="_Toc9759"/>
       <w:bookmarkStart w:id="19" w:name="_Toc19763"/>
       <w:bookmarkStart w:id="20" w:name="_Toc534807930"/>
@@ -4120,8 +4162,8 @@
           <w:lang w:eastAsia="zh-CN"/>
         </w:rPr>
       </w:pPr>
-      <w:bookmarkStart w:id="21" w:name="_Toc14306"/>
-      <w:bookmarkStart w:id="22" w:name="_Toc149837254"/>
+      <w:bookmarkStart w:id="21" w:name="_Toc149837254"/>
+      <w:bookmarkStart w:id="22" w:name="_Toc14306"/>
       <w:bookmarkStart w:id="23" w:name="_Toc31543"/>
       <w:r>
         <w:rPr>
@@ -5865,7 +5907,7 @@
           </mc:Choice>
           <mc:Fallback>
             <w:pict>
-              <v:group id="_x0000_s1026" o:spid="_x0000_s1026" o:spt="203" style="position:absolute;left:0pt;margin-left:219.1pt;margin-top:4.1pt;height:35.65pt;width:215.4pt;z-index:251662336;mso-width-relative:page;mso-height-relative:page;" coordorigin="19211,19395" coordsize="4308,713" o:gfxdata="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">
+              <v:group id="_x0000_s1026" o:spid="_x0000_s1026" o:spt="203" style="position:absolute;left:0pt;margin-left:219.1pt;margin-top:4.1pt;height:35.65pt;width:215.4pt;z-index:251662336;mso-width-relative:page;mso-height-relative:page;" coordorigin="19211,19395" coordsize="4308,713" o:gfxdata="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">
                 <o:lock v:ext="edit" aspectratio="f"/>
                 <v:shape id="图片 6" o:spid="_x0000_s1026" o:spt="75" alt="蔡冬雪" type="#_x0000_t75" style="position:absolute;left:19211;top:19491;height:566;width:1261;" filled="f" o:preferrelative="t" stroked="f" coordsize="21600,21600" o:gfxdata="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">
                   <v:fill on="f" focussize="0,0"/>
@@ -6799,12 +6841,12 @@
           <w:szCs w:val="32"/>
         </w:rPr>
       </w:pPr>
-      <w:bookmarkStart w:id="24" w:name="_Toc19898_WPSOffice_Level1"/>
-      <w:bookmarkStart w:id="25" w:name="_Toc30269"/>
-      <w:bookmarkStart w:id="26" w:name="_Toc22132"/>
-      <w:bookmarkStart w:id="27" w:name="_Toc21428"/>
-      <w:bookmarkStart w:id="28" w:name="_Toc2781"/>
-      <w:bookmarkStart w:id="29" w:name="_Toc20136_WPSOffice_Level1"/>
+      <w:bookmarkStart w:id="24" w:name="_Toc22132"/>
+      <w:bookmarkStart w:id="25" w:name="_Toc21428"/>
+      <w:bookmarkStart w:id="26" w:name="_Toc20136_WPSOffice_Level1"/>
+      <w:bookmarkStart w:id="27" w:name="_Toc30269"/>
+      <w:bookmarkStart w:id="28" w:name="_Toc19898_WPSOffice_Level1"/>
+      <w:bookmarkStart w:id="29" w:name="_Toc2781"/>
       <w:r>
         <w:rPr>
           <w:rFonts w:hint="eastAsia"/>
@@ -6838,18 +6880,18 @@
           <w:lang w:eastAsia="zh-CN"/>
         </w:rPr>
       </w:pPr>
-      <w:bookmarkStart w:id="30" w:name="_Toc17240"/>
-      <w:bookmarkStart w:id="31" w:name="_Toc29923"/>
-      <w:bookmarkStart w:id="32" w:name="_Toc23872"/>
-      <w:bookmarkStart w:id="33" w:name="_Toc166848188"/>
-      <w:bookmarkStart w:id="34" w:name="_Toc107825551"/>
-      <w:bookmarkStart w:id="35" w:name="_Toc12516"/>
-      <w:bookmarkStart w:id="36" w:name="_Toc149837258"/>
-      <w:bookmarkStart w:id="37" w:name="_Toc25727"/>
-      <w:bookmarkStart w:id="38" w:name="_Toc23903"/>
-      <w:bookmarkStart w:id="39" w:name="_Toc23846_WPSOffice_Level1"/>
-      <w:bookmarkStart w:id="40" w:name="_Toc4331_WPSOffice_Level1"/>
-      <w:bookmarkStart w:id="41" w:name="_Toc32443_WPSOffice_Level1"/>
+      <w:bookmarkStart w:id="30" w:name="_Toc166848188"/>
+      <w:bookmarkStart w:id="31" w:name="_Toc17240"/>
+      <w:bookmarkStart w:id="32" w:name="_Toc107825551"/>
+      <w:bookmarkStart w:id="33" w:name="_Toc29923"/>
+      <w:bookmarkStart w:id="34" w:name="_Toc23872"/>
+      <w:bookmarkStart w:id="35" w:name="_Toc149837258"/>
+      <w:bookmarkStart w:id="36" w:name="_Toc12516"/>
+      <w:bookmarkStart w:id="37" w:name="_Toc4331_WPSOffice_Level1"/>
+      <w:bookmarkStart w:id="38" w:name="_Toc23846_WPSOffice_Level1"/>
+      <w:bookmarkStart w:id="39" w:name="_Toc32443_WPSOffice_Level1"/>
+      <w:bookmarkStart w:id="40" w:name="_Toc25727"/>
+      <w:bookmarkStart w:id="41" w:name="_Toc23903"/>
       <w:r>
         <w:rPr>
           <w:rFonts w:hint="eastAsia"/>
@@ -12002,12 +12044,6 @@
             <w:insideH w:val="dotted" w:color="00B050" w:sz="4" w:space="0"/>
             <w:insideV w:val="dotted" w:color="00B050" w:sz="4" w:space="0"/>
           </w:tblBorders>
-          <w:tblCellMar>
-            <w:top w:w="0" w:type="dxa"/>
-            <w:left w:w="0" w:type="dxa"/>
-            <w:bottom w:w="0" w:type="dxa"/>
-            <w:right w:w="0" w:type="dxa"/>
-          </w:tblCellMar>
         </w:tblPrEx>
         <w:trPr>
           <w:trHeight w:val="510" w:hRule="exact"/>
@@ -16259,12 +16295,12 @@
           <w:lang w:eastAsia="zh-CN"/>
         </w:rPr>
       </w:pPr>
-      <w:bookmarkStart w:id="46" w:name="_Toc7657"/>
-      <w:bookmarkStart w:id="47" w:name="_Toc10223"/>
-      <w:bookmarkStart w:id="48" w:name="_Toc106719764"/>
-      <w:bookmarkStart w:id="49" w:name="_Toc26335"/>
-      <w:bookmarkStart w:id="50" w:name="_Toc20034"/>
-      <w:bookmarkStart w:id="51" w:name="_Toc29277"/>
+      <w:bookmarkStart w:id="46" w:name="_Toc10223"/>
+      <w:bookmarkStart w:id="47" w:name="_Toc20034"/>
+      <w:bookmarkStart w:id="48" w:name="_Toc26335"/>
+      <w:bookmarkStart w:id="49" w:name="_Toc29277"/>
+      <w:bookmarkStart w:id="50" w:name="_Toc7657"/>
+      <w:bookmarkStart w:id="51" w:name="_Toc106719764"/>
       <w:r>
         <w:rPr>
           <w:rFonts w:hint="eastAsia"/>
@@ -16342,6 +16378,12 @@
             <w:insideH w:val="single" w:color="0070C0" w:sz="4" w:space="0"/>
             <w:insideV w:val="single" w:color="0070C0" w:sz="4" w:space="0"/>
           </w:tblBorders>
+          <w:tblCellMar>
+            <w:top w:w="0" w:type="dxa"/>
+            <w:left w:w="108" w:type="dxa"/>
+            <w:bottom w:w="0" w:type="dxa"/>
+            <w:right w:w="108" w:type="dxa"/>
+          </w:tblCellMar>
         </w:tblPrEx>
         <w:trPr>
           <w:jc w:val="center"/>
@@ -19301,18 +19343,18 @@
           <w:lang w:eastAsia="zh-CN"/>
         </w:rPr>
       </w:pPr>
-      <w:bookmarkStart w:id="54" w:name="_Toc107825556"/>
-      <w:bookmarkStart w:id="55" w:name="_Toc25310"/>
-      <w:bookmarkStart w:id="56" w:name="_Toc107330125"/>
-      <w:bookmarkStart w:id="57" w:name="_Toc26107"/>
-      <w:bookmarkStart w:id="58" w:name="_Toc10233"/>
-      <w:bookmarkStart w:id="59" w:name="_Toc21881"/>
-      <w:bookmarkStart w:id="60" w:name="_Toc166848193"/>
-      <w:bookmarkStart w:id="61" w:name="_Toc28240"/>
-      <w:bookmarkStart w:id="62" w:name="_Toc1707_WPSOffice_Level1"/>
+      <w:bookmarkStart w:id="54" w:name="_Toc21881"/>
+      <w:bookmarkStart w:id="55" w:name="_Toc166848193"/>
+      <w:bookmarkStart w:id="56" w:name="_Toc25310"/>
+      <w:bookmarkStart w:id="57" w:name="_Toc107330125"/>
+      <w:bookmarkStart w:id="58" w:name="_Toc107825556"/>
+      <w:bookmarkStart w:id="59" w:name="_Toc10233"/>
+      <w:bookmarkStart w:id="60" w:name="_Toc26107"/>
+      <w:bookmarkStart w:id="61" w:name="_Toc13196_WPSOffice_Level1"/>
+      <w:bookmarkStart w:id="62" w:name="_Toc28240"/>
       <w:bookmarkStart w:id="63" w:name="_Toc27302"/>
       <w:bookmarkStart w:id="64" w:name="_Toc21764_WPSOffice_Level1"/>
-      <w:bookmarkStart w:id="65" w:name="_Toc13196_WPSOffice_Level1"/>
+      <w:bookmarkStart w:id="65" w:name="_Toc1707_WPSOffice_Level1"/>
       <w:r>
         <w:rPr>
           <w:rFonts w:hint="eastAsia"/>
@@ -24394,8 +24436,8 @@
         </w:rPr>
         <w:br w:type="page"/>
       </w:r>
-      <w:bookmarkStart w:id="68" w:name="_Toc26395"/>
-      <w:bookmarkStart w:id="69" w:name="_Toc31324"/>
+      <w:bookmarkStart w:id="68" w:name="_Toc31324"/>
+      <w:bookmarkStart w:id="69" w:name="_Toc26395"/>
     </w:p>
     <w:bookmarkEnd w:id="68"/>
     <w:bookmarkEnd w:id="69"/>
@@ -24436,11 +24478,11 @@
           <w:lang w:eastAsia="zh-CN"/>
         </w:rPr>
       </w:pPr>
-      <w:bookmarkStart w:id="70" w:name="_Toc21615"/>
-      <w:bookmarkStart w:id="71" w:name="_Toc4331_WPSOffice_Level2"/>
-      <w:bookmarkStart w:id="72" w:name="_Toc32302"/>
-      <w:bookmarkStart w:id="73" w:name="_Toc23606"/>
-      <w:bookmarkStart w:id="74" w:name="_Toc32443_WPSOffice_Level2"/>
+      <w:bookmarkStart w:id="70" w:name="_Toc4331_WPSOffice_Level2"/>
+      <w:bookmarkStart w:id="71" w:name="_Toc32302"/>
+      <w:bookmarkStart w:id="72" w:name="_Toc23606"/>
+      <w:bookmarkStart w:id="73" w:name="_Toc32443_WPSOffice_Level2"/>
+      <w:bookmarkStart w:id="74" w:name="_Toc21615"/>
       <w:bookmarkStart w:id="75" w:name="_Toc149837264"/>
       <w:bookmarkStart w:id="76" w:name="_Toc21349"/>
       <w:r>
@@ -35599,6 +35641,12 @@
             <w:insideH w:val="dotted" w:color="45A3A7" w:sz="4" w:space="0"/>
             <w:insideV w:val="dotted" w:color="45A3A7" w:sz="4" w:space="0"/>
           </w:tblBorders>
+          <w:tblCellMar>
+            <w:top w:w="0" w:type="dxa"/>
+            <w:left w:w="108" w:type="dxa"/>
+            <w:bottom w:w="0" w:type="dxa"/>
+            <w:right w:w="108" w:type="dxa"/>
+          </w:tblCellMar>
         </w:tblPrEx>
         <w:trPr>
           <w:trHeight w:val="417" w:hRule="atLeast"/>
@@ -36962,14 +37010,14 @@
       <w:bookmarkStart w:id="83" w:name="_Toc14255_WPSOffice_Level1"/>
       <w:bookmarkStart w:id="84" w:name="_Toc3674"/>
       <w:bookmarkStart w:id="85" w:name="_Toc9066"/>
-      <w:bookmarkStart w:id="86" w:name="_Toc19066"/>
-      <w:bookmarkStart w:id="87" w:name="_Toc25043"/>
-      <w:bookmarkStart w:id="88" w:name="_Toc24085_WPSOffice_Level1"/>
+      <w:bookmarkStart w:id="86" w:name="_Toc25043"/>
+      <w:bookmarkStart w:id="87" w:name="_Toc24085_WPSOffice_Level1"/>
+      <w:bookmarkStart w:id="88" w:name="_Toc19066"/>
       <w:bookmarkStart w:id="89" w:name="_Hlk33190413"/>
       <w:bookmarkStart w:id="90" w:name="_Toc18699"/>
-      <w:bookmarkStart w:id="91" w:name="_Toc11193_WPSOffice_Level1"/>
-      <w:bookmarkStart w:id="92" w:name="_Toc11896_WPSOffice_Level1"/>
-      <w:bookmarkStart w:id="93" w:name="_Toc28810_WPSOffice_Level1"/>
+      <w:bookmarkStart w:id="91" w:name="_Toc11896_WPSOffice_Level1"/>
+      <w:bookmarkStart w:id="92" w:name="_Toc28810_WPSOffice_Level1"/>
+      <w:bookmarkStart w:id="93" w:name="_Toc11193_WPSOffice_Level1"/>
       <w:r>
         <w:rPr>
           <w:rFonts w:hint="eastAsia"/>
@@ -40571,11 +40619,11 @@
           <w:lang w:eastAsia="zh-CN"/>
         </w:rPr>
       </w:pPr>
-      <w:bookmarkStart w:id="98" w:name="_Toc19415"/>
-      <w:bookmarkStart w:id="99" w:name="_Toc29387"/>
-      <w:bookmarkStart w:id="100" w:name="_Toc107825565"/>
-      <w:bookmarkStart w:id="101" w:name="_Toc166848199"/>
-      <w:bookmarkStart w:id="102" w:name="_Toc1901"/>
+      <w:bookmarkStart w:id="98" w:name="_Toc29387"/>
+      <w:bookmarkStart w:id="99" w:name="_Toc107825565"/>
+      <w:bookmarkStart w:id="100" w:name="_Toc19415"/>
+      <w:bookmarkStart w:id="101" w:name="_Toc1901"/>
+      <w:bookmarkStart w:id="102" w:name="_Toc166848199"/>
       <w:bookmarkStart w:id="103" w:name="_Toc14221"/>
       <w:r>
         <w:rPr>
@@ -41362,9 +41410,9 @@
       </w:pPr>
       <w:bookmarkStart w:id="104" w:name="_Toc107825566"/>
       <w:bookmarkStart w:id="105" w:name="_Toc11974"/>
-      <w:bookmarkStart w:id="106" w:name="_Toc22197"/>
-      <w:bookmarkStart w:id="107" w:name="_Toc166848200"/>
-      <w:bookmarkStart w:id="108" w:name="_Toc32501"/>
+      <w:bookmarkStart w:id="106" w:name="_Toc166848200"/>
+      <w:bookmarkStart w:id="107" w:name="_Toc32501"/>
+      <w:bookmarkStart w:id="108" w:name="_Toc22197"/>
       <w:r>
         <w:rPr>
           <w:rFonts w:hint="eastAsia"/>
@@ -42641,13 +42689,13 @@
       </w:pPr>
       <w:bookmarkStart w:id="110" w:name="_Toc3846"/>
       <w:bookmarkStart w:id="111" w:name="_Toc5400"/>
-      <w:bookmarkStart w:id="112" w:name="_Toc32060"/>
-      <w:bookmarkStart w:id="113" w:name="_Toc29283"/>
-      <w:bookmarkStart w:id="114" w:name="_Toc4680"/>
-      <w:bookmarkStart w:id="115" w:name="_Toc27291"/>
-      <w:bookmarkStart w:id="116" w:name="_Toc29484"/>
-      <w:bookmarkStart w:id="117" w:name="_Toc5114"/>
-      <w:bookmarkStart w:id="118" w:name="_Toc13238"/>
+      <w:bookmarkStart w:id="112" w:name="_Toc29283"/>
+      <w:bookmarkStart w:id="113" w:name="_Toc5114"/>
+      <w:bookmarkStart w:id="114" w:name="_Toc27291"/>
+      <w:bookmarkStart w:id="115" w:name="_Toc29484"/>
+      <w:bookmarkStart w:id="116" w:name="_Toc13238"/>
+      <w:bookmarkStart w:id="117" w:name="_Toc4680"/>
+      <w:bookmarkStart w:id="118" w:name="_Toc32060"/>
       <w:r>
         <w:rPr>
           <w:rFonts w:ascii="Times New Roman" w:hAnsi="Times New Roman" w:eastAsia="微软雅黑" w:cs="Times New Roman"/>
@@ -42862,14 +42910,14 @@
           <w:lang w:eastAsia="zh-CN"/>
         </w:rPr>
       </w:pPr>
-      <w:bookmarkStart w:id="119" w:name="_Toc10299"/>
-      <w:bookmarkStart w:id="120" w:name="_Toc1891"/>
-      <w:bookmarkStart w:id="121" w:name="_Toc21034"/>
-      <w:bookmarkStart w:id="122" w:name="_Toc22196"/>
-      <w:bookmarkStart w:id="123" w:name="_Toc2976"/>
-      <w:bookmarkStart w:id="124" w:name="_Toc32349"/>
-      <w:bookmarkStart w:id="125" w:name="_Toc5838"/>
-      <w:bookmarkStart w:id="126" w:name="_Toc783"/>
+      <w:bookmarkStart w:id="119" w:name="_Toc22196"/>
+      <w:bookmarkStart w:id="120" w:name="_Toc10299"/>
+      <w:bookmarkStart w:id="121" w:name="_Toc2976"/>
+      <w:bookmarkStart w:id="122" w:name="_Toc32349"/>
+      <w:bookmarkStart w:id="123" w:name="_Toc21034"/>
+      <w:bookmarkStart w:id="124" w:name="_Toc1891"/>
+      <w:bookmarkStart w:id="125" w:name="_Toc783"/>
+      <w:bookmarkStart w:id="126" w:name="_Toc5838"/>
       <w:bookmarkStart w:id="127" w:name="_Toc126"/>
       <w:r>
         <w:rPr>
@@ -43773,7 +43821,6 @@
           <w:lang w:val="en-US" w:eastAsia="zh-CN" w:bidi="ar-SA"/>
         </w:rPr>
       </w:pPr>
-      <w:bookmarkStart w:id="129" w:name="_GoBack"/>
       <w:r>
         <w:rPr>
           <w:rFonts w:hint="eastAsia" w:ascii="微软雅黑" w:hAnsi="微软雅黑" w:eastAsia="微软雅黑" w:cs="微软雅黑"/>
@@ -43829,7 +43876,6 @@
           </wp:anchor>
         </w:drawing>
       </w:r>
-      <w:bookmarkEnd w:id="129"/>
       <w:r>
         <w:rPr>
           <w:rFonts w:hint="eastAsia" w:ascii="微软雅黑" w:hAnsi="微软雅黑" w:eastAsia="微软雅黑" w:cs="微软雅黑"/>

--- a/WebContent/docx/BRCA12基因+同源重组修复缺陷评分（HRD score）报告-基智远.docx
+++ b/WebContent/docx/BRCA12基因+同源重组修复缺陷评分（HRD score）报告-基智远.docx
@@ -17,7 +17,7 @@
           <w:lang w:eastAsia="zh-CN"/>
         </w:rPr>
         <w:drawing>
-          <wp:anchor distT="0" distB="0" distL="0" distR="0" simplePos="0" relativeHeight="251664384" behindDoc="0" locked="0" layoutInCell="1" allowOverlap="1">
+          <wp:anchor distT="0" distB="0" distL="0" distR="0" simplePos="0" relativeHeight="251662336" behindDoc="0" locked="0" layoutInCell="1" allowOverlap="1">
             <wp:simplePos x="0" y="0"/>
             <wp:positionH relativeFrom="column">
               <wp:posOffset>4683125</wp:posOffset>
@@ -3151,9 +3151,9 @@
             <w:fldChar w:fldCharType="end"/>
           </w:r>
           <w:bookmarkStart w:id="0" w:name="_Toc13806"/>
-          <w:bookmarkStart w:id="1" w:name="_Toc21669"/>
-          <w:bookmarkStart w:id="2" w:name="_Toc21009_WPSOffice_Level1"/>
-          <w:bookmarkStart w:id="3" w:name="_Toc30143_WPSOffice_Level1"/>
+          <w:bookmarkStart w:id="1" w:name="_Toc21009_WPSOffice_Level1"/>
+          <w:bookmarkStart w:id="2" w:name="_Toc30143_WPSOffice_Level1"/>
+          <w:bookmarkStart w:id="3" w:name="_Toc21669"/>
           <w:bookmarkStart w:id="4" w:name="_Toc24178_WPSOffice_Level1"/>
         </w:p>
       </w:sdtContent>
@@ -3173,8 +3173,8 @@
           <w:szCs w:val="32"/>
         </w:rPr>
       </w:pPr>
-      <w:bookmarkStart w:id="5" w:name="_Toc28851"/>
-      <w:bookmarkStart w:id="6" w:name="_Toc262"/>
+      <w:bookmarkStart w:id="5" w:name="_Toc262"/>
+      <w:bookmarkStart w:id="6" w:name="_Toc28851"/>
       <w:r>
         <w:rPr>
           <w:rFonts w:hint="eastAsia"/>
@@ -3910,12 +3910,12 @@
           <w:szCs w:val="32"/>
         </w:rPr>
       </w:pPr>
-      <w:bookmarkStart w:id="7" w:name="_Toc11015_WPSOffice_Level1"/>
+      <w:bookmarkStart w:id="7" w:name="_Toc17451"/>
       <w:bookmarkStart w:id="8" w:name="_Toc7021_WPSOffice_Level1"/>
-      <w:bookmarkStart w:id="9" w:name="_Toc18062_WPSOffice_Level1"/>
-      <w:bookmarkStart w:id="10" w:name="_Toc17451"/>
-      <w:bookmarkStart w:id="11" w:name="_Toc14153"/>
-      <w:bookmarkStart w:id="12" w:name="_Toc30875"/>
+      <w:bookmarkStart w:id="9" w:name="_Toc30875"/>
+      <w:bookmarkStart w:id="10" w:name="_Toc18062_WPSOffice_Level1"/>
+      <w:bookmarkStart w:id="11" w:name="_Toc11015_WPSOffice_Level1"/>
+      <w:bookmarkStart w:id="12" w:name="_Toc14153"/>
       <w:bookmarkStart w:id="13" w:name="_Toc3823"/>
       <w:r>
         <w:rPr>
@@ -4120,10 +4120,10 @@
           <w:szCs w:val="32"/>
         </w:rPr>
       </w:pPr>
-      <w:bookmarkStart w:id="14" w:name="_Toc25920"/>
-      <w:bookmarkStart w:id="15" w:name="_Toc23369_WPSOffice_Level1"/>
-      <w:bookmarkStart w:id="16" w:name="_Toc6221_WPSOffice_Level1"/>
-      <w:bookmarkStart w:id="17" w:name="_Toc18058"/>
+      <w:bookmarkStart w:id="14" w:name="_Toc18058"/>
+      <w:bookmarkStart w:id="15" w:name="_Toc6221_WPSOffice_Level1"/>
+      <w:bookmarkStart w:id="16" w:name="_Toc23369_WPSOffice_Level1"/>
+      <w:bookmarkStart w:id="17" w:name="_Toc25920"/>
       <w:bookmarkStart w:id="18" w:name="_Toc19763"/>
       <w:bookmarkStart w:id="19" w:name="_Toc9759"/>
       <w:bookmarkStart w:id="20" w:name="_Toc534807930"/>
@@ -4181,8 +4181,8 @@
         </w:rPr>
       </w:pPr>
       <w:bookmarkStart w:id="21" w:name="_Toc14306"/>
-      <w:bookmarkStart w:id="22" w:name="_Toc31543"/>
-      <w:bookmarkStart w:id="23" w:name="_Toc149837254"/>
+      <w:bookmarkStart w:id="22" w:name="_Toc149837254"/>
+      <w:bookmarkStart w:id="23" w:name="_Toc31543"/>
       <w:r>
         <w:rPr>
           <w:rFonts w:hint="eastAsia"/>
@@ -5535,7 +5535,18 @@
           <w:szCs w:val="18"/>
           <w:lang w:eastAsia="zh-CN" w:bidi="ar"/>
         </w:rPr>
-        <w:t>变异的认识， 随着数据库尤其是中国人群数据的完善及文献等资料的更新，对变异的解读有可能发生变更</w:t>
+        <w:t>变异的认识，</w:t>
+      </w:r>
+      <w:bookmarkStart w:id="129" w:name="_GoBack"/>
+      <w:bookmarkEnd w:id="129"/>
+      <w:r>
+        <w:rPr>
+          <w:rFonts w:hint="eastAsia" w:ascii="微软雅黑" w:hAnsi="微软雅黑" w:eastAsia="微软雅黑" w:cs="微软雅黑"/>
+          <w:sz w:val="18"/>
+          <w:szCs w:val="18"/>
+          <w:lang w:eastAsia="zh-CN" w:bidi="ar"/>
+        </w:rPr>
+        <w:t>随着数据库尤其是中国人群数据的完善及文献等资料的更新，对变异的解读有可能发生变更</w:t>
       </w:r>
       <w:r>
         <w:rPr>
@@ -5803,147 +5814,6 @@
           <w:lang w:eastAsia="zh-CN"/>
         </w:rPr>
       </w:pPr>
-    </w:p>
-    <w:p>
-      <w:pPr>
-        <w:rPr>
-          <w:lang w:eastAsia="zh-CN"/>
-        </w:rPr>
-      </w:pPr>
-      <w:r>
-        <w:rPr>
-          <w:sz w:val="22"/>
-        </w:rPr>
-        <mc:AlternateContent>
-          <mc:Choice Requires="wpg">
-            <w:drawing>
-              <wp:anchor distT="0" distB="0" distL="114300" distR="114300" simplePos="0" relativeHeight="251662336" behindDoc="0" locked="0" layoutInCell="1" allowOverlap="1">
-                <wp:simplePos x="0" y="0"/>
-                <wp:positionH relativeFrom="column">
-                  <wp:posOffset>2782570</wp:posOffset>
-                </wp:positionH>
-                <wp:positionV relativeFrom="paragraph">
-                  <wp:posOffset>52070</wp:posOffset>
-                </wp:positionV>
-                <wp:extent cx="2735580" cy="452755"/>
-                <wp:effectExtent l="0" t="0" r="0" b="4445"/>
-                <wp:wrapNone/>
-                <wp:docPr id="4" name="组合 4"/>
-                <wp:cNvGraphicFramePr/>
-                <a:graphic xmlns:a="http://schemas.openxmlformats.org/drawingml/2006/main">
-                  <a:graphicData uri="http://schemas.microsoft.com/office/word/2010/wordprocessingGroup">
-                    <wpg:wgp>
-                      <wpg:cNvGrpSpPr/>
-                      <wpg:grpSpPr>
-                        <a:xfrm>
-                          <a:off x="0" y="0"/>
-                          <a:ext cx="2735580" cy="452755"/>
-                          <a:chOff x="19211" y="19395"/>
-                          <a:chExt cx="4308" cy="713"/>
-                        </a:xfrm>
-                      </wpg:grpSpPr>
-                      <pic:pic xmlns:pic="http://schemas.openxmlformats.org/drawingml/2006/picture">
-                        <pic:nvPicPr>
-                          <pic:cNvPr id="7" name="图片 6" descr="蔡冬雪"/>
-                          <pic:cNvPicPr>
-                            <a:picLocks noChangeAspect="1"/>
-                          </pic:cNvPicPr>
-                        </pic:nvPicPr>
-                        <pic:blipFill>
-                          <a:blip r:embed="rId11">
-                            <a:clrChange>
-                              <a:clrFrom>
-                                <a:srgbClr val="FFFFFF">
-                                  <a:alpha val="100000"/>
-                                </a:srgbClr>
-                              </a:clrFrom>
-                              <a:clrTo>
-                                <a:srgbClr val="FFFFFF">
-                                  <a:alpha val="100000"/>
-                                  <a:alpha val="0"/>
-                                </a:srgbClr>
-                              </a:clrTo>
-                            </a:clrChange>
-                          </a:blip>
-                          <a:srcRect l="18656" t="33322" r="18897" b="26699"/>
-                          <a:stretch>
-                            <a:fillRect/>
-                          </a:stretch>
-                        </pic:blipFill>
-                        <pic:spPr>
-                          <a:xfrm>
-                            <a:off x="19211" y="19491"/>
-                            <a:ext cx="1261" cy="566"/>
-                          </a:xfrm>
-                          <a:prstGeom prst="rect">
-                            <a:avLst/>
-                          </a:prstGeom>
-                        </pic:spPr>
-                      </pic:pic>
-                      <pic:pic xmlns:pic="http://schemas.openxmlformats.org/drawingml/2006/picture">
-                        <pic:nvPicPr>
-                          <pic:cNvPr id="13" name="图片 4" descr="王建丽"/>
-                          <pic:cNvPicPr>
-                            <a:picLocks noChangeAspect="1"/>
-                          </pic:cNvPicPr>
-                        </pic:nvPicPr>
-                        <pic:blipFill>
-                          <a:blip r:embed="rId12">
-                            <a:clrChange>
-                              <a:clrFrom>
-                                <a:srgbClr val="FFFFFF">
-                                  <a:alpha val="100000"/>
-                                </a:srgbClr>
-                              </a:clrFrom>
-                              <a:clrTo>
-                                <a:srgbClr val="FFFFFF">
-                                  <a:alpha val="100000"/>
-                                  <a:alpha val="0"/>
-                                </a:srgbClr>
-                              </a:clrTo>
-                            </a:clrChange>
-                          </a:blip>
-                          <a:stretch>
-                            <a:fillRect/>
-                          </a:stretch>
-                        </pic:blipFill>
-                        <pic:spPr>
-                          <a:xfrm>
-                            <a:off x="22261" y="19395"/>
-                            <a:ext cx="1258" cy="713"/>
-                          </a:xfrm>
-                          <a:prstGeom prst="rect">
-                            <a:avLst/>
-                          </a:prstGeom>
-                        </pic:spPr>
-                      </pic:pic>
-                    </wpg:wgp>
-                  </a:graphicData>
-                </a:graphic>
-              </wp:anchor>
-            </w:drawing>
-          </mc:Choice>
-          <mc:Fallback>
-            <w:pict>
-              <v:group id="_x0000_s1026" o:spid="_x0000_s1026" o:spt="203" style="position:absolute;left:0pt;margin-left:219.1pt;margin-top:4.1pt;height:35.65pt;width:215.4pt;z-index:251662336;mso-width-relative:page;mso-height-relative:page;" coordorigin="19211,19395" coordsize="4308,713" o:gfxdata="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">
-                <o:lock v:ext="edit" aspectratio="f"/>
-                <v:shape id="图片 6" o:spid="_x0000_s1026" o:spt="75" alt="蔡冬雪" type="#_x0000_t75" style="position:absolute;left:19211;top:19491;height:566;width:1261;" filled="f" o:preferrelative="t" stroked="f" coordsize="21600,21600" o:gfxdata="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">
-                  <v:fill on="f" focussize="0,0"/>
-                  <v:stroke on="f"/>
-                  <v:imagedata r:id="rId11" cropleft="12226f" croptop="21838f" cropright="12384f" cropbottom="17497f" chromakey="#FFFFFF" o:title=""/>
-                  <o:lock v:ext="edit" aspectratio="t"/>
-                </v:shape>
-                <v:shape id="图片 4" o:spid="_x0000_s1026" o:spt="75" alt="王建丽" type="#_x0000_t75" style="position:absolute;left:22261;top:19395;height:713;width:1258;" filled="f" o:preferrelative="t" stroked="f" coordsize="21600,21600" o:gfxdata="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">
-                  <v:fill on="f" focussize="0,0"/>
-                  <v:stroke on="f"/>
-                  <v:imagedata r:id="rId12" chromakey="#FFFFFF" o:title=""/>
-                  <o:lock v:ext="edit" aspectratio="t"/>
-                </v:shape>
-              </v:group>
-            </w:pict>
-          </mc:Fallback>
-        </mc:AlternateContent>
-      </w:r>
     </w:p>
     <w:tbl>
       <w:tblPr>
@@ -5974,7 +5844,7 @@
           </w:tblCellMar>
         </w:tblPrEx>
         <w:trPr>
-          <w:trHeight w:val="441" w:hRule="exact"/>
+          <w:trHeight w:val="680" w:hRule="exact"/>
           <w:jc w:val="right"/>
         </w:trPr>
         <w:tc>
@@ -6023,6 +5893,15 @@
                 <w:szCs w:val="24"/>
               </w:rPr>
             </w:pPr>
+            <w:r>
+              <w:rPr>
+                <w:rFonts w:hint="eastAsia" w:ascii="Times New Roman" w:hAnsi="Times New Roman" w:cs="Times New Roman"/>
+                <w:b/>
+                <w:sz w:val="24"/>
+                <w:szCs w:val="24"/>
+              </w:rPr>
+              <w:t>{{"ty_tianjin1"|sign(64,28)}}</w:t>
+            </w:r>
           </w:p>
         </w:tc>
         <w:tc>
@@ -6081,6 +5960,15 @@
                 <w:szCs w:val="24"/>
               </w:rPr>
             </w:pPr>
+            <w:r>
+              <w:rPr>
+                <w:rFonts w:hint="eastAsia" w:ascii="Times New Roman" w:hAnsi="Times New Roman" w:cs="Times New Roman"/>
+                <w:b/>
+                <w:sz w:val="24"/>
+                <w:szCs w:val="24"/>
+              </w:rPr>
+              <w:t>{{"ty_tianjin2"|sign(59,34)}}</w:t>
+            </w:r>
           </w:p>
         </w:tc>
       </w:tr>
@@ -6322,144 +6210,6 @@
           <w:lang w:eastAsia="zh-CN"/>
         </w:rPr>
       </w:pPr>
-      <w:r>
-        <w:rPr>
-          <w:sz w:val="22"/>
-        </w:rPr>
-        <mc:AlternateContent>
-          <mc:Choice Requires="wpg">
-            <w:drawing>
-              <wp:anchor distT="0" distB="0" distL="114300" distR="114300" simplePos="0" relativeHeight="251663360" behindDoc="0" locked="0" layoutInCell="1" allowOverlap="1">
-                <wp:simplePos x="0" y="0"/>
-                <wp:positionH relativeFrom="column">
-                  <wp:posOffset>2774950</wp:posOffset>
-                </wp:positionH>
-                <wp:positionV relativeFrom="paragraph">
-                  <wp:posOffset>76200</wp:posOffset>
-                </wp:positionV>
-                <wp:extent cx="2927350" cy="572135"/>
-                <wp:effectExtent l="0" t="0" r="0" b="0"/>
-                <wp:wrapNone/>
-                <wp:docPr id="19" name="组合 19"/>
-                <wp:cNvGraphicFramePr/>
-                <a:graphic xmlns:a="http://schemas.openxmlformats.org/drawingml/2006/main">
-                  <a:graphicData uri="http://schemas.microsoft.com/office/word/2010/wordprocessingGroup">
-                    <wpg:wgp>
-                      <wpg:cNvGrpSpPr/>
-                      <wpg:grpSpPr>
-                        <a:xfrm>
-                          <a:off x="0" y="0"/>
-                          <a:ext cx="2927350" cy="572135"/>
-                          <a:chOff x="19199" y="21203"/>
-                          <a:chExt cx="4610" cy="901"/>
-                        </a:xfrm>
-                      </wpg:grpSpPr>
-                      <pic:pic xmlns:pic="http://schemas.openxmlformats.org/drawingml/2006/picture">
-                        <pic:nvPicPr>
-                          <pic:cNvPr id="23" name="图片 1"/>
-                          <pic:cNvPicPr>
-                            <a:picLocks noChangeAspect="1"/>
-                          </pic:cNvPicPr>
-                        </pic:nvPicPr>
-                        <pic:blipFill>
-                          <a:blip r:embed="rId13">
-                            <a:clrChange>
-                              <a:clrFrom>
-                                <a:srgbClr val="FFFFFF">
-                                  <a:alpha val="100000"/>
-                                </a:srgbClr>
-                              </a:clrFrom>
-                              <a:clrTo>
-                                <a:srgbClr val="FFFFFF">
-                                  <a:alpha val="100000"/>
-                                  <a:alpha val="0"/>
-                                </a:srgbClr>
-                              </a:clrTo>
-                            </a:clrChange>
-                          </a:blip>
-                          <a:srcRect l="10922" t="11667"/>
-                          <a:stretch>
-                            <a:fillRect/>
-                          </a:stretch>
-                        </pic:blipFill>
-                        <pic:spPr>
-                          <a:xfrm>
-                            <a:off x="19199" y="21203"/>
-                            <a:ext cx="1672" cy="901"/>
-                          </a:xfrm>
-                          <a:prstGeom prst="rect">
-                            <a:avLst/>
-                          </a:prstGeom>
-                          <a:noFill/>
-                          <a:ln>
-                            <a:noFill/>
-                          </a:ln>
-                        </pic:spPr>
-                      </pic:pic>
-                      <pic:pic xmlns:pic="http://schemas.openxmlformats.org/drawingml/2006/picture">
-                        <pic:nvPicPr>
-                          <pic:cNvPr id="27" name="图片 11" descr="王建丽"/>
-                          <pic:cNvPicPr>
-                            <a:picLocks noChangeAspect="1"/>
-                          </pic:cNvPicPr>
-                        </pic:nvPicPr>
-                        <pic:blipFill>
-                          <a:blip r:embed="rId12">
-                            <a:clrChange>
-                              <a:clrFrom>
-                                <a:srgbClr val="FFFFFF">
-                                  <a:alpha val="100000"/>
-                                </a:srgbClr>
-                              </a:clrFrom>
-                              <a:clrTo>
-                                <a:srgbClr val="FFFFFF">
-                                  <a:alpha val="100000"/>
-                                  <a:alpha val="0"/>
-                                </a:srgbClr>
-                              </a:clrTo>
-                            </a:clrChange>
-                          </a:blip>
-                          <a:stretch>
-                            <a:fillRect/>
-                          </a:stretch>
-                        </pic:blipFill>
-                        <pic:spPr>
-                          <a:xfrm>
-                            <a:off x="22321" y="21215"/>
-                            <a:ext cx="1488" cy="842"/>
-                          </a:xfrm>
-                          <a:prstGeom prst="rect">
-                            <a:avLst/>
-                          </a:prstGeom>
-                        </pic:spPr>
-                      </pic:pic>
-                    </wpg:wgp>
-                  </a:graphicData>
-                </a:graphic>
-              </wp:anchor>
-            </w:drawing>
-          </mc:Choice>
-          <mc:Fallback>
-            <w:pict>
-              <v:group id="_x0000_s1026" o:spid="_x0000_s1026" o:spt="203" style="position:absolute;left:0pt;margin-left:218.5pt;margin-top:6pt;height:45.05pt;width:230.5pt;z-index:251663360;mso-width-relative:page;mso-height-relative:page;" coordorigin="19199,21203" coordsize="4610,901" o:gfxdata="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">
-                <o:lock v:ext="edit" aspectratio="f"/